--- a/conecta/(FMR-DES-002) Documento de Análisis y Diseño - INTERHUB.docx
+++ b/conecta/(FMR-DES-002) Documento de Análisis y Diseño - INTERHUB.docx
@@ -1152,15 +1152,23 @@
         <w:sdt>
           <w:sdtPr>
             <w:rPr>
-              <w:iCs/>
-              <w:color w:val="1F497D" w:themeColor="text2"/>
-              <w:sz w:val="20"/>
+              <w:rFonts w:eastAsiaTheme="minorHAnsi" w:cstheme="minorBidi"/>
+              <w:color w:val="auto"/>
+              <w:sz w:val="22"/>
+              <w:szCs w:val="22"/>
             </w:rPr>
             <w:id w:val="-810486254"/>
             <w:placeholder>
               <w:docPart w:val="DefaultPlaceholder_-1854013440"/>
             </w:placeholder>
           </w:sdtPr>
+          <w:sdtEndPr>
+            <w:rPr>
+              <w:iCs/>
+              <w:color w:val="1F497D" w:themeColor="text2"/>
+              <w:sz w:val="20"/>
+            </w:rPr>
+          </w:sdtEndPr>
           <w:sdtContent>
             <w:tc>
               <w:tcPr>
@@ -1169,20 +1177,9 @@
               </w:tcPr>
               <w:p>
                 <w:pPr>
-                  <w:rPr>
-                    <w:rFonts w:cstheme="minorHAnsi"/>
-                    <w:iCs/>
-                    <w:color w:val="1F497D" w:themeColor="text2"/>
-                    <w:sz w:val="20"/>
-                  </w:rPr>
-                </w:pPr>
-                <w:r>
-                  <w:rPr>
-                    <w:rFonts w:cstheme="minorHAnsi"/>
-                    <w:iCs/>
-                    <w:color w:val="1F497D" w:themeColor="text2"/>
-                    <w:sz w:val="20"/>
-                  </w:rPr>
+                  <w:pStyle w:val="Ttulo1"/>
+                </w:pPr>
+                <w:r>
                   <w:t>INTERHUB</w:t>
                 </w:r>
               </w:p>
@@ -1198,20 +1195,9 @@
               </w:p>
               <w:p>
                 <w:pPr>
-                  <w:rPr>
-                    <w:rFonts w:cstheme="minorHAnsi"/>
-                    <w:iCs/>
-                    <w:color w:val="1F497D" w:themeColor="text2"/>
-                    <w:sz w:val="20"/>
-                  </w:rPr>
-                </w:pPr>
-                <w:r>
-                  <w:rPr>
-                    <w:rFonts w:cstheme="minorHAnsi"/>
-                    <w:iCs/>
-                    <w:color w:val="1F497D" w:themeColor="text2"/>
-                    <w:sz w:val="20"/>
-                  </w:rPr>
+                  <w:pStyle w:val="Ttulo2"/>
+                </w:pPr>
+                <w:r>
                   <w:t>Componentes agrupados por tipo</w:t>
                 </w:r>
               </w:p>
@@ -1227,39 +1213,12 @@
               </w:p>
               <w:p>
                 <w:pPr>
-                  <w:rPr>
-                    <w:rFonts w:cstheme="minorHAnsi"/>
-                    <w:iCs/>
-                    <w:color w:val="1F497D" w:themeColor="text2"/>
-                    <w:sz w:val="20"/>
-                  </w:rPr>
-                </w:pPr>
-              </w:p>
-              <w:p>
-                <w:pPr>
-                  <w:rPr>
-                    <w:rFonts w:cstheme="minorHAnsi"/>
-                    <w:iCs/>
-                    <w:color w:val="1F497D" w:themeColor="text2"/>
-                    <w:sz w:val="20"/>
-                  </w:rPr>
-                </w:pPr>
-                <w:r>
-                  <w:rPr>
-                    <w:rFonts w:cstheme="minorHAnsi"/>
-                    <w:iCs/>
-                    <w:color w:val="1F497D" w:themeColor="text2"/>
-                    <w:sz w:val="20"/>
-                  </w:rPr>
+                  <w:pStyle w:val="Ttulo3"/>
+                </w:pPr>
+                <w:r>
                   <w:t>Interfaces</w:t>
                 </w:r>
                 <w:r>
-                  <w:rPr>
-                    <w:rFonts w:cstheme="minorHAnsi"/>
-                    <w:iCs/>
-                    <w:color w:val="1F497D" w:themeColor="text2"/>
-                    <w:sz w:val="20"/>
-                  </w:rPr>
                   <w:t>: API Gateway + Lambda</w:t>
                 </w:r>
               </w:p>
@@ -1284,27 +1243,7 @@
                     <w:color w:val="1F497D" w:themeColor="text2"/>
                     <w:sz w:val="20"/>
                   </w:rPr>
-                  <w:t xml:space="preserve">API Rest (con sus respectivos </w:t>
-                </w:r>
-                <w:proofErr w:type="spellStart"/>
-                <w:r>
-                  <w:rPr>
-                    <w:rFonts w:asciiTheme="minorHAnsi" w:hAnsiTheme="minorHAnsi" w:cstheme="minorHAnsi"/>
-                    <w:iCs/>
-                    <w:color w:val="1F497D" w:themeColor="text2"/>
-                    <w:sz w:val="20"/>
-                  </w:rPr>
-                  <w:t>end-point</w:t>
-                </w:r>
-                <w:proofErr w:type="spellEnd"/>
-                <w:r>
-                  <w:rPr>
-                    <w:rFonts w:asciiTheme="minorHAnsi" w:hAnsiTheme="minorHAnsi" w:cstheme="minorHAnsi"/>
-                    <w:iCs/>
-                    <w:color w:val="1F497D" w:themeColor="text2"/>
-                    <w:sz w:val="20"/>
-                  </w:rPr>
-                  <w:t>) para ser consumido por el Banco Origen</w:t>
+                  <w:t>API Rest: Servicio Xpress (altas, modificación y nueva consulta)</w:t>
                 </w:r>
               </w:p>
               <w:p>
@@ -1348,106 +1287,7 @@
                     <w:color w:val="1F497D" w:themeColor="text2"/>
                     <w:sz w:val="20"/>
                   </w:rPr>
-                  <w:t xml:space="preserve">) para ser consumido por el </w:t>
-                </w:r>
-                <w:proofErr w:type="gramStart"/>
-                <w:r>
-                  <w:rPr>
-                    <w:rFonts w:asciiTheme="minorHAnsi" w:hAnsiTheme="minorHAnsi" w:cstheme="minorHAnsi"/>
-                    <w:iCs/>
-                    <w:color w:val="1F497D" w:themeColor="text2"/>
-                    <w:sz w:val="20"/>
-                  </w:rPr>
-                  <w:t>HUB</w:t>
-                </w:r>
-                <w:proofErr w:type="gramEnd"/>
-              </w:p>
-              <w:p>
-                <w:pPr>
-                  <w:rPr>
-                    <w:rFonts w:cstheme="minorHAnsi"/>
-                    <w:iCs/>
-                    <w:color w:val="1F497D" w:themeColor="text2"/>
-                    <w:sz w:val="20"/>
-                  </w:rPr>
-                </w:pPr>
-              </w:p>
-              <w:p>
-                <w:pPr>
-                  <w:rPr>
-                    <w:rFonts w:cstheme="minorHAnsi"/>
-                    <w:iCs/>
-                    <w:color w:val="1F497D" w:themeColor="text2"/>
-                    <w:sz w:val="20"/>
-                  </w:rPr>
-                </w:pPr>
-              </w:p>
-              <w:p>
-                <w:pPr>
-                  <w:rPr>
-                    <w:rFonts w:cstheme="minorHAnsi"/>
-                    <w:iCs/>
-                    <w:color w:val="1F497D" w:themeColor="text2"/>
-                    <w:sz w:val="20"/>
-                  </w:rPr>
-                </w:pPr>
-                <w:r>
-                  <w:rPr>
-                    <w:rFonts w:cstheme="minorHAnsi"/>
-                    <w:iCs/>
-                    <w:color w:val="1F497D" w:themeColor="text2"/>
-                    <w:sz w:val="20"/>
-                  </w:rPr>
-                  <w:t xml:space="preserve">Poller </w:t>
-                </w:r>
-                <w:r>
-                  <w:rPr>
-                    <w:rFonts w:cstheme="minorHAnsi"/>
-                    <w:iCs/>
-                    <w:color w:val="1F497D" w:themeColor="text2"/>
-                    <w:sz w:val="20"/>
-                  </w:rPr>
-                  <w:t xml:space="preserve">- </w:t>
-                </w:r>
-                <w:proofErr w:type="spellStart"/>
-                <w:r>
-                  <w:rPr>
-                    <w:rFonts w:cstheme="minorHAnsi"/>
-                    <w:iCs/>
-                    <w:color w:val="1F497D" w:themeColor="text2"/>
-                    <w:sz w:val="20"/>
-                  </w:rPr>
-                  <w:t>Crontab</w:t>
-                </w:r>
-                <w:proofErr w:type="spellEnd"/>
-                <w:r>
-                  <w:rPr>
-                    <w:rFonts w:cstheme="minorHAnsi"/>
-                    <w:iCs/>
-                    <w:color w:val="1F497D" w:themeColor="text2"/>
-                    <w:sz w:val="20"/>
-                  </w:rPr>
-                  <w:t xml:space="preserve">: </w:t>
-                </w:r>
-                <w:proofErr w:type="spellStart"/>
-                <w:r>
-                  <w:rPr>
-                    <w:rFonts w:cstheme="minorHAnsi"/>
-                    <w:iCs/>
-                    <w:color w:val="1F497D" w:themeColor="text2"/>
-                    <w:sz w:val="20"/>
-                  </w:rPr>
-                  <w:t>EventBridge</w:t>
-                </w:r>
-                <w:proofErr w:type="spellEnd"/>
-                <w:r>
-                  <w:rPr>
-                    <w:rFonts w:cstheme="minorHAnsi"/>
-                    <w:iCs/>
-                    <w:color w:val="1F497D" w:themeColor="text2"/>
-                    <w:sz w:val="20"/>
-                  </w:rPr>
-                  <w:t xml:space="preserve"> + Lambda</w:t>
+                  <w:t>) para ser consumido por el Banco Origen</w:t>
                 </w:r>
               </w:p>
               <w:p>
@@ -1464,6 +1304,15 @@
                     <w:sz w:val="20"/>
                   </w:rPr>
                 </w:pPr>
+                <w:r>
+                  <w:rPr>
+                    <w:rFonts w:asciiTheme="minorHAnsi" w:hAnsiTheme="minorHAnsi" w:cstheme="minorHAnsi"/>
+                    <w:iCs/>
+                    <w:color w:val="1F497D" w:themeColor="text2"/>
+                    <w:sz w:val="20"/>
+                  </w:rPr>
+                  <w:t xml:space="preserve">API Rest (con sus respectivos </w:t>
+                </w:r>
                 <w:proofErr w:type="spellStart"/>
                 <w:r>
                   <w:rPr>
@@ -1472,7 +1321,7 @@
                     <w:color w:val="1F497D" w:themeColor="text2"/>
                     <w:sz w:val="20"/>
                   </w:rPr>
-                  <w:t>Progamador</w:t>
+                  <w:t>end-point</w:t>
                 </w:r>
                 <w:proofErr w:type="spellEnd"/>
                 <w:r>
@@ -1482,7 +1331,27 @@
                     <w:color w:val="1F497D" w:themeColor="text2"/>
                     <w:sz w:val="20"/>
                   </w:rPr>
-                  <w:t xml:space="preserve"> para hacer </w:t>
+                  <w:t xml:space="preserve">) para ser consumido por el </w:t>
+                </w:r>
+                <w:proofErr w:type="gramStart"/>
+                <w:r>
+                  <w:rPr>
+                    <w:rFonts w:asciiTheme="minorHAnsi" w:hAnsiTheme="minorHAnsi" w:cstheme="minorHAnsi"/>
+                    <w:iCs/>
+                    <w:color w:val="1F497D" w:themeColor="text2"/>
+                    <w:sz w:val="20"/>
+                  </w:rPr>
+                  <w:t>HUB</w:t>
+                </w:r>
+                <w:proofErr w:type="gramEnd"/>
+                <w:r>
+                  <w:rPr>
+                    <w:rFonts w:asciiTheme="minorHAnsi" w:hAnsiTheme="minorHAnsi" w:cstheme="minorHAnsi"/>
+                    <w:iCs/>
+                    <w:color w:val="1F497D" w:themeColor="text2"/>
+                    <w:sz w:val="20"/>
+                  </w:rPr>
+                  <w:t xml:space="preserve"> (Dependencia del consultor </w:t>
                 </w:r>
                 <w:proofErr w:type="spellStart"/>
                 <w:r>
@@ -1492,7 +1361,7 @@
                     <w:color w:val="1F497D" w:themeColor="text2"/>
                     <w:sz w:val="20"/>
                   </w:rPr>
-                  <w:t>Get</w:t>
+                  <w:t>Minsait</w:t>
                 </w:r>
                 <w:proofErr w:type="spellEnd"/>
                 <w:r>
@@ -1502,64 +1371,36 @@
                     <w:color w:val="1F497D" w:themeColor="text2"/>
                     <w:sz w:val="20"/>
                   </w:rPr>
-                  <w:t xml:space="preserve"> </w:t>
-                </w:r>
-                <w:r>
-                  <w:rPr>
-                    <w:rFonts w:asciiTheme="minorHAnsi" w:hAnsiTheme="minorHAnsi" w:cstheme="minorHAnsi"/>
-                    <w:iCs/>
-                    <w:color w:val="1F497D" w:themeColor="text2"/>
-                    <w:sz w:val="20"/>
-                  </w:rPr>
-                  <w:t>el ACH Xpress</w:t>
-                </w:r>
-              </w:p>
-              <w:p>
-                <w:pPr>
-                  <w:rPr>
-                    <w:rFonts w:cstheme="minorHAnsi"/>
-                    <w:iCs/>
-                    <w:color w:val="1F497D" w:themeColor="text2"/>
-                    <w:sz w:val="20"/>
-                  </w:rPr>
-                </w:pPr>
-              </w:p>
-              <w:p>
-                <w:pPr>
-                  <w:rPr>
-                    <w:rFonts w:cstheme="minorHAnsi"/>
-                    <w:iCs/>
-                    <w:color w:val="1F497D" w:themeColor="text2"/>
-                    <w:sz w:val="20"/>
-                  </w:rPr>
-                </w:pPr>
-              </w:p>
-              <w:p>
-                <w:pPr>
-                  <w:rPr>
-                    <w:rFonts w:cstheme="minorHAnsi"/>
-                    <w:iCs/>
-                    <w:color w:val="1F497D" w:themeColor="text2"/>
-                    <w:sz w:val="20"/>
-                  </w:rPr>
-                </w:pPr>
-                <w:r>
-                  <w:rPr>
-                    <w:rFonts w:cstheme="minorHAnsi"/>
-                    <w:iCs/>
-                    <w:color w:val="1F497D" w:themeColor="text2"/>
-                    <w:sz w:val="20"/>
-                  </w:rPr>
-                  <w:t>Procesos Batch</w:t>
-                </w:r>
-                <w:r>
-                  <w:rPr>
-                    <w:rFonts w:cstheme="minorHAnsi"/>
-                    <w:iCs/>
-                    <w:color w:val="1F497D" w:themeColor="text2"/>
-                    <w:sz w:val="20"/>
-                  </w:rPr>
-                  <w:t xml:space="preserve"> – Los que se ejecutaran en Premisa</w:t>
+                  <w:t>)</w:t>
+                </w:r>
+              </w:p>
+              <w:p>
+                <w:pPr>
+                  <w:rPr>
+                    <w:rFonts w:cstheme="minorHAnsi"/>
+                    <w:iCs/>
+                    <w:color w:val="1F497D" w:themeColor="text2"/>
+                    <w:sz w:val="20"/>
+                  </w:rPr>
+                </w:pPr>
+              </w:p>
+              <w:p>
+                <w:pPr>
+                  <w:pStyle w:val="Ttulo3"/>
+                </w:pPr>
+                <w:r>
+                  <w:t>Poller</w:t>
+                </w:r>
+                <w:r>
+                  <w:t xml:space="preserve">: </w:t>
+                </w:r>
+                <w:proofErr w:type="spellStart"/>
+                <w:r>
+                  <w:t>EventBridge</w:t>
+                </w:r>
+                <w:proofErr w:type="spellEnd"/>
+                <w:r>
+                  <w:t xml:space="preserve"> + Lambda</w:t>
                 </w:r>
               </w:p>
               <w:p>
@@ -1583,99 +1424,40 @@
                     <w:color w:val="1F497D" w:themeColor="text2"/>
                     <w:sz w:val="20"/>
                   </w:rPr>
-                  <w:t>Falta especificaciones</w:t>
-                </w:r>
-              </w:p>
-              <w:p>
-                <w:pPr>
-                  <w:rPr>
-                    <w:iCs/>
-                    <w:color w:val="1F497D" w:themeColor="text2"/>
-                    <w:sz w:val="20"/>
-                  </w:rPr>
-                </w:pPr>
-              </w:p>
-              <w:p>
-                <w:pPr>
-                  <w:rPr>
-                    <w:iCs/>
-                    <w:color w:val="1F497D" w:themeColor="text2"/>
-                    <w:sz w:val="20"/>
-                  </w:rPr>
-                </w:pPr>
-              </w:p>
-              <w:p>
-                <w:pPr>
-                  <w:rPr>
-                    <w:iCs/>
-                    <w:color w:val="1F497D" w:themeColor="text2"/>
-                    <w:sz w:val="20"/>
-                  </w:rPr>
-                </w:pPr>
-              </w:p>
-              <w:p>
-                <w:pPr>
-                  <w:rPr>
-                    <w:iCs/>
-                    <w:color w:val="1F497D" w:themeColor="text2"/>
-                    <w:sz w:val="20"/>
-                  </w:rPr>
-                </w:pPr>
-              </w:p>
-              <w:p>
-                <w:pPr>
-                  <w:rPr>
-                    <w:iCs/>
-                    <w:color w:val="1F497D" w:themeColor="text2"/>
-                    <w:sz w:val="20"/>
-                  </w:rPr>
-                </w:pPr>
-              </w:p>
-              <w:p>
-                <w:pPr>
-                  <w:rPr>
-                    <w:iCs/>
-                    <w:color w:val="1F497D" w:themeColor="text2"/>
-                    <w:sz w:val="20"/>
-                  </w:rPr>
-                </w:pPr>
-                <w:r>
-                  <w:rPr>
-                    <w:iCs/>
-                    <w:color w:val="1F497D" w:themeColor="text2"/>
-                    <w:sz w:val="20"/>
-                  </w:rPr>
-                  <w:lastRenderedPageBreak/>
-                  <w:t xml:space="preserve">INTERHUB </w:t>
-                </w:r>
-                <w:r>
-                  <w:rPr>
-                    <w:iCs/>
-                    <w:color w:val="1F497D" w:themeColor="text2"/>
-                    <w:sz w:val="20"/>
-                  </w:rPr>
-                  <w:t xml:space="preserve">API Rest </w:t>
-                </w:r>
-                <w:r>
-                  <w:rPr>
-                    <w:iCs/>
-                    <w:color w:val="1F497D" w:themeColor="text2"/>
-                    <w:sz w:val="20"/>
-                  </w:rPr>
-                  <w:t xml:space="preserve">– </w:t>
-                </w:r>
-                <w:proofErr w:type="gramStart"/>
-                <w:r>
-                  <w:rPr>
-                    <w:iCs/>
-                    <w:color w:val="1F497D" w:themeColor="text2"/>
-                    <w:sz w:val="20"/>
-                  </w:rPr>
-                  <w:t>Interface</w:t>
-                </w:r>
-                <w:proofErr w:type="gramEnd"/>
-                <w:r>
-                  <w:rPr>
+                  <w:t>Prog</w:t>
+                </w:r>
+                <w:r>
+                  <w:rPr>
+                    <w:rFonts w:asciiTheme="minorHAnsi" w:hAnsiTheme="minorHAnsi" w:cstheme="minorHAnsi"/>
+                    <w:iCs/>
+                    <w:color w:val="1F497D" w:themeColor="text2"/>
+                    <w:sz w:val="20"/>
+                  </w:rPr>
+                  <w:t>r</w:t>
+                </w:r>
+                <w:r>
+                  <w:rPr>
+                    <w:rFonts w:asciiTheme="minorHAnsi" w:hAnsiTheme="minorHAnsi" w:cstheme="minorHAnsi"/>
+                    <w:iCs/>
+                    <w:color w:val="1F497D" w:themeColor="text2"/>
+                    <w:sz w:val="20"/>
+                  </w:rPr>
+                  <w:t xml:space="preserve">amador para hacer </w:t>
+                </w:r>
+                <w:proofErr w:type="spellStart"/>
+                <w:r>
+                  <w:rPr>
+                    <w:rFonts w:asciiTheme="minorHAnsi" w:hAnsiTheme="minorHAnsi" w:cstheme="minorHAnsi"/>
+                    <w:iCs/>
+                    <w:color w:val="1F497D" w:themeColor="text2"/>
+                    <w:sz w:val="20"/>
+                  </w:rPr>
+                  <w:t>Get</w:t>
+                </w:r>
+                <w:proofErr w:type="spellEnd"/>
+                <w:r>
+                  <w:rPr>
+                    <w:rFonts w:asciiTheme="minorHAnsi" w:hAnsiTheme="minorHAnsi" w:cstheme="minorHAnsi"/>
                     <w:iCs/>
                     <w:color w:val="1F497D" w:themeColor="text2"/>
                     <w:sz w:val="20"/>
@@ -1684,1118 +1466,62 @@
                 </w:r>
                 <w:r>
                   <w:rPr>
-                    <w:iCs/>
-                    <w:color w:val="1F497D" w:themeColor="text2"/>
-                    <w:sz w:val="20"/>
-                  </w:rPr>
-                  <w:t xml:space="preserve">para ser </w:t>
-                </w:r>
-                <w:r>
-                  <w:rPr>
-                    <w:iCs/>
-                    <w:color w:val="1F497D" w:themeColor="text2"/>
-                    <w:sz w:val="20"/>
-                  </w:rPr>
-                  <w:t>consumido por el Banco Origen</w:t>
-                </w:r>
-              </w:p>
-              <w:p>
-                <w:pPr>
-                  <w:rPr>
-                    <w:iCs/>
-                    <w:color w:val="1F497D" w:themeColor="text2"/>
-                    <w:sz w:val="20"/>
-                  </w:rPr>
-                </w:pPr>
-              </w:p>
-              <w:p>
-                <w:pPr>
-                  <w:ind w:left="311"/>
-                  <w:rPr>
-                    <w:iCs/>
-                    <w:color w:val="1F497D" w:themeColor="text2"/>
-                    <w:sz w:val="20"/>
-                  </w:rPr>
-                </w:pPr>
-                <w:r>
-                  <w:rPr>
-                    <w:iCs/>
-                    <w:color w:val="1F497D" w:themeColor="text2"/>
-                    <w:sz w:val="20"/>
-                  </w:rPr>
-                  <w:t xml:space="preserve">API Rest (con sus respectivos </w:t>
+                    <w:rFonts w:asciiTheme="minorHAnsi" w:hAnsiTheme="minorHAnsi" w:cstheme="minorHAnsi"/>
+                    <w:iCs/>
+                    <w:color w:val="1F497D" w:themeColor="text2"/>
+                    <w:sz w:val="20"/>
+                  </w:rPr>
+                  <w:t>el ACH Xpress</w:t>
+                </w:r>
+                <w:r>
+                  <w:rPr>
+                    <w:rFonts w:asciiTheme="minorHAnsi" w:hAnsiTheme="minorHAnsi" w:cstheme="minorHAnsi"/>
+                    <w:iCs/>
+                    <w:color w:val="1F497D" w:themeColor="text2"/>
+                    <w:sz w:val="20"/>
+                  </w:rPr>
+                  <w:t xml:space="preserve"> (Dependencia del proveedor </w:t>
                 </w:r>
                 <w:proofErr w:type="spellStart"/>
                 <w:r>
                   <w:rPr>
-                    <w:iCs/>
-                    <w:color w:val="1F497D" w:themeColor="text2"/>
-                    <w:sz w:val="20"/>
-                  </w:rPr>
-                  <w:t>end-point</w:t>
+                    <w:rFonts w:asciiTheme="minorHAnsi" w:hAnsiTheme="minorHAnsi" w:cstheme="minorHAnsi"/>
+                    <w:iCs/>
+                    <w:color w:val="1F497D" w:themeColor="text2"/>
+                    <w:sz w:val="20"/>
+                  </w:rPr>
+                  <w:t>Montran</w:t>
                 </w:r>
                 <w:proofErr w:type="spellEnd"/>
                 <w:r>
                   <w:rPr>
-                    <w:iCs/>
-                    <w:color w:val="1F497D" w:themeColor="text2"/>
-                    <w:sz w:val="20"/>
-                  </w:rPr>
-                  <w:t>) para ser consumido por el Banco Origen</w:t>
-                </w:r>
-              </w:p>
-              <w:p>
-                <w:pPr>
-                  <w:ind w:left="311"/>
-                  <w:rPr>
-                    <w:iCs/>
-                    <w:color w:val="1F497D" w:themeColor="text2"/>
-                    <w:sz w:val="20"/>
-                  </w:rPr>
-                </w:pPr>
-                <w:r>
-                  <w:rPr>
-                    <w:iCs/>
-                    <w:color w:val="1F497D" w:themeColor="text2"/>
-                    <w:sz w:val="20"/>
-                  </w:rPr>
-                  <w:t>El mensaje</w:t>
-                </w:r>
-                <w:r>
-                  <w:rPr>
-                    <w:iCs/>
-                    <w:color w:val="1F497D" w:themeColor="text2"/>
-                    <w:sz w:val="20"/>
-                  </w:rPr>
-                  <w:t xml:space="preserve"> </w:t>
-                </w:r>
-                <w:r>
-                  <w:rPr>
-                    <w:iCs/>
-                    <w:color w:val="1F497D" w:themeColor="text2"/>
-                    <w:sz w:val="20"/>
-                  </w:rPr>
-                  <w:t xml:space="preserve">deberá de seguir el </w:t>
-                </w:r>
-                <w:r>
-                  <w:rPr>
-                    <w:iCs/>
-                    <w:color w:val="1F497D" w:themeColor="text2"/>
-                    <w:sz w:val="20"/>
-                  </w:rPr>
-                  <w:t>estándar de Autopista</w:t>
-                </w:r>
-                <w:r>
-                  <w:rPr>
-                    <w:iCs/>
-                    <w:color w:val="1F497D" w:themeColor="text2"/>
-                    <w:sz w:val="20"/>
-                  </w:rPr>
-                  <w:t xml:space="preserve">, pero en el campo parámetros debe regirse por el </w:t>
-                </w:r>
-                <w:proofErr w:type="gramStart"/>
-                <w:r>
-                  <w:rPr>
-                    <w:iCs/>
-                    <w:color w:val="1F497D" w:themeColor="text2"/>
-                    <w:sz w:val="20"/>
-                  </w:rPr>
-                  <w:t>HUB</w:t>
-                </w:r>
-                <w:proofErr w:type="gramEnd"/>
-                <w:r>
-                  <w:rPr>
-                    <w:iCs/>
-                    <w:color w:val="1F497D" w:themeColor="text2"/>
-                    <w:sz w:val="20"/>
-                  </w:rPr>
-                  <w:t xml:space="preserve"> y PACS</w:t>
-                </w:r>
-              </w:p>
-              <w:p>
-                <w:pPr>
-                  <w:ind w:left="311"/>
-                  <w:rPr>
-                    <w:iCs/>
-                    <w:color w:val="1F497D" w:themeColor="text2"/>
-                    <w:sz w:val="20"/>
-                  </w:rPr>
-                </w:pPr>
-              </w:p>
-              <w:p>
-                <w:pPr>
-                  <w:ind w:left="311"/>
-                  <w:rPr>
-                    <w:iCs/>
-                    <w:color w:val="1F497D" w:themeColor="text2"/>
-                    <w:sz w:val="20"/>
-                  </w:rPr>
-                </w:pPr>
-                <w:r>
-                  <w:rPr>
-                    <w:iCs/>
-                    <w:color w:val="1F497D" w:themeColor="text2"/>
-                    <w:sz w:val="20"/>
-                  </w:rPr>
-                  <w:t xml:space="preserve">Estructura general del </w:t>
-                </w:r>
-                <w:proofErr w:type="spellStart"/>
-                <w:r>
-                  <w:rPr>
-                    <w:iCs/>
-                    <w:color w:val="1F497D" w:themeColor="text2"/>
-                    <w:sz w:val="20"/>
-                  </w:rPr>
-                  <w:t>resquest</w:t>
-                </w:r>
-                <w:proofErr w:type="spellEnd"/>
-              </w:p>
-              <w:p>
-                <w:pPr>
-                  <w:autoSpaceDE w:val="0"/>
-                  <w:autoSpaceDN w:val="0"/>
-                  <w:adjustRightInd w:val="0"/>
-                  <w:ind w:left="311"/>
-                  <w:rPr>
-                    <w:rFonts w:ascii="Cascadia Mono" w:hAnsi="Cascadia Mono" w:cs="Cascadia Mono"/>
-                    <w:color w:val="000000"/>
-                    <w:sz w:val="18"/>
-                    <w:szCs w:val="18"/>
-                    <w:highlight w:val="white"/>
-                  </w:rPr>
-                </w:pPr>
-                <w:r>
-                  <w:rPr>
-                    <w:rFonts w:ascii="Cascadia Mono" w:hAnsi="Cascadia Mono" w:cs="Cascadia Mono"/>
-                    <w:color w:val="000000"/>
-                    <w:sz w:val="18"/>
-                    <w:szCs w:val="18"/>
-                    <w:highlight w:val="white"/>
-                  </w:rPr>
-                  <w:t>{</w:t>
-                </w:r>
-              </w:p>
-              <w:p>
-                <w:pPr>
-                  <w:autoSpaceDE w:val="0"/>
-                  <w:autoSpaceDN w:val="0"/>
-                  <w:adjustRightInd w:val="0"/>
-                  <w:ind w:left="311"/>
-                  <w:rPr>
-                    <w:rFonts w:ascii="Cascadia Mono" w:hAnsi="Cascadia Mono" w:cs="Cascadia Mono"/>
-                    <w:color w:val="000000"/>
-                    <w:sz w:val="18"/>
-                    <w:szCs w:val="18"/>
-                    <w:highlight w:val="white"/>
-                  </w:rPr>
-                </w:pPr>
-                <w:r>
-                  <w:rPr>
-                    <w:rFonts w:ascii="Cascadia Mono" w:hAnsi="Cascadia Mono" w:cs="Cascadia Mono"/>
-                    <w:color w:val="000000"/>
-                    <w:sz w:val="18"/>
-                    <w:szCs w:val="18"/>
-                    <w:highlight w:val="white"/>
-                  </w:rPr>
-                  <w:t xml:space="preserve">  </w:t>
-                </w:r>
-                <w:r>
-                  <w:rPr>
-                    <w:rFonts w:ascii="Cascadia Mono" w:hAnsi="Cascadia Mono" w:cs="Cascadia Mono"/>
-                    <w:color w:val="2E75B6"/>
-                    <w:sz w:val="18"/>
-                    <w:szCs w:val="18"/>
-                    <w:highlight w:val="white"/>
-                  </w:rPr>
-                  <w:t>"</w:t>
-                </w:r>
-                <w:proofErr w:type="spellStart"/>
-                <w:r>
-                  <w:rPr>
-                    <w:rFonts w:ascii="Cascadia Mono" w:hAnsi="Cascadia Mono" w:cs="Cascadia Mono"/>
-                    <w:color w:val="2E75B6"/>
-                    <w:sz w:val="18"/>
-                    <w:szCs w:val="18"/>
-                    <w:highlight w:val="white"/>
-                  </w:rPr>
-                  <w:t>idCanal</w:t>
-                </w:r>
-                <w:proofErr w:type="spellEnd"/>
-                <w:r>
-                  <w:rPr>
-                    <w:rFonts w:ascii="Cascadia Mono" w:hAnsi="Cascadia Mono" w:cs="Cascadia Mono"/>
-                    <w:color w:val="2E75B6"/>
-                    <w:sz w:val="18"/>
-                    <w:szCs w:val="18"/>
-                    <w:highlight w:val="white"/>
-                  </w:rPr>
-                  <w:t>"</w:t>
-                </w:r>
-                <w:r>
-                  <w:rPr>
-                    <w:rFonts w:ascii="Cascadia Mono" w:hAnsi="Cascadia Mono" w:cs="Cascadia Mono"/>
-                    <w:color w:val="000000"/>
-                    <w:sz w:val="18"/>
-                    <w:szCs w:val="18"/>
-                    <w:highlight w:val="white"/>
-                  </w:rPr>
-                  <w:t xml:space="preserve">: </w:t>
-                </w:r>
-                <w:r>
-                  <w:rPr>
-                    <w:rFonts w:ascii="Cascadia Mono" w:hAnsi="Cascadia Mono" w:cs="Cascadia Mono"/>
-                    <w:color w:val="A31515"/>
-                    <w:sz w:val="18"/>
-                    <w:szCs w:val="18"/>
-                    <w:highlight w:val="white"/>
-                  </w:rPr>
-                  <w:t>""</w:t>
-                </w:r>
-                <w:r>
-                  <w:rPr>
-                    <w:rFonts w:ascii="Cascadia Mono" w:hAnsi="Cascadia Mono" w:cs="Cascadia Mono"/>
-                    <w:color w:val="000000"/>
-                    <w:sz w:val="18"/>
-                    <w:szCs w:val="18"/>
-                    <w:highlight w:val="white"/>
-                  </w:rPr>
-                  <w:t>,</w:t>
-                </w:r>
-              </w:p>
-              <w:p>
-                <w:pPr>
-                  <w:autoSpaceDE w:val="0"/>
-                  <w:autoSpaceDN w:val="0"/>
-                  <w:adjustRightInd w:val="0"/>
-                  <w:ind w:left="311"/>
-                  <w:rPr>
-                    <w:rFonts w:ascii="Cascadia Mono" w:hAnsi="Cascadia Mono" w:cs="Cascadia Mono"/>
-                    <w:color w:val="000000"/>
-                    <w:sz w:val="18"/>
-                    <w:szCs w:val="18"/>
-                    <w:highlight w:val="white"/>
-                  </w:rPr>
-                </w:pPr>
-                <w:r>
-                  <w:rPr>
-                    <w:rFonts w:ascii="Cascadia Mono" w:hAnsi="Cascadia Mono" w:cs="Cascadia Mono"/>
-                    <w:color w:val="000000"/>
-                    <w:sz w:val="18"/>
-                    <w:szCs w:val="18"/>
-                    <w:highlight w:val="white"/>
-                  </w:rPr>
-                  <w:t xml:space="preserve">  </w:t>
-                </w:r>
-                <w:r>
-                  <w:rPr>
-                    <w:rFonts w:ascii="Cascadia Mono" w:hAnsi="Cascadia Mono" w:cs="Cascadia Mono"/>
-                    <w:color w:val="2E75B6"/>
-                    <w:sz w:val="18"/>
-                    <w:szCs w:val="18"/>
-                    <w:highlight w:val="white"/>
-                  </w:rPr>
-                  <w:t>"validador"</w:t>
-                </w:r>
-                <w:r>
-                  <w:rPr>
-                    <w:rFonts w:ascii="Cascadia Mono" w:hAnsi="Cascadia Mono" w:cs="Cascadia Mono"/>
-                    <w:color w:val="000000"/>
-                    <w:sz w:val="18"/>
-                    <w:szCs w:val="18"/>
-                    <w:highlight w:val="white"/>
-                  </w:rPr>
-                  <w:t xml:space="preserve">: </w:t>
-                </w:r>
-                <w:r>
-                  <w:rPr>
-                    <w:rFonts w:ascii="Cascadia Mono" w:hAnsi="Cascadia Mono" w:cs="Cascadia Mono"/>
-                    <w:color w:val="A31515"/>
-                    <w:sz w:val="18"/>
-                    <w:szCs w:val="18"/>
-                    <w:highlight w:val="white"/>
-                  </w:rPr>
-                  <w:t>""</w:t>
-                </w:r>
-                <w:r>
-                  <w:rPr>
-                    <w:rFonts w:ascii="Cascadia Mono" w:hAnsi="Cascadia Mono" w:cs="Cascadia Mono"/>
-                    <w:color w:val="000000"/>
-                    <w:sz w:val="18"/>
-                    <w:szCs w:val="18"/>
-                    <w:highlight w:val="white"/>
-                  </w:rPr>
-                  <w:t>,</w:t>
-                </w:r>
-              </w:p>
-              <w:p>
-                <w:pPr>
-                  <w:autoSpaceDE w:val="0"/>
-                  <w:autoSpaceDN w:val="0"/>
-                  <w:adjustRightInd w:val="0"/>
-                  <w:ind w:left="311"/>
-                  <w:rPr>
-                    <w:rFonts w:ascii="Cascadia Mono" w:hAnsi="Cascadia Mono" w:cs="Cascadia Mono"/>
-                    <w:color w:val="000000"/>
-                    <w:sz w:val="18"/>
-                    <w:szCs w:val="18"/>
-                    <w:highlight w:val="white"/>
-                  </w:rPr>
-                </w:pPr>
-                <w:r>
-                  <w:rPr>
-                    <w:rFonts w:ascii="Cascadia Mono" w:hAnsi="Cascadia Mono" w:cs="Cascadia Mono"/>
-                    <w:color w:val="000000"/>
-                    <w:sz w:val="18"/>
-                    <w:szCs w:val="18"/>
-                    <w:highlight w:val="white"/>
-                  </w:rPr>
-                  <w:t xml:space="preserve">  </w:t>
-                </w:r>
-                <w:r>
-                  <w:rPr>
-                    <w:rFonts w:ascii="Cascadia Mono" w:hAnsi="Cascadia Mono" w:cs="Cascadia Mono"/>
-                    <w:color w:val="2E75B6"/>
-                    <w:sz w:val="18"/>
-                    <w:szCs w:val="18"/>
-                    <w:highlight w:val="white"/>
-                  </w:rPr>
-                  <w:t>"</w:t>
-                </w:r>
-                <w:proofErr w:type="spellStart"/>
-                <w:r>
-                  <w:rPr>
-                    <w:rFonts w:ascii="Cascadia Mono" w:hAnsi="Cascadia Mono" w:cs="Cascadia Mono"/>
-                    <w:color w:val="2E75B6"/>
-                    <w:sz w:val="18"/>
-                    <w:szCs w:val="18"/>
-                    <w:highlight w:val="white"/>
-                  </w:rPr>
-                  <w:t>peticion</w:t>
-                </w:r>
-                <w:proofErr w:type="spellEnd"/>
-                <w:r>
-                  <w:rPr>
-                    <w:rFonts w:ascii="Cascadia Mono" w:hAnsi="Cascadia Mono" w:cs="Cascadia Mono"/>
-                    <w:color w:val="2E75B6"/>
-                    <w:sz w:val="18"/>
-                    <w:szCs w:val="18"/>
-                    <w:highlight w:val="white"/>
-                  </w:rPr>
-                  <w:t>"</w:t>
-                </w:r>
-                <w:r>
-                  <w:rPr>
-                    <w:rFonts w:ascii="Cascadia Mono" w:hAnsi="Cascadia Mono" w:cs="Cascadia Mono"/>
-                    <w:color w:val="000000"/>
-                    <w:sz w:val="18"/>
-                    <w:szCs w:val="18"/>
-                    <w:highlight w:val="white"/>
-                  </w:rPr>
-                  <w:t>: {</w:t>
-                </w:r>
-              </w:p>
-              <w:p>
-                <w:pPr>
-                  <w:autoSpaceDE w:val="0"/>
-                  <w:autoSpaceDN w:val="0"/>
-                  <w:adjustRightInd w:val="0"/>
-                  <w:ind w:left="311"/>
-                  <w:rPr>
-                    <w:rFonts w:ascii="Cascadia Mono" w:hAnsi="Cascadia Mono" w:cs="Cascadia Mono"/>
-                    <w:color w:val="000000"/>
-                    <w:sz w:val="18"/>
-                    <w:szCs w:val="18"/>
-                    <w:highlight w:val="white"/>
-                  </w:rPr>
-                </w:pPr>
-                <w:r>
-                  <w:rPr>
-                    <w:rFonts w:ascii="Cascadia Mono" w:hAnsi="Cascadia Mono" w:cs="Cascadia Mono"/>
-                    <w:color w:val="000000"/>
-                    <w:sz w:val="18"/>
-                    <w:szCs w:val="18"/>
-                    <w:highlight w:val="white"/>
-                  </w:rPr>
-                  <w:t xml:space="preserve">    </w:t>
-                </w:r>
-                <w:r>
-                  <w:rPr>
-                    <w:rFonts w:ascii="Cascadia Mono" w:hAnsi="Cascadia Mono" w:cs="Cascadia Mono"/>
-                    <w:color w:val="2E75B6"/>
-                    <w:sz w:val="18"/>
-                    <w:szCs w:val="18"/>
-                    <w:highlight w:val="white"/>
-                  </w:rPr>
-                  <w:t>"</w:t>
-                </w:r>
-                <w:proofErr w:type="spellStart"/>
-                <w:r>
-                  <w:rPr>
-                    <w:rFonts w:ascii="Cascadia Mono" w:hAnsi="Cascadia Mono" w:cs="Cascadia Mono"/>
-                    <w:color w:val="2E75B6"/>
-                    <w:sz w:val="18"/>
-                    <w:szCs w:val="18"/>
-                    <w:highlight w:val="white"/>
-                  </w:rPr>
-                  <w:t>idPeticion</w:t>
-                </w:r>
-                <w:proofErr w:type="spellEnd"/>
-                <w:r>
-                  <w:rPr>
-                    <w:rFonts w:ascii="Cascadia Mono" w:hAnsi="Cascadia Mono" w:cs="Cascadia Mono"/>
-                    <w:color w:val="2E75B6"/>
-                    <w:sz w:val="18"/>
-                    <w:szCs w:val="18"/>
-                    <w:highlight w:val="white"/>
-                  </w:rPr>
-                  <w:t>"</w:t>
-                </w:r>
-                <w:r>
-                  <w:rPr>
-                    <w:rFonts w:ascii="Cascadia Mono" w:hAnsi="Cascadia Mono" w:cs="Cascadia Mono"/>
-                    <w:color w:val="000000"/>
-                    <w:sz w:val="18"/>
-                    <w:szCs w:val="18"/>
-                    <w:highlight w:val="white"/>
-                  </w:rPr>
-                  <w:t xml:space="preserve">: </w:t>
-                </w:r>
-                <w:r>
-                  <w:rPr>
-                    <w:rFonts w:ascii="Cascadia Mono" w:hAnsi="Cascadia Mono" w:cs="Cascadia Mono"/>
-                    <w:color w:val="A31515"/>
-                    <w:sz w:val="18"/>
-                    <w:szCs w:val="18"/>
-                    <w:highlight w:val="white"/>
-                  </w:rPr>
-                  <w:t>""</w:t>
-                </w:r>
-                <w:r>
-                  <w:rPr>
-                    <w:rFonts w:ascii="Cascadia Mono" w:hAnsi="Cascadia Mono" w:cs="Cascadia Mono"/>
-                    <w:color w:val="000000"/>
-                    <w:sz w:val="18"/>
-                    <w:szCs w:val="18"/>
-                    <w:highlight w:val="white"/>
-                  </w:rPr>
-                  <w:t>,</w:t>
-                </w:r>
-              </w:p>
-              <w:p>
-                <w:pPr>
-                  <w:autoSpaceDE w:val="0"/>
-                  <w:autoSpaceDN w:val="0"/>
-                  <w:adjustRightInd w:val="0"/>
-                  <w:ind w:left="311"/>
-                  <w:rPr>
-                    <w:rFonts w:ascii="Cascadia Mono" w:hAnsi="Cascadia Mono" w:cs="Cascadia Mono"/>
-                    <w:color w:val="000000"/>
-                    <w:sz w:val="18"/>
-                    <w:szCs w:val="18"/>
-                    <w:highlight w:val="white"/>
-                  </w:rPr>
-                </w:pPr>
-                <w:r>
-                  <w:rPr>
-                    <w:rFonts w:ascii="Cascadia Mono" w:hAnsi="Cascadia Mono" w:cs="Cascadia Mono"/>
-                    <w:color w:val="000000"/>
-                    <w:sz w:val="18"/>
-                    <w:szCs w:val="18"/>
-                    <w:highlight w:val="white"/>
-                  </w:rPr>
-                  <w:t xml:space="preserve">    </w:t>
-                </w:r>
-                <w:r>
-                  <w:rPr>
-                    <w:rFonts w:ascii="Cascadia Mono" w:hAnsi="Cascadia Mono" w:cs="Cascadia Mono"/>
-                    <w:color w:val="2E75B6"/>
-                    <w:sz w:val="18"/>
-                    <w:szCs w:val="18"/>
-                    <w:highlight w:val="white"/>
-                  </w:rPr>
-                  <w:t>"</w:t>
-                </w:r>
-                <w:proofErr w:type="spellStart"/>
-                <w:r>
-                  <w:rPr>
-                    <w:rFonts w:ascii="Cascadia Mono" w:hAnsi="Cascadia Mono" w:cs="Cascadia Mono"/>
-                    <w:color w:val="2E75B6"/>
-                    <w:sz w:val="18"/>
-                    <w:szCs w:val="18"/>
-                    <w:highlight w:val="white"/>
-                  </w:rPr>
-                  <w:t>metodo</w:t>
-                </w:r>
-                <w:proofErr w:type="spellEnd"/>
-                <w:r>
-                  <w:rPr>
-                    <w:rFonts w:ascii="Cascadia Mono" w:hAnsi="Cascadia Mono" w:cs="Cascadia Mono"/>
-                    <w:color w:val="2E75B6"/>
-                    <w:sz w:val="18"/>
-                    <w:szCs w:val="18"/>
-                    <w:highlight w:val="white"/>
-                  </w:rPr>
-                  <w:t>"</w:t>
-                </w:r>
-                <w:r>
-                  <w:rPr>
-                    <w:rFonts w:ascii="Cascadia Mono" w:hAnsi="Cascadia Mono" w:cs="Cascadia Mono"/>
-                    <w:color w:val="000000"/>
-                    <w:sz w:val="18"/>
-                    <w:szCs w:val="18"/>
-                    <w:highlight w:val="white"/>
-                  </w:rPr>
-                  <w:t xml:space="preserve">: </w:t>
-                </w:r>
-                <w:r>
-                  <w:rPr>
-                    <w:rFonts w:ascii="Cascadia Mono" w:hAnsi="Cascadia Mono" w:cs="Cascadia Mono"/>
-                    <w:color w:val="A31515"/>
-                    <w:sz w:val="18"/>
-                    <w:szCs w:val="18"/>
-                    <w:highlight w:val="white"/>
-                  </w:rPr>
-                  <w:t>""</w:t>
-                </w:r>
-                <w:r>
-                  <w:rPr>
-                    <w:rFonts w:ascii="Cascadia Mono" w:hAnsi="Cascadia Mono" w:cs="Cascadia Mono"/>
-                    <w:color w:val="000000"/>
-                    <w:sz w:val="18"/>
-                    <w:szCs w:val="18"/>
-                    <w:highlight w:val="white"/>
-                  </w:rPr>
-                  <w:t>,</w:t>
-                </w:r>
-              </w:p>
-              <w:p>
-                <w:pPr>
-                  <w:autoSpaceDE w:val="0"/>
-                  <w:autoSpaceDN w:val="0"/>
-                  <w:adjustRightInd w:val="0"/>
-                  <w:ind w:left="311"/>
-                  <w:rPr>
-                    <w:rFonts w:ascii="Cascadia Mono" w:hAnsi="Cascadia Mono" w:cs="Cascadia Mono"/>
-                    <w:color w:val="000000"/>
-                    <w:sz w:val="18"/>
-                    <w:szCs w:val="18"/>
-                    <w:highlight w:val="white"/>
-                  </w:rPr>
-                </w:pPr>
-                <w:r>
-                  <w:rPr>
-                    <w:rFonts w:ascii="Cascadia Mono" w:hAnsi="Cascadia Mono" w:cs="Cascadia Mono"/>
-                    <w:color w:val="000000"/>
-                    <w:sz w:val="18"/>
-                    <w:szCs w:val="18"/>
-                    <w:highlight w:val="white"/>
-                  </w:rPr>
-                  <w:t xml:space="preserve">    </w:t>
-                </w:r>
-                <w:r>
-                  <w:rPr>
-                    <w:rFonts w:ascii="Cascadia Mono" w:hAnsi="Cascadia Mono" w:cs="Cascadia Mono"/>
-                    <w:color w:val="2E75B6"/>
-                    <w:sz w:val="18"/>
-                    <w:szCs w:val="18"/>
-                    <w:highlight w:val="white"/>
-                  </w:rPr>
-                  <w:t>"solicitudes"</w:t>
-                </w:r>
-                <w:r>
-                  <w:rPr>
-                    <w:rFonts w:ascii="Cascadia Mono" w:hAnsi="Cascadia Mono" w:cs="Cascadia Mono"/>
-                    <w:color w:val="000000"/>
-                    <w:sz w:val="18"/>
-                    <w:szCs w:val="18"/>
-                    <w:highlight w:val="white"/>
-                  </w:rPr>
-                  <w:t>: [</w:t>
-                </w:r>
-              </w:p>
-              <w:p>
-                <w:pPr>
-                  <w:autoSpaceDE w:val="0"/>
-                  <w:autoSpaceDN w:val="0"/>
-                  <w:adjustRightInd w:val="0"/>
-                  <w:ind w:left="311"/>
-                  <w:rPr>
-                    <w:rFonts w:ascii="Cascadia Mono" w:hAnsi="Cascadia Mono" w:cs="Cascadia Mono"/>
-                    <w:color w:val="000000"/>
-                    <w:sz w:val="18"/>
-                    <w:szCs w:val="18"/>
-                    <w:highlight w:val="white"/>
-                  </w:rPr>
-                </w:pPr>
-                <w:r>
-                  <w:rPr>
-                    <w:rFonts w:ascii="Cascadia Mono" w:hAnsi="Cascadia Mono" w:cs="Cascadia Mono"/>
-                    <w:color w:val="000000"/>
-                    <w:sz w:val="18"/>
-                    <w:szCs w:val="18"/>
-                    <w:highlight w:val="white"/>
-                  </w:rPr>
-                  <w:t xml:space="preserve">      {</w:t>
-                </w:r>
-              </w:p>
-              <w:p>
-                <w:pPr>
-                  <w:autoSpaceDE w:val="0"/>
-                  <w:autoSpaceDN w:val="0"/>
-                  <w:adjustRightInd w:val="0"/>
-                  <w:ind w:left="311"/>
-                  <w:rPr>
-                    <w:rFonts w:ascii="Cascadia Mono" w:hAnsi="Cascadia Mono" w:cs="Cascadia Mono"/>
-                    <w:color w:val="000000"/>
-                    <w:sz w:val="18"/>
-                    <w:szCs w:val="18"/>
-                    <w:highlight w:val="white"/>
-                  </w:rPr>
-                </w:pPr>
-                <w:r>
-                  <w:rPr>
-                    <w:rFonts w:ascii="Cascadia Mono" w:hAnsi="Cascadia Mono" w:cs="Cascadia Mono"/>
-                    <w:color w:val="000000"/>
-                    <w:sz w:val="18"/>
-                    <w:szCs w:val="18"/>
-                    <w:highlight w:val="white"/>
-                  </w:rPr>
-                  <w:t xml:space="preserve">        </w:t>
-                </w:r>
-                <w:r>
-                  <w:rPr>
-                    <w:rFonts w:ascii="Cascadia Mono" w:hAnsi="Cascadia Mono" w:cs="Cascadia Mono"/>
-                    <w:color w:val="2E75B6"/>
-                    <w:sz w:val="18"/>
-                    <w:szCs w:val="18"/>
-                    <w:highlight w:val="white"/>
-                  </w:rPr>
-                  <w:t>"</w:t>
-                </w:r>
-                <w:proofErr w:type="spellStart"/>
-                <w:r>
-                  <w:rPr>
-                    <w:rFonts w:ascii="Cascadia Mono" w:hAnsi="Cascadia Mono" w:cs="Cascadia Mono"/>
-                    <w:color w:val="2E75B6"/>
-                    <w:sz w:val="18"/>
-                    <w:szCs w:val="18"/>
-                    <w:highlight w:val="white"/>
-                  </w:rPr>
-                  <w:t>idSolicitud</w:t>
-                </w:r>
-                <w:proofErr w:type="spellEnd"/>
-                <w:r>
-                  <w:rPr>
-                    <w:rFonts w:ascii="Cascadia Mono" w:hAnsi="Cascadia Mono" w:cs="Cascadia Mono"/>
-                    <w:color w:val="2E75B6"/>
-                    <w:sz w:val="18"/>
-                    <w:szCs w:val="18"/>
-                    <w:highlight w:val="white"/>
-                  </w:rPr>
-                  <w:t>"</w:t>
-                </w:r>
-                <w:r>
-                  <w:rPr>
-                    <w:rFonts w:ascii="Cascadia Mono" w:hAnsi="Cascadia Mono" w:cs="Cascadia Mono"/>
-                    <w:color w:val="000000"/>
-                    <w:sz w:val="18"/>
-                    <w:szCs w:val="18"/>
-                    <w:highlight w:val="white"/>
-                  </w:rPr>
-                  <w:t xml:space="preserve">: </w:t>
-                </w:r>
-                <w:r>
-                  <w:rPr>
-                    <w:rFonts w:ascii="Cascadia Mono" w:hAnsi="Cascadia Mono" w:cs="Cascadia Mono"/>
-                    <w:color w:val="A31515"/>
-                    <w:sz w:val="18"/>
-                    <w:szCs w:val="18"/>
-                    <w:highlight w:val="white"/>
-                  </w:rPr>
-                  <w:t>""</w:t>
-                </w:r>
-                <w:r>
-                  <w:rPr>
-                    <w:rFonts w:ascii="Cascadia Mono" w:hAnsi="Cascadia Mono" w:cs="Cascadia Mono"/>
-                    <w:color w:val="000000"/>
-                    <w:sz w:val="18"/>
-                    <w:szCs w:val="18"/>
-                    <w:highlight w:val="white"/>
-                  </w:rPr>
-                  <w:t>,</w:t>
-                </w:r>
-              </w:p>
-              <w:p>
-                <w:pPr>
-                  <w:autoSpaceDE w:val="0"/>
-                  <w:autoSpaceDN w:val="0"/>
-                  <w:adjustRightInd w:val="0"/>
-                  <w:ind w:left="311"/>
-                  <w:rPr>
-                    <w:rFonts w:ascii="Cascadia Mono" w:hAnsi="Cascadia Mono" w:cs="Cascadia Mono"/>
-                    <w:color w:val="000000"/>
-                    <w:sz w:val="18"/>
-                    <w:szCs w:val="18"/>
-                    <w:highlight w:val="white"/>
-                  </w:rPr>
-                </w:pPr>
-                <w:r>
-                  <w:rPr>
-                    <w:rFonts w:ascii="Cascadia Mono" w:hAnsi="Cascadia Mono" w:cs="Cascadia Mono"/>
-                    <w:color w:val="000000"/>
-                    <w:sz w:val="18"/>
-                    <w:szCs w:val="18"/>
-                    <w:highlight w:val="white"/>
-                  </w:rPr>
-                  <w:t xml:space="preserve">        </w:t>
-                </w:r>
-                <w:r>
-                  <w:rPr>
-                    <w:rFonts w:ascii="Cascadia Mono" w:hAnsi="Cascadia Mono" w:cs="Cascadia Mono"/>
-                    <w:color w:val="2E75B6"/>
-                    <w:sz w:val="18"/>
-                    <w:szCs w:val="18"/>
-                    <w:highlight w:val="white"/>
-                  </w:rPr>
-                  <w:t>"</w:t>
-                </w:r>
-                <w:proofErr w:type="spellStart"/>
-                <w:r>
-                  <w:rPr>
-                    <w:rFonts w:ascii="Cascadia Mono" w:hAnsi="Cascadia Mono" w:cs="Cascadia Mono"/>
-                    <w:color w:val="2E75B6"/>
-                    <w:sz w:val="18"/>
-                    <w:szCs w:val="18"/>
-                    <w:highlight w:val="white"/>
-                  </w:rPr>
-                  <w:t>parametros</w:t>
-                </w:r>
-                <w:proofErr w:type="spellEnd"/>
-                <w:r>
-                  <w:rPr>
-                    <w:rFonts w:ascii="Cascadia Mono" w:hAnsi="Cascadia Mono" w:cs="Cascadia Mono"/>
-                    <w:color w:val="2E75B6"/>
-                    <w:sz w:val="18"/>
-                    <w:szCs w:val="18"/>
-                    <w:highlight w:val="white"/>
-                  </w:rPr>
-                  <w:t>"</w:t>
-                </w:r>
-                <w:r>
-                  <w:rPr>
-                    <w:rFonts w:ascii="Cascadia Mono" w:hAnsi="Cascadia Mono" w:cs="Cascadia Mono"/>
-                    <w:color w:val="000000"/>
-                    <w:sz w:val="18"/>
-                    <w:szCs w:val="18"/>
-                    <w:highlight w:val="white"/>
-                  </w:rPr>
-                  <w:t>: {</w:t>
-                </w:r>
-              </w:p>
-              <w:p>
-                <w:pPr>
-                  <w:autoSpaceDE w:val="0"/>
-                  <w:autoSpaceDN w:val="0"/>
-                  <w:adjustRightInd w:val="0"/>
-                  <w:ind w:left="311"/>
-                  <w:rPr>
-                    <w:rFonts w:ascii="Cascadia Mono" w:hAnsi="Cascadia Mono" w:cs="Cascadia Mono"/>
-                    <w:color w:val="000000"/>
-                    <w:sz w:val="18"/>
-                    <w:szCs w:val="18"/>
-                    <w:highlight w:val="white"/>
-                  </w:rPr>
-                </w:pPr>
-                <w:r>
-                  <w:rPr>
-                    <w:rFonts w:ascii="Cascadia Mono" w:hAnsi="Cascadia Mono" w:cs="Cascadia Mono"/>
-                    <w:color w:val="000000"/>
-                    <w:sz w:val="18"/>
-                    <w:szCs w:val="18"/>
-                    <w:highlight w:val="white"/>
-                  </w:rPr>
-                  <w:t xml:space="preserve">          </w:t>
-                </w:r>
-                <w:r>
-                  <w:rPr>
-                    <w:rFonts w:ascii="Cascadia Mono" w:hAnsi="Cascadia Mono" w:cs="Cascadia Mono"/>
-                    <w:color w:val="008000"/>
-                    <w:sz w:val="18"/>
-                    <w:szCs w:val="18"/>
-                    <w:highlight w:val="white"/>
-                  </w:rPr>
-                  <w:t xml:space="preserve">// Campos basados a </w:t>
-                </w:r>
-                <w:r>
-                  <w:rPr>
-                    <w:rFonts w:ascii="Cascadia Mono" w:hAnsi="Cascadia Mono" w:cs="Cascadia Mono"/>
-                    <w:color w:val="008000"/>
-                    <w:sz w:val="18"/>
-                    <w:szCs w:val="18"/>
-                    <w:highlight w:val="white"/>
-                  </w:rPr>
-                  <w:t xml:space="preserve">Doc. </w:t>
-                </w:r>
-                <w:proofErr w:type="gramStart"/>
-                <w:r>
-                  <w:rPr>
-                    <w:rFonts w:ascii="Cascadia Mono" w:hAnsi="Cascadia Mono" w:cs="Cascadia Mono"/>
-                    <w:color w:val="008000"/>
-                    <w:sz w:val="18"/>
-                    <w:szCs w:val="18"/>
-                    <w:highlight w:val="white"/>
-                  </w:rPr>
-                  <w:t>HUB</w:t>
-                </w:r>
-                <w:proofErr w:type="gramEnd"/>
-                <w:r>
-                  <w:rPr>
-                    <w:rFonts w:ascii="Cascadia Mono" w:hAnsi="Cascadia Mono" w:cs="Cascadia Mono"/>
-                    <w:color w:val="008000"/>
-                    <w:sz w:val="18"/>
-                    <w:szCs w:val="18"/>
-                    <w:highlight w:val="white"/>
-                  </w:rPr>
-                  <w:t xml:space="preserve"> | </w:t>
-                </w:r>
-                <w:r>
-                  <w:rPr>
-                    <w:rFonts w:ascii="Cascadia Mono" w:hAnsi="Cascadia Mono" w:cs="Cascadia Mono"/>
-                    <w:color w:val="008000"/>
-                    <w:sz w:val="18"/>
-                    <w:szCs w:val="18"/>
-                    <w:highlight w:val="white"/>
-                  </w:rPr>
-                  <w:t>PACS.008</w:t>
-                </w:r>
-                <w:r>
-                  <w:rPr>
-                    <w:rFonts w:ascii="Cascadia Mono" w:hAnsi="Cascadia Mono" w:cs="Cascadia Mono"/>
-                    <w:color w:val="008000"/>
-                    <w:sz w:val="18"/>
-                    <w:szCs w:val="18"/>
-                    <w:highlight w:val="white"/>
-                  </w:rPr>
-                  <w:t xml:space="preserve"> (esp. </w:t>
-                </w:r>
-                <w:proofErr w:type="gramStart"/>
-                <w:r>
-                  <w:rPr>
-                    <w:rFonts w:ascii="Cascadia Mono" w:hAnsi="Cascadia Mono" w:cs="Cascadia Mono"/>
-                    <w:color w:val="008000"/>
-                    <w:sz w:val="18"/>
-                    <w:szCs w:val="18"/>
-                    <w:highlight w:val="white"/>
-                  </w:rPr>
-                  <w:t>HUB</w:t>
-                </w:r>
-                <w:proofErr w:type="gramEnd"/>
-                <w:r>
-                  <w:rPr>
-                    <w:rFonts w:ascii="Cascadia Mono" w:hAnsi="Cascadia Mono" w:cs="Cascadia Mono"/>
-                    <w:color w:val="008000"/>
-                    <w:sz w:val="18"/>
-                    <w:szCs w:val="18"/>
-                    <w:highlight w:val="white"/>
+                    <w:rFonts w:asciiTheme="minorHAnsi" w:hAnsiTheme="minorHAnsi" w:cstheme="minorHAnsi"/>
+                    <w:iCs/>
+                    <w:color w:val="1F497D" w:themeColor="text2"/>
+                    <w:sz w:val="20"/>
                   </w:rPr>
                   <w:t>)</w:t>
                 </w:r>
-                <w:r>
-                  <w:rPr>
-                    <w:rFonts w:ascii="Cascadia Mono" w:hAnsi="Cascadia Mono" w:cs="Cascadia Mono"/>
-                    <w:color w:val="008000"/>
-                    <w:sz w:val="18"/>
-                    <w:szCs w:val="18"/>
-                    <w:highlight w:val="white"/>
-                  </w:rPr>
-                  <w:t xml:space="preserve"> | PACS.028</w:t>
-                </w:r>
-                <w:r>
-                  <w:rPr>
-                    <w:rFonts w:ascii="Cascadia Mono" w:hAnsi="Cascadia Mono" w:cs="Cascadia Mono"/>
-                    <w:color w:val="008000"/>
-                    <w:sz w:val="18"/>
-                    <w:szCs w:val="18"/>
-                    <w:highlight w:val="white"/>
-                  </w:rPr>
-                  <w:t xml:space="preserve"> (esp. </w:t>
-                </w:r>
-                <w:proofErr w:type="gramStart"/>
-                <w:r>
-                  <w:rPr>
-                    <w:rFonts w:ascii="Cascadia Mono" w:hAnsi="Cascadia Mono" w:cs="Cascadia Mono"/>
-                    <w:color w:val="008000"/>
-                    <w:sz w:val="18"/>
-                    <w:szCs w:val="18"/>
-                    <w:highlight w:val="white"/>
-                  </w:rPr>
-                  <w:t>HUB</w:t>
-                </w:r>
-                <w:proofErr w:type="gramEnd"/>
-                <w:r>
-                  <w:rPr>
-                    <w:rFonts w:ascii="Cascadia Mono" w:hAnsi="Cascadia Mono" w:cs="Cascadia Mono"/>
-                    <w:color w:val="008000"/>
-                    <w:sz w:val="18"/>
-                    <w:szCs w:val="18"/>
-                    <w:highlight w:val="white"/>
-                  </w:rPr>
-                  <w:t>)</w:t>
-                </w:r>
-              </w:p>
-              <w:p>
-                <w:pPr>
-                  <w:autoSpaceDE w:val="0"/>
-                  <w:autoSpaceDN w:val="0"/>
-                  <w:adjustRightInd w:val="0"/>
-                  <w:ind w:left="311"/>
-                  <w:rPr>
-                    <w:rFonts w:ascii="Cascadia Mono" w:hAnsi="Cascadia Mono" w:cs="Cascadia Mono"/>
-                    <w:color w:val="000000"/>
-                    <w:sz w:val="18"/>
-                    <w:szCs w:val="18"/>
-                    <w:highlight w:val="white"/>
-                  </w:rPr>
-                </w:pPr>
-                <w:r>
-                  <w:rPr>
-                    <w:rFonts w:ascii="Cascadia Mono" w:hAnsi="Cascadia Mono" w:cs="Cascadia Mono"/>
-                    <w:color w:val="000000"/>
-                    <w:sz w:val="18"/>
-                    <w:szCs w:val="18"/>
-                    <w:highlight w:val="white"/>
-                  </w:rPr>
-                  <w:t xml:space="preserve">        }</w:t>
-                </w:r>
-              </w:p>
-              <w:p>
-                <w:pPr>
-                  <w:autoSpaceDE w:val="0"/>
-                  <w:autoSpaceDN w:val="0"/>
-                  <w:adjustRightInd w:val="0"/>
-                  <w:ind w:left="311"/>
-                  <w:rPr>
-                    <w:rFonts w:ascii="Cascadia Mono" w:hAnsi="Cascadia Mono" w:cs="Cascadia Mono"/>
-                    <w:color w:val="000000"/>
-                    <w:sz w:val="18"/>
-                    <w:szCs w:val="18"/>
-                    <w:highlight w:val="white"/>
-                  </w:rPr>
-                </w:pPr>
-                <w:r>
-                  <w:rPr>
-                    <w:rFonts w:ascii="Cascadia Mono" w:hAnsi="Cascadia Mono" w:cs="Cascadia Mono"/>
-                    <w:color w:val="000000"/>
-                    <w:sz w:val="18"/>
-                    <w:szCs w:val="18"/>
-                    <w:highlight w:val="white"/>
-                  </w:rPr>
-                  <w:t xml:space="preserve">      }</w:t>
-                </w:r>
-              </w:p>
-              <w:p>
-                <w:pPr>
-                  <w:autoSpaceDE w:val="0"/>
-                  <w:autoSpaceDN w:val="0"/>
-                  <w:adjustRightInd w:val="0"/>
-                  <w:ind w:left="311"/>
-                  <w:rPr>
-                    <w:rFonts w:ascii="Cascadia Mono" w:hAnsi="Cascadia Mono" w:cs="Cascadia Mono"/>
-                    <w:color w:val="000000"/>
-                    <w:sz w:val="18"/>
-                    <w:szCs w:val="18"/>
-                    <w:highlight w:val="white"/>
-                  </w:rPr>
-                </w:pPr>
-                <w:r>
-                  <w:rPr>
-                    <w:rFonts w:ascii="Cascadia Mono" w:hAnsi="Cascadia Mono" w:cs="Cascadia Mono"/>
-                    <w:color w:val="000000"/>
-                    <w:sz w:val="18"/>
-                    <w:szCs w:val="18"/>
-                    <w:highlight w:val="white"/>
-                  </w:rPr>
-                  <w:t xml:space="preserve">    ]</w:t>
-                </w:r>
-              </w:p>
-              <w:p>
-                <w:pPr>
-                  <w:autoSpaceDE w:val="0"/>
-                  <w:autoSpaceDN w:val="0"/>
-                  <w:adjustRightInd w:val="0"/>
-                  <w:ind w:left="311"/>
-                  <w:rPr>
-                    <w:rFonts w:ascii="Cascadia Mono" w:hAnsi="Cascadia Mono" w:cs="Cascadia Mono"/>
-                    <w:color w:val="000000"/>
-                    <w:sz w:val="18"/>
-                    <w:szCs w:val="18"/>
-                    <w:highlight w:val="white"/>
-                  </w:rPr>
-                </w:pPr>
-                <w:r>
-                  <w:rPr>
-                    <w:rFonts w:ascii="Cascadia Mono" w:hAnsi="Cascadia Mono" w:cs="Cascadia Mono"/>
-                    <w:color w:val="000000"/>
-                    <w:sz w:val="18"/>
-                    <w:szCs w:val="18"/>
-                    <w:highlight w:val="white"/>
-                  </w:rPr>
-                  <w:t xml:space="preserve">  }</w:t>
-                </w:r>
-              </w:p>
-              <w:p>
-                <w:pPr>
-                  <w:autoSpaceDE w:val="0"/>
-                  <w:autoSpaceDN w:val="0"/>
-                  <w:adjustRightInd w:val="0"/>
-                  <w:ind w:left="311"/>
-                  <w:rPr>
-                    <w:rFonts w:ascii="Cascadia Mono" w:hAnsi="Cascadia Mono" w:cs="Cascadia Mono"/>
-                    <w:color w:val="000000"/>
-                    <w:sz w:val="18"/>
-                    <w:szCs w:val="18"/>
-                    <w:highlight w:val="white"/>
-                  </w:rPr>
-                </w:pPr>
-                <w:r>
-                  <w:rPr>
-                    <w:rFonts w:ascii="Cascadia Mono" w:hAnsi="Cascadia Mono" w:cs="Cascadia Mono"/>
-                    <w:color w:val="000000"/>
-                    <w:sz w:val="18"/>
-                    <w:szCs w:val="18"/>
-                    <w:highlight w:val="white"/>
-                  </w:rPr>
-                  <w:t>}</w:t>
-                </w:r>
-              </w:p>
-              <w:p>
-                <w:pPr>
-                  <w:rPr>
-                    <w:rFonts w:cstheme="minorHAnsi"/>
-                    <w:iCs/>
-                    <w:color w:val="1F497D" w:themeColor="text2"/>
-                    <w:sz w:val="20"/>
-                  </w:rPr>
-                </w:pPr>
-              </w:p>
-              <w:p>
-                <w:pPr>
-                  <w:ind w:left="311"/>
-                  <w:rPr>
-                    <w:rFonts w:cstheme="minorHAnsi"/>
-                    <w:iCs/>
-                    <w:color w:val="1F497D" w:themeColor="text2"/>
-                    <w:sz w:val="20"/>
-                  </w:rPr>
-                </w:pPr>
-                <w:r>
-                  <w:rPr>
-                    <w:rFonts w:cstheme="minorHAnsi"/>
-                    <w:iCs/>
-                    <w:color w:val="1F497D" w:themeColor="text2"/>
-                    <w:sz w:val="20"/>
-                  </w:rPr>
-                  <w:t>Donde:</w:t>
+              </w:p>
+              <w:p>
+                <w:pPr>
+                  <w:rPr>
+                    <w:rFonts w:cstheme="minorHAnsi"/>
+                    <w:iCs/>
+                    <w:color w:val="1F497D" w:themeColor="text2"/>
+                    <w:sz w:val="20"/>
+                  </w:rPr>
+                </w:pPr>
+              </w:p>
+              <w:p>
+                <w:pPr>
+                  <w:pStyle w:val="Ttulo3"/>
+                </w:pPr>
+                <w:r>
+                  <w:t>Procesos Batch</w:t>
+                </w:r>
+                <w:r>
+                  <w:t xml:space="preserve"> – Los que se ejecutaran en Premisa</w:t>
                 </w:r>
               </w:p>
               <w:p>
@@ -2819,7 +1545,27 @@
                     <w:color w:val="1F497D" w:themeColor="text2"/>
                     <w:sz w:val="20"/>
                   </w:rPr>
-                  <w:t>“</w:t>
+                  <w:t xml:space="preserve">Proceso de conciliación con el </w:t>
+                </w:r>
+                <w:proofErr w:type="gramStart"/>
+                <w:r>
+                  <w:rPr>
+                    <w:rFonts w:asciiTheme="minorHAnsi" w:hAnsiTheme="minorHAnsi" w:cstheme="minorHAnsi"/>
+                    <w:iCs/>
+                    <w:color w:val="1F497D" w:themeColor="text2"/>
+                    <w:sz w:val="20"/>
+                  </w:rPr>
+                  <w:t>HUB</w:t>
+                </w:r>
+                <w:proofErr w:type="gramEnd"/>
+                <w:r>
+                  <w:rPr>
+                    <w:rFonts w:asciiTheme="minorHAnsi" w:hAnsiTheme="minorHAnsi" w:cstheme="minorHAnsi"/>
+                    <w:iCs/>
+                    <w:color w:val="1F497D" w:themeColor="text2"/>
+                    <w:sz w:val="20"/>
+                  </w:rPr>
+                  <w:t xml:space="preserve"> (Dependencia del consultor </w:t>
                 </w:r>
                 <w:proofErr w:type="spellStart"/>
                 <w:r>
@@ -2829,7 +1575,7 @@
                     <w:color w:val="1F497D" w:themeColor="text2"/>
                     <w:sz w:val="20"/>
                   </w:rPr>
-                  <w:t>idCanal</w:t>
+                  <w:t>Minsait</w:t>
                 </w:r>
                 <w:proofErr w:type="spellEnd"/>
                 <w:r>
@@ -2839,7 +1585,7 @@
                     <w:color w:val="1F497D" w:themeColor="text2"/>
                     <w:sz w:val="20"/>
                   </w:rPr>
-                  <w:t>”: Se comporta igual como se maneja en Xpress</w:t>
+                  <w:t>)</w:t>
                 </w:r>
               </w:p>
               <w:p>
@@ -2863,9 +1609,8 @@
                     <w:color w:val="1F497D" w:themeColor="text2"/>
                     <w:sz w:val="20"/>
                   </w:rPr>
-                  <w:t xml:space="preserve">"validador”: Corresponde al id del </w:t>
-                </w:r>
-                <w:proofErr w:type="gramStart"/>
+                  <w:t>Proceso de e</w:t>
+                </w:r>
                 <w:r>
                   <w:rPr>
                     <w:rFonts w:asciiTheme="minorHAnsi" w:hAnsiTheme="minorHAnsi" w:cstheme="minorHAnsi"/>
@@ -2873,9 +1618,8 @@
                     <w:color w:val="1F497D" w:themeColor="text2"/>
                     <w:sz w:val="20"/>
                   </w:rPr>
-                  <w:t>HUB</w:t>
-                </w:r>
-                <w:proofErr w:type="gramEnd"/>
+                  <w:t xml:space="preserve">nvío de compensación de interoperabilidad </w:t>
+                </w:r>
                 <w:r>
                   <w:rPr>
                     <w:rFonts w:asciiTheme="minorHAnsi" w:hAnsiTheme="minorHAnsi" w:cstheme="minorHAnsi"/>
@@ -2883,9 +1627,8 @@
                     <w:color w:val="1F497D" w:themeColor="text2"/>
                     <w:sz w:val="20"/>
                   </w:rPr>
-                  <w:t xml:space="preserve"> | El </w:t>
-                </w:r>
-                <w:proofErr w:type="gramStart"/>
+                  <w:t>(</w:t>
+                </w:r>
                 <w:r>
                   <w:rPr>
                     <w:rFonts w:asciiTheme="minorHAnsi" w:hAnsiTheme="minorHAnsi" w:cstheme="minorHAnsi"/>
@@ -2893,9 +1636,8 @@
                     <w:color w:val="1F497D" w:themeColor="text2"/>
                     <w:sz w:val="20"/>
                   </w:rPr>
-                  <w:t>HUB</w:t>
-                </w:r>
-                <w:proofErr w:type="gramEnd"/>
+                  <w:t>Depende</w:t>
+                </w:r>
                 <w:r>
                   <w:rPr>
                     <w:rFonts w:asciiTheme="minorHAnsi" w:hAnsiTheme="minorHAnsi" w:cstheme="minorHAnsi"/>
@@ -2903,59 +1645,26 @@
                     <w:color w:val="1F497D" w:themeColor="text2"/>
                     <w:sz w:val="20"/>
                   </w:rPr>
-                  <w:t xml:space="preserve"> será configurado en el PAC como un validador </w:t>
-                </w:r>
-              </w:p>
-              <w:p>
-                <w:pPr>
-                  <w:rPr>
-                    <w:rFonts w:cstheme="minorHAnsi"/>
-                    <w:iCs/>
-                    <w:color w:val="1F497D" w:themeColor="text2"/>
-                    <w:sz w:val="20"/>
-                  </w:rPr>
-                </w:pPr>
-              </w:p>
-              <w:p>
-                <w:pPr>
-                  <w:rPr>
-                    <w:rFonts w:cstheme="minorHAnsi"/>
-                    <w:iCs/>
-                    <w:color w:val="1F497D" w:themeColor="text2"/>
-                    <w:sz w:val="20"/>
-                  </w:rPr>
-                </w:pPr>
-              </w:p>
-              <w:p>
-                <w:pPr>
-                  <w:ind w:left="311"/>
-                  <w:rPr>
-                    <w:rFonts w:cstheme="minorHAnsi"/>
-                    <w:iCs/>
-                    <w:color w:val="1F497D" w:themeColor="text2"/>
-                    <w:sz w:val="20"/>
-                  </w:rPr>
-                </w:pPr>
-                <w:r>
-                  <w:rPr>
-                    <w:rFonts w:cstheme="minorHAnsi"/>
-                    <w:iCs/>
-                    <w:color w:val="1F497D" w:themeColor="text2"/>
-                    <w:sz w:val="20"/>
-                  </w:rPr>
-                  <w:t>Se debe de crear los siguientes métodos:</w:t>
-                </w:r>
-              </w:p>
-              <w:p>
-                <w:pPr>
-                  <w:ind w:left="311"/>
-                  <w:rPr>
-                    <w:rFonts w:cstheme="minorHAnsi"/>
-                    <w:iCs/>
-                    <w:color w:val="1F497D" w:themeColor="text2"/>
-                    <w:sz w:val="20"/>
-                  </w:rPr>
-                </w:pPr>
+                  <w:t>ncia de</w:t>
+                </w:r>
+                <w:r>
+                  <w:rPr>
+                    <w:rFonts w:asciiTheme="minorHAnsi" w:hAnsiTheme="minorHAnsi" w:cstheme="minorHAnsi"/>
+                    <w:iCs/>
+                    <w:color w:val="1F497D" w:themeColor="text2"/>
+                    <w:sz w:val="20"/>
+                  </w:rPr>
+                  <w:t xml:space="preserve"> BNP</w:t>
+                </w:r>
+                <w:r>
+                  <w:rPr>
+                    <w:rFonts w:asciiTheme="minorHAnsi" w:hAnsiTheme="minorHAnsi" w:cstheme="minorHAnsi"/>
+                    <w:iCs/>
+                    <w:color w:val="1F497D" w:themeColor="text2"/>
+                    <w:sz w:val="20"/>
+                  </w:rPr>
+                  <w:t>)</w:t>
+                </w:r>
               </w:p>
               <w:p>
                 <w:pPr>
@@ -2978,21 +1687,145 @@
                     <w:color w:val="1F497D" w:themeColor="text2"/>
                     <w:sz w:val="20"/>
                   </w:rPr>
+                  <w:t>Proceso de sincronización del Directorio de Alias de Telered</w:t>
+                </w:r>
+              </w:p>
+              <w:p>
+                <w:pPr>
+                  <w:rPr>
+                    <w:iCs/>
+                    <w:color w:val="1F497D" w:themeColor="text2"/>
+                    <w:sz w:val="20"/>
+                  </w:rPr>
+                </w:pPr>
+              </w:p>
+              <w:p>
+                <w:pPr>
+                  <w:pStyle w:val="Ttulo2"/>
+                </w:pPr>
+                <w:r>
+                  <w:t>Detalle de componentes</w:t>
+                </w:r>
+              </w:p>
+              <w:p>
+                <w:pPr>
+                  <w:rPr>
+                    <w:iCs/>
+                    <w:color w:val="1F497D" w:themeColor="text2"/>
+                    <w:sz w:val="20"/>
+                  </w:rPr>
+                </w:pPr>
+              </w:p>
+              <w:p>
+                <w:pPr>
+                  <w:pStyle w:val="Ttulo3"/>
+                </w:pPr>
+                <w:r>
+                  <w:t>Xpress</w:t>
+                </w:r>
+              </w:p>
+              <w:p>
+                <w:pPr>
+                  <w:rPr>
+                    <w:iCs/>
+                    <w:color w:val="1F497D" w:themeColor="text2"/>
+                    <w:sz w:val="20"/>
+                  </w:rPr>
+                </w:pPr>
+              </w:p>
+              <w:p>
+                <w:pPr>
+                  <w:rPr>
+                    <w:iCs/>
+                    <w:color w:val="1F497D" w:themeColor="text2"/>
+                    <w:sz w:val="20"/>
+                  </w:rPr>
+                </w:pPr>
+                <w:r>
+                  <w:rPr>
+                    <w:iCs/>
+                    <w:color w:val="1F497D" w:themeColor="text2"/>
+                    <w:sz w:val="20"/>
+                  </w:rPr>
+                  <w:t>Generales del componente:</w:t>
+                </w:r>
+              </w:p>
+              <w:p>
+                <w:pPr>
+                  <w:rPr>
+                    <w:iCs/>
+                    <w:color w:val="1F497D" w:themeColor="text2"/>
+                    <w:sz w:val="20"/>
+                  </w:rPr>
+                </w:pPr>
+              </w:p>
+              <w:p>
+                <w:pPr>
+                  <w:ind w:left="311"/>
+                  <w:rPr>
+                    <w:iCs/>
+                    <w:color w:val="1F497D" w:themeColor="text2"/>
+                    <w:sz w:val="20"/>
+                  </w:rPr>
+                </w:pPr>
+                <w:r>
+                  <w:rPr>
+                    <w:iCs/>
+                    <w:color w:val="1F497D" w:themeColor="text2"/>
+                    <w:sz w:val="20"/>
+                  </w:rPr>
+                  <w:t>Se debe de modificar los métodos de altas</w:t>
+                </w:r>
+                <w:r>
+                  <w:rPr>
+                    <w:iCs/>
+                    <w:color w:val="1F497D" w:themeColor="text2"/>
+                    <w:sz w:val="20"/>
+                  </w:rPr>
+                  <w:t xml:space="preserve"> (</w:t>
+                </w:r>
+                <w:r>
+                  <w:rPr>
+                    <w:rFonts w:cstheme="minorHAnsi"/>
+                    <w:iCs/>
+                    <w:color w:val="1F497D" w:themeColor="text2"/>
+                    <w:sz w:val="20"/>
+                  </w:rPr>
                   <w:t xml:space="preserve">Método: </w:t>
                 </w:r>
                 <w:r>
                   <w:rPr>
-                    <w:rFonts w:asciiTheme="minorHAnsi" w:hAnsiTheme="minorHAnsi" w:cstheme="minorHAnsi"/>
+                    <w:rFonts w:cstheme="minorHAnsi"/>
                     <w:color w:val="A31515"/>
                     <w:sz w:val="18"/>
                     <w:szCs w:val="18"/>
                     <w:highlight w:val="white"/>
                   </w:rPr>
-                  <w:t>"0026"</w:t>
-                </w:r>
-                <w:r>
-                  <w:rPr>
-                    <w:rFonts w:asciiTheme="minorHAnsi" w:hAnsiTheme="minorHAnsi" w:cstheme="minorHAnsi"/>
+                  <w:t>"00</w:t>
+                </w:r>
+                <w:r>
+                  <w:rPr>
+                    <w:rFonts w:cstheme="minorHAnsi"/>
+                    <w:color w:val="A31515"/>
+                    <w:sz w:val="18"/>
+                    <w:szCs w:val="18"/>
+                    <w:highlight w:val="white"/>
+                  </w:rPr>
+                  <w:t>04</w:t>
+                </w:r>
+                <w:r>
+                  <w:rPr>
+                    <w:rFonts w:cstheme="minorHAnsi"/>
+                    <w:color w:val="A31515"/>
+                    <w:sz w:val="18"/>
+                    <w:szCs w:val="18"/>
+                    <w:highlight w:val="white"/>
+                  </w:rPr>
+                  <w:t>"</w:t>
+                </w:r>
+                <w:r>
+                  <w:rPr>
+                    <w:rFonts w:cstheme="minorHAnsi"/>
                     <w:iCs/>
                     <w:color w:val="1F497D" w:themeColor="text2"/>
                     <w:sz w:val="20"/>
@@ -3001,21 +1834,4245 @@
                 </w:r>
                 <w:r>
                   <w:rPr>
-                    <w:rFonts w:asciiTheme="minorHAnsi" w:hAnsiTheme="minorHAnsi" w:cstheme="minorHAnsi"/>
-                    <w:iCs/>
-                    <w:color w:val="1F497D" w:themeColor="text2"/>
-                    <w:sz w:val="20"/>
-                  </w:rPr>
-                  <w:t xml:space="preserve">Consulta </w:t>
-                </w:r>
-                <w:r>
-                  <w:rPr>
-                    <w:rFonts w:asciiTheme="minorHAnsi" w:hAnsiTheme="minorHAnsi" w:cstheme="minorHAnsi"/>
-                    <w:iCs/>
-                    <w:color w:val="1F497D" w:themeColor="text2"/>
-                    <w:sz w:val="20"/>
-                  </w:rPr>
-                  <w:t>del directorio del interoperable</w:t>
+                    <w:iCs/>
+                    <w:color w:val="1F497D" w:themeColor="text2"/>
+                    <w:sz w:val="20"/>
+                  </w:rPr>
+                  <w:t xml:space="preserve">y </w:t>
+                </w:r>
+                <w:r>
+                  <w:rPr>
+                    <w:rFonts w:cstheme="minorHAnsi"/>
+                    <w:color w:val="A31515"/>
+                    <w:sz w:val="18"/>
+                    <w:szCs w:val="18"/>
+                    <w:highlight w:val="white"/>
+                  </w:rPr>
+                  <w:t>"00</w:t>
+                </w:r>
+                <w:r>
+                  <w:rPr>
+                    <w:rFonts w:cstheme="minorHAnsi"/>
+                    <w:color w:val="A31515"/>
+                    <w:sz w:val="18"/>
+                    <w:szCs w:val="18"/>
+                    <w:highlight w:val="white"/>
+                  </w:rPr>
+                  <w:t>0</w:t>
+                </w:r>
+                <w:r>
+                  <w:rPr>
+                    <w:rFonts w:cstheme="minorHAnsi"/>
+                    <w:color w:val="A31515"/>
+                    <w:sz w:val="18"/>
+                    <w:szCs w:val="18"/>
+                    <w:highlight w:val="white"/>
+                  </w:rPr>
+                  <w:t>6"</w:t>
+                </w:r>
+                <w:r>
+                  <w:rPr>
+                    <w:iCs/>
+                    <w:color w:val="1F497D" w:themeColor="text2"/>
+                    <w:sz w:val="20"/>
+                  </w:rPr>
+                  <w:t xml:space="preserve">) </w:t>
+                </w:r>
+                <w:r>
+                  <w:rPr>
+                    <w:iCs/>
+                    <w:color w:val="1F497D" w:themeColor="text2"/>
+                    <w:sz w:val="20"/>
+                  </w:rPr>
+                  <w:t>, modificación</w:t>
+                </w:r>
+                <w:r>
+                  <w:rPr>
+                    <w:iCs/>
+                    <w:color w:val="1F497D" w:themeColor="text2"/>
+                    <w:sz w:val="20"/>
+                  </w:rPr>
+                  <w:t xml:space="preserve"> (</w:t>
+                </w:r>
+                <w:r>
+                  <w:rPr>
+                    <w:rFonts w:cstheme="minorHAnsi"/>
+                    <w:iCs/>
+                    <w:color w:val="1F497D" w:themeColor="text2"/>
+                    <w:sz w:val="20"/>
+                  </w:rPr>
+                  <w:t xml:space="preserve">Método: </w:t>
+                </w:r>
+                <w:r>
+                  <w:rPr>
+                    <w:rFonts w:cstheme="minorHAnsi"/>
+                    <w:color w:val="A31515"/>
+                    <w:sz w:val="18"/>
+                    <w:szCs w:val="18"/>
+                    <w:highlight w:val="white"/>
+                  </w:rPr>
+                  <w:t>"00</w:t>
+                </w:r>
+                <w:r>
+                  <w:rPr>
+                    <w:rFonts w:cstheme="minorHAnsi"/>
+                    <w:color w:val="A31515"/>
+                    <w:sz w:val="18"/>
+                    <w:szCs w:val="18"/>
+                    <w:highlight w:val="white"/>
+                  </w:rPr>
+                  <w:t>08</w:t>
+                </w:r>
+                <w:r>
+                  <w:rPr>
+                    <w:rFonts w:cstheme="minorHAnsi"/>
+                    <w:color w:val="A31515"/>
+                    <w:sz w:val="18"/>
+                    <w:szCs w:val="18"/>
+                    <w:highlight w:val="white"/>
+                  </w:rPr>
+                  <w:t>"</w:t>
+                </w:r>
+                <w:r>
+                  <w:rPr>
+                    <w:iCs/>
+                    <w:color w:val="1F497D" w:themeColor="text2"/>
+                    <w:sz w:val="20"/>
+                  </w:rPr>
+                  <w:t>)</w:t>
+                </w:r>
+                <w:r>
+                  <w:rPr>
+                    <w:iCs/>
+                    <w:color w:val="1F497D" w:themeColor="text2"/>
+                    <w:sz w:val="20"/>
+                  </w:rPr>
+                  <w:t xml:space="preserve"> y agregar un nuevo método de consulta</w:t>
+                </w:r>
+                <w:r>
+                  <w:rPr>
+                    <w:iCs/>
+                    <w:color w:val="1F497D" w:themeColor="text2"/>
+                    <w:sz w:val="20"/>
+                  </w:rPr>
+                  <w:t xml:space="preserve"> (</w:t>
+                </w:r>
+                <w:r>
+                  <w:rPr>
+                    <w:rFonts w:cstheme="minorHAnsi"/>
+                    <w:iCs/>
+                    <w:color w:val="1F497D" w:themeColor="text2"/>
+                    <w:sz w:val="20"/>
+                  </w:rPr>
+                  <w:t xml:space="preserve">Método: </w:t>
+                </w:r>
+                <w:r>
+                  <w:rPr>
+                    <w:rFonts w:cstheme="minorHAnsi"/>
+                    <w:color w:val="A31515"/>
+                    <w:sz w:val="18"/>
+                    <w:szCs w:val="18"/>
+                    <w:highlight w:val="white"/>
+                  </w:rPr>
+                  <w:t>"00</w:t>
+                </w:r>
+                <w:r>
+                  <w:rPr>
+                    <w:rFonts w:cstheme="minorHAnsi"/>
+                    <w:color w:val="A31515"/>
+                    <w:sz w:val="18"/>
+                    <w:szCs w:val="18"/>
+                    <w:highlight w:val="white"/>
+                  </w:rPr>
+                  <w:t>02</w:t>
+                </w:r>
+                <w:r>
+                  <w:rPr>
+                    <w:rFonts w:cstheme="minorHAnsi"/>
+                    <w:color w:val="A31515"/>
+                    <w:sz w:val="18"/>
+                    <w:szCs w:val="18"/>
+                    <w:highlight w:val="white"/>
+                  </w:rPr>
+                  <w:t>6"</w:t>
+                </w:r>
+                <w:r>
+                  <w:rPr>
+                    <w:iCs/>
+                    <w:color w:val="1F497D" w:themeColor="text2"/>
+                    <w:sz w:val="20"/>
+                  </w:rPr>
+                  <w:t>)</w:t>
+                </w:r>
+                <w:r>
+                  <w:rPr>
+                    <w:iCs/>
+                    <w:color w:val="1F497D" w:themeColor="text2"/>
+                    <w:sz w:val="20"/>
+                  </w:rPr>
+                  <w:t>. Se debe contemplar los campos:</w:t>
+                </w:r>
+              </w:p>
+              <w:p>
+                <w:pPr>
+                  <w:autoSpaceDE w:val="0"/>
+                  <w:autoSpaceDN w:val="0"/>
+                  <w:adjustRightInd w:val="0"/>
+                  <w:ind w:left="311"/>
+                  <w:rPr>
+                    <w:rFonts w:ascii="Cascadia Mono" w:hAnsi="Cascadia Mono" w:cs="Cascadia Mono"/>
+                    <w:color w:val="000000"/>
+                    <w:sz w:val="18"/>
+                    <w:szCs w:val="18"/>
+                    <w:highlight w:val="white"/>
+                  </w:rPr>
+                </w:pPr>
+                <w:r>
+                  <w:rPr>
+                    <w:rFonts w:ascii="Cascadia Mono" w:hAnsi="Cascadia Mono" w:cs="Cascadia Mono"/>
+                    <w:color w:val="000000"/>
+                    <w:sz w:val="18"/>
+                    <w:szCs w:val="18"/>
+                    <w:highlight w:val="white"/>
+                  </w:rPr>
+                  <w:t>{</w:t>
+                </w:r>
+              </w:p>
+              <w:p>
+                <w:pPr>
+                  <w:autoSpaceDE w:val="0"/>
+                  <w:autoSpaceDN w:val="0"/>
+                  <w:adjustRightInd w:val="0"/>
+                  <w:ind w:left="311"/>
+                  <w:rPr>
+                    <w:rFonts w:ascii="Cascadia Mono" w:hAnsi="Cascadia Mono" w:cs="Cascadia Mono"/>
+                    <w:color w:val="000000"/>
+                    <w:sz w:val="18"/>
+                    <w:szCs w:val="18"/>
+                    <w:highlight w:val="white"/>
+                  </w:rPr>
+                </w:pPr>
+                <w:r>
+                  <w:rPr>
+                    <w:rFonts w:ascii="Cascadia Mono" w:hAnsi="Cascadia Mono" w:cs="Cascadia Mono"/>
+                    <w:color w:val="000000"/>
+                    <w:sz w:val="18"/>
+                    <w:szCs w:val="18"/>
+                    <w:highlight w:val="white"/>
+                  </w:rPr>
+                  <w:t xml:space="preserve">  </w:t>
+                </w:r>
+                <w:r>
+                  <w:rPr>
+                    <w:rFonts w:ascii="Cascadia Mono" w:hAnsi="Cascadia Mono" w:cs="Cascadia Mono"/>
+                    <w:color w:val="2E75B6"/>
+                    <w:sz w:val="18"/>
+                    <w:szCs w:val="18"/>
+                    <w:highlight w:val="white"/>
+                  </w:rPr>
+                  <w:t>"</w:t>
+                </w:r>
+                <w:proofErr w:type="spellStart"/>
+                <w:r>
+                  <w:rPr>
+                    <w:rFonts w:ascii="Cascadia Mono" w:hAnsi="Cascadia Mono" w:cs="Cascadia Mono"/>
+                    <w:color w:val="2E75B6"/>
+                    <w:sz w:val="18"/>
+                    <w:szCs w:val="18"/>
+                    <w:highlight w:val="white"/>
+                  </w:rPr>
+                  <w:t>required</w:t>
+                </w:r>
+                <w:proofErr w:type="spellEnd"/>
+                <w:r>
+                  <w:rPr>
+                    <w:rFonts w:ascii="Cascadia Mono" w:hAnsi="Cascadia Mono" w:cs="Cascadia Mono"/>
+                    <w:color w:val="2E75B6"/>
+                    <w:sz w:val="18"/>
+                    <w:szCs w:val="18"/>
+                    <w:highlight w:val="white"/>
+                  </w:rPr>
+                  <w:t>"</w:t>
+                </w:r>
+                <w:r>
+                  <w:rPr>
+                    <w:rFonts w:ascii="Cascadia Mono" w:hAnsi="Cascadia Mono" w:cs="Cascadia Mono"/>
+                    <w:color w:val="000000"/>
+                    <w:sz w:val="18"/>
+                    <w:szCs w:val="18"/>
+                    <w:highlight w:val="white"/>
+                  </w:rPr>
+                  <w:t>: [],</w:t>
+                </w:r>
+              </w:p>
+              <w:p>
+                <w:pPr>
+                  <w:autoSpaceDE w:val="0"/>
+                  <w:autoSpaceDN w:val="0"/>
+                  <w:adjustRightInd w:val="0"/>
+                  <w:ind w:left="311"/>
+                  <w:rPr>
+                    <w:rFonts w:ascii="Cascadia Mono" w:hAnsi="Cascadia Mono" w:cs="Cascadia Mono"/>
+                    <w:color w:val="000000"/>
+                    <w:sz w:val="18"/>
+                    <w:szCs w:val="18"/>
+                    <w:highlight w:val="white"/>
+                  </w:rPr>
+                </w:pPr>
+                <w:r>
+                  <w:rPr>
+                    <w:rFonts w:ascii="Cascadia Mono" w:hAnsi="Cascadia Mono" w:cs="Cascadia Mono"/>
+                    <w:color w:val="000000"/>
+                    <w:sz w:val="18"/>
+                    <w:szCs w:val="18"/>
+                    <w:highlight w:val="white"/>
+                  </w:rPr>
+                  <w:t xml:space="preserve">  </w:t>
+                </w:r>
+                <w:r>
+                  <w:rPr>
+                    <w:rFonts w:ascii="Cascadia Mono" w:hAnsi="Cascadia Mono" w:cs="Cascadia Mono"/>
+                    <w:color w:val="2E75B6"/>
+                    <w:sz w:val="18"/>
+                    <w:szCs w:val="18"/>
+                    <w:highlight w:val="white"/>
+                  </w:rPr>
+                  <w:t>"</w:t>
+                </w:r>
+                <w:proofErr w:type="spellStart"/>
+                <w:r>
+                  <w:rPr>
+                    <w:rFonts w:ascii="Cascadia Mono" w:hAnsi="Cascadia Mono" w:cs="Cascadia Mono"/>
+                    <w:color w:val="2E75B6"/>
+                    <w:sz w:val="18"/>
+                    <w:szCs w:val="18"/>
+                    <w:highlight w:val="white"/>
+                  </w:rPr>
+                  <w:t>type</w:t>
+                </w:r>
+                <w:proofErr w:type="spellEnd"/>
+                <w:r>
+                  <w:rPr>
+                    <w:rFonts w:ascii="Cascadia Mono" w:hAnsi="Cascadia Mono" w:cs="Cascadia Mono"/>
+                    <w:color w:val="2E75B6"/>
+                    <w:sz w:val="18"/>
+                    <w:szCs w:val="18"/>
+                    <w:highlight w:val="white"/>
+                  </w:rPr>
+                  <w:t>"</w:t>
+                </w:r>
+                <w:r>
+                  <w:rPr>
+                    <w:rFonts w:ascii="Cascadia Mono" w:hAnsi="Cascadia Mono" w:cs="Cascadia Mono"/>
+                    <w:color w:val="000000"/>
+                    <w:sz w:val="18"/>
+                    <w:szCs w:val="18"/>
+                    <w:highlight w:val="white"/>
+                  </w:rPr>
+                  <w:t xml:space="preserve">: </w:t>
+                </w:r>
+                <w:r>
+                  <w:rPr>
+                    <w:rFonts w:ascii="Cascadia Mono" w:hAnsi="Cascadia Mono" w:cs="Cascadia Mono"/>
+                    <w:color w:val="A31515"/>
+                    <w:sz w:val="18"/>
+                    <w:szCs w:val="18"/>
+                    <w:highlight w:val="white"/>
+                  </w:rPr>
+                  <w:t>"</w:t>
+                </w:r>
+                <w:proofErr w:type="spellStart"/>
+                <w:r>
+                  <w:rPr>
+                    <w:rFonts w:ascii="Cascadia Mono" w:hAnsi="Cascadia Mono" w:cs="Cascadia Mono"/>
+                    <w:color w:val="A31515"/>
+                    <w:sz w:val="18"/>
+                    <w:szCs w:val="18"/>
+                    <w:highlight w:val="white"/>
+                  </w:rPr>
+                  <w:t>object</w:t>
+                </w:r>
+                <w:proofErr w:type="spellEnd"/>
+                <w:r>
+                  <w:rPr>
+                    <w:rFonts w:ascii="Cascadia Mono" w:hAnsi="Cascadia Mono" w:cs="Cascadia Mono"/>
+                    <w:color w:val="A31515"/>
+                    <w:sz w:val="18"/>
+                    <w:szCs w:val="18"/>
+                    <w:highlight w:val="white"/>
+                  </w:rPr>
+                  <w:t>"</w:t>
+                </w:r>
+                <w:r>
+                  <w:rPr>
+                    <w:rFonts w:ascii="Cascadia Mono" w:hAnsi="Cascadia Mono" w:cs="Cascadia Mono"/>
+                    <w:color w:val="000000"/>
+                    <w:sz w:val="18"/>
+                    <w:szCs w:val="18"/>
+                    <w:highlight w:val="white"/>
+                  </w:rPr>
+                  <w:t>,</w:t>
+                </w:r>
+              </w:p>
+              <w:p>
+                <w:pPr>
+                  <w:autoSpaceDE w:val="0"/>
+                  <w:autoSpaceDN w:val="0"/>
+                  <w:adjustRightInd w:val="0"/>
+                  <w:ind w:left="311"/>
+                  <w:rPr>
+                    <w:rFonts w:ascii="Cascadia Mono" w:hAnsi="Cascadia Mono" w:cs="Cascadia Mono"/>
+                    <w:color w:val="000000"/>
+                    <w:sz w:val="18"/>
+                    <w:szCs w:val="18"/>
+                    <w:highlight w:val="white"/>
+                  </w:rPr>
+                </w:pPr>
+                <w:r>
+                  <w:rPr>
+                    <w:rFonts w:ascii="Cascadia Mono" w:hAnsi="Cascadia Mono" w:cs="Cascadia Mono"/>
+                    <w:color w:val="000000"/>
+                    <w:sz w:val="18"/>
+                    <w:szCs w:val="18"/>
+                    <w:highlight w:val="white"/>
+                  </w:rPr>
+                  <w:t xml:space="preserve">  </w:t>
+                </w:r>
+                <w:r>
+                  <w:rPr>
+                    <w:rFonts w:ascii="Cascadia Mono" w:hAnsi="Cascadia Mono" w:cs="Cascadia Mono"/>
+                    <w:color w:val="2E75B6"/>
+                    <w:sz w:val="18"/>
+                    <w:szCs w:val="18"/>
+                    <w:highlight w:val="white"/>
+                  </w:rPr>
+                  <w:t>"</w:t>
+                </w:r>
+                <w:proofErr w:type="spellStart"/>
+                <w:r>
+                  <w:rPr>
+                    <w:rFonts w:ascii="Cascadia Mono" w:hAnsi="Cascadia Mono" w:cs="Cascadia Mono"/>
+                    <w:color w:val="2E75B6"/>
+                    <w:sz w:val="18"/>
+                    <w:szCs w:val="18"/>
+                    <w:highlight w:val="white"/>
+                  </w:rPr>
+                  <w:t>properties</w:t>
+                </w:r>
+                <w:proofErr w:type="spellEnd"/>
+                <w:r>
+                  <w:rPr>
+                    <w:rFonts w:ascii="Cascadia Mono" w:hAnsi="Cascadia Mono" w:cs="Cascadia Mono"/>
+                    <w:color w:val="2E75B6"/>
+                    <w:sz w:val="18"/>
+                    <w:szCs w:val="18"/>
+                    <w:highlight w:val="white"/>
+                  </w:rPr>
+                  <w:t>"</w:t>
+                </w:r>
+                <w:r>
+                  <w:rPr>
+                    <w:rFonts w:ascii="Cascadia Mono" w:hAnsi="Cascadia Mono" w:cs="Cascadia Mono"/>
+                    <w:color w:val="000000"/>
+                    <w:sz w:val="18"/>
+                    <w:szCs w:val="18"/>
+                    <w:highlight w:val="white"/>
+                  </w:rPr>
+                  <w:t>: {</w:t>
+                </w:r>
+              </w:p>
+              <w:p>
+                <w:pPr>
+                  <w:autoSpaceDE w:val="0"/>
+                  <w:autoSpaceDN w:val="0"/>
+                  <w:adjustRightInd w:val="0"/>
+                  <w:ind w:left="311"/>
+                  <w:rPr>
+                    <w:rFonts w:ascii="Cascadia Mono" w:hAnsi="Cascadia Mono" w:cs="Cascadia Mono"/>
+                    <w:color w:val="000000"/>
+                    <w:sz w:val="18"/>
+                    <w:szCs w:val="18"/>
+                    <w:highlight w:val="white"/>
+                  </w:rPr>
+                </w:pPr>
+                <w:r>
+                  <w:rPr>
+                    <w:rFonts w:ascii="Cascadia Mono" w:hAnsi="Cascadia Mono" w:cs="Cascadia Mono"/>
+                    <w:color w:val="000000"/>
+                    <w:sz w:val="18"/>
+                    <w:szCs w:val="18"/>
+                    <w:highlight w:val="white"/>
+                  </w:rPr>
+                  <w:t xml:space="preserve">    </w:t>
+                </w:r>
+                <w:r>
+                  <w:rPr>
+                    <w:rFonts w:ascii="Cascadia Mono" w:hAnsi="Cascadia Mono" w:cs="Cascadia Mono"/>
+                    <w:color w:val="2E75B6"/>
+                    <w:sz w:val="18"/>
+                    <w:szCs w:val="18"/>
+                    <w:highlight w:val="white"/>
+                  </w:rPr>
+                  <w:t>"</w:t>
+                </w:r>
+                <w:proofErr w:type="spellStart"/>
+                <w:r>
+                  <w:rPr>
+                    <w:rFonts w:ascii="Cascadia Mono" w:hAnsi="Cascadia Mono" w:cs="Cascadia Mono"/>
+                    <w:color w:val="2E75B6"/>
+                    <w:sz w:val="18"/>
+                    <w:szCs w:val="18"/>
+                    <w:highlight w:val="white"/>
+                  </w:rPr>
+                  <w:t>tipoDocumento</w:t>
+                </w:r>
+                <w:proofErr w:type="spellEnd"/>
+                <w:r>
+                  <w:rPr>
+                    <w:rFonts w:ascii="Cascadia Mono" w:hAnsi="Cascadia Mono" w:cs="Cascadia Mono"/>
+                    <w:color w:val="2E75B6"/>
+                    <w:sz w:val="18"/>
+                    <w:szCs w:val="18"/>
+                    <w:highlight w:val="white"/>
+                  </w:rPr>
+                  <w:t>"</w:t>
+                </w:r>
+                <w:r>
+                  <w:rPr>
+                    <w:rFonts w:ascii="Cascadia Mono" w:hAnsi="Cascadia Mono" w:cs="Cascadia Mono"/>
+                    <w:color w:val="000000"/>
+                    <w:sz w:val="18"/>
+                    <w:szCs w:val="18"/>
+                    <w:highlight w:val="white"/>
+                  </w:rPr>
+                  <w:t>: {</w:t>
+                </w:r>
+              </w:p>
+              <w:p>
+                <w:pPr>
+                  <w:autoSpaceDE w:val="0"/>
+                  <w:autoSpaceDN w:val="0"/>
+                  <w:adjustRightInd w:val="0"/>
+                  <w:ind w:left="311"/>
+                  <w:rPr>
+                    <w:rFonts w:ascii="Cascadia Mono" w:hAnsi="Cascadia Mono" w:cs="Cascadia Mono"/>
+                    <w:color w:val="000000"/>
+                    <w:sz w:val="18"/>
+                    <w:szCs w:val="18"/>
+                    <w:highlight w:val="white"/>
+                  </w:rPr>
+                </w:pPr>
+                <w:r>
+                  <w:rPr>
+                    <w:rFonts w:ascii="Cascadia Mono" w:hAnsi="Cascadia Mono" w:cs="Cascadia Mono"/>
+                    <w:color w:val="000000"/>
+                    <w:sz w:val="18"/>
+                    <w:szCs w:val="18"/>
+                    <w:highlight w:val="white"/>
+                  </w:rPr>
+                  <w:t xml:space="preserve">      </w:t>
+                </w:r>
+                <w:r>
+                  <w:rPr>
+                    <w:rFonts w:ascii="Cascadia Mono" w:hAnsi="Cascadia Mono" w:cs="Cascadia Mono"/>
+                    <w:color w:val="2E75B6"/>
+                    <w:sz w:val="18"/>
+                    <w:szCs w:val="18"/>
+                    <w:highlight w:val="white"/>
+                  </w:rPr>
+                  <w:t>"</w:t>
+                </w:r>
+                <w:proofErr w:type="spellStart"/>
+                <w:r>
+                  <w:rPr>
+                    <w:rFonts w:ascii="Cascadia Mono" w:hAnsi="Cascadia Mono" w:cs="Cascadia Mono"/>
+                    <w:color w:val="2E75B6"/>
+                    <w:sz w:val="18"/>
+                    <w:szCs w:val="18"/>
+                    <w:highlight w:val="white"/>
+                  </w:rPr>
+                  <w:t>type</w:t>
+                </w:r>
+                <w:proofErr w:type="spellEnd"/>
+                <w:r>
+                  <w:rPr>
+                    <w:rFonts w:ascii="Cascadia Mono" w:hAnsi="Cascadia Mono" w:cs="Cascadia Mono"/>
+                    <w:color w:val="2E75B6"/>
+                    <w:sz w:val="18"/>
+                    <w:szCs w:val="18"/>
+                    <w:highlight w:val="white"/>
+                  </w:rPr>
+                  <w:t>"</w:t>
+                </w:r>
+                <w:r>
+                  <w:rPr>
+                    <w:rFonts w:ascii="Cascadia Mono" w:hAnsi="Cascadia Mono" w:cs="Cascadia Mono"/>
+                    <w:color w:val="000000"/>
+                    <w:sz w:val="18"/>
+                    <w:szCs w:val="18"/>
+                    <w:highlight w:val="white"/>
+                  </w:rPr>
+                  <w:t xml:space="preserve">: </w:t>
+                </w:r>
+                <w:r>
+                  <w:rPr>
+                    <w:rFonts w:ascii="Cascadia Mono" w:hAnsi="Cascadia Mono" w:cs="Cascadia Mono"/>
+                    <w:color w:val="A31515"/>
+                    <w:sz w:val="18"/>
+                    <w:szCs w:val="18"/>
+                    <w:highlight w:val="white"/>
+                  </w:rPr>
+                  <w:t>"</w:t>
+                </w:r>
+                <w:proofErr w:type="spellStart"/>
+                <w:r>
+                  <w:rPr>
+                    <w:rFonts w:ascii="Cascadia Mono" w:hAnsi="Cascadia Mono" w:cs="Cascadia Mono"/>
+                    <w:color w:val="A31515"/>
+                    <w:sz w:val="18"/>
+                    <w:szCs w:val="18"/>
+                    <w:highlight w:val="white"/>
+                  </w:rPr>
+                  <w:t>string</w:t>
+                </w:r>
+                <w:proofErr w:type="spellEnd"/>
+                <w:r>
+                  <w:rPr>
+                    <w:rFonts w:ascii="Cascadia Mono" w:hAnsi="Cascadia Mono" w:cs="Cascadia Mono"/>
+                    <w:color w:val="A31515"/>
+                    <w:sz w:val="18"/>
+                    <w:szCs w:val="18"/>
+                    <w:highlight w:val="white"/>
+                  </w:rPr>
+                  <w:t>"</w:t>
+                </w:r>
+                <w:r>
+                  <w:rPr>
+                    <w:rFonts w:ascii="Cascadia Mono" w:hAnsi="Cascadia Mono" w:cs="Cascadia Mono"/>
+                    <w:color w:val="000000"/>
+                    <w:sz w:val="18"/>
+                    <w:szCs w:val="18"/>
+                    <w:highlight w:val="white"/>
+                  </w:rPr>
+                  <w:t>,</w:t>
+                </w:r>
+              </w:p>
+              <w:p>
+                <w:pPr>
+                  <w:autoSpaceDE w:val="0"/>
+                  <w:autoSpaceDN w:val="0"/>
+                  <w:adjustRightInd w:val="0"/>
+                  <w:ind w:left="311"/>
+                  <w:rPr>
+                    <w:rFonts w:ascii="Cascadia Mono" w:hAnsi="Cascadia Mono" w:cs="Cascadia Mono"/>
+                    <w:color w:val="000000"/>
+                    <w:sz w:val="18"/>
+                    <w:szCs w:val="18"/>
+                    <w:highlight w:val="white"/>
+                  </w:rPr>
+                </w:pPr>
+                <w:r>
+                  <w:rPr>
+                    <w:rFonts w:ascii="Cascadia Mono" w:hAnsi="Cascadia Mono" w:cs="Cascadia Mono"/>
+                    <w:color w:val="000000"/>
+                    <w:sz w:val="18"/>
+                    <w:szCs w:val="18"/>
+                    <w:highlight w:val="white"/>
+                  </w:rPr>
+                  <w:t xml:space="preserve">      </w:t>
+                </w:r>
+                <w:r>
+                  <w:rPr>
+                    <w:rFonts w:ascii="Cascadia Mono" w:hAnsi="Cascadia Mono" w:cs="Cascadia Mono"/>
+                    <w:color w:val="2E75B6"/>
+                    <w:sz w:val="18"/>
+                    <w:szCs w:val="18"/>
+                    <w:highlight w:val="white"/>
+                  </w:rPr>
+                  <w:t>"</w:t>
+                </w:r>
+                <w:proofErr w:type="spellStart"/>
+                <w:r>
+                  <w:rPr>
+                    <w:rFonts w:ascii="Cascadia Mono" w:hAnsi="Cascadia Mono" w:cs="Cascadia Mono"/>
+                    <w:color w:val="2E75B6"/>
+                    <w:sz w:val="18"/>
+                    <w:szCs w:val="18"/>
+                    <w:highlight w:val="white"/>
+                  </w:rPr>
+                  <w:t>enum</w:t>
+                </w:r>
+                <w:proofErr w:type="spellEnd"/>
+                <w:r>
+                  <w:rPr>
+                    <w:rFonts w:ascii="Cascadia Mono" w:hAnsi="Cascadia Mono" w:cs="Cascadia Mono"/>
+                    <w:color w:val="2E75B6"/>
+                    <w:sz w:val="18"/>
+                    <w:szCs w:val="18"/>
+                    <w:highlight w:val="white"/>
+                  </w:rPr>
+                  <w:t>"</w:t>
+                </w:r>
+                <w:r>
+                  <w:rPr>
+                    <w:rFonts w:ascii="Cascadia Mono" w:hAnsi="Cascadia Mono" w:cs="Cascadia Mono"/>
+                    <w:color w:val="000000"/>
+                    <w:sz w:val="18"/>
+                    <w:szCs w:val="18"/>
+                    <w:highlight w:val="white"/>
+                  </w:rPr>
+                  <w:t>: [</w:t>
+                </w:r>
+              </w:p>
+              <w:p>
+                <w:pPr>
+                  <w:autoSpaceDE w:val="0"/>
+                  <w:autoSpaceDN w:val="0"/>
+                  <w:adjustRightInd w:val="0"/>
+                  <w:ind w:left="311"/>
+                  <w:rPr>
+                    <w:rFonts w:ascii="Cascadia Mono" w:hAnsi="Cascadia Mono" w:cs="Cascadia Mono"/>
+                    <w:color w:val="000000"/>
+                    <w:sz w:val="18"/>
+                    <w:szCs w:val="18"/>
+                    <w:highlight w:val="white"/>
+                  </w:rPr>
+                </w:pPr>
+                <w:r>
+                  <w:rPr>
+                    <w:rFonts w:ascii="Cascadia Mono" w:hAnsi="Cascadia Mono" w:cs="Cascadia Mono"/>
+                    <w:color w:val="000000"/>
+                    <w:sz w:val="18"/>
+                    <w:szCs w:val="18"/>
+                    <w:highlight w:val="white"/>
+                  </w:rPr>
+                  <w:t xml:space="preserve">        </w:t>
+                </w:r>
+                <w:r>
+                  <w:rPr>
+                    <w:rFonts w:ascii="Cascadia Mono" w:hAnsi="Cascadia Mono" w:cs="Cascadia Mono"/>
+                    <w:color w:val="A31515"/>
+                    <w:sz w:val="18"/>
+                    <w:szCs w:val="18"/>
+                    <w:highlight w:val="white"/>
+                  </w:rPr>
+                  <w:t>"CEDULA"</w:t>
+                </w:r>
+                <w:r>
+                  <w:rPr>
+                    <w:rFonts w:ascii="Cascadia Mono" w:hAnsi="Cascadia Mono" w:cs="Cascadia Mono"/>
+                    <w:color w:val="000000"/>
+                    <w:sz w:val="18"/>
+                    <w:szCs w:val="18"/>
+                    <w:highlight w:val="white"/>
+                  </w:rPr>
+                  <w:t>,</w:t>
+                </w:r>
+              </w:p>
+              <w:p>
+                <w:pPr>
+                  <w:autoSpaceDE w:val="0"/>
+                  <w:autoSpaceDN w:val="0"/>
+                  <w:adjustRightInd w:val="0"/>
+                  <w:ind w:left="311"/>
+                  <w:rPr>
+                    <w:rFonts w:ascii="Cascadia Mono" w:hAnsi="Cascadia Mono" w:cs="Cascadia Mono"/>
+                    <w:color w:val="000000"/>
+                    <w:sz w:val="18"/>
+                    <w:szCs w:val="18"/>
+                    <w:highlight w:val="white"/>
+                  </w:rPr>
+                </w:pPr>
+                <w:r>
+                  <w:rPr>
+                    <w:rFonts w:ascii="Cascadia Mono" w:hAnsi="Cascadia Mono" w:cs="Cascadia Mono"/>
+                    <w:color w:val="000000"/>
+                    <w:sz w:val="18"/>
+                    <w:szCs w:val="18"/>
+                    <w:highlight w:val="white"/>
+                  </w:rPr>
+                  <w:t xml:space="preserve">        </w:t>
+                </w:r>
+                <w:r>
+                  <w:rPr>
+                    <w:rFonts w:ascii="Cascadia Mono" w:hAnsi="Cascadia Mono" w:cs="Cascadia Mono"/>
+                    <w:color w:val="A31515"/>
+                    <w:sz w:val="18"/>
+                    <w:szCs w:val="18"/>
+                    <w:highlight w:val="white"/>
+                  </w:rPr>
+                  <w:t>"PASAPORTE"</w:t>
+                </w:r>
+              </w:p>
+              <w:p>
+                <w:pPr>
+                  <w:autoSpaceDE w:val="0"/>
+                  <w:autoSpaceDN w:val="0"/>
+                  <w:adjustRightInd w:val="0"/>
+                  <w:ind w:left="311"/>
+                  <w:rPr>
+                    <w:rFonts w:ascii="Cascadia Mono" w:hAnsi="Cascadia Mono" w:cs="Cascadia Mono"/>
+                    <w:color w:val="000000"/>
+                    <w:sz w:val="18"/>
+                    <w:szCs w:val="18"/>
+                    <w:highlight w:val="white"/>
+                  </w:rPr>
+                </w:pPr>
+                <w:r>
+                  <w:rPr>
+                    <w:rFonts w:ascii="Cascadia Mono" w:hAnsi="Cascadia Mono" w:cs="Cascadia Mono"/>
+                    <w:color w:val="000000"/>
+                    <w:sz w:val="18"/>
+                    <w:szCs w:val="18"/>
+                    <w:highlight w:val="white"/>
+                  </w:rPr>
+                  <w:t xml:space="preserve">      ]</w:t>
+                </w:r>
+              </w:p>
+              <w:p>
+                <w:pPr>
+                  <w:autoSpaceDE w:val="0"/>
+                  <w:autoSpaceDN w:val="0"/>
+                  <w:adjustRightInd w:val="0"/>
+                  <w:ind w:left="311"/>
+                  <w:rPr>
+                    <w:rFonts w:ascii="Cascadia Mono" w:hAnsi="Cascadia Mono" w:cs="Cascadia Mono"/>
+                    <w:color w:val="000000"/>
+                    <w:sz w:val="18"/>
+                    <w:szCs w:val="18"/>
+                    <w:highlight w:val="white"/>
+                  </w:rPr>
+                </w:pPr>
+                <w:r>
+                  <w:rPr>
+                    <w:rFonts w:ascii="Cascadia Mono" w:hAnsi="Cascadia Mono" w:cs="Cascadia Mono"/>
+                    <w:color w:val="000000"/>
+                    <w:sz w:val="18"/>
+                    <w:szCs w:val="18"/>
+                    <w:highlight w:val="white"/>
+                  </w:rPr>
+                  <w:t xml:space="preserve">    },</w:t>
+                </w:r>
+              </w:p>
+              <w:p>
+                <w:pPr>
+                  <w:autoSpaceDE w:val="0"/>
+                  <w:autoSpaceDN w:val="0"/>
+                  <w:adjustRightInd w:val="0"/>
+                  <w:ind w:left="311"/>
+                  <w:rPr>
+                    <w:rFonts w:ascii="Cascadia Mono" w:hAnsi="Cascadia Mono" w:cs="Cascadia Mono"/>
+                    <w:color w:val="000000"/>
+                    <w:sz w:val="18"/>
+                    <w:szCs w:val="18"/>
+                    <w:highlight w:val="white"/>
+                  </w:rPr>
+                </w:pPr>
+                <w:r>
+                  <w:rPr>
+                    <w:rFonts w:ascii="Cascadia Mono" w:hAnsi="Cascadia Mono" w:cs="Cascadia Mono"/>
+                    <w:color w:val="000000"/>
+                    <w:sz w:val="18"/>
+                    <w:szCs w:val="18"/>
+                    <w:highlight w:val="white"/>
+                  </w:rPr>
+                  <w:t xml:space="preserve">    </w:t>
+                </w:r>
+                <w:r>
+                  <w:rPr>
+                    <w:rFonts w:ascii="Cascadia Mono" w:hAnsi="Cascadia Mono" w:cs="Cascadia Mono"/>
+                    <w:color w:val="2E75B6"/>
+                    <w:sz w:val="18"/>
+                    <w:szCs w:val="18"/>
+                    <w:highlight w:val="white"/>
+                  </w:rPr>
+                  <w:t>"documento"</w:t>
+                </w:r>
+                <w:r>
+                  <w:rPr>
+                    <w:rFonts w:ascii="Cascadia Mono" w:hAnsi="Cascadia Mono" w:cs="Cascadia Mono"/>
+                    <w:color w:val="000000"/>
+                    <w:sz w:val="18"/>
+                    <w:szCs w:val="18"/>
+                    <w:highlight w:val="white"/>
+                  </w:rPr>
+                  <w:t>: {</w:t>
+                </w:r>
+              </w:p>
+              <w:p>
+                <w:pPr>
+                  <w:autoSpaceDE w:val="0"/>
+                  <w:autoSpaceDN w:val="0"/>
+                  <w:adjustRightInd w:val="0"/>
+                  <w:ind w:left="311"/>
+                  <w:rPr>
+                    <w:rFonts w:ascii="Cascadia Mono" w:hAnsi="Cascadia Mono" w:cs="Cascadia Mono"/>
+                    <w:color w:val="000000"/>
+                    <w:sz w:val="18"/>
+                    <w:szCs w:val="18"/>
+                    <w:highlight w:val="white"/>
+                  </w:rPr>
+                </w:pPr>
+                <w:r>
+                  <w:rPr>
+                    <w:rFonts w:ascii="Cascadia Mono" w:hAnsi="Cascadia Mono" w:cs="Cascadia Mono"/>
+                    <w:color w:val="000000"/>
+                    <w:sz w:val="18"/>
+                    <w:szCs w:val="18"/>
+                    <w:highlight w:val="white"/>
+                  </w:rPr>
+                  <w:t xml:space="preserve">      </w:t>
+                </w:r>
+                <w:r>
+                  <w:rPr>
+                    <w:rFonts w:ascii="Cascadia Mono" w:hAnsi="Cascadia Mono" w:cs="Cascadia Mono"/>
+                    <w:color w:val="2E75B6"/>
+                    <w:sz w:val="18"/>
+                    <w:szCs w:val="18"/>
+                    <w:highlight w:val="white"/>
+                  </w:rPr>
+                  <w:t>"</w:t>
+                </w:r>
+                <w:proofErr w:type="spellStart"/>
+                <w:r>
+                  <w:rPr>
+                    <w:rFonts w:ascii="Cascadia Mono" w:hAnsi="Cascadia Mono" w:cs="Cascadia Mono"/>
+                    <w:color w:val="2E75B6"/>
+                    <w:sz w:val="18"/>
+                    <w:szCs w:val="18"/>
+                    <w:highlight w:val="white"/>
+                  </w:rPr>
+                  <w:t>type</w:t>
+                </w:r>
+                <w:proofErr w:type="spellEnd"/>
+                <w:r>
+                  <w:rPr>
+                    <w:rFonts w:ascii="Cascadia Mono" w:hAnsi="Cascadia Mono" w:cs="Cascadia Mono"/>
+                    <w:color w:val="2E75B6"/>
+                    <w:sz w:val="18"/>
+                    <w:szCs w:val="18"/>
+                    <w:highlight w:val="white"/>
+                  </w:rPr>
+                  <w:t>"</w:t>
+                </w:r>
+                <w:r>
+                  <w:rPr>
+                    <w:rFonts w:ascii="Cascadia Mono" w:hAnsi="Cascadia Mono" w:cs="Cascadia Mono"/>
+                    <w:color w:val="000000"/>
+                    <w:sz w:val="18"/>
+                    <w:szCs w:val="18"/>
+                    <w:highlight w:val="white"/>
+                  </w:rPr>
+                  <w:t xml:space="preserve">: </w:t>
+                </w:r>
+                <w:r>
+                  <w:rPr>
+                    <w:rFonts w:ascii="Cascadia Mono" w:hAnsi="Cascadia Mono" w:cs="Cascadia Mono"/>
+                    <w:color w:val="A31515"/>
+                    <w:sz w:val="18"/>
+                    <w:szCs w:val="18"/>
+                    <w:highlight w:val="white"/>
+                  </w:rPr>
+                  <w:t>"</w:t>
+                </w:r>
+                <w:proofErr w:type="spellStart"/>
+                <w:r>
+                  <w:rPr>
+                    <w:rFonts w:ascii="Cascadia Mono" w:hAnsi="Cascadia Mono" w:cs="Cascadia Mono"/>
+                    <w:color w:val="A31515"/>
+                    <w:sz w:val="18"/>
+                    <w:szCs w:val="18"/>
+                    <w:highlight w:val="white"/>
+                  </w:rPr>
+                  <w:t>string</w:t>
+                </w:r>
+                <w:proofErr w:type="spellEnd"/>
+                <w:r>
+                  <w:rPr>
+                    <w:rFonts w:ascii="Cascadia Mono" w:hAnsi="Cascadia Mono" w:cs="Cascadia Mono"/>
+                    <w:color w:val="A31515"/>
+                    <w:sz w:val="18"/>
+                    <w:szCs w:val="18"/>
+                    <w:highlight w:val="white"/>
+                  </w:rPr>
+                  <w:t>"</w:t>
+                </w:r>
+                <w:r>
+                  <w:rPr>
+                    <w:rFonts w:ascii="Cascadia Mono" w:hAnsi="Cascadia Mono" w:cs="Cascadia Mono"/>
+                    <w:color w:val="000000"/>
+                    <w:sz w:val="18"/>
+                    <w:szCs w:val="18"/>
+                    <w:highlight w:val="white"/>
+                  </w:rPr>
+                  <w:t>,</w:t>
+                </w:r>
+              </w:p>
+              <w:p>
+                <w:pPr>
+                  <w:autoSpaceDE w:val="0"/>
+                  <w:autoSpaceDN w:val="0"/>
+                  <w:adjustRightInd w:val="0"/>
+                  <w:ind w:left="311"/>
+                  <w:rPr>
+                    <w:rFonts w:ascii="Cascadia Mono" w:hAnsi="Cascadia Mono" w:cs="Cascadia Mono"/>
+                    <w:color w:val="000000"/>
+                    <w:sz w:val="18"/>
+                    <w:szCs w:val="18"/>
+                    <w:highlight w:val="white"/>
+                  </w:rPr>
+                </w:pPr>
+                <w:r>
+                  <w:rPr>
+                    <w:rFonts w:ascii="Cascadia Mono" w:hAnsi="Cascadia Mono" w:cs="Cascadia Mono"/>
+                    <w:color w:val="000000"/>
+                    <w:sz w:val="18"/>
+                    <w:szCs w:val="18"/>
+                    <w:highlight w:val="white"/>
+                  </w:rPr>
+                  <w:t xml:space="preserve">      </w:t>
+                </w:r>
+                <w:r>
+                  <w:rPr>
+                    <w:rFonts w:ascii="Cascadia Mono" w:hAnsi="Cascadia Mono" w:cs="Cascadia Mono"/>
+                    <w:color w:val="2E75B6"/>
+                    <w:sz w:val="18"/>
+                    <w:szCs w:val="18"/>
+                    <w:highlight w:val="white"/>
+                  </w:rPr>
+                  <w:t>"</w:t>
+                </w:r>
+                <w:proofErr w:type="spellStart"/>
+                <w:r>
+                  <w:rPr>
+                    <w:rFonts w:ascii="Cascadia Mono" w:hAnsi="Cascadia Mono" w:cs="Cascadia Mono"/>
+                    <w:color w:val="2E75B6"/>
+                    <w:sz w:val="18"/>
+                    <w:szCs w:val="18"/>
+                    <w:highlight w:val="white"/>
+                  </w:rPr>
+                  <w:t>length</w:t>
+                </w:r>
+                <w:proofErr w:type="spellEnd"/>
+                <w:r>
+                  <w:rPr>
+                    <w:rFonts w:ascii="Cascadia Mono" w:hAnsi="Cascadia Mono" w:cs="Cascadia Mono"/>
+                    <w:color w:val="2E75B6"/>
+                    <w:sz w:val="18"/>
+                    <w:szCs w:val="18"/>
+                    <w:highlight w:val="white"/>
+                  </w:rPr>
+                  <w:t>"</w:t>
+                </w:r>
+                <w:r>
+                  <w:rPr>
+                    <w:rFonts w:ascii="Cascadia Mono" w:hAnsi="Cascadia Mono" w:cs="Cascadia Mono"/>
+                    <w:color w:val="000000"/>
+                    <w:sz w:val="18"/>
+                    <w:szCs w:val="18"/>
+                    <w:highlight w:val="white"/>
+                  </w:rPr>
+                  <w:t>: 27</w:t>
+                </w:r>
+              </w:p>
+              <w:p>
+                <w:pPr>
+                  <w:autoSpaceDE w:val="0"/>
+                  <w:autoSpaceDN w:val="0"/>
+                  <w:adjustRightInd w:val="0"/>
+                  <w:ind w:left="311"/>
+                  <w:rPr>
+                    <w:rFonts w:ascii="Cascadia Mono" w:hAnsi="Cascadia Mono" w:cs="Cascadia Mono"/>
+                    <w:color w:val="000000"/>
+                    <w:sz w:val="18"/>
+                    <w:szCs w:val="18"/>
+                    <w:highlight w:val="white"/>
+                  </w:rPr>
+                </w:pPr>
+                <w:r>
+                  <w:rPr>
+                    <w:rFonts w:ascii="Cascadia Mono" w:hAnsi="Cascadia Mono" w:cs="Cascadia Mono"/>
+                    <w:color w:val="000000"/>
+                    <w:sz w:val="18"/>
+                    <w:szCs w:val="18"/>
+                    <w:highlight w:val="white"/>
+                  </w:rPr>
+                  <w:t xml:space="preserve">    },</w:t>
+                </w:r>
+              </w:p>
+              <w:p>
+                <w:pPr>
+                  <w:autoSpaceDE w:val="0"/>
+                  <w:autoSpaceDN w:val="0"/>
+                  <w:adjustRightInd w:val="0"/>
+                  <w:ind w:left="311"/>
+                  <w:rPr>
+                    <w:rFonts w:ascii="Cascadia Mono" w:hAnsi="Cascadia Mono" w:cs="Cascadia Mono"/>
+                    <w:color w:val="000000"/>
+                    <w:sz w:val="18"/>
+                    <w:szCs w:val="18"/>
+                    <w:highlight w:val="white"/>
+                  </w:rPr>
+                </w:pPr>
+                <w:r>
+                  <w:rPr>
+                    <w:rFonts w:ascii="Cascadia Mono" w:hAnsi="Cascadia Mono" w:cs="Cascadia Mono"/>
+                    <w:color w:val="000000"/>
+                    <w:sz w:val="18"/>
+                    <w:szCs w:val="18"/>
+                    <w:highlight w:val="white"/>
+                  </w:rPr>
+                  <w:t xml:space="preserve">    </w:t>
+                </w:r>
+                <w:r>
+                  <w:rPr>
+                    <w:rFonts w:ascii="Cascadia Mono" w:hAnsi="Cascadia Mono" w:cs="Cascadia Mono"/>
+                    <w:color w:val="2E75B6"/>
+                    <w:sz w:val="18"/>
+                    <w:szCs w:val="18"/>
+                    <w:highlight w:val="white"/>
+                  </w:rPr>
+                  <w:t>"</w:t>
+                </w:r>
+                <w:proofErr w:type="spellStart"/>
+                <w:r>
+                  <w:rPr>
+                    <w:rFonts w:ascii="Cascadia Mono" w:hAnsi="Cascadia Mono" w:cs="Cascadia Mono"/>
+                    <w:color w:val="2E75B6"/>
+                    <w:sz w:val="18"/>
+                    <w:szCs w:val="18"/>
+                    <w:highlight w:val="white"/>
+                  </w:rPr>
+                  <w:t>primerNombre</w:t>
+                </w:r>
+                <w:proofErr w:type="spellEnd"/>
+                <w:r>
+                  <w:rPr>
+                    <w:rFonts w:ascii="Cascadia Mono" w:hAnsi="Cascadia Mono" w:cs="Cascadia Mono"/>
+                    <w:color w:val="2E75B6"/>
+                    <w:sz w:val="18"/>
+                    <w:szCs w:val="18"/>
+                    <w:highlight w:val="white"/>
+                  </w:rPr>
+                  <w:t>"</w:t>
+                </w:r>
+                <w:r>
+                  <w:rPr>
+                    <w:rFonts w:ascii="Cascadia Mono" w:hAnsi="Cascadia Mono" w:cs="Cascadia Mono"/>
+                    <w:color w:val="000000"/>
+                    <w:sz w:val="18"/>
+                    <w:szCs w:val="18"/>
+                    <w:highlight w:val="white"/>
+                  </w:rPr>
+                  <w:t>: {</w:t>
+                </w:r>
+              </w:p>
+              <w:p>
+                <w:pPr>
+                  <w:autoSpaceDE w:val="0"/>
+                  <w:autoSpaceDN w:val="0"/>
+                  <w:adjustRightInd w:val="0"/>
+                  <w:ind w:left="311"/>
+                  <w:rPr>
+                    <w:rFonts w:ascii="Cascadia Mono" w:hAnsi="Cascadia Mono" w:cs="Cascadia Mono"/>
+                    <w:color w:val="000000"/>
+                    <w:sz w:val="18"/>
+                    <w:szCs w:val="18"/>
+                    <w:highlight w:val="white"/>
+                  </w:rPr>
+                </w:pPr>
+                <w:r>
+                  <w:rPr>
+                    <w:rFonts w:ascii="Cascadia Mono" w:hAnsi="Cascadia Mono" w:cs="Cascadia Mono"/>
+                    <w:color w:val="000000"/>
+                    <w:sz w:val="18"/>
+                    <w:szCs w:val="18"/>
+                    <w:highlight w:val="white"/>
+                  </w:rPr>
+                  <w:t xml:space="preserve">      </w:t>
+                </w:r>
+                <w:r>
+                  <w:rPr>
+                    <w:rFonts w:ascii="Cascadia Mono" w:hAnsi="Cascadia Mono" w:cs="Cascadia Mono"/>
+                    <w:color w:val="2E75B6"/>
+                    <w:sz w:val="18"/>
+                    <w:szCs w:val="18"/>
+                    <w:highlight w:val="white"/>
+                  </w:rPr>
+                  <w:t>"</w:t>
+                </w:r>
+                <w:proofErr w:type="spellStart"/>
+                <w:r>
+                  <w:rPr>
+                    <w:rFonts w:ascii="Cascadia Mono" w:hAnsi="Cascadia Mono" w:cs="Cascadia Mono"/>
+                    <w:color w:val="2E75B6"/>
+                    <w:sz w:val="18"/>
+                    <w:szCs w:val="18"/>
+                    <w:highlight w:val="white"/>
+                  </w:rPr>
+                  <w:t>type</w:t>
+                </w:r>
+                <w:proofErr w:type="spellEnd"/>
+                <w:r>
+                  <w:rPr>
+                    <w:rFonts w:ascii="Cascadia Mono" w:hAnsi="Cascadia Mono" w:cs="Cascadia Mono"/>
+                    <w:color w:val="2E75B6"/>
+                    <w:sz w:val="18"/>
+                    <w:szCs w:val="18"/>
+                    <w:highlight w:val="white"/>
+                  </w:rPr>
+                  <w:t>"</w:t>
+                </w:r>
+                <w:r>
+                  <w:rPr>
+                    <w:rFonts w:ascii="Cascadia Mono" w:hAnsi="Cascadia Mono" w:cs="Cascadia Mono"/>
+                    <w:color w:val="000000"/>
+                    <w:sz w:val="18"/>
+                    <w:szCs w:val="18"/>
+                    <w:highlight w:val="white"/>
+                  </w:rPr>
+                  <w:t xml:space="preserve">: </w:t>
+                </w:r>
+                <w:r>
+                  <w:rPr>
+                    <w:rFonts w:ascii="Cascadia Mono" w:hAnsi="Cascadia Mono" w:cs="Cascadia Mono"/>
+                    <w:color w:val="A31515"/>
+                    <w:sz w:val="18"/>
+                    <w:szCs w:val="18"/>
+                    <w:highlight w:val="white"/>
+                  </w:rPr>
+                  <w:t>"</w:t>
+                </w:r>
+                <w:proofErr w:type="spellStart"/>
+                <w:r>
+                  <w:rPr>
+                    <w:rFonts w:ascii="Cascadia Mono" w:hAnsi="Cascadia Mono" w:cs="Cascadia Mono"/>
+                    <w:color w:val="A31515"/>
+                    <w:sz w:val="18"/>
+                    <w:szCs w:val="18"/>
+                    <w:highlight w:val="white"/>
+                  </w:rPr>
+                  <w:t>string</w:t>
+                </w:r>
+                <w:proofErr w:type="spellEnd"/>
+                <w:r>
+                  <w:rPr>
+                    <w:rFonts w:ascii="Cascadia Mono" w:hAnsi="Cascadia Mono" w:cs="Cascadia Mono"/>
+                    <w:color w:val="A31515"/>
+                    <w:sz w:val="18"/>
+                    <w:szCs w:val="18"/>
+                    <w:highlight w:val="white"/>
+                  </w:rPr>
+                  <w:t>"</w:t>
+                </w:r>
+                <w:r>
+                  <w:rPr>
+                    <w:rFonts w:ascii="Cascadia Mono" w:hAnsi="Cascadia Mono" w:cs="Cascadia Mono"/>
+                    <w:color w:val="000000"/>
+                    <w:sz w:val="18"/>
+                    <w:szCs w:val="18"/>
+                    <w:highlight w:val="white"/>
+                  </w:rPr>
+                  <w:t>,</w:t>
+                </w:r>
+              </w:p>
+              <w:p>
+                <w:pPr>
+                  <w:autoSpaceDE w:val="0"/>
+                  <w:autoSpaceDN w:val="0"/>
+                  <w:adjustRightInd w:val="0"/>
+                  <w:ind w:left="311"/>
+                  <w:rPr>
+                    <w:rFonts w:ascii="Cascadia Mono" w:hAnsi="Cascadia Mono" w:cs="Cascadia Mono"/>
+                    <w:color w:val="000000"/>
+                    <w:sz w:val="18"/>
+                    <w:szCs w:val="18"/>
+                    <w:highlight w:val="white"/>
+                  </w:rPr>
+                </w:pPr>
+                <w:r>
+                  <w:rPr>
+                    <w:rFonts w:ascii="Cascadia Mono" w:hAnsi="Cascadia Mono" w:cs="Cascadia Mono"/>
+                    <w:color w:val="000000"/>
+                    <w:sz w:val="18"/>
+                    <w:szCs w:val="18"/>
+                    <w:highlight w:val="white"/>
+                  </w:rPr>
+                  <w:t xml:space="preserve">      </w:t>
+                </w:r>
+                <w:r>
+                  <w:rPr>
+                    <w:rFonts w:ascii="Cascadia Mono" w:hAnsi="Cascadia Mono" w:cs="Cascadia Mono"/>
+                    <w:color w:val="2E75B6"/>
+                    <w:sz w:val="18"/>
+                    <w:szCs w:val="18"/>
+                    <w:highlight w:val="white"/>
+                  </w:rPr>
+                  <w:t>"</w:t>
+                </w:r>
+                <w:proofErr w:type="spellStart"/>
+                <w:r>
+                  <w:rPr>
+                    <w:rFonts w:ascii="Cascadia Mono" w:hAnsi="Cascadia Mono" w:cs="Cascadia Mono"/>
+                    <w:color w:val="2E75B6"/>
+                    <w:sz w:val="18"/>
+                    <w:szCs w:val="18"/>
+                    <w:highlight w:val="white"/>
+                  </w:rPr>
+                  <w:t>length</w:t>
+                </w:r>
+                <w:proofErr w:type="spellEnd"/>
+                <w:r>
+                  <w:rPr>
+                    <w:rFonts w:ascii="Cascadia Mono" w:hAnsi="Cascadia Mono" w:cs="Cascadia Mono"/>
+                    <w:color w:val="2E75B6"/>
+                    <w:sz w:val="18"/>
+                    <w:szCs w:val="18"/>
+                    <w:highlight w:val="white"/>
+                  </w:rPr>
+                  <w:t>"</w:t>
+                </w:r>
+                <w:r>
+                  <w:rPr>
+                    <w:rFonts w:ascii="Cascadia Mono" w:hAnsi="Cascadia Mono" w:cs="Cascadia Mono"/>
+                    <w:color w:val="000000"/>
+                    <w:sz w:val="18"/>
+                    <w:szCs w:val="18"/>
+                    <w:highlight w:val="white"/>
+                  </w:rPr>
+                  <w:t xml:space="preserve">: </w:t>
+                </w:r>
+                <w:r>
+                  <w:rPr>
+                    <w:rFonts w:ascii="Cascadia Mono" w:hAnsi="Cascadia Mono" w:cs="Cascadia Mono"/>
+                    <w:color w:val="A31515"/>
+                    <w:sz w:val="18"/>
+                    <w:szCs w:val="18"/>
+                    <w:highlight w:val="white"/>
+                  </w:rPr>
+                  <w:t>"?"</w:t>
+                </w:r>
+                <w:r>
+                  <w:rPr>
+                    <w:rFonts w:ascii="Cascadia Mono" w:hAnsi="Cascadia Mono" w:cs="Cascadia Mono"/>
+                    <w:color w:val="000000"/>
+                    <w:sz w:val="18"/>
+                    <w:szCs w:val="18"/>
+                    <w:highlight w:val="white"/>
+                  </w:rPr>
+                  <w:t xml:space="preserve"> </w:t>
+                </w:r>
+                <w:r>
+                  <w:rPr>
+                    <w:rFonts w:ascii="Cascadia Mono" w:hAnsi="Cascadia Mono" w:cs="Cascadia Mono"/>
+                    <w:color w:val="008000"/>
+                    <w:sz w:val="18"/>
+                    <w:szCs w:val="18"/>
+                    <w:highlight w:val="white"/>
+                  </w:rPr>
+                  <w:t>// Por definir</w:t>
+                </w:r>
+              </w:p>
+              <w:p>
+                <w:pPr>
+                  <w:autoSpaceDE w:val="0"/>
+                  <w:autoSpaceDN w:val="0"/>
+                  <w:adjustRightInd w:val="0"/>
+                  <w:ind w:left="311"/>
+                  <w:rPr>
+                    <w:rFonts w:ascii="Cascadia Mono" w:hAnsi="Cascadia Mono" w:cs="Cascadia Mono"/>
+                    <w:color w:val="000000"/>
+                    <w:sz w:val="18"/>
+                    <w:szCs w:val="18"/>
+                    <w:highlight w:val="white"/>
+                  </w:rPr>
+                </w:pPr>
+                <w:r>
+                  <w:rPr>
+                    <w:rFonts w:ascii="Cascadia Mono" w:hAnsi="Cascadia Mono" w:cs="Cascadia Mono"/>
+                    <w:color w:val="000000"/>
+                    <w:sz w:val="18"/>
+                    <w:szCs w:val="18"/>
+                    <w:highlight w:val="white"/>
+                  </w:rPr>
+                  <w:t xml:space="preserve">    },</w:t>
+                </w:r>
+              </w:p>
+              <w:p>
+                <w:pPr>
+                  <w:autoSpaceDE w:val="0"/>
+                  <w:autoSpaceDN w:val="0"/>
+                  <w:adjustRightInd w:val="0"/>
+                  <w:ind w:left="311"/>
+                  <w:rPr>
+                    <w:rFonts w:ascii="Cascadia Mono" w:hAnsi="Cascadia Mono" w:cs="Cascadia Mono"/>
+                    <w:color w:val="000000"/>
+                    <w:sz w:val="18"/>
+                    <w:szCs w:val="18"/>
+                    <w:highlight w:val="white"/>
+                  </w:rPr>
+                </w:pPr>
+                <w:r>
+                  <w:rPr>
+                    <w:rFonts w:ascii="Cascadia Mono" w:hAnsi="Cascadia Mono" w:cs="Cascadia Mono"/>
+                    <w:color w:val="000000"/>
+                    <w:sz w:val="18"/>
+                    <w:szCs w:val="18"/>
+                    <w:highlight w:val="white"/>
+                  </w:rPr>
+                  <w:t xml:space="preserve">    </w:t>
+                </w:r>
+                <w:r>
+                  <w:rPr>
+                    <w:rFonts w:ascii="Cascadia Mono" w:hAnsi="Cascadia Mono" w:cs="Cascadia Mono"/>
+                    <w:color w:val="2E75B6"/>
+                    <w:sz w:val="18"/>
+                    <w:szCs w:val="18"/>
+                    <w:highlight w:val="white"/>
+                  </w:rPr>
+                  <w:t>"</w:t>
+                </w:r>
+                <w:proofErr w:type="spellStart"/>
+                <w:r>
+                  <w:rPr>
+                    <w:rFonts w:ascii="Cascadia Mono" w:hAnsi="Cascadia Mono" w:cs="Cascadia Mono"/>
+                    <w:color w:val="2E75B6"/>
+                    <w:sz w:val="18"/>
+                    <w:szCs w:val="18"/>
+                    <w:highlight w:val="white"/>
+                  </w:rPr>
+                  <w:t>segundoNombre</w:t>
+                </w:r>
+                <w:proofErr w:type="spellEnd"/>
+                <w:r>
+                  <w:rPr>
+                    <w:rFonts w:ascii="Cascadia Mono" w:hAnsi="Cascadia Mono" w:cs="Cascadia Mono"/>
+                    <w:color w:val="2E75B6"/>
+                    <w:sz w:val="18"/>
+                    <w:szCs w:val="18"/>
+                    <w:highlight w:val="white"/>
+                  </w:rPr>
+                  <w:t>"</w:t>
+                </w:r>
+                <w:r>
+                  <w:rPr>
+                    <w:rFonts w:ascii="Cascadia Mono" w:hAnsi="Cascadia Mono" w:cs="Cascadia Mono"/>
+                    <w:color w:val="000000"/>
+                    <w:sz w:val="18"/>
+                    <w:szCs w:val="18"/>
+                    <w:highlight w:val="white"/>
+                  </w:rPr>
+                  <w:t>: {</w:t>
+                </w:r>
+              </w:p>
+              <w:p>
+                <w:pPr>
+                  <w:autoSpaceDE w:val="0"/>
+                  <w:autoSpaceDN w:val="0"/>
+                  <w:adjustRightInd w:val="0"/>
+                  <w:ind w:left="311"/>
+                  <w:rPr>
+                    <w:rFonts w:ascii="Cascadia Mono" w:hAnsi="Cascadia Mono" w:cs="Cascadia Mono"/>
+                    <w:color w:val="000000"/>
+                    <w:sz w:val="18"/>
+                    <w:szCs w:val="18"/>
+                    <w:highlight w:val="white"/>
+                  </w:rPr>
+                </w:pPr>
+                <w:r>
+                  <w:rPr>
+                    <w:rFonts w:ascii="Cascadia Mono" w:hAnsi="Cascadia Mono" w:cs="Cascadia Mono"/>
+                    <w:color w:val="000000"/>
+                    <w:sz w:val="18"/>
+                    <w:szCs w:val="18"/>
+                    <w:highlight w:val="white"/>
+                  </w:rPr>
+                  <w:t xml:space="preserve">      </w:t>
+                </w:r>
+                <w:r>
+                  <w:rPr>
+                    <w:rFonts w:ascii="Cascadia Mono" w:hAnsi="Cascadia Mono" w:cs="Cascadia Mono"/>
+                    <w:color w:val="2E75B6"/>
+                    <w:sz w:val="18"/>
+                    <w:szCs w:val="18"/>
+                    <w:highlight w:val="white"/>
+                  </w:rPr>
+                  <w:t>"</w:t>
+                </w:r>
+                <w:proofErr w:type="spellStart"/>
+                <w:r>
+                  <w:rPr>
+                    <w:rFonts w:ascii="Cascadia Mono" w:hAnsi="Cascadia Mono" w:cs="Cascadia Mono"/>
+                    <w:color w:val="2E75B6"/>
+                    <w:sz w:val="18"/>
+                    <w:szCs w:val="18"/>
+                    <w:highlight w:val="white"/>
+                  </w:rPr>
+                  <w:t>type</w:t>
+                </w:r>
+                <w:proofErr w:type="spellEnd"/>
+                <w:r>
+                  <w:rPr>
+                    <w:rFonts w:ascii="Cascadia Mono" w:hAnsi="Cascadia Mono" w:cs="Cascadia Mono"/>
+                    <w:color w:val="2E75B6"/>
+                    <w:sz w:val="18"/>
+                    <w:szCs w:val="18"/>
+                    <w:highlight w:val="white"/>
+                  </w:rPr>
+                  <w:t>"</w:t>
+                </w:r>
+                <w:r>
+                  <w:rPr>
+                    <w:rFonts w:ascii="Cascadia Mono" w:hAnsi="Cascadia Mono" w:cs="Cascadia Mono"/>
+                    <w:color w:val="000000"/>
+                    <w:sz w:val="18"/>
+                    <w:szCs w:val="18"/>
+                    <w:highlight w:val="white"/>
+                  </w:rPr>
+                  <w:t xml:space="preserve">: </w:t>
+                </w:r>
+                <w:r>
+                  <w:rPr>
+                    <w:rFonts w:ascii="Cascadia Mono" w:hAnsi="Cascadia Mono" w:cs="Cascadia Mono"/>
+                    <w:color w:val="A31515"/>
+                    <w:sz w:val="18"/>
+                    <w:szCs w:val="18"/>
+                    <w:highlight w:val="white"/>
+                  </w:rPr>
+                  <w:t>"</w:t>
+                </w:r>
+                <w:proofErr w:type="spellStart"/>
+                <w:r>
+                  <w:rPr>
+                    <w:rFonts w:ascii="Cascadia Mono" w:hAnsi="Cascadia Mono" w:cs="Cascadia Mono"/>
+                    <w:color w:val="A31515"/>
+                    <w:sz w:val="18"/>
+                    <w:szCs w:val="18"/>
+                    <w:highlight w:val="white"/>
+                  </w:rPr>
+                  <w:t>string</w:t>
+                </w:r>
+                <w:proofErr w:type="spellEnd"/>
+                <w:r>
+                  <w:rPr>
+                    <w:rFonts w:ascii="Cascadia Mono" w:hAnsi="Cascadia Mono" w:cs="Cascadia Mono"/>
+                    <w:color w:val="A31515"/>
+                    <w:sz w:val="18"/>
+                    <w:szCs w:val="18"/>
+                    <w:highlight w:val="white"/>
+                  </w:rPr>
+                  <w:t>"</w:t>
+                </w:r>
+                <w:r>
+                  <w:rPr>
+                    <w:rFonts w:ascii="Cascadia Mono" w:hAnsi="Cascadia Mono" w:cs="Cascadia Mono"/>
+                    <w:color w:val="000000"/>
+                    <w:sz w:val="18"/>
+                    <w:szCs w:val="18"/>
+                    <w:highlight w:val="white"/>
+                  </w:rPr>
+                  <w:t>,</w:t>
+                </w:r>
+              </w:p>
+              <w:p>
+                <w:pPr>
+                  <w:autoSpaceDE w:val="0"/>
+                  <w:autoSpaceDN w:val="0"/>
+                  <w:adjustRightInd w:val="0"/>
+                  <w:ind w:left="311"/>
+                  <w:rPr>
+                    <w:rFonts w:ascii="Cascadia Mono" w:hAnsi="Cascadia Mono" w:cs="Cascadia Mono"/>
+                    <w:color w:val="000000"/>
+                    <w:sz w:val="18"/>
+                    <w:szCs w:val="18"/>
+                    <w:highlight w:val="white"/>
+                  </w:rPr>
+                </w:pPr>
+                <w:r>
+                  <w:rPr>
+                    <w:rFonts w:ascii="Cascadia Mono" w:hAnsi="Cascadia Mono" w:cs="Cascadia Mono"/>
+                    <w:color w:val="000000"/>
+                    <w:sz w:val="18"/>
+                    <w:szCs w:val="18"/>
+                    <w:highlight w:val="white"/>
+                  </w:rPr>
+                  <w:t xml:space="preserve">      </w:t>
+                </w:r>
+                <w:r>
+                  <w:rPr>
+                    <w:rFonts w:ascii="Cascadia Mono" w:hAnsi="Cascadia Mono" w:cs="Cascadia Mono"/>
+                    <w:color w:val="2E75B6"/>
+                    <w:sz w:val="18"/>
+                    <w:szCs w:val="18"/>
+                    <w:highlight w:val="white"/>
+                  </w:rPr>
+                  <w:t>"</w:t>
+                </w:r>
+                <w:proofErr w:type="spellStart"/>
+                <w:r>
+                  <w:rPr>
+                    <w:rFonts w:ascii="Cascadia Mono" w:hAnsi="Cascadia Mono" w:cs="Cascadia Mono"/>
+                    <w:color w:val="2E75B6"/>
+                    <w:sz w:val="18"/>
+                    <w:szCs w:val="18"/>
+                    <w:highlight w:val="white"/>
+                  </w:rPr>
+                  <w:t>length</w:t>
+                </w:r>
+                <w:proofErr w:type="spellEnd"/>
+                <w:r>
+                  <w:rPr>
+                    <w:rFonts w:ascii="Cascadia Mono" w:hAnsi="Cascadia Mono" w:cs="Cascadia Mono"/>
+                    <w:color w:val="2E75B6"/>
+                    <w:sz w:val="18"/>
+                    <w:szCs w:val="18"/>
+                    <w:highlight w:val="white"/>
+                  </w:rPr>
+                  <w:t>"</w:t>
+                </w:r>
+                <w:r>
+                  <w:rPr>
+                    <w:rFonts w:ascii="Cascadia Mono" w:hAnsi="Cascadia Mono" w:cs="Cascadia Mono"/>
+                    <w:color w:val="000000"/>
+                    <w:sz w:val="18"/>
+                    <w:szCs w:val="18"/>
+                    <w:highlight w:val="white"/>
+                  </w:rPr>
+                  <w:t xml:space="preserve">: </w:t>
+                </w:r>
+                <w:r>
+                  <w:rPr>
+                    <w:rFonts w:ascii="Cascadia Mono" w:hAnsi="Cascadia Mono" w:cs="Cascadia Mono"/>
+                    <w:color w:val="A31515"/>
+                    <w:sz w:val="18"/>
+                    <w:szCs w:val="18"/>
+                    <w:highlight w:val="white"/>
+                  </w:rPr>
+                  <w:t>"?"</w:t>
+                </w:r>
+                <w:r>
+                  <w:rPr>
+                    <w:rFonts w:ascii="Cascadia Mono" w:hAnsi="Cascadia Mono" w:cs="Cascadia Mono"/>
+                    <w:color w:val="000000"/>
+                    <w:sz w:val="18"/>
+                    <w:szCs w:val="18"/>
+                    <w:highlight w:val="white"/>
+                  </w:rPr>
+                  <w:t xml:space="preserve"> </w:t>
+                </w:r>
+                <w:r>
+                  <w:rPr>
+                    <w:rFonts w:ascii="Cascadia Mono" w:hAnsi="Cascadia Mono" w:cs="Cascadia Mono"/>
+                    <w:color w:val="008000"/>
+                    <w:sz w:val="18"/>
+                    <w:szCs w:val="18"/>
+                    <w:highlight w:val="white"/>
+                  </w:rPr>
+                  <w:t>// Por definir</w:t>
+                </w:r>
+              </w:p>
+              <w:p>
+                <w:pPr>
+                  <w:autoSpaceDE w:val="0"/>
+                  <w:autoSpaceDN w:val="0"/>
+                  <w:adjustRightInd w:val="0"/>
+                  <w:ind w:left="311"/>
+                  <w:rPr>
+                    <w:rFonts w:ascii="Cascadia Mono" w:hAnsi="Cascadia Mono" w:cs="Cascadia Mono"/>
+                    <w:color w:val="000000"/>
+                    <w:sz w:val="18"/>
+                    <w:szCs w:val="18"/>
+                    <w:highlight w:val="white"/>
+                  </w:rPr>
+                </w:pPr>
+                <w:r>
+                  <w:rPr>
+                    <w:rFonts w:ascii="Cascadia Mono" w:hAnsi="Cascadia Mono" w:cs="Cascadia Mono"/>
+                    <w:color w:val="000000"/>
+                    <w:sz w:val="18"/>
+                    <w:szCs w:val="18"/>
+                    <w:highlight w:val="white"/>
+                  </w:rPr>
+                  <w:t xml:space="preserve">    },</w:t>
+                </w:r>
+              </w:p>
+              <w:p>
+                <w:pPr>
+                  <w:autoSpaceDE w:val="0"/>
+                  <w:autoSpaceDN w:val="0"/>
+                  <w:adjustRightInd w:val="0"/>
+                  <w:ind w:left="311"/>
+                  <w:rPr>
+                    <w:rFonts w:ascii="Cascadia Mono" w:hAnsi="Cascadia Mono" w:cs="Cascadia Mono"/>
+                    <w:color w:val="000000"/>
+                    <w:sz w:val="18"/>
+                    <w:szCs w:val="18"/>
+                    <w:highlight w:val="white"/>
+                  </w:rPr>
+                </w:pPr>
+                <w:r>
+                  <w:rPr>
+                    <w:rFonts w:ascii="Cascadia Mono" w:hAnsi="Cascadia Mono" w:cs="Cascadia Mono"/>
+                    <w:color w:val="000000"/>
+                    <w:sz w:val="18"/>
+                    <w:szCs w:val="18"/>
+                    <w:highlight w:val="white"/>
+                  </w:rPr>
+                  <w:t xml:space="preserve">    </w:t>
+                </w:r>
+                <w:r>
+                  <w:rPr>
+                    <w:rFonts w:ascii="Cascadia Mono" w:hAnsi="Cascadia Mono" w:cs="Cascadia Mono"/>
+                    <w:color w:val="2E75B6"/>
+                    <w:sz w:val="18"/>
+                    <w:szCs w:val="18"/>
+                    <w:highlight w:val="white"/>
+                  </w:rPr>
+                  <w:t>"</w:t>
+                </w:r>
+                <w:proofErr w:type="spellStart"/>
+                <w:r>
+                  <w:rPr>
+                    <w:rFonts w:ascii="Cascadia Mono" w:hAnsi="Cascadia Mono" w:cs="Cascadia Mono"/>
+                    <w:color w:val="2E75B6"/>
+                    <w:sz w:val="18"/>
+                    <w:szCs w:val="18"/>
+                    <w:highlight w:val="white"/>
+                  </w:rPr>
+                  <w:t>primerApellido</w:t>
+                </w:r>
+                <w:proofErr w:type="spellEnd"/>
+                <w:r>
+                  <w:rPr>
+                    <w:rFonts w:ascii="Cascadia Mono" w:hAnsi="Cascadia Mono" w:cs="Cascadia Mono"/>
+                    <w:color w:val="2E75B6"/>
+                    <w:sz w:val="18"/>
+                    <w:szCs w:val="18"/>
+                    <w:highlight w:val="white"/>
+                  </w:rPr>
+                  <w:t>"</w:t>
+                </w:r>
+                <w:r>
+                  <w:rPr>
+                    <w:rFonts w:ascii="Cascadia Mono" w:hAnsi="Cascadia Mono" w:cs="Cascadia Mono"/>
+                    <w:color w:val="000000"/>
+                    <w:sz w:val="18"/>
+                    <w:szCs w:val="18"/>
+                    <w:highlight w:val="white"/>
+                  </w:rPr>
+                  <w:t>: {</w:t>
+                </w:r>
+              </w:p>
+              <w:p>
+                <w:pPr>
+                  <w:autoSpaceDE w:val="0"/>
+                  <w:autoSpaceDN w:val="0"/>
+                  <w:adjustRightInd w:val="0"/>
+                  <w:ind w:left="311"/>
+                  <w:rPr>
+                    <w:rFonts w:ascii="Cascadia Mono" w:hAnsi="Cascadia Mono" w:cs="Cascadia Mono"/>
+                    <w:color w:val="000000"/>
+                    <w:sz w:val="18"/>
+                    <w:szCs w:val="18"/>
+                    <w:highlight w:val="white"/>
+                  </w:rPr>
+                </w:pPr>
+                <w:r>
+                  <w:rPr>
+                    <w:rFonts w:ascii="Cascadia Mono" w:hAnsi="Cascadia Mono" w:cs="Cascadia Mono"/>
+                    <w:color w:val="000000"/>
+                    <w:sz w:val="18"/>
+                    <w:szCs w:val="18"/>
+                    <w:highlight w:val="white"/>
+                  </w:rPr>
+                  <w:t xml:space="preserve">      </w:t>
+                </w:r>
+                <w:r>
+                  <w:rPr>
+                    <w:rFonts w:ascii="Cascadia Mono" w:hAnsi="Cascadia Mono" w:cs="Cascadia Mono"/>
+                    <w:color w:val="2E75B6"/>
+                    <w:sz w:val="18"/>
+                    <w:szCs w:val="18"/>
+                    <w:highlight w:val="white"/>
+                  </w:rPr>
+                  <w:t>"</w:t>
+                </w:r>
+                <w:proofErr w:type="spellStart"/>
+                <w:r>
+                  <w:rPr>
+                    <w:rFonts w:ascii="Cascadia Mono" w:hAnsi="Cascadia Mono" w:cs="Cascadia Mono"/>
+                    <w:color w:val="2E75B6"/>
+                    <w:sz w:val="18"/>
+                    <w:szCs w:val="18"/>
+                    <w:highlight w:val="white"/>
+                  </w:rPr>
+                  <w:t>type</w:t>
+                </w:r>
+                <w:proofErr w:type="spellEnd"/>
+                <w:r>
+                  <w:rPr>
+                    <w:rFonts w:ascii="Cascadia Mono" w:hAnsi="Cascadia Mono" w:cs="Cascadia Mono"/>
+                    <w:color w:val="2E75B6"/>
+                    <w:sz w:val="18"/>
+                    <w:szCs w:val="18"/>
+                    <w:highlight w:val="white"/>
+                  </w:rPr>
+                  <w:t>"</w:t>
+                </w:r>
+                <w:r>
+                  <w:rPr>
+                    <w:rFonts w:ascii="Cascadia Mono" w:hAnsi="Cascadia Mono" w:cs="Cascadia Mono"/>
+                    <w:color w:val="000000"/>
+                    <w:sz w:val="18"/>
+                    <w:szCs w:val="18"/>
+                    <w:highlight w:val="white"/>
+                  </w:rPr>
+                  <w:t xml:space="preserve">: </w:t>
+                </w:r>
+                <w:r>
+                  <w:rPr>
+                    <w:rFonts w:ascii="Cascadia Mono" w:hAnsi="Cascadia Mono" w:cs="Cascadia Mono"/>
+                    <w:color w:val="A31515"/>
+                    <w:sz w:val="18"/>
+                    <w:szCs w:val="18"/>
+                    <w:highlight w:val="white"/>
+                  </w:rPr>
+                  <w:t>"</w:t>
+                </w:r>
+                <w:proofErr w:type="spellStart"/>
+                <w:r>
+                  <w:rPr>
+                    <w:rFonts w:ascii="Cascadia Mono" w:hAnsi="Cascadia Mono" w:cs="Cascadia Mono"/>
+                    <w:color w:val="A31515"/>
+                    <w:sz w:val="18"/>
+                    <w:szCs w:val="18"/>
+                    <w:highlight w:val="white"/>
+                  </w:rPr>
+                  <w:t>string</w:t>
+                </w:r>
+                <w:proofErr w:type="spellEnd"/>
+                <w:r>
+                  <w:rPr>
+                    <w:rFonts w:ascii="Cascadia Mono" w:hAnsi="Cascadia Mono" w:cs="Cascadia Mono"/>
+                    <w:color w:val="A31515"/>
+                    <w:sz w:val="18"/>
+                    <w:szCs w:val="18"/>
+                    <w:highlight w:val="white"/>
+                  </w:rPr>
+                  <w:t>"</w:t>
+                </w:r>
+                <w:r>
+                  <w:rPr>
+                    <w:rFonts w:ascii="Cascadia Mono" w:hAnsi="Cascadia Mono" w:cs="Cascadia Mono"/>
+                    <w:color w:val="000000"/>
+                    <w:sz w:val="18"/>
+                    <w:szCs w:val="18"/>
+                    <w:highlight w:val="white"/>
+                  </w:rPr>
+                  <w:t>,</w:t>
+                </w:r>
+              </w:p>
+              <w:p>
+                <w:pPr>
+                  <w:autoSpaceDE w:val="0"/>
+                  <w:autoSpaceDN w:val="0"/>
+                  <w:adjustRightInd w:val="0"/>
+                  <w:ind w:left="311"/>
+                  <w:rPr>
+                    <w:rFonts w:ascii="Cascadia Mono" w:hAnsi="Cascadia Mono" w:cs="Cascadia Mono"/>
+                    <w:color w:val="000000"/>
+                    <w:sz w:val="18"/>
+                    <w:szCs w:val="18"/>
+                    <w:highlight w:val="white"/>
+                  </w:rPr>
+                </w:pPr>
+                <w:r>
+                  <w:rPr>
+                    <w:rFonts w:ascii="Cascadia Mono" w:hAnsi="Cascadia Mono" w:cs="Cascadia Mono"/>
+                    <w:color w:val="000000"/>
+                    <w:sz w:val="18"/>
+                    <w:szCs w:val="18"/>
+                    <w:highlight w:val="white"/>
+                  </w:rPr>
+                  <w:t xml:space="preserve">      </w:t>
+                </w:r>
+                <w:r>
+                  <w:rPr>
+                    <w:rFonts w:ascii="Cascadia Mono" w:hAnsi="Cascadia Mono" w:cs="Cascadia Mono"/>
+                    <w:color w:val="2E75B6"/>
+                    <w:sz w:val="18"/>
+                    <w:szCs w:val="18"/>
+                    <w:highlight w:val="white"/>
+                  </w:rPr>
+                  <w:t>"</w:t>
+                </w:r>
+                <w:proofErr w:type="spellStart"/>
+                <w:r>
+                  <w:rPr>
+                    <w:rFonts w:ascii="Cascadia Mono" w:hAnsi="Cascadia Mono" w:cs="Cascadia Mono"/>
+                    <w:color w:val="2E75B6"/>
+                    <w:sz w:val="18"/>
+                    <w:szCs w:val="18"/>
+                    <w:highlight w:val="white"/>
+                  </w:rPr>
+                  <w:t>length</w:t>
+                </w:r>
+                <w:proofErr w:type="spellEnd"/>
+                <w:r>
+                  <w:rPr>
+                    <w:rFonts w:ascii="Cascadia Mono" w:hAnsi="Cascadia Mono" w:cs="Cascadia Mono"/>
+                    <w:color w:val="2E75B6"/>
+                    <w:sz w:val="18"/>
+                    <w:szCs w:val="18"/>
+                    <w:highlight w:val="white"/>
+                  </w:rPr>
+                  <w:t>"</w:t>
+                </w:r>
+                <w:r>
+                  <w:rPr>
+                    <w:rFonts w:ascii="Cascadia Mono" w:hAnsi="Cascadia Mono" w:cs="Cascadia Mono"/>
+                    <w:color w:val="000000"/>
+                    <w:sz w:val="18"/>
+                    <w:szCs w:val="18"/>
+                    <w:highlight w:val="white"/>
+                  </w:rPr>
+                  <w:t xml:space="preserve">: </w:t>
+                </w:r>
+                <w:r>
+                  <w:rPr>
+                    <w:rFonts w:ascii="Cascadia Mono" w:hAnsi="Cascadia Mono" w:cs="Cascadia Mono"/>
+                    <w:color w:val="A31515"/>
+                    <w:sz w:val="18"/>
+                    <w:szCs w:val="18"/>
+                    <w:highlight w:val="white"/>
+                  </w:rPr>
+                  <w:t>"?"</w:t>
+                </w:r>
+                <w:r>
+                  <w:rPr>
+                    <w:rFonts w:ascii="Cascadia Mono" w:hAnsi="Cascadia Mono" w:cs="Cascadia Mono"/>
+                    <w:color w:val="000000"/>
+                    <w:sz w:val="18"/>
+                    <w:szCs w:val="18"/>
+                    <w:highlight w:val="white"/>
+                  </w:rPr>
+                  <w:t xml:space="preserve"> </w:t>
+                </w:r>
+                <w:r>
+                  <w:rPr>
+                    <w:rFonts w:ascii="Cascadia Mono" w:hAnsi="Cascadia Mono" w:cs="Cascadia Mono"/>
+                    <w:color w:val="008000"/>
+                    <w:sz w:val="18"/>
+                    <w:szCs w:val="18"/>
+                    <w:highlight w:val="white"/>
+                  </w:rPr>
+                  <w:t>// Por definir</w:t>
+                </w:r>
+              </w:p>
+              <w:p>
+                <w:pPr>
+                  <w:autoSpaceDE w:val="0"/>
+                  <w:autoSpaceDN w:val="0"/>
+                  <w:adjustRightInd w:val="0"/>
+                  <w:ind w:left="311"/>
+                  <w:rPr>
+                    <w:rFonts w:ascii="Cascadia Mono" w:hAnsi="Cascadia Mono" w:cs="Cascadia Mono"/>
+                    <w:color w:val="000000"/>
+                    <w:sz w:val="18"/>
+                    <w:szCs w:val="18"/>
+                    <w:highlight w:val="white"/>
+                  </w:rPr>
+                </w:pPr>
+                <w:r>
+                  <w:rPr>
+                    <w:rFonts w:ascii="Cascadia Mono" w:hAnsi="Cascadia Mono" w:cs="Cascadia Mono"/>
+                    <w:color w:val="000000"/>
+                    <w:sz w:val="18"/>
+                    <w:szCs w:val="18"/>
+                    <w:highlight w:val="white"/>
+                  </w:rPr>
+                  <w:t xml:space="preserve">    },</w:t>
+                </w:r>
+              </w:p>
+              <w:p>
+                <w:pPr>
+                  <w:autoSpaceDE w:val="0"/>
+                  <w:autoSpaceDN w:val="0"/>
+                  <w:adjustRightInd w:val="0"/>
+                  <w:ind w:left="311"/>
+                  <w:rPr>
+                    <w:rFonts w:ascii="Cascadia Mono" w:hAnsi="Cascadia Mono" w:cs="Cascadia Mono"/>
+                    <w:color w:val="000000"/>
+                    <w:sz w:val="18"/>
+                    <w:szCs w:val="18"/>
+                    <w:highlight w:val="white"/>
+                  </w:rPr>
+                </w:pPr>
+                <w:r>
+                  <w:rPr>
+                    <w:rFonts w:ascii="Cascadia Mono" w:hAnsi="Cascadia Mono" w:cs="Cascadia Mono"/>
+                    <w:color w:val="000000"/>
+                    <w:sz w:val="18"/>
+                    <w:szCs w:val="18"/>
+                    <w:highlight w:val="white"/>
+                  </w:rPr>
+                  <w:t xml:space="preserve">    </w:t>
+                </w:r>
+                <w:r>
+                  <w:rPr>
+                    <w:rFonts w:ascii="Cascadia Mono" w:hAnsi="Cascadia Mono" w:cs="Cascadia Mono"/>
+                    <w:color w:val="2E75B6"/>
+                    <w:sz w:val="18"/>
+                    <w:szCs w:val="18"/>
+                    <w:highlight w:val="white"/>
+                  </w:rPr>
+                  <w:t>"</w:t>
+                </w:r>
+                <w:proofErr w:type="spellStart"/>
+                <w:r>
+                  <w:rPr>
+                    <w:rFonts w:ascii="Cascadia Mono" w:hAnsi="Cascadia Mono" w:cs="Cascadia Mono"/>
+                    <w:color w:val="2E75B6"/>
+                    <w:sz w:val="18"/>
+                    <w:szCs w:val="18"/>
+                    <w:highlight w:val="white"/>
+                  </w:rPr>
+                  <w:t>segundoApellido</w:t>
+                </w:r>
+                <w:proofErr w:type="spellEnd"/>
+                <w:r>
+                  <w:rPr>
+                    <w:rFonts w:ascii="Cascadia Mono" w:hAnsi="Cascadia Mono" w:cs="Cascadia Mono"/>
+                    <w:color w:val="2E75B6"/>
+                    <w:sz w:val="18"/>
+                    <w:szCs w:val="18"/>
+                    <w:highlight w:val="white"/>
+                  </w:rPr>
+                  <w:t>"</w:t>
+                </w:r>
+                <w:r>
+                  <w:rPr>
+                    <w:rFonts w:ascii="Cascadia Mono" w:hAnsi="Cascadia Mono" w:cs="Cascadia Mono"/>
+                    <w:color w:val="000000"/>
+                    <w:sz w:val="18"/>
+                    <w:szCs w:val="18"/>
+                    <w:highlight w:val="white"/>
+                  </w:rPr>
+                  <w:t>: {</w:t>
+                </w:r>
+              </w:p>
+              <w:p>
+                <w:pPr>
+                  <w:autoSpaceDE w:val="0"/>
+                  <w:autoSpaceDN w:val="0"/>
+                  <w:adjustRightInd w:val="0"/>
+                  <w:ind w:left="311"/>
+                  <w:rPr>
+                    <w:rFonts w:ascii="Cascadia Mono" w:hAnsi="Cascadia Mono" w:cs="Cascadia Mono"/>
+                    <w:color w:val="000000"/>
+                    <w:sz w:val="18"/>
+                    <w:szCs w:val="18"/>
+                    <w:highlight w:val="white"/>
+                  </w:rPr>
+                </w:pPr>
+                <w:r>
+                  <w:rPr>
+                    <w:rFonts w:ascii="Cascadia Mono" w:hAnsi="Cascadia Mono" w:cs="Cascadia Mono"/>
+                    <w:color w:val="000000"/>
+                    <w:sz w:val="18"/>
+                    <w:szCs w:val="18"/>
+                    <w:highlight w:val="white"/>
+                  </w:rPr>
+                  <w:t xml:space="preserve">      </w:t>
+                </w:r>
+                <w:r>
+                  <w:rPr>
+                    <w:rFonts w:ascii="Cascadia Mono" w:hAnsi="Cascadia Mono" w:cs="Cascadia Mono"/>
+                    <w:color w:val="2E75B6"/>
+                    <w:sz w:val="18"/>
+                    <w:szCs w:val="18"/>
+                    <w:highlight w:val="white"/>
+                  </w:rPr>
+                  <w:t>"</w:t>
+                </w:r>
+                <w:proofErr w:type="spellStart"/>
+                <w:r>
+                  <w:rPr>
+                    <w:rFonts w:ascii="Cascadia Mono" w:hAnsi="Cascadia Mono" w:cs="Cascadia Mono"/>
+                    <w:color w:val="2E75B6"/>
+                    <w:sz w:val="18"/>
+                    <w:szCs w:val="18"/>
+                    <w:highlight w:val="white"/>
+                  </w:rPr>
+                  <w:t>type</w:t>
+                </w:r>
+                <w:proofErr w:type="spellEnd"/>
+                <w:r>
+                  <w:rPr>
+                    <w:rFonts w:ascii="Cascadia Mono" w:hAnsi="Cascadia Mono" w:cs="Cascadia Mono"/>
+                    <w:color w:val="2E75B6"/>
+                    <w:sz w:val="18"/>
+                    <w:szCs w:val="18"/>
+                    <w:highlight w:val="white"/>
+                  </w:rPr>
+                  <w:t>"</w:t>
+                </w:r>
+                <w:r>
+                  <w:rPr>
+                    <w:rFonts w:ascii="Cascadia Mono" w:hAnsi="Cascadia Mono" w:cs="Cascadia Mono"/>
+                    <w:color w:val="000000"/>
+                    <w:sz w:val="18"/>
+                    <w:szCs w:val="18"/>
+                    <w:highlight w:val="white"/>
+                  </w:rPr>
+                  <w:t xml:space="preserve">: </w:t>
+                </w:r>
+                <w:r>
+                  <w:rPr>
+                    <w:rFonts w:ascii="Cascadia Mono" w:hAnsi="Cascadia Mono" w:cs="Cascadia Mono"/>
+                    <w:color w:val="A31515"/>
+                    <w:sz w:val="18"/>
+                    <w:szCs w:val="18"/>
+                    <w:highlight w:val="white"/>
+                  </w:rPr>
+                  <w:t>"</w:t>
+                </w:r>
+                <w:proofErr w:type="spellStart"/>
+                <w:r>
+                  <w:rPr>
+                    <w:rFonts w:ascii="Cascadia Mono" w:hAnsi="Cascadia Mono" w:cs="Cascadia Mono"/>
+                    <w:color w:val="A31515"/>
+                    <w:sz w:val="18"/>
+                    <w:szCs w:val="18"/>
+                    <w:highlight w:val="white"/>
+                  </w:rPr>
+                  <w:t>string</w:t>
+                </w:r>
+                <w:proofErr w:type="spellEnd"/>
+                <w:r>
+                  <w:rPr>
+                    <w:rFonts w:ascii="Cascadia Mono" w:hAnsi="Cascadia Mono" w:cs="Cascadia Mono"/>
+                    <w:color w:val="A31515"/>
+                    <w:sz w:val="18"/>
+                    <w:szCs w:val="18"/>
+                    <w:highlight w:val="white"/>
+                  </w:rPr>
+                  <w:t>"</w:t>
+                </w:r>
+                <w:r>
+                  <w:rPr>
+                    <w:rFonts w:ascii="Cascadia Mono" w:hAnsi="Cascadia Mono" w:cs="Cascadia Mono"/>
+                    <w:color w:val="000000"/>
+                    <w:sz w:val="18"/>
+                    <w:szCs w:val="18"/>
+                    <w:highlight w:val="white"/>
+                  </w:rPr>
+                  <w:t>,</w:t>
+                </w:r>
+              </w:p>
+              <w:p>
+                <w:pPr>
+                  <w:autoSpaceDE w:val="0"/>
+                  <w:autoSpaceDN w:val="0"/>
+                  <w:adjustRightInd w:val="0"/>
+                  <w:ind w:left="311"/>
+                  <w:rPr>
+                    <w:rFonts w:ascii="Cascadia Mono" w:hAnsi="Cascadia Mono" w:cs="Cascadia Mono"/>
+                    <w:color w:val="000000"/>
+                    <w:sz w:val="18"/>
+                    <w:szCs w:val="18"/>
+                    <w:highlight w:val="white"/>
+                  </w:rPr>
+                </w:pPr>
+                <w:r>
+                  <w:rPr>
+                    <w:rFonts w:ascii="Cascadia Mono" w:hAnsi="Cascadia Mono" w:cs="Cascadia Mono"/>
+                    <w:color w:val="000000"/>
+                    <w:sz w:val="18"/>
+                    <w:szCs w:val="18"/>
+                    <w:highlight w:val="white"/>
+                  </w:rPr>
+                  <w:t xml:space="preserve">      </w:t>
+                </w:r>
+                <w:r>
+                  <w:rPr>
+                    <w:rFonts w:ascii="Cascadia Mono" w:hAnsi="Cascadia Mono" w:cs="Cascadia Mono"/>
+                    <w:color w:val="2E75B6"/>
+                    <w:sz w:val="18"/>
+                    <w:szCs w:val="18"/>
+                    <w:highlight w:val="white"/>
+                  </w:rPr>
+                  <w:t>"</w:t>
+                </w:r>
+                <w:proofErr w:type="spellStart"/>
+                <w:r>
+                  <w:rPr>
+                    <w:rFonts w:ascii="Cascadia Mono" w:hAnsi="Cascadia Mono" w:cs="Cascadia Mono"/>
+                    <w:color w:val="2E75B6"/>
+                    <w:sz w:val="18"/>
+                    <w:szCs w:val="18"/>
+                    <w:highlight w:val="white"/>
+                  </w:rPr>
+                  <w:t>length</w:t>
+                </w:r>
+                <w:proofErr w:type="spellEnd"/>
+                <w:r>
+                  <w:rPr>
+                    <w:rFonts w:ascii="Cascadia Mono" w:hAnsi="Cascadia Mono" w:cs="Cascadia Mono"/>
+                    <w:color w:val="2E75B6"/>
+                    <w:sz w:val="18"/>
+                    <w:szCs w:val="18"/>
+                    <w:highlight w:val="white"/>
+                  </w:rPr>
+                  <w:t>"</w:t>
+                </w:r>
+                <w:r>
+                  <w:rPr>
+                    <w:rFonts w:ascii="Cascadia Mono" w:hAnsi="Cascadia Mono" w:cs="Cascadia Mono"/>
+                    <w:color w:val="000000"/>
+                    <w:sz w:val="18"/>
+                    <w:szCs w:val="18"/>
+                    <w:highlight w:val="white"/>
+                  </w:rPr>
+                  <w:t xml:space="preserve">: </w:t>
+                </w:r>
+                <w:r>
+                  <w:rPr>
+                    <w:rFonts w:ascii="Cascadia Mono" w:hAnsi="Cascadia Mono" w:cs="Cascadia Mono"/>
+                    <w:color w:val="A31515"/>
+                    <w:sz w:val="18"/>
+                    <w:szCs w:val="18"/>
+                    <w:highlight w:val="white"/>
+                  </w:rPr>
+                  <w:t>"?"</w:t>
+                </w:r>
+                <w:r>
+                  <w:rPr>
+                    <w:rFonts w:ascii="Cascadia Mono" w:hAnsi="Cascadia Mono" w:cs="Cascadia Mono"/>
+                    <w:color w:val="000000"/>
+                    <w:sz w:val="18"/>
+                    <w:szCs w:val="18"/>
+                    <w:highlight w:val="white"/>
+                  </w:rPr>
+                  <w:t xml:space="preserve"> </w:t>
+                </w:r>
+                <w:r>
+                  <w:rPr>
+                    <w:rFonts w:ascii="Cascadia Mono" w:hAnsi="Cascadia Mono" w:cs="Cascadia Mono"/>
+                    <w:color w:val="008000"/>
+                    <w:sz w:val="18"/>
+                    <w:szCs w:val="18"/>
+                    <w:highlight w:val="white"/>
+                  </w:rPr>
+                  <w:t>// Por definir</w:t>
+                </w:r>
+              </w:p>
+              <w:p>
+                <w:pPr>
+                  <w:autoSpaceDE w:val="0"/>
+                  <w:autoSpaceDN w:val="0"/>
+                  <w:adjustRightInd w:val="0"/>
+                  <w:ind w:left="311"/>
+                  <w:rPr>
+                    <w:rFonts w:ascii="Cascadia Mono" w:hAnsi="Cascadia Mono" w:cs="Cascadia Mono"/>
+                    <w:color w:val="000000"/>
+                    <w:sz w:val="18"/>
+                    <w:szCs w:val="18"/>
+                    <w:highlight w:val="white"/>
+                  </w:rPr>
+                </w:pPr>
+                <w:r>
+                  <w:rPr>
+                    <w:rFonts w:ascii="Cascadia Mono" w:hAnsi="Cascadia Mono" w:cs="Cascadia Mono"/>
+                    <w:color w:val="000000"/>
+                    <w:sz w:val="18"/>
+                    <w:szCs w:val="18"/>
+                    <w:highlight w:val="white"/>
+                  </w:rPr>
+                  <w:t xml:space="preserve">    }</w:t>
+                </w:r>
+              </w:p>
+              <w:p>
+                <w:pPr>
+                  <w:autoSpaceDE w:val="0"/>
+                  <w:autoSpaceDN w:val="0"/>
+                  <w:adjustRightInd w:val="0"/>
+                  <w:ind w:left="311"/>
+                  <w:rPr>
+                    <w:rFonts w:ascii="Cascadia Mono" w:hAnsi="Cascadia Mono" w:cs="Cascadia Mono"/>
+                    <w:color w:val="000000"/>
+                    <w:sz w:val="18"/>
+                    <w:szCs w:val="18"/>
+                    <w:highlight w:val="white"/>
+                  </w:rPr>
+                </w:pPr>
+                <w:r>
+                  <w:rPr>
+                    <w:rFonts w:ascii="Cascadia Mono" w:hAnsi="Cascadia Mono" w:cs="Cascadia Mono"/>
+                    <w:color w:val="000000"/>
+                    <w:sz w:val="18"/>
+                    <w:szCs w:val="18"/>
+                    <w:highlight w:val="white"/>
+                  </w:rPr>
+                  <w:lastRenderedPageBreak/>
+                  <w:t xml:space="preserve">  }</w:t>
+                </w:r>
+              </w:p>
+              <w:p>
+                <w:pPr>
+                  <w:ind w:left="311"/>
+                  <w:rPr>
+                    <w:iCs/>
+                    <w:color w:val="1F497D" w:themeColor="text2"/>
+                    <w:sz w:val="18"/>
+                    <w:szCs w:val="20"/>
+                  </w:rPr>
+                </w:pPr>
+                <w:r>
+                  <w:rPr>
+                    <w:rFonts w:ascii="Cascadia Mono" w:hAnsi="Cascadia Mono" w:cs="Cascadia Mono"/>
+                    <w:color w:val="000000"/>
+                    <w:sz w:val="18"/>
+                    <w:szCs w:val="18"/>
+                    <w:highlight w:val="white"/>
+                  </w:rPr>
+                  <w:t>}</w:t>
+                </w:r>
+              </w:p>
+              <w:p>
+                <w:pPr>
+                  <w:rPr>
+                    <w:rFonts w:cstheme="minorHAnsi"/>
+                    <w:iCs/>
+                    <w:color w:val="1F497D" w:themeColor="text2"/>
+                    <w:sz w:val="20"/>
+                  </w:rPr>
+                </w:pPr>
+              </w:p>
+              <w:p>
+                <w:pPr>
+                  <w:rPr>
+                    <w:rFonts w:cstheme="minorHAnsi"/>
+                    <w:iCs/>
+                    <w:color w:val="1F497D" w:themeColor="text2"/>
+                    <w:sz w:val="20"/>
+                  </w:rPr>
+                </w:pPr>
+                <w:r>
+                  <w:rPr>
+                    <w:rFonts w:cstheme="minorHAnsi"/>
+                    <w:iCs/>
+                    <w:color w:val="1F497D" w:themeColor="text2"/>
+                    <w:sz w:val="20"/>
+                  </w:rPr>
+                  <w:t xml:space="preserve">Para </w:t>
+                </w:r>
+                <w:r>
+                  <w:rPr>
+                    <w:iCs/>
+                    <w:color w:val="1F497D" w:themeColor="text2"/>
+                    <w:sz w:val="20"/>
+                  </w:rPr>
+                  <w:t>los métodos de altas (</w:t>
+                </w:r>
+                <w:r>
+                  <w:rPr>
+                    <w:rFonts w:cstheme="minorHAnsi"/>
+                    <w:iCs/>
+                    <w:color w:val="1F497D" w:themeColor="text2"/>
+                    <w:sz w:val="20"/>
+                  </w:rPr>
+                  <w:t xml:space="preserve">Método: </w:t>
+                </w:r>
+                <w:r>
+                  <w:rPr>
+                    <w:rFonts w:cstheme="minorHAnsi"/>
+                    <w:color w:val="A31515"/>
+                    <w:sz w:val="18"/>
+                    <w:szCs w:val="18"/>
+                    <w:highlight w:val="white"/>
+                  </w:rPr>
+                  <w:t>"00</w:t>
+                </w:r>
+                <w:r>
+                  <w:rPr>
+                    <w:rFonts w:cstheme="minorHAnsi"/>
+                    <w:color w:val="A31515"/>
+                    <w:sz w:val="18"/>
+                    <w:szCs w:val="18"/>
+                    <w:highlight w:val="white"/>
+                  </w:rPr>
+                  <w:t>04</w:t>
+                </w:r>
+                <w:r>
+                  <w:rPr>
+                    <w:rFonts w:cstheme="minorHAnsi"/>
+                    <w:color w:val="A31515"/>
+                    <w:sz w:val="18"/>
+                    <w:szCs w:val="18"/>
+                    <w:highlight w:val="white"/>
+                  </w:rPr>
+                  <w:t>"</w:t>
+                </w:r>
+                <w:r>
+                  <w:rPr>
+                    <w:rFonts w:cstheme="minorHAnsi"/>
+                    <w:iCs/>
+                    <w:color w:val="1F497D" w:themeColor="text2"/>
+                    <w:sz w:val="20"/>
+                  </w:rPr>
+                  <w:t xml:space="preserve"> </w:t>
+                </w:r>
+                <w:r>
+                  <w:rPr>
+                    <w:iCs/>
+                    <w:color w:val="1F497D" w:themeColor="text2"/>
+                    <w:sz w:val="20"/>
+                  </w:rPr>
+                  <w:t xml:space="preserve">y </w:t>
+                </w:r>
+                <w:r>
+                  <w:rPr>
+                    <w:rFonts w:cstheme="minorHAnsi"/>
+                    <w:color w:val="A31515"/>
+                    <w:sz w:val="18"/>
+                    <w:szCs w:val="18"/>
+                    <w:highlight w:val="white"/>
+                  </w:rPr>
+                  <w:t>"00</w:t>
+                </w:r>
+                <w:r>
+                  <w:rPr>
+                    <w:rFonts w:cstheme="minorHAnsi"/>
+                    <w:color w:val="A31515"/>
+                    <w:sz w:val="18"/>
+                    <w:szCs w:val="18"/>
+                    <w:highlight w:val="white"/>
+                  </w:rPr>
+                  <w:t>0</w:t>
+                </w:r>
+                <w:r>
+                  <w:rPr>
+                    <w:rFonts w:cstheme="minorHAnsi"/>
+                    <w:color w:val="A31515"/>
+                    <w:sz w:val="18"/>
+                    <w:szCs w:val="18"/>
+                    <w:highlight w:val="white"/>
+                  </w:rPr>
+                  <w:t>6"</w:t>
+                </w:r>
+                <w:r>
+                  <w:rPr>
+                    <w:iCs/>
+                    <w:color w:val="1F497D" w:themeColor="text2"/>
+                    <w:sz w:val="20"/>
+                  </w:rPr>
+                  <w:t>)  y modificación (</w:t>
+                </w:r>
+                <w:r>
+                  <w:rPr>
+                    <w:rFonts w:cstheme="minorHAnsi"/>
+                    <w:iCs/>
+                    <w:color w:val="1F497D" w:themeColor="text2"/>
+                    <w:sz w:val="20"/>
+                  </w:rPr>
+                  <w:t xml:space="preserve">Método: </w:t>
+                </w:r>
+                <w:r>
+                  <w:rPr>
+                    <w:rFonts w:cstheme="minorHAnsi"/>
+                    <w:color w:val="A31515"/>
+                    <w:sz w:val="18"/>
+                    <w:szCs w:val="18"/>
+                    <w:highlight w:val="white"/>
+                  </w:rPr>
+                  <w:t>"00</w:t>
+                </w:r>
+                <w:r>
+                  <w:rPr>
+                    <w:rFonts w:cstheme="minorHAnsi"/>
+                    <w:color w:val="A31515"/>
+                    <w:sz w:val="18"/>
+                    <w:szCs w:val="18"/>
+                    <w:highlight w:val="white"/>
+                  </w:rPr>
+                  <w:t>08</w:t>
+                </w:r>
+                <w:r>
+                  <w:rPr>
+                    <w:rFonts w:cstheme="minorHAnsi"/>
+                    <w:color w:val="A31515"/>
+                    <w:sz w:val="18"/>
+                    <w:szCs w:val="18"/>
+                    <w:highlight w:val="white"/>
+                  </w:rPr>
+                  <w:t>"</w:t>
+                </w:r>
+                <w:r>
+                  <w:rPr>
+                    <w:iCs/>
+                    <w:color w:val="1F497D" w:themeColor="text2"/>
+                    <w:sz w:val="20"/>
+                  </w:rPr>
+                  <w:t xml:space="preserve">), los campos se adicionan a los parámetros, y se debe de evaluar si son obligatorio por un campo en la tabla </w:t>
+                </w:r>
+                <w:proofErr w:type="spellStart"/>
+                <w:r>
+                  <w:rPr>
+                    <w:rFonts w:cstheme="minorHAnsi"/>
+                    <w:color w:val="A31515"/>
+                    <w:sz w:val="18"/>
+                    <w:szCs w:val="18"/>
+                    <w:highlight w:val="white"/>
+                  </w:rPr>
+                  <w:t>tld</w:t>
+                </w:r>
+                <w:proofErr w:type="spellEnd"/>
+                <w:r>
+                  <w:rPr>
+                    <w:rFonts w:cstheme="minorHAnsi"/>
+                    <w:color w:val="A31515"/>
+                    <w:sz w:val="18"/>
+                    <w:szCs w:val="18"/>
+                    <w:highlight w:val="white"/>
+                  </w:rPr>
+                  <w:t>-validador-canal</w:t>
+                </w:r>
+                <w:r>
+                  <w:rPr>
+                    <w:iCs/>
+                    <w:color w:val="1F497D" w:themeColor="text2"/>
+                    <w:sz w:val="20"/>
+                  </w:rPr>
+                  <w:t xml:space="preserve">, </w:t>
+                </w:r>
+                <w:proofErr w:type="spellStart"/>
+                <w:r>
+                  <w:rPr>
+                    <w:rFonts w:cstheme="minorHAnsi"/>
+                    <w:color w:val="A31515"/>
+                    <w:sz w:val="18"/>
+                    <w:szCs w:val="18"/>
+                    <w:highlight w:val="white"/>
+                  </w:rPr>
+                  <w:t>camposAdicionalesAlias</w:t>
+                </w:r>
+                <w:proofErr w:type="spellEnd"/>
+                <w:r>
+                  <w:rPr>
+                    <w:rFonts w:cstheme="minorHAnsi"/>
+                    <w:color w:val="A31515"/>
+                    <w:sz w:val="18"/>
+                    <w:szCs w:val="18"/>
+                  </w:rPr>
+                  <w:t xml:space="preserve"> [“</w:t>
+                </w:r>
+                <w:r>
+                  <w:rPr>
+                    <w:rFonts w:cstheme="minorHAnsi"/>
+                    <w:color w:val="A31515"/>
+                    <w:sz w:val="18"/>
+                    <w:szCs w:val="18"/>
+                  </w:rPr>
+                  <w:t>Y</w:t>
+                </w:r>
+                <w:r>
+                  <w:rPr>
+                    <w:rFonts w:cstheme="minorHAnsi"/>
+                    <w:color w:val="A31515"/>
+                    <w:sz w:val="18"/>
+                    <w:szCs w:val="18"/>
+                  </w:rPr>
+                  <w:t>”, “N”]</w:t>
+                </w:r>
+                <w:r>
+                  <w:rPr>
+                    <w:iCs/>
+                    <w:color w:val="1F497D" w:themeColor="text2"/>
+                    <w:sz w:val="20"/>
+                  </w:rPr>
+                  <w:t>.</w:t>
+                </w:r>
+                <w:r>
+                  <w:rPr>
+                    <w:iCs/>
+                    <w:color w:val="1F497D" w:themeColor="text2"/>
+                    <w:sz w:val="20"/>
+                  </w:rPr>
+                  <w:t xml:space="preserve"> </w:t>
+                </w:r>
+                <w:r>
+                  <w:rPr>
+                    <w:rFonts w:cstheme="minorHAnsi"/>
+                    <w:iCs/>
+                    <w:color w:val="1F497D" w:themeColor="text2"/>
+                    <w:sz w:val="20"/>
+                  </w:rPr>
+                  <w:t xml:space="preserve">Los campos obligatorios son: </w:t>
+                </w:r>
+                <w:r>
+                  <w:rPr>
+                    <w:rFonts w:ascii="Cascadia Mono" w:hAnsi="Cascadia Mono" w:cs="Cascadia Mono"/>
+                    <w:color w:val="000000"/>
+                    <w:sz w:val="16"/>
+                    <w:szCs w:val="16"/>
+                    <w:highlight w:val="white"/>
+                  </w:rPr>
+                  <w:t>[</w:t>
+                </w:r>
+                <w:r>
+                  <w:rPr>
+                    <w:rFonts w:ascii="Cascadia Mono" w:hAnsi="Cascadia Mono" w:cs="Cascadia Mono"/>
+                    <w:color w:val="A31515"/>
+                    <w:sz w:val="16"/>
+                    <w:szCs w:val="16"/>
+                    <w:highlight w:val="white"/>
+                  </w:rPr>
+                  <w:t>"</w:t>
+                </w:r>
+                <w:proofErr w:type="spellStart"/>
+                <w:r>
+                  <w:rPr>
+                    <w:rFonts w:ascii="Cascadia Mono" w:hAnsi="Cascadia Mono" w:cs="Cascadia Mono"/>
+                    <w:color w:val="A31515"/>
+                    <w:sz w:val="16"/>
+                    <w:szCs w:val="16"/>
+                    <w:highlight w:val="white"/>
+                  </w:rPr>
+                  <w:t>tipoDocumento</w:t>
+                </w:r>
+                <w:proofErr w:type="spellEnd"/>
+                <w:r>
+                  <w:rPr>
+                    <w:rFonts w:ascii="Cascadia Mono" w:hAnsi="Cascadia Mono" w:cs="Cascadia Mono"/>
+                    <w:color w:val="A31515"/>
+                    <w:sz w:val="16"/>
+                    <w:szCs w:val="16"/>
+                    <w:highlight w:val="white"/>
+                  </w:rPr>
+                  <w:t>"</w:t>
+                </w:r>
+                <w:r>
+                  <w:rPr>
+                    <w:rFonts w:ascii="Cascadia Mono" w:hAnsi="Cascadia Mono" w:cs="Cascadia Mono"/>
+                    <w:color w:val="000000"/>
+                    <w:sz w:val="16"/>
+                    <w:szCs w:val="16"/>
+                    <w:highlight w:val="white"/>
+                  </w:rPr>
+                  <w:t xml:space="preserve">, </w:t>
+                </w:r>
+                <w:r>
+                  <w:rPr>
+                    <w:rFonts w:ascii="Cascadia Mono" w:hAnsi="Cascadia Mono" w:cs="Cascadia Mono"/>
+                    <w:color w:val="A31515"/>
+                    <w:sz w:val="16"/>
+                    <w:szCs w:val="16"/>
+                    <w:highlight w:val="white"/>
+                  </w:rPr>
+                  <w:t>"documento"</w:t>
+                </w:r>
+                <w:r>
+                  <w:rPr>
+                    <w:rFonts w:ascii="Cascadia Mono" w:hAnsi="Cascadia Mono" w:cs="Cascadia Mono"/>
+                    <w:color w:val="000000"/>
+                    <w:sz w:val="16"/>
+                    <w:szCs w:val="16"/>
+                    <w:highlight w:val="white"/>
+                  </w:rPr>
+                  <w:t xml:space="preserve">, </w:t>
+                </w:r>
+                <w:r>
+                  <w:rPr>
+                    <w:rFonts w:ascii="Cascadia Mono" w:hAnsi="Cascadia Mono" w:cs="Cascadia Mono"/>
+                    <w:color w:val="A31515"/>
+                    <w:sz w:val="16"/>
+                    <w:szCs w:val="16"/>
+                    <w:highlight w:val="white"/>
+                  </w:rPr>
+                  <w:t>"</w:t>
+                </w:r>
+                <w:proofErr w:type="spellStart"/>
+                <w:r>
+                  <w:rPr>
+                    <w:rFonts w:ascii="Cascadia Mono" w:hAnsi="Cascadia Mono" w:cs="Cascadia Mono"/>
+                    <w:color w:val="A31515"/>
+                    <w:sz w:val="16"/>
+                    <w:szCs w:val="16"/>
+                    <w:highlight w:val="white"/>
+                  </w:rPr>
+                  <w:t>primerNombre</w:t>
+                </w:r>
+                <w:proofErr w:type="spellEnd"/>
+                <w:r>
+                  <w:rPr>
+                    <w:rFonts w:ascii="Cascadia Mono" w:hAnsi="Cascadia Mono" w:cs="Cascadia Mono"/>
+                    <w:color w:val="A31515"/>
+                    <w:sz w:val="16"/>
+                    <w:szCs w:val="16"/>
+                    <w:highlight w:val="white"/>
+                  </w:rPr>
+                  <w:t>"</w:t>
+                </w:r>
+                <w:r>
+                  <w:rPr>
+                    <w:rFonts w:ascii="Cascadia Mono" w:hAnsi="Cascadia Mono" w:cs="Cascadia Mono"/>
+                    <w:color w:val="000000"/>
+                    <w:sz w:val="16"/>
+                    <w:szCs w:val="16"/>
+                    <w:highlight w:val="white"/>
+                  </w:rPr>
+                  <w:t xml:space="preserve">, </w:t>
+                </w:r>
+                <w:r>
+                  <w:rPr>
+                    <w:rFonts w:ascii="Cascadia Mono" w:hAnsi="Cascadia Mono" w:cs="Cascadia Mono"/>
+                    <w:color w:val="A31515"/>
+                    <w:sz w:val="16"/>
+                    <w:szCs w:val="16"/>
+                    <w:highlight w:val="white"/>
+                  </w:rPr>
+                  <w:t>"</w:t>
+                </w:r>
+                <w:proofErr w:type="spellStart"/>
+                <w:r>
+                  <w:rPr>
+                    <w:rFonts w:ascii="Cascadia Mono" w:hAnsi="Cascadia Mono" w:cs="Cascadia Mono"/>
+                    <w:color w:val="A31515"/>
+                    <w:sz w:val="16"/>
+                    <w:szCs w:val="16"/>
+                    <w:highlight w:val="white"/>
+                  </w:rPr>
+                  <w:t>primerApellido</w:t>
+                </w:r>
+                <w:proofErr w:type="spellEnd"/>
+                <w:r>
+                  <w:rPr>
+                    <w:rFonts w:ascii="Cascadia Mono" w:hAnsi="Cascadia Mono" w:cs="Cascadia Mono"/>
+                    <w:color w:val="A31515"/>
+                    <w:sz w:val="16"/>
+                    <w:szCs w:val="16"/>
+                    <w:highlight w:val="white"/>
+                  </w:rPr>
+                  <w:t>"</w:t>
+                </w:r>
+                <w:r>
+                  <w:rPr>
+                    <w:rFonts w:ascii="Cascadia Mono" w:hAnsi="Cascadia Mono" w:cs="Cascadia Mono"/>
+                    <w:color w:val="000000"/>
+                    <w:sz w:val="16"/>
+                    <w:szCs w:val="16"/>
+                    <w:highlight w:val="white"/>
+                  </w:rPr>
+                  <w:t>]</w:t>
+                </w:r>
+              </w:p>
+              <w:p>
+                <w:pPr>
+                  <w:rPr>
+                    <w:rFonts w:cstheme="minorHAnsi"/>
+                    <w:iCs/>
+                    <w:color w:val="1F497D" w:themeColor="text2"/>
+                    <w:sz w:val="20"/>
+                  </w:rPr>
+                </w:pPr>
+              </w:p>
+              <w:p>
+                <w:pPr>
+                  <w:rPr>
+                    <w:rFonts w:cstheme="minorHAnsi"/>
+                    <w:iCs/>
+                    <w:color w:val="1F497D" w:themeColor="text2"/>
+                    <w:sz w:val="20"/>
+                  </w:rPr>
+                </w:pPr>
+                <w:r>
+                  <w:rPr>
+                    <w:rFonts w:cstheme="minorHAnsi"/>
+                    <w:iCs/>
+                    <w:color w:val="1F497D" w:themeColor="text2"/>
+                    <w:sz w:val="20"/>
+                    <w:highlight w:val="yellow"/>
+                  </w:rPr>
+                  <w:t>Queda pendiente los códigos de respuesta en caso de que no cumpla con la validación.</w:t>
+                </w:r>
+                <w:r>
+                  <w:rPr>
+                    <w:rFonts w:cstheme="minorHAnsi"/>
+                    <w:iCs/>
+                    <w:color w:val="1F497D" w:themeColor="text2"/>
+                    <w:sz w:val="20"/>
+                    <w:highlight w:val="yellow"/>
+                  </w:rPr>
+                  <w:t xml:space="preserve"> Estos códigos deben ser revisados con la actual tabla de códigos de respuesta que se maneja para Xpress.</w:t>
+                </w:r>
+              </w:p>
+              <w:p>
+                <w:pPr>
+                  <w:rPr>
+                    <w:rFonts w:cstheme="minorHAnsi"/>
+                    <w:iCs/>
+                    <w:color w:val="1F497D" w:themeColor="text2"/>
+                    <w:sz w:val="20"/>
+                  </w:rPr>
+                </w:pPr>
+              </w:p>
+              <w:p>
+                <w:pPr>
+                  <w:ind w:left="360"/>
+                  <w:rPr>
+                    <w:rFonts w:cstheme="minorHAnsi"/>
+                    <w:iCs/>
+                    <w:color w:val="1F497D" w:themeColor="text2"/>
+                    <w:sz w:val="20"/>
+                  </w:rPr>
+                </w:pPr>
+                <w:r>
+                  <w:rPr>
+                    <w:rFonts w:cstheme="minorHAnsi"/>
+                    <w:iCs/>
+                    <w:color w:val="1F497D" w:themeColor="text2"/>
+                    <w:sz w:val="20"/>
+                  </w:rPr>
+                  <w:t xml:space="preserve">Método: </w:t>
+                </w:r>
+                <w:r>
+                  <w:rPr>
+                    <w:rFonts w:cstheme="minorHAnsi"/>
+                    <w:color w:val="A31515"/>
+                    <w:sz w:val="18"/>
+                    <w:szCs w:val="18"/>
+                    <w:highlight w:val="white"/>
+                  </w:rPr>
+                  <w:t>"00</w:t>
+                </w:r>
+                <w:r>
+                  <w:rPr>
+                    <w:rFonts w:cstheme="minorHAnsi"/>
+                    <w:color w:val="A31515"/>
+                    <w:sz w:val="18"/>
+                    <w:szCs w:val="18"/>
+                    <w:highlight w:val="white"/>
+                  </w:rPr>
+                  <w:t>08</w:t>
+                </w:r>
+                <w:r>
+                  <w:rPr>
+                    <w:rFonts w:cstheme="minorHAnsi"/>
+                    <w:color w:val="A31515"/>
+                    <w:sz w:val="18"/>
+                    <w:szCs w:val="18"/>
+                    <w:highlight w:val="white"/>
+                  </w:rPr>
+                  <w:t>"</w:t>
+                </w:r>
+                <w:r>
+                  <w:rPr>
+                    <w:rFonts w:cstheme="minorHAnsi"/>
+                    <w:iCs/>
+                    <w:color w:val="1F497D" w:themeColor="text2"/>
+                    <w:sz w:val="20"/>
+                  </w:rPr>
+                  <w:t xml:space="preserve"> </w:t>
+                </w:r>
+                <w:r>
+                  <w:rPr>
+                    <w:rFonts w:cstheme="minorHAnsi"/>
+                    <w:iCs/>
+                    <w:color w:val="1F497D" w:themeColor="text2"/>
+                    <w:sz w:val="20"/>
+                  </w:rPr>
+                  <w:t>Modificar alias</w:t>
+                </w:r>
+              </w:p>
+              <w:p>
+                <w:pPr>
+                  <w:ind w:left="360"/>
+                  <w:rPr>
+                    <w:rFonts w:cstheme="minorHAnsi"/>
+                    <w:iCs/>
+                    <w:color w:val="1F497D" w:themeColor="text2"/>
+                    <w:sz w:val="20"/>
+                  </w:rPr>
+                </w:pPr>
+                <w:r>
+                  <w:rPr>
+                    <w:rFonts w:cstheme="minorHAnsi"/>
+                    <w:iCs/>
+                    <w:color w:val="1F497D" w:themeColor="text2"/>
+                    <w:sz w:val="20"/>
+                  </w:rPr>
+                  <w:t xml:space="preserve">Se cambiará que sea obligatorio el parámetro id, y se hará que la modificación sea dependiente solo de </w:t>
+                </w:r>
+                <w:proofErr w:type="spellStart"/>
+                <w:r>
+                  <w:rPr>
+                    <w:rFonts w:cstheme="minorHAnsi"/>
+                    <w:iCs/>
+                    <w:color w:val="1F497D" w:themeColor="text2"/>
+                    <w:sz w:val="20"/>
+                  </w:rPr>
+                  <w:t>tipoIdenficador</w:t>
+                </w:r>
+                <w:proofErr w:type="spellEnd"/>
+                <w:r>
+                  <w:rPr>
+                    <w:rFonts w:cstheme="minorHAnsi"/>
+                    <w:iCs/>
+                    <w:color w:val="1F497D" w:themeColor="text2"/>
+                    <w:sz w:val="20"/>
+                  </w:rPr>
+                  <w:t>, identificador y banco.</w:t>
+                </w:r>
+              </w:p>
+              <w:p>
+                <w:pPr>
+                  <w:rPr>
+                    <w:rFonts w:cstheme="minorHAnsi"/>
+                    <w:iCs/>
+                    <w:color w:val="1F497D" w:themeColor="text2"/>
+                    <w:sz w:val="20"/>
+                  </w:rPr>
+                </w:pPr>
+              </w:p>
+              <w:p>
+                <w:pPr>
+                  <w:rPr>
+                    <w:rFonts w:cstheme="minorHAnsi"/>
+                    <w:iCs/>
+                    <w:color w:val="1F497D" w:themeColor="text2"/>
+                    <w:sz w:val="20"/>
+                  </w:rPr>
+                </w:pPr>
+              </w:p>
+              <w:p>
+                <w:pPr>
+                  <w:rPr>
+                    <w:rFonts w:cstheme="minorHAnsi"/>
+                    <w:iCs/>
+                    <w:color w:val="1F497D" w:themeColor="text2"/>
+                    <w:sz w:val="20"/>
+                  </w:rPr>
+                </w:pPr>
+                <w:r>
+                  <w:rPr>
+                    <w:rFonts w:cstheme="minorHAnsi"/>
+                    <w:iCs/>
+                    <w:color w:val="1F497D" w:themeColor="text2"/>
+                    <w:sz w:val="20"/>
+                  </w:rPr>
+                  <w:t>Artefactos:</w:t>
+                </w:r>
+              </w:p>
+              <w:p>
+                <w:pPr>
+                  <w:rPr>
+                    <w:rFonts w:cstheme="minorHAnsi"/>
+                    <w:iCs/>
+                    <w:color w:val="1F497D" w:themeColor="text2"/>
+                    <w:sz w:val="20"/>
+                  </w:rPr>
+                </w:pPr>
+              </w:p>
+              <w:p>
+                <w:pPr>
+                  <w:rPr>
+                    <w:rFonts w:cstheme="minorHAnsi"/>
+                    <w:iCs/>
+                    <w:color w:val="1F497D" w:themeColor="text2"/>
+                    <w:sz w:val="20"/>
+                  </w:rPr>
+                </w:pPr>
+                <w:proofErr w:type="spellStart"/>
+                <w:r>
+                  <w:rPr>
+                    <w:rFonts w:cstheme="minorHAnsi"/>
+                    <w:iCs/>
+                    <w:color w:val="1F497D" w:themeColor="text2"/>
+                    <w:sz w:val="20"/>
+                  </w:rPr>
+                  <w:t>Versionamiento</w:t>
+                </w:r>
+                <w:proofErr w:type="spellEnd"/>
+                <w:r>
+                  <w:rPr>
+                    <w:rFonts w:cstheme="minorHAnsi"/>
+                    <w:iCs/>
+                    <w:color w:val="1F497D" w:themeColor="text2"/>
+                    <w:sz w:val="20"/>
+                  </w:rPr>
+                  <w:t>: GitHub</w:t>
+                </w:r>
+              </w:p>
+              <w:p>
+                <w:pPr>
+                  <w:rPr>
+                    <w:rFonts w:cstheme="minorHAnsi"/>
+                    <w:iCs/>
+                    <w:color w:val="1F497D" w:themeColor="text2"/>
+                    <w:sz w:val="20"/>
+                  </w:rPr>
+                </w:pPr>
+                <w:r>
+                  <w:rPr>
+                    <w:rFonts w:cstheme="minorHAnsi"/>
+                    <w:iCs/>
+                    <w:color w:val="1F497D" w:themeColor="text2"/>
+                    <w:sz w:val="20"/>
+                  </w:rPr>
+                  <w:t xml:space="preserve">Organización: </w:t>
+                </w:r>
+                <w:proofErr w:type="spellStart"/>
+                <w:r>
+                  <w:rPr>
+                    <w:rFonts w:cstheme="minorHAnsi"/>
+                    <w:iCs/>
+                    <w:color w:val="1F497D" w:themeColor="text2"/>
+                    <w:sz w:val="20"/>
+                  </w:rPr>
+                  <w:t>Telered</w:t>
+                </w:r>
+                <w:proofErr w:type="spellEnd"/>
+                <w:r>
+                  <w:rPr>
+                    <w:rFonts w:cstheme="minorHAnsi"/>
+                    <w:iCs/>
+                    <w:color w:val="1F497D" w:themeColor="text2"/>
+                    <w:sz w:val="20"/>
+                  </w:rPr>
+                  <w:t>-Autopista</w:t>
+                </w:r>
+              </w:p>
+              <w:p>
+                <w:pPr>
+                  <w:rPr>
+                    <w:rFonts w:cstheme="minorHAnsi"/>
+                    <w:iCs/>
+                    <w:color w:val="1F497D" w:themeColor="text2"/>
+                    <w:sz w:val="20"/>
+                  </w:rPr>
+                </w:pPr>
+                <w:r>
+                  <w:rPr>
+                    <w:rFonts w:cstheme="minorHAnsi"/>
+                    <w:iCs/>
+                    <w:color w:val="1F497D" w:themeColor="text2"/>
+                    <w:sz w:val="20"/>
+                  </w:rPr>
+                  <w:t>Repositorios existentes:</w:t>
+                </w:r>
+              </w:p>
+              <w:p>
+                <w:pPr>
+                  <w:pStyle w:val="Prrafodelista"/>
+                  <w:numPr>
+                    <w:ilvl w:val="0"/>
+                    <w:numId w:val="17"/>
+                  </w:numPr>
+                  <w:rPr>
+                    <w:iCs/>
+                    <w:color w:val="1F497D" w:themeColor="text2"/>
+                    <w:sz w:val="20"/>
+                  </w:rPr>
+                </w:pPr>
+                <w:proofErr w:type="spellStart"/>
+                <w:r>
+                  <w:rPr>
+                    <w:rFonts w:cstheme="minorHAnsi"/>
+                    <w:iCs/>
+                    <w:color w:val="1F497D" w:themeColor="text2"/>
+                    <w:sz w:val="20"/>
+                  </w:rPr>
+                  <w:t>tld</w:t>
+                </w:r>
+                <w:proofErr w:type="spellEnd"/>
+                <w:r>
+                  <w:rPr>
+                    <w:rFonts w:cstheme="minorHAnsi"/>
+                    <w:iCs/>
+                    <w:color w:val="1F497D" w:themeColor="text2"/>
+                    <w:sz w:val="20"/>
+                  </w:rPr>
+                  <w:t>-</w:t>
+                </w:r>
+                <w:r>
+                  <w:rPr>
+                    <w:rFonts w:cstheme="minorHAnsi"/>
+                    <w:iCs/>
+                    <w:color w:val="1F497D" w:themeColor="text2"/>
+                    <w:sz w:val="20"/>
+                  </w:rPr>
+                  <w:t>api-alias</w:t>
+                </w:r>
+              </w:p>
+              <w:p>
+                <w:pPr>
+                  <w:rPr>
+                    <w:iCs/>
+                    <w:color w:val="1F497D" w:themeColor="text2"/>
+                    <w:sz w:val="20"/>
+                  </w:rPr>
+                </w:pPr>
+              </w:p>
+              <w:p>
+                <w:pPr>
+                  <w:rPr>
+                    <w:iCs/>
+                    <w:color w:val="1F497D" w:themeColor="text2"/>
+                    <w:sz w:val="20"/>
+                  </w:rPr>
+                </w:pPr>
+              </w:p>
+              <w:p>
+                <w:pPr>
+                  <w:pStyle w:val="Ttulo3"/>
+                </w:pPr>
+                <w:r>
+                  <w:t xml:space="preserve">INTERHUB </w:t>
+                </w:r>
+                <w:r>
+                  <w:t xml:space="preserve">API Rest </w:t>
+                </w:r>
+                <w:r>
+                  <w:t xml:space="preserve">– </w:t>
+                </w:r>
+                <w:proofErr w:type="gramStart"/>
+                <w:r>
+                  <w:t>Interface</w:t>
+                </w:r>
+                <w:proofErr w:type="gramEnd"/>
+                <w:r>
+                  <w:t xml:space="preserve"> para ser </w:t>
+                </w:r>
+                <w:r>
+                  <w:t>consumido por el Banco Origen</w:t>
+                </w:r>
+              </w:p>
+              <w:p>
+                <w:pPr>
+                  <w:rPr>
+                    <w:iCs/>
+                    <w:color w:val="1F497D" w:themeColor="text2"/>
+                    <w:sz w:val="20"/>
+                  </w:rPr>
+                </w:pPr>
+              </w:p>
+              <w:p>
+                <w:pPr>
+                  <w:rPr>
+                    <w:iCs/>
+                    <w:color w:val="1F497D" w:themeColor="text2"/>
+                    <w:sz w:val="20"/>
+                  </w:rPr>
+                </w:pPr>
+                <w:r>
+                  <w:rPr>
+                    <w:iCs/>
+                    <w:color w:val="1F497D" w:themeColor="text2"/>
+                    <w:sz w:val="20"/>
+                  </w:rPr>
+                  <w:t>Generales del componente:</w:t>
+                </w:r>
+              </w:p>
+              <w:p>
+                <w:pPr>
+                  <w:rPr>
+                    <w:iCs/>
+                    <w:color w:val="1F497D" w:themeColor="text2"/>
+                    <w:sz w:val="20"/>
+                  </w:rPr>
+                </w:pPr>
+              </w:p>
+              <w:p>
+                <w:pPr>
+                  <w:ind w:left="311"/>
+                  <w:rPr>
+                    <w:iCs/>
+                    <w:color w:val="1F497D" w:themeColor="text2"/>
+                    <w:sz w:val="20"/>
+                  </w:rPr>
+                </w:pPr>
+                <w:r>
+                  <w:rPr>
+                    <w:iCs/>
+                    <w:color w:val="1F497D" w:themeColor="text2"/>
+                    <w:sz w:val="20"/>
+                  </w:rPr>
+                  <w:t>API Rest para ser consumido por el Banco Origen</w:t>
+                </w:r>
+              </w:p>
+              <w:p>
+                <w:pPr>
+                  <w:ind w:left="311"/>
+                  <w:rPr>
+                    <w:iCs/>
+                    <w:color w:val="1F497D" w:themeColor="text2"/>
+                    <w:sz w:val="20"/>
+                  </w:rPr>
+                </w:pPr>
+                <w:r>
+                  <w:rPr>
+                    <w:iCs/>
+                    <w:color w:val="1F497D" w:themeColor="text2"/>
+                    <w:sz w:val="20"/>
+                  </w:rPr>
+                  <w:t>El mensaje</w:t>
+                </w:r>
+                <w:r>
+                  <w:rPr>
+                    <w:iCs/>
+                    <w:color w:val="1F497D" w:themeColor="text2"/>
+                    <w:sz w:val="20"/>
+                  </w:rPr>
+                  <w:t xml:space="preserve"> </w:t>
+                </w:r>
+                <w:r>
+                  <w:rPr>
+                    <w:iCs/>
+                    <w:color w:val="1F497D" w:themeColor="text2"/>
+                    <w:sz w:val="20"/>
+                  </w:rPr>
+                  <w:t xml:space="preserve">deberá de seguir el </w:t>
+                </w:r>
+                <w:r>
+                  <w:rPr>
+                    <w:iCs/>
+                    <w:color w:val="1F497D" w:themeColor="text2"/>
+                    <w:sz w:val="20"/>
+                  </w:rPr>
+                  <w:t>estándar de Autopista</w:t>
+                </w:r>
+                <w:r>
+                  <w:rPr>
+                    <w:iCs/>
+                    <w:color w:val="1F497D" w:themeColor="text2"/>
+                    <w:sz w:val="20"/>
+                  </w:rPr>
+                  <w:t xml:space="preserve">, pero en el campo parámetros debe regirse por el </w:t>
+                </w:r>
+                <w:proofErr w:type="gramStart"/>
+                <w:r>
+                  <w:rPr>
+                    <w:iCs/>
+                    <w:color w:val="1F497D" w:themeColor="text2"/>
+                    <w:sz w:val="20"/>
+                  </w:rPr>
+                  <w:t>HUB</w:t>
+                </w:r>
+                <w:proofErr w:type="gramEnd"/>
+                <w:r>
+                  <w:rPr>
+                    <w:iCs/>
+                    <w:color w:val="1F497D" w:themeColor="text2"/>
+                    <w:sz w:val="20"/>
+                  </w:rPr>
+                  <w:t xml:space="preserve"> y PACS</w:t>
+                </w:r>
+              </w:p>
+              <w:p>
+                <w:pPr>
+                  <w:ind w:left="311"/>
+                  <w:rPr>
+                    <w:iCs/>
+                    <w:color w:val="1F497D" w:themeColor="text2"/>
+                    <w:sz w:val="20"/>
+                  </w:rPr>
+                </w:pPr>
+              </w:p>
+              <w:p>
+                <w:pPr>
+                  <w:ind w:left="311"/>
+                  <w:rPr>
+                    <w:iCs/>
+                    <w:color w:val="1F497D" w:themeColor="text2"/>
+                    <w:sz w:val="20"/>
+                  </w:rPr>
+                </w:pPr>
+                <w:r>
+                  <w:rPr>
+                    <w:iCs/>
+                    <w:color w:val="1F497D" w:themeColor="text2"/>
+                    <w:sz w:val="20"/>
+                  </w:rPr>
+                  <w:t xml:space="preserve">Estructura general del </w:t>
+                </w:r>
+                <w:proofErr w:type="spellStart"/>
+                <w:r>
+                  <w:rPr>
+                    <w:iCs/>
+                    <w:color w:val="1F497D" w:themeColor="text2"/>
+                    <w:sz w:val="20"/>
+                  </w:rPr>
+                  <w:t>request</w:t>
+                </w:r>
+                <w:proofErr w:type="spellEnd"/>
+              </w:p>
+              <w:p>
+                <w:pPr>
+                  <w:autoSpaceDE w:val="0"/>
+                  <w:autoSpaceDN w:val="0"/>
+                  <w:adjustRightInd w:val="0"/>
+                  <w:ind w:left="311"/>
+                  <w:rPr>
+                    <w:rFonts w:ascii="Cascadia Mono" w:hAnsi="Cascadia Mono" w:cs="Cascadia Mono"/>
+                    <w:color w:val="000000"/>
+                    <w:sz w:val="18"/>
+                    <w:szCs w:val="18"/>
+                    <w:highlight w:val="white"/>
+                  </w:rPr>
+                </w:pPr>
+                <w:r>
+                  <w:rPr>
+                    <w:rFonts w:ascii="Cascadia Mono" w:hAnsi="Cascadia Mono" w:cs="Cascadia Mono"/>
+                    <w:color w:val="000000"/>
+                    <w:sz w:val="18"/>
+                    <w:szCs w:val="18"/>
+                    <w:highlight w:val="white"/>
+                  </w:rPr>
+                  <w:t>{</w:t>
+                </w:r>
+              </w:p>
+              <w:p>
+                <w:pPr>
+                  <w:autoSpaceDE w:val="0"/>
+                  <w:autoSpaceDN w:val="0"/>
+                  <w:adjustRightInd w:val="0"/>
+                  <w:ind w:left="311"/>
+                  <w:rPr>
+                    <w:rFonts w:ascii="Cascadia Mono" w:hAnsi="Cascadia Mono" w:cs="Cascadia Mono"/>
+                    <w:color w:val="000000"/>
+                    <w:sz w:val="18"/>
+                    <w:szCs w:val="18"/>
+                    <w:highlight w:val="white"/>
+                  </w:rPr>
+                </w:pPr>
+                <w:r>
+                  <w:rPr>
+                    <w:rFonts w:ascii="Cascadia Mono" w:hAnsi="Cascadia Mono" w:cs="Cascadia Mono"/>
+                    <w:color w:val="000000"/>
+                    <w:sz w:val="18"/>
+                    <w:szCs w:val="18"/>
+                    <w:highlight w:val="white"/>
+                  </w:rPr>
+                  <w:t xml:space="preserve">  </w:t>
+                </w:r>
+                <w:r>
+                  <w:rPr>
+                    <w:rFonts w:ascii="Cascadia Mono" w:hAnsi="Cascadia Mono" w:cs="Cascadia Mono"/>
+                    <w:color w:val="2E75B6"/>
+                    <w:sz w:val="18"/>
+                    <w:szCs w:val="18"/>
+                    <w:highlight w:val="white"/>
+                  </w:rPr>
+                  <w:t>"</w:t>
+                </w:r>
+                <w:proofErr w:type="spellStart"/>
+                <w:r>
+                  <w:rPr>
+                    <w:rFonts w:ascii="Cascadia Mono" w:hAnsi="Cascadia Mono" w:cs="Cascadia Mono"/>
+                    <w:color w:val="2E75B6"/>
+                    <w:sz w:val="18"/>
+                    <w:szCs w:val="18"/>
+                    <w:highlight w:val="white"/>
+                  </w:rPr>
+                  <w:t>idCanal</w:t>
+                </w:r>
+                <w:proofErr w:type="spellEnd"/>
+                <w:r>
+                  <w:rPr>
+                    <w:rFonts w:ascii="Cascadia Mono" w:hAnsi="Cascadia Mono" w:cs="Cascadia Mono"/>
+                    <w:color w:val="2E75B6"/>
+                    <w:sz w:val="18"/>
+                    <w:szCs w:val="18"/>
+                    <w:highlight w:val="white"/>
+                  </w:rPr>
+                  <w:t>"</w:t>
+                </w:r>
+                <w:r>
+                  <w:rPr>
+                    <w:rFonts w:ascii="Cascadia Mono" w:hAnsi="Cascadia Mono" w:cs="Cascadia Mono"/>
+                    <w:color w:val="000000"/>
+                    <w:sz w:val="18"/>
+                    <w:szCs w:val="18"/>
+                    <w:highlight w:val="white"/>
+                  </w:rPr>
+                  <w:t xml:space="preserve">: </w:t>
+                </w:r>
+                <w:r>
+                  <w:rPr>
+                    <w:rFonts w:ascii="Cascadia Mono" w:hAnsi="Cascadia Mono" w:cs="Cascadia Mono"/>
+                    <w:color w:val="A31515"/>
+                    <w:sz w:val="18"/>
+                    <w:szCs w:val="18"/>
+                    <w:highlight w:val="white"/>
+                  </w:rPr>
+                  <w:t>""</w:t>
+                </w:r>
+                <w:r>
+                  <w:rPr>
+                    <w:rFonts w:ascii="Cascadia Mono" w:hAnsi="Cascadia Mono" w:cs="Cascadia Mono"/>
+                    <w:color w:val="000000"/>
+                    <w:sz w:val="18"/>
+                    <w:szCs w:val="18"/>
+                    <w:highlight w:val="white"/>
+                  </w:rPr>
+                  <w:t>,</w:t>
+                </w:r>
+              </w:p>
+              <w:p>
+                <w:pPr>
+                  <w:autoSpaceDE w:val="0"/>
+                  <w:autoSpaceDN w:val="0"/>
+                  <w:adjustRightInd w:val="0"/>
+                  <w:ind w:left="311"/>
+                  <w:rPr>
+                    <w:rFonts w:ascii="Cascadia Mono" w:hAnsi="Cascadia Mono" w:cs="Cascadia Mono"/>
+                    <w:color w:val="000000"/>
+                    <w:sz w:val="18"/>
+                    <w:szCs w:val="18"/>
+                    <w:highlight w:val="white"/>
+                  </w:rPr>
+                </w:pPr>
+                <w:r>
+                  <w:rPr>
+                    <w:rFonts w:ascii="Cascadia Mono" w:hAnsi="Cascadia Mono" w:cs="Cascadia Mono"/>
+                    <w:color w:val="000000"/>
+                    <w:sz w:val="18"/>
+                    <w:szCs w:val="18"/>
+                    <w:highlight w:val="white"/>
+                  </w:rPr>
+                  <w:t xml:space="preserve">  </w:t>
+                </w:r>
+                <w:r>
+                  <w:rPr>
+                    <w:rFonts w:ascii="Cascadia Mono" w:hAnsi="Cascadia Mono" w:cs="Cascadia Mono"/>
+                    <w:color w:val="2E75B6"/>
+                    <w:sz w:val="18"/>
+                    <w:szCs w:val="18"/>
+                    <w:highlight w:val="white"/>
+                  </w:rPr>
+                  <w:t>"validador"</w:t>
+                </w:r>
+                <w:r>
+                  <w:rPr>
+                    <w:rFonts w:ascii="Cascadia Mono" w:hAnsi="Cascadia Mono" w:cs="Cascadia Mono"/>
+                    <w:color w:val="000000"/>
+                    <w:sz w:val="18"/>
+                    <w:szCs w:val="18"/>
+                    <w:highlight w:val="white"/>
+                  </w:rPr>
+                  <w:t xml:space="preserve">: </w:t>
+                </w:r>
+                <w:r>
+                  <w:rPr>
+                    <w:rFonts w:ascii="Cascadia Mono" w:hAnsi="Cascadia Mono" w:cs="Cascadia Mono"/>
+                    <w:color w:val="A31515"/>
+                    <w:sz w:val="18"/>
+                    <w:szCs w:val="18"/>
+                    <w:highlight w:val="white"/>
+                  </w:rPr>
+                  <w:t>"</w:t>
+                </w:r>
+                <w:r>
+                  <w:rPr>
+                    <w:rFonts w:ascii="Cascadia Mono" w:hAnsi="Cascadia Mono" w:cs="Cascadia Mono"/>
+                    <w:color w:val="A31515"/>
+                    <w:sz w:val="18"/>
+                    <w:szCs w:val="18"/>
+                    <w:highlight w:val="white"/>
+                  </w:rPr>
+                  <w:t>0001</w:t>
+                </w:r>
+                <w:r>
+                  <w:rPr>
+                    <w:rFonts w:ascii="Cascadia Mono" w:hAnsi="Cascadia Mono" w:cs="Cascadia Mono"/>
+                    <w:color w:val="A31515"/>
+                    <w:sz w:val="18"/>
+                    <w:szCs w:val="18"/>
+                    <w:highlight w:val="white"/>
+                  </w:rPr>
+                  <w:t>"</w:t>
+                </w:r>
+                <w:r>
+                  <w:rPr>
+                    <w:rFonts w:ascii="Cascadia Mono" w:hAnsi="Cascadia Mono" w:cs="Cascadia Mono"/>
+                    <w:color w:val="000000"/>
+                    <w:sz w:val="18"/>
+                    <w:szCs w:val="18"/>
+                    <w:highlight w:val="white"/>
+                  </w:rPr>
+                  <w:t>,</w:t>
+                </w:r>
+              </w:p>
+              <w:p>
+                <w:pPr>
+                  <w:autoSpaceDE w:val="0"/>
+                  <w:autoSpaceDN w:val="0"/>
+                  <w:adjustRightInd w:val="0"/>
+                  <w:ind w:left="311"/>
+                  <w:rPr>
+                    <w:rFonts w:ascii="Cascadia Mono" w:hAnsi="Cascadia Mono" w:cs="Cascadia Mono"/>
+                    <w:color w:val="000000"/>
+                    <w:sz w:val="18"/>
+                    <w:szCs w:val="18"/>
+                    <w:highlight w:val="white"/>
+                  </w:rPr>
+                </w:pPr>
+                <w:r>
+                  <w:rPr>
+                    <w:rFonts w:ascii="Cascadia Mono" w:hAnsi="Cascadia Mono" w:cs="Cascadia Mono"/>
+                    <w:color w:val="000000"/>
+                    <w:sz w:val="18"/>
+                    <w:szCs w:val="18"/>
+                    <w:highlight w:val="white"/>
+                  </w:rPr>
+                  <w:t xml:space="preserve">  </w:t>
+                </w:r>
+                <w:r>
+                  <w:rPr>
+                    <w:rFonts w:ascii="Cascadia Mono" w:hAnsi="Cascadia Mono" w:cs="Cascadia Mono"/>
+                    <w:color w:val="2E75B6"/>
+                    <w:sz w:val="18"/>
+                    <w:szCs w:val="18"/>
+                    <w:highlight w:val="white"/>
+                  </w:rPr>
+                  <w:t>"</w:t>
+                </w:r>
+                <w:proofErr w:type="spellStart"/>
+                <w:r>
+                  <w:rPr>
+                    <w:rFonts w:ascii="Cascadia Mono" w:hAnsi="Cascadia Mono" w:cs="Cascadia Mono"/>
+                    <w:color w:val="2E75B6"/>
+                    <w:sz w:val="18"/>
+                    <w:szCs w:val="18"/>
+                    <w:highlight w:val="white"/>
+                  </w:rPr>
+                  <w:t>peticion</w:t>
+                </w:r>
+                <w:proofErr w:type="spellEnd"/>
+                <w:r>
+                  <w:rPr>
+                    <w:rFonts w:ascii="Cascadia Mono" w:hAnsi="Cascadia Mono" w:cs="Cascadia Mono"/>
+                    <w:color w:val="2E75B6"/>
+                    <w:sz w:val="18"/>
+                    <w:szCs w:val="18"/>
+                    <w:highlight w:val="white"/>
+                  </w:rPr>
+                  <w:t>"</w:t>
+                </w:r>
+                <w:r>
+                  <w:rPr>
+                    <w:rFonts w:ascii="Cascadia Mono" w:hAnsi="Cascadia Mono" w:cs="Cascadia Mono"/>
+                    <w:color w:val="000000"/>
+                    <w:sz w:val="18"/>
+                    <w:szCs w:val="18"/>
+                    <w:highlight w:val="white"/>
+                  </w:rPr>
+                  <w:t>: {</w:t>
+                </w:r>
+              </w:p>
+              <w:p>
+                <w:pPr>
+                  <w:autoSpaceDE w:val="0"/>
+                  <w:autoSpaceDN w:val="0"/>
+                  <w:adjustRightInd w:val="0"/>
+                  <w:ind w:left="311"/>
+                  <w:rPr>
+                    <w:rFonts w:ascii="Cascadia Mono" w:hAnsi="Cascadia Mono" w:cs="Cascadia Mono"/>
+                    <w:color w:val="000000"/>
+                    <w:sz w:val="18"/>
+                    <w:szCs w:val="18"/>
+                    <w:highlight w:val="white"/>
+                  </w:rPr>
+                </w:pPr>
+                <w:r>
+                  <w:rPr>
+                    <w:rFonts w:ascii="Cascadia Mono" w:hAnsi="Cascadia Mono" w:cs="Cascadia Mono"/>
+                    <w:color w:val="000000"/>
+                    <w:sz w:val="18"/>
+                    <w:szCs w:val="18"/>
+                    <w:highlight w:val="white"/>
+                  </w:rPr>
+                  <w:t xml:space="preserve">    </w:t>
+                </w:r>
+                <w:r>
+                  <w:rPr>
+                    <w:rFonts w:ascii="Cascadia Mono" w:hAnsi="Cascadia Mono" w:cs="Cascadia Mono"/>
+                    <w:color w:val="2E75B6"/>
+                    <w:sz w:val="18"/>
+                    <w:szCs w:val="18"/>
+                    <w:highlight w:val="white"/>
+                  </w:rPr>
+                  <w:t>"</w:t>
+                </w:r>
+                <w:proofErr w:type="spellStart"/>
+                <w:r>
+                  <w:rPr>
+                    <w:rFonts w:ascii="Cascadia Mono" w:hAnsi="Cascadia Mono" w:cs="Cascadia Mono"/>
+                    <w:color w:val="2E75B6"/>
+                    <w:sz w:val="18"/>
+                    <w:szCs w:val="18"/>
+                    <w:highlight w:val="white"/>
+                  </w:rPr>
+                  <w:t>idPeticion</w:t>
+                </w:r>
+                <w:proofErr w:type="spellEnd"/>
+                <w:r>
+                  <w:rPr>
+                    <w:rFonts w:ascii="Cascadia Mono" w:hAnsi="Cascadia Mono" w:cs="Cascadia Mono"/>
+                    <w:color w:val="2E75B6"/>
+                    <w:sz w:val="18"/>
+                    <w:szCs w:val="18"/>
+                    <w:highlight w:val="white"/>
+                  </w:rPr>
+                  <w:t>"</w:t>
+                </w:r>
+                <w:r>
+                  <w:rPr>
+                    <w:rFonts w:ascii="Cascadia Mono" w:hAnsi="Cascadia Mono" w:cs="Cascadia Mono"/>
+                    <w:color w:val="000000"/>
+                    <w:sz w:val="18"/>
+                    <w:szCs w:val="18"/>
+                    <w:highlight w:val="white"/>
+                  </w:rPr>
+                  <w:t xml:space="preserve">: </w:t>
+                </w:r>
+                <w:r>
+                  <w:rPr>
+                    <w:rFonts w:ascii="Cascadia Mono" w:hAnsi="Cascadia Mono" w:cs="Cascadia Mono"/>
+                    <w:color w:val="A31515"/>
+                    <w:sz w:val="18"/>
+                    <w:szCs w:val="18"/>
+                    <w:highlight w:val="white"/>
+                  </w:rPr>
+                  <w:t>""</w:t>
+                </w:r>
+                <w:r>
+                  <w:rPr>
+                    <w:rFonts w:ascii="Cascadia Mono" w:hAnsi="Cascadia Mono" w:cs="Cascadia Mono"/>
+                    <w:color w:val="000000"/>
+                    <w:sz w:val="18"/>
+                    <w:szCs w:val="18"/>
+                    <w:highlight w:val="white"/>
+                  </w:rPr>
+                  <w:t>,</w:t>
+                </w:r>
+              </w:p>
+              <w:p>
+                <w:pPr>
+                  <w:autoSpaceDE w:val="0"/>
+                  <w:autoSpaceDN w:val="0"/>
+                  <w:adjustRightInd w:val="0"/>
+                  <w:ind w:left="311"/>
+                  <w:rPr>
+                    <w:rFonts w:ascii="Cascadia Mono" w:hAnsi="Cascadia Mono" w:cs="Cascadia Mono"/>
+                    <w:color w:val="000000"/>
+                    <w:sz w:val="18"/>
+                    <w:szCs w:val="18"/>
+                    <w:highlight w:val="white"/>
+                  </w:rPr>
+                </w:pPr>
+                <w:r>
+                  <w:rPr>
+                    <w:rFonts w:ascii="Cascadia Mono" w:hAnsi="Cascadia Mono" w:cs="Cascadia Mono"/>
+                    <w:color w:val="000000"/>
+                    <w:sz w:val="18"/>
+                    <w:szCs w:val="18"/>
+                    <w:highlight w:val="white"/>
+                  </w:rPr>
+                  <w:t xml:space="preserve">    </w:t>
+                </w:r>
+                <w:r>
+                  <w:rPr>
+                    <w:rFonts w:ascii="Cascadia Mono" w:hAnsi="Cascadia Mono" w:cs="Cascadia Mono"/>
+                    <w:color w:val="2E75B6"/>
+                    <w:sz w:val="18"/>
+                    <w:szCs w:val="18"/>
+                    <w:highlight w:val="white"/>
+                  </w:rPr>
+                  <w:t>"</w:t>
+                </w:r>
+                <w:proofErr w:type="spellStart"/>
+                <w:r>
+                  <w:rPr>
+                    <w:rFonts w:ascii="Cascadia Mono" w:hAnsi="Cascadia Mono" w:cs="Cascadia Mono"/>
+                    <w:color w:val="2E75B6"/>
+                    <w:sz w:val="18"/>
+                    <w:szCs w:val="18"/>
+                    <w:highlight w:val="white"/>
+                  </w:rPr>
+                  <w:t>metodo</w:t>
+                </w:r>
+                <w:proofErr w:type="spellEnd"/>
+                <w:r>
+                  <w:rPr>
+                    <w:rFonts w:ascii="Cascadia Mono" w:hAnsi="Cascadia Mono" w:cs="Cascadia Mono"/>
+                    <w:color w:val="2E75B6"/>
+                    <w:sz w:val="18"/>
+                    <w:szCs w:val="18"/>
+                    <w:highlight w:val="white"/>
+                  </w:rPr>
+                  <w:t>"</w:t>
+                </w:r>
+                <w:r>
+                  <w:rPr>
+                    <w:rFonts w:ascii="Cascadia Mono" w:hAnsi="Cascadia Mono" w:cs="Cascadia Mono"/>
+                    <w:color w:val="000000"/>
+                    <w:sz w:val="18"/>
+                    <w:szCs w:val="18"/>
+                    <w:highlight w:val="white"/>
+                  </w:rPr>
+                  <w:t xml:space="preserve">: </w:t>
+                </w:r>
+                <w:r>
+                  <w:rPr>
+                    <w:rFonts w:ascii="Cascadia Mono" w:hAnsi="Cascadia Mono" w:cs="Cascadia Mono"/>
+                    <w:color w:val="A31515"/>
+                    <w:sz w:val="18"/>
+                    <w:szCs w:val="18"/>
+                    <w:highlight w:val="white"/>
+                  </w:rPr>
+                  <w:t>""</w:t>
+                </w:r>
+                <w:r>
+                  <w:rPr>
+                    <w:rFonts w:ascii="Cascadia Mono" w:hAnsi="Cascadia Mono" w:cs="Cascadia Mono"/>
+                    <w:color w:val="000000"/>
+                    <w:sz w:val="18"/>
+                    <w:szCs w:val="18"/>
+                    <w:highlight w:val="white"/>
+                  </w:rPr>
+                  <w:t>,</w:t>
+                </w:r>
+              </w:p>
+              <w:p>
+                <w:pPr>
+                  <w:autoSpaceDE w:val="0"/>
+                  <w:autoSpaceDN w:val="0"/>
+                  <w:adjustRightInd w:val="0"/>
+                  <w:ind w:left="311"/>
+                  <w:rPr>
+                    <w:rFonts w:ascii="Cascadia Mono" w:hAnsi="Cascadia Mono" w:cs="Cascadia Mono"/>
+                    <w:color w:val="000000"/>
+                    <w:sz w:val="18"/>
+                    <w:szCs w:val="18"/>
+                    <w:highlight w:val="white"/>
+                  </w:rPr>
+                </w:pPr>
+                <w:r>
+                  <w:rPr>
+                    <w:rFonts w:ascii="Cascadia Mono" w:hAnsi="Cascadia Mono" w:cs="Cascadia Mono"/>
+                    <w:color w:val="000000"/>
+                    <w:sz w:val="18"/>
+                    <w:szCs w:val="18"/>
+                    <w:highlight w:val="white"/>
+                  </w:rPr>
+                  <w:t xml:space="preserve">    </w:t>
+                </w:r>
+                <w:r>
+                  <w:rPr>
+                    <w:rFonts w:ascii="Cascadia Mono" w:hAnsi="Cascadia Mono" w:cs="Cascadia Mono"/>
+                    <w:color w:val="2E75B6"/>
+                    <w:sz w:val="18"/>
+                    <w:szCs w:val="18"/>
+                    <w:highlight w:val="white"/>
+                  </w:rPr>
+                  <w:t>"solicitudes"</w:t>
+                </w:r>
+                <w:r>
+                  <w:rPr>
+                    <w:rFonts w:ascii="Cascadia Mono" w:hAnsi="Cascadia Mono" w:cs="Cascadia Mono"/>
+                    <w:color w:val="000000"/>
+                    <w:sz w:val="18"/>
+                    <w:szCs w:val="18"/>
+                    <w:highlight w:val="white"/>
+                  </w:rPr>
+                  <w:t>: [</w:t>
+                </w:r>
+              </w:p>
+              <w:p>
+                <w:pPr>
+                  <w:autoSpaceDE w:val="0"/>
+                  <w:autoSpaceDN w:val="0"/>
+                  <w:adjustRightInd w:val="0"/>
+                  <w:ind w:left="311"/>
+                  <w:rPr>
+                    <w:rFonts w:ascii="Cascadia Mono" w:hAnsi="Cascadia Mono" w:cs="Cascadia Mono"/>
+                    <w:color w:val="000000"/>
+                    <w:sz w:val="18"/>
+                    <w:szCs w:val="18"/>
+                    <w:highlight w:val="white"/>
+                  </w:rPr>
+                </w:pPr>
+                <w:r>
+                  <w:rPr>
+                    <w:rFonts w:ascii="Cascadia Mono" w:hAnsi="Cascadia Mono" w:cs="Cascadia Mono"/>
+                    <w:color w:val="000000"/>
+                    <w:sz w:val="18"/>
+                    <w:szCs w:val="18"/>
+                    <w:highlight w:val="white"/>
+                  </w:rPr>
+                  <w:t xml:space="preserve">      {</w:t>
+                </w:r>
+              </w:p>
+              <w:p>
+                <w:pPr>
+                  <w:autoSpaceDE w:val="0"/>
+                  <w:autoSpaceDN w:val="0"/>
+                  <w:adjustRightInd w:val="0"/>
+                  <w:ind w:left="311"/>
+                  <w:rPr>
+                    <w:rFonts w:ascii="Cascadia Mono" w:hAnsi="Cascadia Mono" w:cs="Cascadia Mono"/>
+                    <w:color w:val="000000"/>
+                    <w:sz w:val="18"/>
+                    <w:szCs w:val="18"/>
+                    <w:highlight w:val="white"/>
+                  </w:rPr>
+                </w:pPr>
+                <w:r>
+                  <w:rPr>
+                    <w:rFonts w:ascii="Cascadia Mono" w:hAnsi="Cascadia Mono" w:cs="Cascadia Mono"/>
+                    <w:color w:val="000000"/>
+                    <w:sz w:val="18"/>
+                    <w:szCs w:val="18"/>
+                    <w:highlight w:val="white"/>
+                  </w:rPr>
+                  <w:t xml:space="preserve">        </w:t>
+                </w:r>
+                <w:r>
+                  <w:rPr>
+                    <w:rFonts w:ascii="Cascadia Mono" w:hAnsi="Cascadia Mono" w:cs="Cascadia Mono"/>
+                    <w:color w:val="2E75B6"/>
+                    <w:sz w:val="18"/>
+                    <w:szCs w:val="18"/>
+                    <w:highlight w:val="white"/>
+                  </w:rPr>
+                  <w:t>"</w:t>
+                </w:r>
+                <w:proofErr w:type="spellStart"/>
+                <w:r>
+                  <w:rPr>
+                    <w:rFonts w:ascii="Cascadia Mono" w:hAnsi="Cascadia Mono" w:cs="Cascadia Mono"/>
+                    <w:color w:val="2E75B6"/>
+                    <w:sz w:val="18"/>
+                    <w:szCs w:val="18"/>
+                    <w:highlight w:val="white"/>
+                  </w:rPr>
+                  <w:t>idSolicitud</w:t>
+                </w:r>
+                <w:proofErr w:type="spellEnd"/>
+                <w:r>
+                  <w:rPr>
+                    <w:rFonts w:ascii="Cascadia Mono" w:hAnsi="Cascadia Mono" w:cs="Cascadia Mono"/>
+                    <w:color w:val="2E75B6"/>
+                    <w:sz w:val="18"/>
+                    <w:szCs w:val="18"/>
+                    <w:highlight w:val="white"/>
+                  </w:rPr>
+                  <w:t>"</w:t>
+                </w:r>
+                <w:r>
+                  <w:rPr>
+                    <w:rFonts w:ascii="Cascadia Mono" w:hAnsi="Cascadia Mono" w:cs="Cascadia Mono"/>
+                    <w:color w:val="000000"/>
+                    <w:sz w:val="18"/>
+                    <w:szCs w:val="18"/>
+                    <w:highlight w:val="white"/>
+                  </w:rPr>
+                  <w:t xml:space="preserve">: </w:t>
+                </w:r>
+                <w:r>
+                  <w:rPr>
+                    <w:rFonts w:ascii="Cascadia Mono" w:hAnsi="Cascadia Mono" w:cs="Cascadia Mono"/>
+                    <w:color w:val="A31515"/>
+                    <w:sz w:val="18"/>
+                    <w:szCs w:val="18"/>
+                    <w:highlight w:val="white"/>
+                  </w:rPr>
+                  <w:t>""</w:t>
+                </w:r>
+                <w:r>
+                  <w:rPr>
+                    <w:rFonts w:ascii="Cascadia Mono" w:hAnsi="Cascadia Mono" w:cs="Cascadia Mono"/>
+                    <w:color w:val="000000"/>
+                    <w:sz w:val="18"/>
+                    <w:szCs w:val="18"/>
+                    <w:highlight w:val="white"/>
+                  </w:rPr>
+                  <w:t>,</w:t>
+                </w:r>
+              </w:p>
+              <w:p>
+                <w:pPr>
+                  <w:autoSpaceDE w:val="0"/>
+                  <w:autoSpaceDN w:val="0"/>
+                  <w:adjustRightInd w:val="0"/>
+                  <w:ind w:left="311"/>
+                  <w:rPr>
+                    <w:rFonts w:ascii="Cascadia Mono" w:hAnsi="Cascadia Mono" w:cs="Cascadia Mono"/>
+                    <w:color w:val="000000"/>
+                    <w:sz w:val="18"/>
+                    <w:szCs w:val="18"/>
+                    <w:highlight w:val="white"/>
+                  </w:rPr>
+                </w:pPr>
+                <w:r>
+                  <w:rPr>
+                    <w:rFonts w:ascii="Cascadia Mono" w:hAnsi="Cascadia Mono" w:cs="Cascadia Mono"/>
+                    <w:color w:val="000000"/>
+                    <w:sz w:val="18"/>
+                    <w:szCs w:val="18"/>
+                    <w:highlight w:val="white"/>
+                  </w:rPr>
+                  <w:t xml:space="preserve">        </w:t>
+                </w:r>
+                <w:r>
+                  <w:rPr>
+                    <w:rFonts w:ascii="Cascadia Mono" w:hAnsi="Cascadia Mono" w:cs="Cascadia Mono"/>
+                    <w:color w:val="2E75B6"/>
+                    <w:sz w:val="18"/>
+                    <w:szCs w:val="18"/>
+                    <w:highlight w:val="white"/>
+                  </w:rPr>
+                  <w:t>"</w:t>
+                </w:r>
+                <w:proofErr w:type="spellStart"/>
+                <w:r>
+                  <w:rPr>
+                    <w:rFonts w:ascii="Cascadia Mono" w:hAnsi="Cascadia Mono" w:cs="Cascadia Mono"/>
+                    <w:color w:val="2E75B6"/>
+                    <w:sz w:val="18"/>
+                    <w:szCs w:val="18"/>
+                    <w:highlight w:val="white"/>
+                  </w:rPr>
+                  <w:t>parametros</w:t>
+                </w:r>
+                <w:proofErr w:type="spellEnd"/>
+                <w:r>
+                  <w:rPr>
+                    <w:rFonts w:ascii="Cascadia Mono" w:hAnsi="Cascadia Mono" w:cs="Cascadia Mono"/>
+                    <w:color w:val="2E75B6"/>
+                    <w:sz w:val="18"/>
+                    <w:szCs w:val="18"/>
+                    <w:highlight w:val="white"/>
+                  </w:rPr>
+                  <w:t>"</w:t>
+                </w:r>
+                <w:r>
+                  <w:rPr>
+                    <w:rFonts w:ascii="Cascadia Mono" w:hAnsi="Cascadia Mono" w:cs="Cascadia Mono"/>
+                    <w:color w:val="000000"/>
+                    <w:sz w:val="18"/>
+                    <w:szCs w:val="18"/>
+                    <w:highlight w:val="white"/>
+                  </w:rPr>
+                  <w:t>: {</w:t>
+                </w:r>
+              </w:p>
+              <w:p>
+                <w:pPr>
+                  <w:autoSpaceDE w:val="0"/>
+                  <w:autoSpaceDN w:val="0"/>
+                  <w:adjustRightInd w:val="0"/>
+                  <w:ind w:left="311"/>
+                  <w:rPr>
+                    <w:rFonts w:ascii="Cascadia Mono" w:hAnsi="Cascadia Mono" w:cs="Cascadia Mono"/>
+                    <w:color w:val="000000"/>
+                    <w:sz w:val="18"/>
+                    <w:szCs w:val="18"/>
+                    <w:highlight w:val="white"/>
+                  </w:rPr>
+                </w:pPr>
+                <w:r>
+                  <w:rPr>
+                    <w:rFonts w:ascii="Cascadia Mono" w:hAnsi="Cascadia Mono" w:cs="Cascadia Mono"/>
+                    <w:color w:val="000000"/>
+                    <w:sz w:val="18"/>
+                    <w:szCs w:val="18"/>
+                    <w:highlight w:val="white"/>
+                  </w:rPr>
+                  <w:t xml:space="preserve">          </w:t>
+                </w:r>
+                <w:r>
+                  <w:rPr>
+                    <w:rFonts w:ascii="Cascadia Mono" w:hAnsi="Cascadia Mono" w:cs="Cascadia Mono"/>
+                    <w:color w:val="008000"/>
+                    <w:sz w:val="18"/>
+                    <w:szCs w:val="18"/>
+                    <w:highlight w:val="white"/>
+                  </w:rPr>
+                  <w:t xml:space="preserve">// Campos basados a </w:t>
+                </w:r>
+                <w:r>
+                  <w:rPr>
+                    <w:rFonts w:ascii="Cascadia Mono" w:hAnsi="Cascadia Mono" w:cs="Cascadia Mono"/>
+                    <w:color w:val="008000"/>
+                    <w:sz w:val="18"/>
+                    <w:szCs w:val="18"/>
+                    <w:highlight w:val="white"/>
+                  </w:rPr>
+                  <w:t xml:space="preserve">Doc. </w:t>
+                </w:r>
+                <w:proofErr w:type="gramStart"/>
+                <w:r>
+                  <w:rPr>
+                    <w:rFonts w:ascii="Cascadia Mono" w:hAnsi="Cascadia Mono" w:cs="Cascadia Mono"/>
+                    <w:color w:val="008000"/>
+                    <w:sz w:val="18"/>
+                    <w:szCs w:val="18"/>
+                    <w:highlight w:val="white"/>
+                  </w:rPr>
+                  <w:t>HUB</w:t>
+                </w:r>
+                <w:proofErr w:type="gramEnd"/>
+                <w:r>
+                  <w:rPr>
+                    <w:rFonts w:ascii="Cascadia Mono" w:hAnsi="Cascadia Mono" w:cs="Cascadia Mono"/>
+                    <w:color w:val="008000"/>
+                    <w:sz w:val="18"/>
+                    <w:szCs w:val="18"/>
+                    <w:highlight w:val="white"/>
+                  </w:rPr>
+                  <w:t xml:space="preserve"> | </w:t>
+                </w:r>
+                <w:r>
+                  <w:rPr>
+                    <w:rFonts w:ascii="Cascadia Mono" w:hAnsi="Cascadia Mono" w:cs="Cascadia Mono"/>
+                    <w:color w:val="008000"/>
+                    <w:sz w:val="18"/>
+                    <w:szCs w:val="18"/>
+                    <w:highlight w:val="white"/>
+                  </w:rPr>
+                  <w:t>PACS.008</w:t>
+                </w:r>
+                <w:r>
+                  <w:rPr>
+                    <w:rFonts w:ascii="Cascadia Mono" w:hAnsi="Cascadia Mono" w:cs="Cascadia Mono"/>
+                    <w:color w:val="008000"/>
+                    <w:sz w:val="18"/>
+                    <w:szCs w:val="18"/>
+                    <w:highlight w:val="white"/>
+                  </w:rPr>
+                  <w:t xml:space="preserve"> (esp. </w:t>
+                </w:r>
+                <w:proofErr w:type="gramStart"/>
+                <w:r>
+                  <w:rPr>
+                    <w:rFonts w:ascii="Cascadia Mono" w:hAnsi="Cascadia Mono" w:cs="Cascadia Mono"/>
+                    <w:color w:val="008000"/>
+                    <w:sz w:val="18"/>
+                    <w:szCs w:val="18"/>
+                    <w:highlight w:val="white"/>
+                  </w:rPr>
+                  <w:t>HUB</w:t>
+                </w:r>
+                <w:proofErr w:type="gramEnd"/>
+                <w:r>
+                  <w:rPr>
+                    <w:rFonts w:ascii="Cascadia Mono" w:hAnsi="Cascadia Mono" w:cs="Cascadia Mono"/>
+                    <w:color w:val="008000"/>
+                    <w:sz w:val="18"/>
+                    <w:szCs w:val="18"/>
+                    <w:highlight w:val="white"/>
+                  </w:rPr>
+                  <w:t>)</w:t>
+                </w:r>
+                <w:r>
+                  <w:rPr>
+                    <w:rFonts w:ascii="Cascadia Mono" w:hAnsi="Cascadia Mono" w:cs="Cascadia Mono"/>
+                    <w:color w:val="008000"/>
+                    <w:sz w:val="18"/>
+                    <w:szCs w:val="18"/>
+                    <w:highlight w:val="white"/>
+                  </w:rPr>
+                  <w:t xml:space="preserve"> | PACS.028</w:t>
+                </w:r>
+                <w:r>
+                  <w:rPr>
+                    <w:rFonts w:ascii="Cascadia Mono" w:hAnsi="Cascadia Mono" w:cs="Cascadia Mono"/>
+                    <w:color w:val="008000"/>
+                    <w:sz w:val="18"/>
+                    <w:szCs w:val="18"/>
+                    <w:highlight w:val="white"/>
+                  </w:rPr>
+                  <w:t xml:space="preserve"> (esp. </w:t>
+                </w:r>
+                <w:proofErr w:type="gramStart"/>
+                <w:r>
+                  <w:rPr>
+                    <w:rFonts w:ascii="Cascadia Mono" w:hAnsi="Cascadia Mono" w:cs="Cascadia Mono"/>
+                    <w:color w:val="008000"/>
+                    <w:sz w:val="18"/>
+                    <w:szCs w:val="18"/>
+                    <w:highlight w:val="white"/>
+                  </w:rPr>
+                  <w:t>HUB</w:t>
+                </w:r>
+                <w:proofErr w:type="gramEnd"/>
+                <w:r>
+                  <w:rPr>
+                    <w:rFonts w:ascii="Cascadia Mono" w:hAnsi="Cascadia Mono" w:cs="Cascadia Mono"/>
+                    <w:color w:val="008000"/>
+                    <w:sz w:val="18"/>
+                    <w:szCs w:val="18"/>
+                    <w:highlight w:val="white"/>
+                  </w:rPr>
+                  <w:t>)</w:t>
+                </w:r>
+              </w:p>
+              <w:p>
+                <w:pPr>
+                  <w:autoSpaceDE w:val="0"/>
+                  <w:autoSpaceDN w:val="0"/>
+                  <w:adjustRightInd w:val="0"/>
+                  <w:ind w:left="311"/>
+                  <w:rPr>
+                    <w:rFonts w:ascii="Cascadia Mono" w:hAnsi="Cascadia Mono" w:cs="Cascadia Mono"/>
+                    <w:color w:val="000000"/>
+                    <w:sz w:val="18"/>
+                    <w:szCs w:val="18"/>
+                    <w:highlight w:val="white"/>
+                  </w:rPr>
+                </w:pPr>
+                <w:r>
+                  <w:rPr>
+                    <w:rFonts w:ascii="Cascadia Mono" w:hAnsi="Cascadia Mono" w:cs="Cascadia Mono"/>
+                    <w:color w:val="000000"/>
+                    <w:sz w:val="18"/>
+                    <w:szCs w:val="18"/>
+                    <w:highlight w:val="white"/>
+                  </w:rPr>
+                  <w:t xml:space="preserve">        }</w:t>
+                </w:r>
+              </w:p>
+              <w:p>
+                <w:pPr>
+                  <w:autoSpaceDE w:val="0"/>
+                  <w:autoSpaceDN w:val="0"/>
+                  <w:adjustRightInd w:val="0"/>
+                  <w:ind w:left="311"/>
+                  <w:rPr>
+                    <w:rFonts w:ascii="Cascadia Mono" w:hAnsi="Cascadia Mono" w:cs="Cascadia Mono"/>
+                    <w:color w:val="000000"/>
+                    <w:sz w:val="18"/>
+                    <w:szCs w:val="18"/>
+                    <w:highlight w:val="white"/>
+                  </w:rPr>
+                </w:pPr>
+                <w:r>
+                  <w:rPr>
+                    <w:rFonts w:ascii="Cascadia Mono" w:hAnsi="Cascadia Mono" w:cs="Cascadia Mono"/>
+                    <w:color w:val="000000"/>
+                    <w:sz w:val="18"/>
+                    <w:szCs w:val="18"/>
+                    <w:highlight w:val="white"/>
+                  </w:rPr>
+                  <w:t xml:space="preserve">      }</w:t>
+                </w:r>
+              </w:p>
+              <w:p>
+                <w:pPr>
+                  <w:autoSpaceDE w:val="0"/>
+                  <w:autoSpaceDN w:val="0"/>
+                  <w:adjustRightInd w:val="0"/>
+                  <w:ind w:left="311"/>
+                  <w:rPr>
+                    <w:rFonts w:ascii="Cascadia Mono" w:hAnsi="Cascadia Mono" w:cs="Cascadia Mono"/>
+                    <w:color w:val="000000"/>
+                    <w:sz w:val="18"/>
+                    <w:szCs w:val="18"/>
+                    <w:highlight w:val="white"/>
+                  </w:rPr>
+                </w:pPr>
+                <w:r>
+                  <w:rPr>
+                    <w:rFonts w:ascii="Cascadia Mono" w:hAnsi="Cascadia Mono" w:cs="Cascadia Mono"/>
+                    <w:color w:val="000000"/>
+                    <w:sz w:val="18"/>
+                    <w:szCs w:val="18"/>
+                    <w:highlight w:val="white"/>
+                  </w:rPr>
+                  <w:t xml:space="preserve">    ]</w:t>
+                </w:r>
+              </w:p>
+              <w:p>
+                <w:pPr>
+                  <w:autoSpaceDE w:val="0"/>
+                  <w:autoSpaceDN w:val="0"/>
+                  <w:adjustRightInd w:val="0"/>
+                  <w:ind w:left="311"/>
+                  <w:rPr>
+                    <w:rFonts w:ascii="Cascadia Mono" w:hAnsi="Cascadia Mono" w:cs="Cascadia Mono"/>
+                    <w:color w:val="000000"/>
+                    <w:sz w:val="18"/>
+                    <w:szCs w:val="18"/>
+                    <w:highlight w:val="white"/>
+                  </w:rPr>
+                </w:pPr>
+                <w:r>
+                  <w:rPr>
+                    <w:rFonts w:ascii="Cascadia Mono" w:hAnsi="Cascadia Mono" w:cs="Cascadia Mono"/>
+                    <w:color w:val="000000"/>
+                    <w:sz w:val="18"/>
+                    <w:szCs w:val="18"/>
+                    <w:highlight w:val="white"/>
+                  </w:rPr>
+                  <w:t xml:space="preserve">  }</w:t>
+                </w:r>
+              </w:p>
+              <w:p>
+                <w:pPr>
+                  <w:autoSpaceDE w:val="0"/>
+                  <w:autoSpaceDN w:val="0"/>
+                  <w:adjustRightInd w:val="0"/>
+                  <w:ind w:left="311"/>
+                  <w:rPr>
+                    <w:rFonts w:ascii="Cascadia Mono" w:hAnsi="Cascadia Mono" w:cs="Cascadia Mono"/>
+                    <w:color w:val="000000"/>
+                    <w:sz w:val="18"/>
+                    <w:szCs w:val="18"/>
+                    <w:highlight w:val="white"/>
+                  </w:rPr>
+                </w:pPr>
+                <w:r>
+                  <w:rPr>
+                    <w:rFonts w:ascii="Cascadia Mono" w:hAnsi="Cascadia Mono" w:cs="Cascadia Mono"/>
+                    <w:color w:val="000000"/>
+                    <w:sz w:val="18"/>
+                    <w:szCs w:val="18"/>
+                    <w:highlight w:val="white"/>
+                  </w:rPr>
+                  <w:t>}</w:t>
+                </w:r>
+              </w:p>
+              <w:p>
+                <w:pPr>
+                  <w:rPr>
+                    <w:rFonts w:cstheme="minorHAnsi"/>
+                    <w:iCs/>
+                    <w:color w:val="1F497D" w:themeColor="text2"/>
+                    <w:sz w:val="20"/>
+                  </w:rPr>
+                </w:pPr>
+              </w:p>
+              <w:p>
+                <w:pPr>
+                  <w:ind w:left="311"/>
+                  <w:rPr>
+                    <w:rFonts w:cstheme="minorHAnsi"/>
+                    <w:iCs/>
+                    <w:color w:val="1F497D" w:themeColor="text2"/>
+                    <w:sz w:val="20"/>
+                  </w:rPr>
+                </w:pPr>
+                <w:r>
+                  <w:rPr>
+                    <w:rFonts w:cstheme="minorHAnsi"/>
+                    <w:iCs/>
+                    <w:color w:val="1F497D" w:themeColor="text2"/>
+                    <w:sz w:val="20"/>
+                  </w:rPr>
+                  <w:t>Donde:</w:t>
                 </w:r>
               </w:p>
               <w:p>
@@ -3039,18 +6096,19 @@
                     <w:color w:val="1F497D" w:themeColor="text2"/>
                     <w:sz w:val="20"/>
                   </w:rPr>
-                  <w:t xml:space="preserve">Método: </w:t>
-                </w:r>
+                  <w:t>“</w:t>
+                </w:r>
+                <w:proofErr w:type="spellStart"/>
                 <w:r>
                   <w:rPr>
                     <w:rFonts w:asciiTheme="minorHAnsi" w:hAnsiTheme="minorHAnsi" w:cstheme="minorHAnsi"/>
-                    <w:color w:val="A31515"/>
-                    <w:sz w:val="18"/>
-                    <w:szCs w:val="18"/>
-                    <w:highlight w:val="white"/>
-                  </w:rPr>
-                  <w:t>"0027"</w:t>
-                </w:r>
+                    <w:iCs/>
+                    <w:color w:val="1F497D" w:themeColor="text2"/>
+                    <w:sz w:val="20"/>
+                  </w:rPr>
+                  <w:t>idCanal</w:t>
+                </w:r>
+                <w:proofErr w:type="spellEnd"/>
                 <w:r>
                   <w:rPr>
                     <w:rFonts w:asciiTheme="minorHAnsi" w:hAnsiTheme="minorHAnsi" w:cstheme="minorHAnsi"/>
@@ -3058,7 +6116,7 @@
                     <w:color w:val="1F497D" w:themeColor="text2"/>
                     <w:sz w:val="20"/>
                   </w:rPr>
-                  <w:t xml:space="preserve"> Solicitud de crédito. PACS.008</w:t>
+                  <w:t>”: Se comporta igual como se maneja en Xpress</w:t>
                 </w:r>
               </w:p>
               <w:p>
@@ -3082,6 +6140,124 @@
                     <w:color w:val="1F497D" w:themeColor="text2"/>
                     <w:sz w:val="20"/>
                   </w:rPr>
+                  <w:t xml:space="preserve">"validador”: Corresponde al id del </w:t>
+                </w:r>
+                <w:proofErr w:type="gramStart"/>
+                <w:r>
+                  <w:rPr>
+                    <w:rFonts w:asciiTheme="minorHAnsi" w:hAnsiTheme="minorHAnsi" w:cstheme="minorHAnsi"/>
+                    <w:iCs/>
+                    <w:color w:val="1F497D" w:themeColor="text2"/>
+                    <w:sz w:val="20"/>
+                  </w:rPr>
+                  <w:t>HUB</w:t>
+                </w:r>
+                <w:proofErr w:type="gramEnd"/>
+                <w:r>
+                  <w:rPr>
+                    <w:rFonts w:asciiTheme="minorHAnsi" w:hAnsiTheme="minorHAnsi" w:cstheme="minorHAnsi"/>
+                    <w:iCs/>
+                    <w:color w:val="1F497D" w:themeColor="text2"/>
+                    <w:sz w:val="20"/>
+                  </w:rPr>
+                  <w:t xml:space="preserve">, </w:t>
+                </w:r>
+                <w:r>
+                  <w:rPr>
+                    <w:rFonts w:asciiTheme="minorHAnsi" w:hAnsiTheme="minorHAnsi" w:cstheme="minorHAnsi"/>
+                    <w:iCs/>
+                    <w:color w:val="1F497D" w:themeColor="text2"/>
+                    <w:sz w:val="20"/>
+                    <w:highlight w:val="yellow"/>
+                  </w:rPr>
+                  <w:t xml:space="preserve">valor fijo definido por </w:t>
+                </w:r>
+                <w:proofErr w:type="spellStart"/>
+                <w:r>
+                  <w:rPr>
+                    <w:rFonts w:asciiTheme="minorHAnsi" w:hAnsiTheme="minorHAnsi" w:cstheme="minorHAnsi"/>
+                    <w:iCs/>
+                    <w:color w:val="1F497D" w:themeColor="text2"/>
+                    <w:sz w:val="20"/>
+                    <w:highlight w:val="yellow"/>
+                  </w:rPr>
+                  <w:t>Telered</w:t>
+                </w:r>
+                <w:proofErr w:type="spellEnd"/>
+              </w:p>
+              <w:p>
+                <w:pPr>
+                  <w:rPr>
+                    <w:rFonts w:cstheme="minorHAnsi"/>
+                    <w:iCs/>
+                    <w:color w:val="1F497D" w:themeColor="text2"/>
+                    <w:sz w:val="20"/>
+                  </w:rPr>
+                </w:pPr>
+              </w:p>
+              <w:p>
+                <w:pPr>
+                  <w:rPr>
+                    <w:rFonts w:cstheme="minorHAnsi"/>
+                    <w:iCs/>
+                    <w:color w:val="1F497D" w:themeColor="text2"/>
+                    <w:sz w:val="20"/>
+                  </w:rPr>
+                </w:pPr>
+              </w:p>
+              <w:p>
+                <w:pPr>
+                  <w:ind w:left="311"/>
+                  <w:rPr>
+                    <w:rFonts w:cstheme="minorHAnsi"/>
+                    <w:iCs/>
+                    <w:color w:val="1F497D" w:themeColor="text2"/>
+                    <w:sz w:val="20"/>
+                  </w:rPr>
+                </w:pPr>
+                <w:r>
+                  <w:rPr>
+                    <w:rFonts w:cstheme="minorHAnsi"/>
+                    <w:iCs/>
+                    <w:color w:val="1F497D" w:themeColor="text2"/>
+                    <w:sz w:val="20"/>
+                  </w:rPr>
+                  <w:t>Se debe de crear los siguientes métodos:</w:t>
+                </w:r>
+              </w:p>
+              <w:p>
+                <w:pPr>
+                  <w:ind w:left="311"/>
+                  <w:rPr>
+                    <w:rFonts w:cstheme="minorHAnsi"/>
+                    <w:iCs/>
+                    <w:color w:val="1F497D" w:themeColor="text2"/>
+                    <w:sz w:val="20"/>
+                  </w:rPr>
+                </w:pPr>
+              </w:p>
+              <w:p>
+                <w:pPr>
+                  <w:pStyle w:val="Prrafodelista"/>
+                  <w:numPr>
+                    <w:ilvl w:val="0"/>
+                    <w:numId w:val="15"/>
+                  </w:numPr>
+                  <w:rPr>
+                    <w:rFonts w:asciiTheme="minorHAnsi" w:hAnsiTheme="minorHAnsi" w:cstheme="minorHAnsi"/>
+                    <w:iCs/>
+                    <w:color w:val="1F497D" w:themeColor="text2"/>
+                    <w:sz w:val="20"/>
+                  </w:rPr>
+                </w:pPr>
+                <w:r>
+                  <w:rPr>
+                    <w:rFonts w:asciiTheme="minorHAnsi" w:hAnsiTheme="minorHAnsi" w:cstheme="minorHAnsi"/>
+                    <w:iCs/>
+                    <w:color w:val="1F497D" w:themeColor="text2"/>
+                    <w:sz w:val="20"/>
+                  </w:rPr>
+                  <w:lastRenderedPageBreak/>
                   <w:t xml:space="preserve">Método: </w:t>
                 </w:r>
                 <w:r>
@@ -3092,11 +6268,31 @@
                     <w:szCs w:val="18"/>
                     <w:highlight w:val="white"/>
                   </w:rPr>
-                  <w:t>"0028"</w:t>
+                  <w:t>"002</w:t>
                 </w:r>
                 <w:r>
                   <w:rPr>
                     <w:rFonts w:asciiTheme="minorHAnsi" w:hAnsiTheme="minorHAnsi" w:cstheme="minorHAnsi"/>
+                    <w:color w:val="A31515"/>
+                    <w:sz w:val="18"/>
+                    <w:szCs w:val="18"/>
+                    <w:highlight w:val="white"/>
+                  </w:rPr>
+                  <w:t>7</w:t>
+                </w:r>
+                <w:r>
+                  <w:rPr>
+                    <w:rFonts w:asciiTheme="minorHAnsi" w:hAnsiTheme="minorHAnsi" w:cstheme="minorHAnsi"/>
+                    <w:color w:val="A31515"/>
+                    <w:sz w:val="18"/>
+                    <w:szCs w:val="18"/>
+                    <w:highlight w:val="white"/>
+                  </w:rPr>
+                  <w:t>"</w:t>
+                </w:r>
+                <w:r>
+                  <w:rPr>
+                    <w:rFonts w:asciiTheme="minorHAnsi" w:hAnsiTheme="minorHAnsi" w:cstheme="minorHAnsi"/>
                     <w:iCs/>
                     <w:color w:val="1F497D" w:themeColor="text2"/>
                     <w:sz w:val="20"/>
@@ -3110,68 +6306,329 @@
                     <w:color w:val="1F497D" w:themeColor="text2"/>
                     <w:sz w:val="20"/>
                   </w:rPr>
+                  <w:t xml:space="preserve">Consulta </w:t>
+                </w:r>
+                <w:r>
+                  <w:rPr>
+                    <w:rFonts w:asciiTheme="minorHAnsi" w:hAnsiTheme="minorHAnsi" w:cstheme="minorHAnsi"/>
+                    <w:iCs/>
+                    <w:color w:val="1F497D" w:themeColor="text2"/>
+                    <w:sz w:val="20"/>
+                  </w:rPr>
+                  <w:t>del directorio del interoperable</w:t>
+                </w:r>
+              </w:p>
+              <w:p>
+                <w:pPr>
+                  <w:pStyle w:val="Prrafodelista"/>
+                  <w:numPr>
+                    <w:ilvl w:val="0"/>
+                    <w:numId w:val="15"/>
+                  </w:numPr>
+                  <w:rPr>
+                    <w:rFonts w:asciiTheme="minorHAnsi" w:hAnsiTheme="minorHAnsi" w:cstheme="minorHAnsi"/>
+                    <w:iCs/>
+                    <w:color w:val="1F497D" w:themeColor="text2"/>
+                    <w:sz w:val="20"/>
+                  </w:rPr>
+                </w:pPr>
+                <w:r>
+                  <w:rPr>
+                    <w:rFonts w:asciiTheme="minorHAnsi" w:hAnsiTheme="minorHAnsi" w:cstheme="minorHAnsi"/>
+                    <w:iCs/>
+                    <w:color w:val="1F497D" w:themeColor="text2"/>
+                    <w:sz w:val="20"/>
+                  </w:rPr>
+                  <w:t xml:space="preserve">Método: </w:t>
+                </w:r>
+                <w:r>
+                  <w:rPr>
+                    <w:rFonts w:asciiTheme="minorHAnsi" w:hAnsiTheme="minorHAnsi" w:cstheme="minorHAnsi"/>
+                    <w:color w:val="A31515"/>
+                    <w:sz w:val="18"/>
+                    <w:szCs w:val="18"/>
+                    <w:highlight w:val="white"/>
+                  </w:rPr>
+                  <w:t>"002</w:t>
+                </w:r>
+                <w:r>
+                  <w:rPr>
+                    <w:rFonts w:asciiTheme="minorHAnsi" w:hAnsiTheme="minorHAnsi" w:cstheme="minorHAnsi"/>
+                    <w:color w:val="A31515"/>
+                    <w:sz w:val="18"/>
+                    <w:szCs w:val="18"/>
+                    <w:highlight w:val="white"/>
+                  </w:rPr>
+                  <w:t>8</w:t>
+                </w:r>
+                <w:r>
+                  <w:rPr>
+                    <w:rFonts w:asciiTheme="minorHAnsi" w:hAnsiTheme="minorHAnsi" w:cstheme="minorHAnsi"/>
+                    <w:color w:val="A31515"/>
+                    <w:sz w:val="18"/>
+                    <w:szCs w:val="18"/>
+                    <w:highlight w:val="white"/>
+                  </w:rPr>
+                  <w:t>"</w:t>
+                </w:r>
+                <w:r>
+                  <w:rPr>
+                    <w:rFonts w:asciiTheme="minorHAnsi" w:hAnsiTheme="minorHAnsi" w:cstheme="minorHAnsi"/>
+                    <w:iCs/>
+                    <w:color w:val="1F497D" w:themeColor="text2"/>
+                    <w:sz w:val="20"/>
+                  </w:rPr>
+                  <w:t xml:space="preserve"> Solicitud de crédito. PACS.008</w:t>
+                </w:r>
+              </w:p>
+              <w:p>
+                <w:pPr>
+                  <w:pStyle w:val="Prrafodelista"/>
+                  <w:numPr>
+                    <w:ilvl w:val="0"/>
+                    <w:numId w:val="15"/>
+                  </w:numPr>
+                  <w:rPr>
+                    <w:rFonts w:asciiTheme="minorHAnsi" w:hAnsiTheme="minorHAnsi" w:cstheme="minorHAnsi"/>
+                    <w:iCs/>
+                    <w:color w:val="1F497D" w:themeColor="text2"/>
+                    <w:sz w:val="20"/>
+                  </w:rPr>
+                </w:pPr>
+                <w:r>
+                  <w:rPr>
+                    <w:rFonts w:asciiTheme="minorHAnsi" w:hAnsiTheme="minorHAnsi" w:cstheme="minorHAnsi"/>
+                    <w:iCs/>
+                    <w:color w:val="1F497D" w:themeColor="text2"/>
+                    <w:sz w:val="20"/>
+                  </w:rPr>
+                  <w:t xml:space="preserve">Método: </w:t>
+                </w:r>
+                <w:r>
+                  <w:rPr>
+                    <w:rFonts w:asciiTheme="minorHAnsi" w:hAnsiTheme="minorHAnsi" w:cstheme="minorHAnsi"/>
+                    <w:color w:val="A31515"/>
+                    <w:sz w:val="18"/>
+                    <w:szCs w:val="18"/>
+                    <w:highlight w:val="white"/>
+                  </w:rPr>
+                  <w:t>"002</w:t>
+                </w:r>
+                <w:r>
+                  <w:rPr>
+                    <w:rFonts w:asciiTheme="minorHAnsi" w:hAnsiTheme="minorHAnsi" w:cstheme="minorHAnsi"/>
+                    <w:color w:val="A31515"/>
+                    <w:sz w:val="18"/>
+                    <w:szCs w:val="18"/>
+                    <w:highlight w:val="white"/>
+                  </w:rPr>
+                  <w:t>9</w:t>
+                </w:r>
+                <w:r>
+                  <w:rPr>
+                    <w:rFonts w:asciiTheme="minorHAnsi" w:hAnsiTheme="minorHAnsi" w:cstheme="minorHAnsi"/>
+                    <w:color w:val="A31515"/>
+                    <w:sz w:val="18"/>
+                    <w:szCs w:val="18"/>
+                    <w:highlight w:val="white"/>
+                  </w:rPr>
+                  <w:t>"</w:t>
+                </w:r>
+                <w:r>
+                  <w:rPr>
+                    <w:rFonts w:asciiTheme="minorHAnsi" w:hAnsiTheme="minorHAnsi" w:cstheme="minorHAnsi"/>
+                    <w:iCs/>
+                    <w:color w:val="1F497D" w:themeColor="text2"/>
+                    <w:sz w:val="20"/>
+                  </w:rPr>
+                  <w:t xml:space="preserve"> </w:t>
+                </w:r>
+                <w:r>
+                  <w:rPr>
+                    <w:rFonts w:asciiTheme="minorHAnsi" w:hAnsiTheme="minorHAnsi" w:cstheme="minorHAnsi"/>
+                    <w:iCs/>
+                    <w:color w:val="1F497D" w:themeColor="text2"/>
+                    <w:sz w:val="20"/>
+                  </w:rPr>
                   <w:t xml:space="preserve">Consulta de estado una solicitud de </w:t>
                 </w:r>
+                <w:r>
+                  <w:rPr>
+                    <w:rFonts w:asciiTheme="minorHAnsi" w:hAnsiTheme="minorHAnsi" w:cstheme="minorHAnsi"/>
+                    <w:iCs/>
+                    <w:color w:val="1F497D" w:themeColor="text2"/>
+                    <w:sz w:val="20"/>
+                  </w:rPr>
+                  <w:t>crédito</w:t>
+                </w:r>
+                <w:r>
+                  <w:rPr>
+                    <w:rFonts w:asciiTheme="minorHAnsi" w:hAnsiTheme="minorHAnsi" w:cstheme="minorHAnsi"/>
+                    <w:iCs/>
+                    <w:color w:val="1F497D" w:themeColor="text2"/>
+                    <w:sz w:val="20"/>
+                  </w:rPr>
+                  <w:t>. PACS.028</w:t>
+                </w:r>
+              </w:p>
+              <w:p>
+                <w:pPr>
+                  <w:rPr>
+                    <w:rFonts w:cstheme="minorHAnsi"/>
+                    <w:iCs/>
+                    <w:color w:val="1F497D" w:themeColor="text2"/>
+                    <w:sz w:val="20"/>
+                  </w:rPr>
+                </w:pPr>
+              </w:p>
+              <w:p>
+                <w:pPr>
+                  <w:ind w:left="311"/>
+                  <w:rPr>
+                    <w:rFonts w:cstheme="minorHAnsi"/>
+                    <w:iCs/>
+                    <w:color w:val="1F497D" w:themeColor="text2"/>
+                    <w:sz w:val="20"/>
+                  </w:rPr>
+                </w:pPr>
+                <w:r>
+                  <w:rPr>
+                    <w:rFonts w:cstheme="minorHAnsi"/>
+                    <w:iCs/>
+                    <w:color w:val="1F497D" w:themeColor="text2"/>
+                    <w:sz w:val="20"/>
+                  </w:rPr>
+                  <w:t>Detalle por métodos:</w:t>
+                </w:r>
+              </w:p>
+              <w:p>
+                <w:pPr>
+                  <w:rPr>
+                    <w:rFonts w:cstheme="minorHAnsi"/>
+                    <w:iCs/>
+                    <w:color w:val="1F497D" w:themeColor="text2"/>
+                    <w:sz w:val="20"/>
+                  </w:rPr>
+                </w:pPr>
+              </w:p>
+              <w:p>
+                <w:pPr>
+                  <w:ind w:left="360"/>
+                  <w:rPr>
+                    <w:rFonts w:cstheme="minorHAnsi"/>
+                    <w:iCs/>
+                    <w:color w:val="1F497D" w:themeColor="text2"/>
+                    <w:sz w:val="20"/>
+                  </w:rPr>
+                </w:pPr>
+                <w:r>
+                  <w:rPr>
+                    <w:rFonts w:cstheme="minorHAnsi"/>
+                    <w:iCs/>
+                    <w:color w:val="1F497D" w:themeColor="text2"/>
+                    <w:sz w:val="20"/>
+                  </w:rPr>
+                  <w:t xml:space="preserve">Método: </w:t>
+                </w:r>
+                <w:r>
+                  <w:rPr>
+                    <w:rFonts w:cstheme="minorHAnsi"/>
+                    <w:color w:val="A31515"/>
+                    <w:sz w:val="18"/>
+                    <w:szCs w:val="18"/>
+                    <w:highlight w:val="white"/>
+                  </w:rPr>
+                  <w:t>"002</w:t>
+                </w:r>
+                <w:r>
+                  <w:rPr>
+                    <w:rFonts w:cstheme="minorHAnsi"/>
+                    <w:color w:val="A31515"/>
+                    <w:sz w:val="18"/>
+                    <w:szCs w:val="18"/>
+                    <w:highlight w:val="white"/>
+                  </w:rPr>
+                  <w:t>7</w:t>
+                </w:r>
+                <w:r>
+                  <w:rPr>
+                    <w:rFonts w:cstheme="minorHAnsi"/>
+                    <w:color w:val="A31515"/>
+                    <w:sz w:val="18"/>
+                    <w:szCs w:val="18"/>
+                    <w:highlight w:val="white"/>
+                  </w:rPr>
+                  <w:t>"</w:t>
+                </w:r>
+                <w:r>
+                  <w:rPr>
+                    <w:rFonts w:cstheme="minorHAnsi"/>
+                    <w:iCs/>
+                    <w:color w:val="1F497D" w:themeColor="text2"/>
+                    <w:sz w:val="20"/>
+                  </w:rPr>
+                  <w:t xml:space="preserve"> Consulta del directorio interoperable</w:t>
+                </w:r>
+              </w:p>
+              <w:p>
+                <w:pPr>
+                  <w:ind w:left="360"/>
+                  <w:rPr>
+                    <w:rFonts w:cstheme="minorHAnsi"/>
+                    <w:iCs/>
+                    <w:color w:val="1F497D" w:themeColor="text2"/>
+                    <w:sz w:val="20"/>
+                  </w:rPr>
+                </w:pPr>
+                <w:r>
+                  <w:rPr>
+                    <w:rFonts w:cstheme="minorHAnsi"/>
+                    <w:iCs/>
+                    <w:color w:val="1F497D" w:themeColor="text2"/>
+                    <w:sz w:val="20"/>
+                  </w:rPr>
+                  <w:t xml:space="preserve">Nota: La definición de los esquemas depende del consultor </w:t>
+                </w:r>
                 <w:proofErr w:type="spellStart"/>
                 <w:r>
                   <w:rPr>
-                    <w:rFonts w:asciiTheme="minorHAnsi" w:hAnsiTheme="minorHAnsi" w:cstheme="minorHAnsi"/>
-                    <w:iCs/>
-                    <w:color w:val="1F497D" w:themeColor="text2"/>
-                    <w:sz w:val="20"/>
-                  </w:rPr>
-                  <w:t>crétido</w:t>
+                    <w:rFonts w:cstheme="minorHAnsi"/>
+                    <w:iCs/>
+                    <w:color w:val="1F497D" w:themeColor="text2"/>
+                    <w:sz w:val="20"/>
+                  </w:rPr>
+                  <w:t>Minsait</w:t>
                 </w:r>
                 <w:proofErr w:type="spellEnd"/>
                 <w:r>
                   <w:rPr>
-                    <w:rFonts w:asciiTheme="minorHAnsi" w:hAnsiTheme="minorHAnsi" w:cstheme="minorHAnsi"/>
-                    <w:iCs/>
-                    <w:color w:val="1F497D" w:themeColor="text2"/>
-                    <w:sz w:val="20"/>
-                  </w:rPr>
-                  <w:t>. PACS.028</w:t>
-                </w:r>
-              </w:p>
-              <w:p>
-                <w:pPr>
-                  <w:rPr>
-                    <w:rFonts w:cstheme="minorHAnsi"/>
-                    <w:iCs/>
-                    <w:color w:val="1F497D" w:themeColor="text2"/>
-                    <w:sz w:val="20"/>
-                  </w:rPr>
-                </w:pPr>
-              </w:p>
-              <w:p>
-                <w:pPr>
-                  <w:ind w:left="311"/>
-                  <w:rPr>
-                    <w:rFonts w:cstheme="minorHAnsi"/>
-                    <w:iCs/>
-                    <w:color w:val="1F497D" w:themeColor="text2"/>
-                    <w:sz w:val="20"/>
-                  </w:rPr>
-                </w:pPr>
-                <w:r>
-                  <w:rPr>
-                    <w:rFonts w:cstheme="minorHAnsi"/>
-                    <w:iCs/>
-                    <w:color w:val="1F497D" w:themeColor="text2"/>
-                    <w:sz w:val="20"/>
-                  </w:rPr>
-                  <w:t>Detalle por métodos:</w:t>
-                </w:r>
-              </w:p>
-              <w:p>
-                <w:pPr>
-                  <w:rPr>
-                    <w:rFonts w:cstheme="minorHAnsi"/>
-                    <w:iCs/>
-                    <w:color w:val="1F497D" w:themeColor="text2"/>
-                    <w:sz w:val="20"/>
-                  </w:rPr>
-                </w:pPr>
+                    <w:rFonts w:cstheme="minorHAnsi"/>
+                    <w:iCs/>
+                    <w:color w:val="1F497D" w:themeColor="text2"/>
+                    <w:sz w:val="20"/>
+                  </w:rPr>
+                  <w:t xml:space="preserve">, ya que este nos debe de indicar lo campos que deberá los </w:t>
+                </w:r>
+                <w:proofErr w:type="spellStart"/>
+                <w:r>
+                  <w:rPr>
+                    <w:rFonts w:cstheme="minorHAnsi"/>
+                    <w:iCs/>
+                    <w:color w:val="1F497D" w:themeColor="text2"/>
+                    <w:sz w:val="20"/>
+                  </w:rPr>
+                  <w:t>request</w:t>
+                </w:r>
+                <w:proofErr w:type="spellEnd"/>
+                <w:r>
+                  <w:rPr>
+                    <w:rFonts w:cstheme="minorHAnsi"/>
+                    <w:iCs/>
+                    <w:color w:val="1F497D" w:themeColor="text2"/>
+                    <w:sz w:val="20"/>
+                  </w:rPr>
+                  <w:t xml:space="preserve"> y response que se manejaran entre los sistemas.</w:t>
+                </w:r>
               </w:p>
               <w:p>
                 <w:pPr>
@@ -3183,54 +6640,6 @@
                     <w:sz w:val="20"/>
                   </w:rPr>
                 </w:pPr>
-                <w:r>
-                  <w:rPr>
-                    <w:rFonts w:cstheme="minorHAnsi"/>
-                    <w:iCs/>
-                    <w:color w:val="1F497D" w:themeColor="text2"/>
-                    <w:sz w:val="20"/>
-                  </w:rPr>
-                  <w:t xml:space="preserve">Método: </w:t>
-                </w:r>
-                <w:r>
-                  <w:rPr>
-                    <w:rFonts w:cstheme="minorHAnsi"/>
-                    <w:color w:val="A31515"/>
-                    <w:sz w:val="18"/>
-                    <w:szCs w:val="18"/>
-                    <w:highlight w:val="white"/>
-                  </w:rPr>
-                  <w:t>"0026"</w:t>
-                </w:r>
-                <w:r>
-                  <w:rPr>
-                    <w:rFonts w:cstheme="minorHAnsi"/>
-                    <w:iCs/>
-                    <w:color w:val="1F497D" w:themeColor="text2"/>
-                    <w:sz w:val="20"/>
-                  </w:rPr>
-                  <w:t xml:space="preserve"> Consulta del directorio del interoperable</w:t>
-                </w:r>
-              </w:p>
-              <w:p>
-                <w:pPr>
-                  <w:rPr>
-                    <w:rFonts w:cstheme="minorHAnsi"/>
-                    <w:iCs/>
-                    <w:color w:val="1F497D" w:themeColor="text2"/>
-                    <w:sz w:val="20"/>
-                  </w:rPr>
-                </w:pPr>
-              </w:p>
-              <w:p>
-                <w:pPr>
-                  <w:rPr>
-                    <w:rFonts w:cstheme="minorHAnsi"/>
-                    <w:iCs/>
-                    <w:color w:val="1F497D" w:themeColor="text2"/>
-                    <w:sz w:val="20"/>
-                  </w:rPr>
-                </w:pPr>
               </w:p>
               <w:p>
                 <w:pPr>
@@ -3249,26 +6658,7 @@
                     <w:color w:val="1F497D" w:themeColor="text2"/>
                     <w:sz w:val="20"/>
                   </w:rPr>
-                  <w:t xml:space="preserve">Método: </w:t>
-                </w:r>
-                <w:r>
-                  <w:rPr>
-                    <w:rFonts w:cstheme="minorHAnsi"/>
-                    <w:color w:val="A31515"/>
-                    <w:sz w:val="18"/>
-                    <w:szCs w:val="18"/>
-                    <w:highlight w:val="white"/>
-                  </w:rPr>
-                  <w:t>"0027"</w:t>
-                </w:r>
-                <w:r>
-                  <w:rPr>
-                    <w:rFonts w:cstheme="minorHAnsi"/>
-                    <w:iCs/>
-                    <w:color w:val="1F497D" w:themeColor="text2"/>
-                    <w:sz w:val="20"/>
-                  </w:rPr>
-                  <w:t xml:space="preserve"> Solicitud de crédito. PACS.008</w:t>
+                  <w:t>Flujo a grandes rasgos:</w:t>
                 </w:r>
               </w:p>
               <w:p>
@@ -3292,7 +6682,34 @@
                     <w:color w:val="1F497D" w:themeColor="text2"/>
                     <w:sz w:val="20"/>
                   </w:rPr>
-                  <w:t>Recibe un PACS.008 del Banco origen</w:t>
+                  <w:t>Recibe un</w:t>
+                </w:r>
+                <w:r>
+                  <w:rPr>
+                    <w:rFonts w:cstheme="minorHAnsi"/>
+                    <w:iCs/>
+                    <w:color w:val="1F497D" w:themeColor="text2"/>
+                    <w:sz w:val="20"/>
+                  </w:rPr>
+                  <w:t xml:space="preserve">a consulta </w:t>
+                </w:r>
+                <w:r>
+                  <w:rPr>
+                    <w:rFonts w:cstheme="minorHAnsi"/>
+                    <w:iCs/>
+                    <w:color w:val="1F497D" w:themeColor="text2"/>
+                    <w:sz w:val="20"/>
+                  </w:rPr>
+                  <w:t>del Banco origen</w:t>
+                </w:r>
+                <w:r>
+                  <w:rPr>
+                    <w:rFonts w:cstheme="minorHAnsi"/>
+                    <w:iCs/>
+                    <w:color w:val="1F497D" w:themeColor="text2"/>
+                    <w:sz w:val="20"/>
+                  </w:rPr>
+                  <w:t xml:space="preserve">. </w:t>
                 </w:r>
               </w:p>
               <w:p>
@@ -3316,8 +6733,28 @@
                     <w:color w:val="1F497D" w:themeColor="text2"/>
                     <w:sz w:val="20"/>
                   </w:rPr>
-                  <w:t>Envía él PACS.008 a ACH Xpress</w:t>
-                </w:r>
+                  <w:t xml:space="preserve">Mapear la consulta recibida al formato esperado por el </w:t>
+                </w:r>
+                <w:proofErr w:type="gramStart"/>
+                <w:r>
+                  <w:rPr>
+                    <w:rFonts w:cstheme="minorHAnsi"/>
+                    <w:iCs/>
+                    <w:color w:val="1F497D" w:themeColor="text2"/>
+                    <w:sz w:val="20"/>
+                  </w:rPr>
+                  <w:t>H</w:t>
+                </w:r>
+                <w:r>
+                  <w:rPr>
+                    <w:rFonts w:cstheme="minorHAnsi"/>
+                    <w:iCs/>
+                    <w:color w:val="1F497D" w:themeColor="text2"/>
+                    <w:sz w:val="20"/>
+                  </w:rPr>
+                  <w:t>UB</w:t>
+                </w:r>
+                <w:proofErr w:type="gramEnd"/>
               </w:p>
               <w:p>
                 <w:pPr>
@@ -3340,8 +6777,19 @@
                     <w:color w:val="1F497D" w:themeColor="text2"/>
                     <w:sz w:val="20"/>
                   </w:rPr>
-                  <w:t>Recibe de ACH Xpress el PACS.002</w:t>
-                </w:r>
+                  <w:t xml:space="preserve">Enviar la consulta al </w:t>
+                </w:r>
+                <w:proofErr w:type="gramStart"/>
+                <w:r>
+                  <w:rPr>
+                    <w:rFonts w:cstheme="minorHAnsi"/>
+                    <w:iCs/>
+                    <w:color w:val="1F497D" w:themeColor="text2"/>
+                    <w:sz w:val="20"/>
+                  </w:rPr>
+                  <w:t>HUB</w:t>
+                </w:r>
+                <w:proofErr w:type="gramEnd"/>
               </w:p>
               <w:p>
                 <w:pPr>
@@ -3351,6 +6799,41 @@
                     <w:numId w:val="17"/>
                   </w:numPr>
                   <w:rPr>
+                    <w:rFonts w:cstheme="minorHAnsi"/>
+                    <w:iCs/>
+                    <w:color w:val="1F497D" w:themeColor="text2"/>
+                    <w:sz w:val="20"/>
+                  </w:rPr>
+                </w:pPr>
+                <w:r>
+                  <w:rPr>
+                    <w:rFonts w:cstheme="minorHAnsi"/>
+                    <w:iCs/>
+                    <w:color w:val="1F497D" w:themeColor="text2"/>
+                    <w:sz w:val="20"/>
+                  </w:rPr>
+                  <w:t xml:space="preserve">Esperar la respuesta del </w:t>
+                </w:r>
+                <w:proofErr w:type="gramStart"/>
+                <w:r>
+                  <w:rPr>
+                    <w:rFonts w:cstheme="minorHAnsi"/>
+                    <w:iCs/>
+                    <w:color w:val="1F497D" w:themeColor="text2"/>
+                    <w:sz w:val="20"/>
+                  </w:rPr>
+                  <w:t>HUB</w:t>
+                </w:r>
+                <w:proofErr w:type="gramEnd"/>
+              </w:p>
+              <w:p>
+                <w:pPr>
+                  <w:pStyle w:val="Prrafodelista"/>
+                  <w:numPr>
+                    <w:ilvl w:val="0"/>
+                    <w:numId w:val="17"/>
+                  </w:numPr>
+                  <w:rPr>
                     <w:rFonts w:asciiTheme="minorHAnsi" w:hAnsiTheme="minorHAnsi" w:cstheme="minorHAnsi"/>
                     <w:iCs/>
                     <w:color w:val="1F497D" w:themeColor="text2"/>
@@ -3364,8 +6847,450 @@
                     <w:color w:val="1F497D" w:themeColor="text2"/>
                     <w:sz w:val="20"/>
                   </w:rPr>
-                  <w:t>Devuelve al PACS.002 al Banco origen</w:t>
-                </w:r>
+                  <w:t xml:space="preserve">Devuelve </w:t>
+                </w:r>
+                <w:r>
+                  <w:rPr>
+                    <w:rFonts w:cstheme="minorHAnsi"/>
+                    <w:iCs/>
+                    <w:color w:val="1F497D" w:themeColor="text2"/>
+                    <w:sz w:val="20"/>
+                  </w:rPr>
+                  <w:t xml:space="preserve">la respuesta </w:t>
+                </w:r>
+                <w:r>
+                  <w:rPr>
+                    <w:rFonts w:cstheme="minorHAnsi"/>
+                    <w:iCs/>
+                    <w:color w:val="1F497D" w:themeColor="text2"/>
+                    <w:sz w:val="20"/>
+                  </w:rPr>
+                  <w:t>al Banco origen</w:t>
+                </w:r>
+              </w:p>
+              <w:p>
+                <w:pPr>
+                  <w:pStyle w:val="Cita"/>
+                  <w:rPr>
+                    <w:color w:val="1F497D" w:themeColor="text2"/>
+                  </w:rPr>
+                </w:pPr>
+                <w:r>
+                  <w:rPr>
+                    <w:color w:val="1F497D" w:themeColor="text2"/>
+                  </w:rPr>
+                  <w:t>Consideraciones</w:t>
+                </w:r>
+                <w:r>
+                  <w:rPr>
+                    <w:color w:val="1F497D" w:themeColor="text2"/>
+                  </w:rPr>
+                  <w:t xml:space="preserve">: </w:t>
+                </w:r>
+                <w:r>
+                  <w:rPr>
+                    <w:color w:val="1F497D" w:themeColor="text2"/>
+                  </w:rPr>
+                  <w:t xml:space="preserve">Se ha planteado la posibilidad </w:t>
+                </w:r>
+                <w:r>
+                  <w:rPr>
+                    <w:color w:val="1F497D" w:themeColor="text2"/>
+                  </w:rPr>
+                  <w:t>que,</w:t>
+                </w:r>
+                <w:r>
+                  <w:rPr>
+                    <w:color w:val="1F497D" w:themeColor="text2"/>
+                  </w:rPr>
+                  <w:t xml:space="preserve"> a </w:t>
+                </w:r>
+                <w:r>
+                  <w:rPr>
+                    <w:color w:val="1F497D" w:themeColor="text2"/>
+                  </w:rPr>
+                  <w:t xml:space="preserve">nivel de flujo del Banco Origen, este debe de hacer primero un llamado al directorio de alias de Telered, método: </w:t>
+                </w:r>
+                <w:r>
+                  <w:rPr>
+                    <w:rFonts w:eastAsia="Times New Roman" w:cstheme="minorHAnsi"/>
+                    <w:i w:val="0"/>
+                    <w:iCs w:val="0"/>
+                    <w:color w:val="A31515"/>
+                    <w:sz w:val="18"/>
+                    <w:szCs w:val="18"/>
+                    <w:highlight w:val="white"/>
+                    <w:lang w:eastAsia="es-ES"/>
+                  </w:rPr>
+                  <w:t>"00</w:t>
+                </w:r>
+                <w:r>
+                  <w:rPr>
+                    <w:rFonts w:eastAsia="Times New Roman" w:cstheme="minorHAnsi"/>
+                    <w:i w:val="0"/>
+                    <w:iCs w:val="0"/>
+                    <w:color w:val="A31515"/>
+                    <w:sz w:val="18"/>
+                    <w:szCs w:val="18"/>
+                    <w:highlight w:val="white"/>
+                    <w:lang w:eastAsia="es-ES"/>
+                  </w:rPr>
+                  <w:t>26</w:t>
+                </w:r>
+                <w:r>
+                  <w:rPr>
+                    <w:rFonts w:eastAsia="Times New Roman" w:cstheme="minorHAnsi"/>
+                    <w:i w:val="0"/>
+                    <w:iCs w:val="0"/>
+                    <w:color w:val="A31515"/>
+                    <w:sz w:val="18"/>
+                    <w:szCs w:val="18"/>
+                    <w:highlight w:val="white"/>
+                    <w:lang w:eastAsia="es-ES"/>
+                  </w:rPr>
+                  <w:t>"</w:t>
+                </w:r>
+                <w:r>
+                  <w:rPr>
+                    <w:color w:val="1F497D" w:themeColor="text2"/>
+                  </w:rPr>
+                  <w:t>,</w:t>
+                </w:r>
+                <w:r>
+                  <w:rPr>
+                    <w:color w:val="1F497D" w:themeColor="text2"/>
+                  </w:rPr>
+                  <w:t xml:space="preserve"> y </w:t>
+                </w:r>
+                <w:r>
+                  <w:rPr>
+                    <w:color w:val="1F497D" w:themeColor="text2"/>
+                  </w:rPr>
+                  <w:t>en</w:t>
+                </w:r>
+                <w:r>
+                  <w:rPr>
+                    <w:color w:val="1F497D" w:themeColor="text2"/>
+                  </w:rPr>
+                  <w:t xml:space="preserve"> </w:t>
+                </w:r>
+                <w:r>
+                  <w:rPr>
+                    <w:color w:val="1F497D" w:themeColor="text2"/>
+                  </w:rPr>
+                  <w:t>caso de que</w:t>
+                </w:r>
+                <w:r>
+                  <w:rPr>
+                    <w:color w:val="1F497D" w:themeColor="text2"/>
+                  </w:rPr>
+                  <w:t xml:space="preserve"> la transacción no continue con el dato del alias del directorio de </w:t>
+                </w:r>
+                <w:proofErr w:type="spellStart"/>
+                <w:r>
+                  <w:rPr>
+                    <w:color w:val="1F497D" w:themeColor="text2"/>
+                  </w:rPr>
+                  <w:t>Telered</w:t>
+                </w:r>
+                <w:proofErr w:type="spellEnd"/>
+                <w:r>
+                  <w:rPr>
+                    <w:color w:val="1F497D" w:themeColor="text2"/>
+                  </w:rPr>
+                  <w:t xml:space="preserve"> y que se tenga que hacer con e</w:t>
+                </w:r>
+                <w:r>
+                  <w:rPr>
+                    <w:color w:val="1F497D" w:themeColor="text2"/>
+                  </w:rPr>
+                  <w:t>l</w:t>
+                </w:r>
+                <w:r>
+                  <w:rPr>
+                    <w:color w:val="1F497D" w:themeColor="text2"/>
+                  </w:rPr>
+                  <w:t xml:space="preserve"> directorio</w:t>
+                </w:r>
+                <w:r>
+                  <w:rPr>
+                    <w:color w:val="1F497D" w:themeColor="text2"/>
+                  </w:rPr>
+                  <w:t xml:space="preserve"> </w:t>
+                </w:r>
+                <w:r>
+                  <w:rPr>
+                    <w:color w:val="1F497D" w:themeColor="text2"/>
+                  </w:rPr>
+                  <w:t>interoperable</w:t>
+                </w:r>
+                <w:r>
+                  <w:rPr>
+                    <w:color w:val="1F497D" w:themeColor="text2"/>
+                  </w:rPr>
+                  <w:t xml:space="preserve">, es que pueda hacer una </w:t>
+                </w:r>
+                <w:r>
+                  <w:rPr>
+                    <w:color w:val="1F497D" w:themeColor="text2"/>
+                  </w:rPr>
+                  <w:t xml:space="preserve">llamada al </w:t>
+                </w:r>
+                <w:r>
+                  <w:rPr>
+                    <w:color w:val="1F497D" w:themeColor="text2"/>
+                  </w:rPr>
+                  <w:t xml:space="preserve">método: </w:t>
+                </w:r>
+                <w:r>
+                  <w:rPr>
+                    <w:rFonts w:eastAsia="Times New Roman" w:cstheme="minorHAnsi"/>
+                    <w:i w:val="0"/>
+                    <w:iCs w:val="0"/>
+                    <w:color w:val="A31515"/>
+                    <w:sz w:val="18"/>
+                    <w:szCs w:val="18"/>
+                    <w:highlight w:val="white"/>
+                    <w:lang w:eastAsia="es-ES"/>
+                  </w:rPr>
+                  <w:t>"00</w:t>
+                </w:r>
+                <w:r>
+                  <w:rPr>
+                    <w:rFonts w:eastAsia="Times New Roman" w:cstheme="minorHAnsi"/>
+                    <w:i w:val="0"/>
+                    <w:iCs w:val="0"/>
+                    <w:color w:val="A31515"/>
+                    <w:sz w:val="18"/>
+                    <w:szCs w:val="18"/>
+                    <w:highlight w:val="white"/>
+                    <w:lang w:eastAsia="es-ES"/>
+                  </w:rPr>
+                  <w:t>2</w:t>
+                </w:r>
+                <w:r>
+                  <w:rPr>
+                    <w:rFonts w:eastAsia="Times New Roman" w:cstheme="minorHAnsi"/>
+                    <w:i w:val="0"/>
+                    <w:iCs w:val="0"/>
+                    <w:color w:val="A31515"/>
+                    <w:sz w:val="18"/>
+                    <w:szCs w:val="18"/>
+                    <w:highlight w:val="white"/>
+                    <w:lang w:eastAsia="es-ES"/>
+                  </w:rPr>
+                  <w:t>7</w:t>
+                </w:r>
+                <w:r>
+                  <w:rPr>
+                    <w:rFonts w:eastAsia="Times New Roman" w:cstheme="minorHAnsi"/>
+                    <w:i w:val="0"/>
+                    <w:iCs w:val="0"/>
+                    <w:color w:val="A31515"/>
+                    <w:sz w:val="18"/>
+                    <w:szCs w:val="18"/>
+                    <w:highlight w:val="white"/>
+                    <w:lang w:eastAsia="es-ES"/>
+                  </w:rPr>
+                  <w:t>"</w:t>
+                </w:r>
+                <w:r>
+                  <w:rPr>
+                    <w:color w:val="1F497D" w:themeColor="text2"/>
+                  </w:rPr>
+                  <w:t xml:space="preserve">. Y se </w:t>
+                </w:r>
+                <w:r>
+                  <w:rPr>
+                    <w:color w:val="1F497D" w:themeColor="text2"/>
+                  </w:rPr>
+                  <w:t>está</w:t>
+                </w:r>
+                <w:r>
+                  <w:rPr>
+                    <w:color w:val="1F497D" w:themeColor="text2"/>
+                  </w:rPr>
+                  <w:t xml:space="preserve"> considerando buscar un mecanismo, para validar </w:t>
+                </w:r>
+                <w:r>
+                  <w:rPr>
+                    <w:color w:val="1F497D" w:themeColor="text2"/>
+                  </w:rPr>
+                  <w:t>que antes</w:t>
+                </w:r>
+                <w:r>
+                  <w:rPr>
+                    <w:color w:val="1F497D" w:themeColor="text2"/>
+                  </w:rPr>
+                  <w:t xml:space="preserve"> que hacer un </w:t>
+                </w:r>
+                <w:r>
+                  <w:rPr>
+                    <w:color w:val="1F497D" w:themeColor="text2"/>
+                  </w:rPr>
+                  <w:t xml:space="preserve">método: </w:t>
+                </w:r>
+                <w:r>
+                  <w:rPr>
+                    <w:rFonts w:eastAsia="Times New Roman" w:cstheme="minorHAnsi"/>
+                    <w:i w:val="0"/>
+                    <w:iCs w:val="0"/>
+                    <w:color w:val="A31515"/>
+                    <w:sz w:val="18"/>
+                    <w:szCs w:val="18"/>
+                    <w:highlight w:val="white"/>
+                    <w:lang w:eastAsia="es-ES"/>
+                  </w:rPr>
+                  <w:t>"00</w:t>
+                </w:r>
+                <w:r>
+                  <w:rPr>
+                    <w:rFonts w:eastAsia="Times New Roman" w:cstheme="minorHAnsi"/>
+                    <w:i w:val="0"/>
+                    <w:iCs w:val="0"/>
+                    <w:color w:val="A31515"/>
+                    <w:sz w:val="18"/>
+                    <w:szCs w:val="18"/>
+                    <w:highlight w:val="white"/>
+                    <w:lang w:eastAsia="es-ES"/>
+                  </w:rPr>
+                  <w:t>2</w:t>
+                </w:r>
+                <w:r>
+                  <w:rPr>
+                    <w:rFonts w:eastAsia="Times New Roman" w:cstheme="minorHAnsi"/>
+                    <w:i w:val="0"/>
+                    <w:iCs w:val="0"/>
+                    <w:color w:val="A31515"/>
+                    <w:sz w:val="18"/>
+                    <w:szCs w:val="18"/>
+                    <w:highlight w:val="white"/>
+                    <w:lang w:eastAsia="es-ES"/>
+                  </w:rPr>
+                  <w:t>7</w:t>
+                </w:r>
+                <w:r>
+                  <w:rPr>
+                    <w:rFonts w:eastAsia="Times New Roman" w:cstheme="minorHAnsi"/>
+                    <w:i w:val="0"/>
+                    <w:iCs w:val="0"/>
+                    <w:color w:val="A31515"/>
+                    <w:sz w:val="18"/>
+                    <w:szCs w:val="18"/>
+                    <w:highlight w:val="white"/>
+                    <w:lang w:eastAsia="es-ES"/>
+                  </w:rPr>
+                  <w:t>"</w:t>
+                </w:r>
+                <w:r>
+                  <w:rPr>
+                    <w:color w:val="1F497D" w:themeColor="text2"/>
+                  </w:rPr>
+                  <w:t xml:space="preserve">, se haga primero un </w:t>
+                </w:r>
+                <w:r>
+                  <w:rPr>
+                    <w:color w:val="1F497D" w:themeColor="text2"/>
+                  </w:rPr>
+                  <w:t xml:space="preserve">método: </w:t>
+                </w:r>
+                <w:r>
+                  <w:rPr>
+                    <w:rFonts w:eastAsia="Times New Roman" w:cstheme="minorHAnsi"/>
+                    <w:i w:val="0"/>
+                    <w:iCs w:val="0"/>
+                    <w:color w:val="A31515"/>
+                    <w:sz w:val="18"/>
+                    <w:szCs w:val="18"/>
+                    <w:highlight w:val="white"/>
+                    <w:lang w:eastAsia="es-ES"/>
+                  </w:rPr>
+                  <w:t>"00</w:t>
+                </w:r>
+                <w:r>
+                  <w:rPr>
+                    <w:rFonts w:eastAsia="Times New Roman" w:cstheme="minorHAnsi"/>
+                    <w:i w:val="0"/>
+                    <w:iCs w:val="0"/>
+                    <w:color w:val="A31515"/>
+                    <w:sz w:val="18"/>
+                    <w:szCs w:val="18"/>
+                    <w:highlight w:val="white"/>
+                    <w:lang w:eastAsia="es-ES"/>
+                  </w:rPr>
+                  <w:t>26</w:t>
+                </w:r>
+                <w:r>
+                  <w:rPr>
+                    <w:rFonts w:eastAsia="Times New Roman" w:cstheme="minorHAnsi"/>
+                    <w:i w:val="0"/>
+                    <w:iCs w:val="0"/>
+                    <w:color w:val="A31515"/>
+                    <w:sz w:val="18"/>
+                    <w:szCs w:val="18"/>
+                    <w:highlight w:val="white"/>
+                    <w:lang w:eastAsia="es-ES"/>
+                  </w:rPr>
+                  <w:t>"</w:t>
+                </w:r>
+                <w:r>
+                  <w:rPr>
+                    <w:color w:val="1F497D" w:themeColor="text2"/>
+                  </w:rPr>
+                  <w:t>.</w:t>
+                </w:r>
+                <w:r>
+                  <w:rPr>
+                    <w:color w:val="1F497D" w:themeColor="text2"/>
+                  </w:rPr>
+                  <w:t xml:space="preserve"> Pero técnicamente, no se viable</w:t>
+                </w:r>
+                <w:r>
+                  <w:rPr>
+                    <w:color w:val="1F497D" w:themeColor="text2"/>
+                  </w:rPr>
+                  <w:t>.</w:t>
+                </w:r>
+                <w:r>
+                  <w:rPr>
+                    <w:color w:val="1F497D" w:themeColor="text2"/>
+                  </w:rPr>
+                  <w:t xml:space="preserve"> (explicar </w:t>
+                </w:r>
+                <w:proofErr w:type="spellStart"/>
+                <w:r>
+                  <w:rPr>
+                    <w:color w:val="1F497D" w:themeColor="text2"/>
+                  </w:rPr>
+                  <w:t>por que</w:t>
+                </w:r>
+                <w:proofErr w:type="spellEnd"/>
+                <w:r>
+                  <w:rPr>
+                    <w:color w:val="1F497D" w:themeColor="text2"/>
+                  </w:rPr>
+                  <w:t xml:space="preserve"> no es viable)</w:t>
+                </w:r>
+              </w:p>
+              <w:p>
+                <w:pPr>
+                  <w:rPr>
+                    <w:rFonts w:cstheme="minorHAnsi"/>
+                    <w:iCs/>
+                    <w:color w:val="1F497D" w:themeColor="text2"/>
+                    <w:sz w:val="20"/>
+                  </w:rPr>
+                </w:pPr>
+              </w:p>
+              <w:p>
+                <w:pPr>
+                  <w:rPr>
+                    <w:rFonts w:cstheme="minorHAnsi"/>
+                    <w:iCs/>
+                    <w:color w:val="1F497D" w:themeColor="text2"/>
+                    <w:sz w:val="20"/>
+                  </w:rPr>
+                </w:pPr>
               </w:p>
               <w:p>
                 <w:pPr>
@@ -3377,6 +7302,291 @@
                     <w:sz w:val="20"/>
                   </w:rPr>
                 </w:pPr>
+                <w:r>
+                  <w:rPr>
+                    <w:rFonts w:cstheme="minorHAnsi"/>
+                    <w:iCs/>
+                    <w:color w:val="1F497D" w:themeColor="text2"/>
+                    <w:sz w:val="20"/>
+                  </w:rPr>
+                  <w:t xml:space="preserve">Método: </w:t>
+                </w:r>
+                <w:r>
+                  <w:rPr>
+                    <w:rFonts w:cstheme="minorHAnsi"/>
+                    <w:color w:val="A31515"/>
+                    <w:sz w:val="18"/>
+                    <w:szCs w:val="18"/>
+                    <w:highlight w:val="white"/>
+                  </w:rPr>
+                  <w:t>"002</w:t>
+                </w:r>
+                <w:r>
+                  <w:rPr>
+                    <w:rFonts w:cstheme="minorHAnsi"/>
+                    <w:color w:val="A31515"/>
+                    <w:sz w:val="18"/>
+                    <w:szCs w:val="18"/>
+                    <w:highlight w:val="white"/>
+                  </w:rPr>
+                  <w:t>8</w:t>
+                </w:r>
+                <w:r>
+                  <w:rPr>
+                    <w:rFonts w:cstheme="minorHAnsi"/>
+                    <w:color w:val="A31515"/>
+                    <w:sz w:val="18"/>
+                    <w:szCs w:val="18"/>
+                    <w:highlight w:val="white"/>
+                  </w:rPr>
+                  <w:t>"</w:t>
+                </w:r>
+                <w:r>
+                  <w:rPr>
+                    <w:rFonts w:cstheme="minorHAnsi"/>
+                    <w:iCs/>
+                    <w:color w:val="1F497D" w:themeColor="text2"/>
+                    <w:sz w:val="20"/>
+                  </w:rPr>
+                  <w:t xml:space="preserve"> Solicitud de crédito. PACS.008</w:t>
+                </w:r>
+              </w:p>
+              <w:p>
+                <w:pPr>
+                  <w:pStyle w:val="Prrafodelista"/>
+                  <w:numPr>
+                    <w:ilvl w:val="0"/>
+                    <w:numId w:val="17"/>
+                  </w:numPr>
+                  <w:rPr>
+                    <w:rFonts w:cstheme="minorHAnsi"/>
+                    <w:iCs/>
+                    <w:color w:val="1F497D" w:themeColor="text2"/>
+                    <w:sz w:val="20"/>
+                  </w:rPr>
+                </w:pPr>
+                <w:r>
+                  <w:rPr>
+                    <w:rFonts w:cstheme="minorHAnsi"/>
+                    <w:iCs/>
+                    <w:color w:val="1F497D" w:themeColor="text2"/>
+                    <w:sz w:val="20"/>
+                  </w:rPr>
+                  <w:t>Recibe un PACS.008 del Banco origen</w:t>
+                </w:r>
+              </w:p>
+              <w:p>
+                <w:pPr>
+                  <w:pStyle w:val="Prrafodelista"/>
+                  <w:numPr>
+                    <w:ilvl w:val="0"/>
+                    <w:numId w:val="17"/>
+                  </w:numPr>
+                  <w:rPr>
+                    <w:rFonts w:cstheme="minorHAnsi"/>
+                    <w:iCs/>
+                    <w:color w:val="1F497D" w:themeColor="text2"/>
+                    <w:sz w:val="20"/>
+                  </w:rPr>
+                </w:pPr>
+                <w:r>
+                  <w:rPr>
+                    <w:rFonts w:cstheme="minorHAnsi"/>
+                    <w:iCs/>
+                    <w:color w:val="1F497D" w:themeColor="text2"/>
+                    <w:sz w:val="20"/>
+                  </w:rPr>
+                  <w:t>Envía él PACS.008 a ACH Xpress</w:t>
+                </w:r>
+              </w:p>
+              <w:p>
+                <w:pPr>
+                  <w:pStyle w:val="Prrafodelista"/>
+                  <w:numPr>
+                    <w:ilvl w:val="0"/>
+                    <w:numId w:val="17"/>
+                  </w:numPr>
+                  <w:rPr>
+                    <w:rFonts w:cstheme="minorHAnsi"/>
+                    <w:iCs/>
+                    <w:color w:val="1F497D" w:themeColor="text2"/>
+                    <w:sz w:val="20"/>
+                  </w:rPr>
+                </w:pPr>
+                <w:r>
+                  <w:rPr>
+                    <w:rFonts w:cstheme="minorHAnsi"/>
+                    <w:iCs/>
+                    <w:color w:val="1F497D" w:themeColor="text2"/>
+                    <w:sz w:val="20"/>
+                  </w:rPr>
+                  <w:t>Recibe de ACH Xpress el PACS.002</w:t>
+                </w:r>
+                <w:r>
+                  <w:rPr>
+                    <w:rFonts w:cstheme="minorHAnsi"/>
+                    <w:iCs/>
+                    <w:color w:val="1F497D" w:themeColor="text2"/>
+                    <w:sz w:val="20"/>
+                  </w:rPr>
+                  <w:t xml:space="preserve"> de liquidación</w:t>
+                </w:r>
+              </w:p>
+              <w:p>
+                <w:pPr>
+                  <w:pStyle w:val="Prrafodelista"/>
+                  <w:numPr>
+                    <w:ilvl w:val="0"/>
+                    <w:numId w:val="17"/>
+                  </w:numPr>
+                  <w:rPr>
+                    <w:rFonts w:asciiTheme="minorHAnsi" w:hAnsiTheme="minorHAnsi" w:cstheme="minorHAnsi"/>
+                    <w:iCs/>
+                    <w:color w:val="1F497D" w:themeColor="text2"/>
+                    <w:sz w:val="20"/>
+                  </w:rPr>
+                </w:pPr>
+                <w:r>
+                  <w:rPr>
+                    <w:rFonts w:cstheme="minorHAnsi"/>
+                    <w:iCs/>
+                    <w:color w:val="1F497D" w:themeColor="text2"/>
+                    <w:sz w:val="20"/>
+                  </w:rPr>
+                  <w:t xml:space="preserve">Devuelve </w:t>
+                </w:r>
+                <w:r>
+                  <w:rPr>
+                    <w:rFonts w:cstheme="minorHAnsi"/>
+                    <w:iCs/>
+                    <w:color w:val="1F497D" w:themeColor="text2"/>
+                    <w:sz w:val="20"/>
+                  </w:rPr>
+                  <w:t>e</w:t>
+                </w:r>
+                <w:r>
+                  <w:rPr>
+                    <w:rFonts w:cstheme="minorHAnsi"/>
+                    <w:iCs/>
+                    <w:color w:val="1F497D" w:themeColor="text2"/>
+                    <w:sz w:val="20"/>
+                  </w:rPr>
+                  <w:t xml:space="preserve">l PACS.002 </w:t>
+                </w:r>
+                <w:r>
+                  <w:rPr>
+                    <w:rFonts w:cstheme="minorHAnsi"/>
+                    <w:iCs/>
+                    <w:color w:val="1F497D" w:themeColor="text2"/>
+                    <w:sz w:val="20"/>
+                  </w:rPr>
+                  <w:t xml:space="preserve">de liquidación </w:t>
+                </w:r>
+                <w:r>
+                  <w:rPr>
+                    <w:rFonts w:cstheme="minorHAnsi"/>
+                    <w:iCs/>
+                    <w:color w:val="1F497D" w:themeColor="text2"/>
+                    <w:sz w:val="20"/>
+                  </w:rPr>
+                  <w:t>al Banco origen</w:t>
+                </w:r>
+              </w:p>
+              <w:p>
+                <w:pPr>
+                  <w:rPr>
+                    <w:rFonts w:cstheme="minorHAnsi"/>
+                    <w:iCs/>
+                    <w:color w:val="1F497D" w:themeColor="text2"/>
+                    <w:sz w:val="20"/>
+                  </w:rPr>
+                </w:pPr>
+              </w:p>
+              <w:p>
+                <w:pPr>
+                  <w:rPr>
+                    <w:rFonts w:cstheme="minorHAnsi"/>
+                    <w:iCs/>
+                    <w:color w:val="1F497D" w:themeColor="text2"/>
+                    <w:sz w:val="20"/>
+                  </w:rPr>
+                </w:pPr>
+                <w:r>
+                  <w:rPr>
+                    <w:rFonts w:cstheme="minorHAnsi"/>
+                    <w:iCs/>
+                    <w:color w:val="1F497D" w:themeColor="text2"/>
+                    <w:sz w:val="20"/>
+                  </w:rPr>
+                  <w:t>Supuestos:</w:t>
+                </w:r>
+              </w:p>
+              <w:p>
+                <w:pPr>
+                  <w:rPr>
+                    <w:rFonts w:cstheme="minorHAnsi"/>
+                    <w:iCs/>
+                    <w:color w:val="1F497D" w:themeColor="text2"/>
+                    <w:sz w:val="20"/>
+                  </w:rPr>
+                </w:pPr>
+                <w:r>
+                  <w:rPr>
+                    <w:rFonts w:cstheme="minorHAnsi"/>
+                    <w:iCs/>
+                    <w:color w:val="1F497D" w:themeColor="text2"/>
+                    <w:sz w:val="20"/>
+                  </w:rPr>
+                  <w:t xml:space="preserve">Para el envío del PACS.008 al </w:t>
+                </w:r>
+                <w:r>
+                  <w:rPr>
+                    <w:rFonts w:cstheme="minorHAnsi"/>
+                    <w:iCs/>
+                    <w:color w:val="1F497D" w:themeColor="text2"/>
+                    <w:sz w:val="20"/>
+                  </w:rPr>
+                  <w:t>ACH Xpress</w:t>
+                </w:r>
+                <w:r>
+                  <w:rPr>
+                    <w:rFonts w:cstheme="minorHAnsi"/>
+                    <w:iCs/>
+                    <w:color w:val="1F497D" w:themeColor="text2"/>
+                    <w:sz w:val="20"/>
+                  </w:rPr>
+                  <w:t>, consumiéremos un HTTP Post XML</w:t>
+                </w:r>
+              </w:p>
+              <w:p>
+                <w:pPr>
+                  <w:rPr>
+                    <w:rFonts w:cstheme="minorHAnsi"/>
+                    <w:iCs/>
+                    <w:color w:val="1F497D" w:themeColor="text2"/>
+                    <w:sz w:val="20"/>
+                  </w:rPr>
+                </w:pPr>
+              </w:p>
+              <w:p>
+                <w:pPr>
+                  <w:rPr>
+                    <w:rFonts w:cstheme="minorHAnsi"/>
+                    <w:iCs/>
+                    <w:color w:val="1F497D" w:themeColor="text2"/>
+                    <w:sz w:val="20"/>
+                  </w:rPr>
+                </w:pPr>
+              </w:p>
+              <w:p>
+                <w:pPr>
+                  <w:rPr>
+                    <w:rFonts w:cstheme="minorHAnsi"/>
+                    <w:iCs/>
+                    <w:color w:val="1F497D" w:themeColor="text2"/>
+                    <w:sz w:val="20"/>
+                  </w:rPr>
+                </w:pPr>
               </w:p>
               <w:p>
                 <w:pPr>
@@ -3388,17 +7598,6 @@
                     <w:sz w:val="20"/>
                   </w:rPr>
                 </w:pPr>
-              </w:p>
-              <w:p>
-                <w:pPr>
-                  <w:ind w:left="360"/>
-                  <w:rPr>
-                    <w:rFonts w:cstheme="minorHAnsi"/>
-                    <w:iCs/>
-                    <w:color w:val="1F497D" w:themeColor="text2"/>
-                    <w:sz w:val="20"/>
-                  </w:rPr>
-                </w:pPr>
                 <w:r>
                   <w:rPr>
                     <w:rFonts w:cstheme="minorHAnsi"/>
@@ -3416,7 +7615,27 @@
                     <w:szCs w:val="18"/>
                     <w:highlight w:val="white"/>
                   </w:rPr>
-                  <w:t>"0028"</w:t>
+                  <w:t>"002</w:t>
+                </w:r>
+                <w:r>
+                  <w:rPr>
+                    <w:rFonts w:cstheme="minorHAnsi"/>
+                    <w:color w:val="A31515"/>
+                    <w:sz w:val="18"/>
+                    <w:szCs w:val="18"/>
+                    <w:highlight w:val="white"/>
+                  </w:rPr>
+                  <w:t>9</w:t>
+                </w:r>
+                <w:r>
+                  <w:rPr>
+                    <w:rFonts w:cstheme="minorHAnsi"/>
+                    <w:color w:val="A31515"/>
+                    <w:sz w:val="18"/>
+                    <w:szCs w:val="18"/>
+                    <w:highlight w:val="white"/>
+                  </w:rPr>
+                  <w:t>"</w:t>
                 </w:r>
                 <w:r>
                   <w:rPr>
@@ -3427,6 +7646,223 @@
                   </w:rPr>
                   <w:t xml:space="preserve"> Consulta de estado una solicitud de </w:t>
                 </w:r>
+                <w:r>
+                  <w:rPr>
+                    <w:rFonts w:cstheme="minorHAnsi"/>
+                    <w:iCs/>
+                    <w:color w:val="1F497D" w:themeColor="text2"/>
+                    <w:sz w:val="20"/>
+                  </w:rPr>
+                  <w:t>crédito</w:t>
+                </w:r>
+                <w:r>
+                  <w:rPr>
+                    <w:rFonts w:cstheme="minorHAnsi"/>
+                    <w:iCs/>
+                    <w:color w:val="1F497D" w:themeColor="text2"/>
+                    <w:sz w:val="20"/>
+                  </w:rPr>
+                  <w:t>. PACS.028</w:t>
+                </w:r>
+              </w:p>
+              <w:p>
+                <w:pPr>
+                  <w:pStyle w:val="Prrafodelista"/>
+                  <w:numPr>
+                    <w:ilvl w:val="0"/>
+                    <w:numId w:val="17"/>
+                  </w:numPr>
+                  <w:rPr>
+                    <w:rFonts w:cstheme="minorHAnsi"/>
+                    <w:iCs/>
+                    <w:color w:val="1F497D" w:themeColor="text2"/>
+                    <w:sz w:val="20"/>
+                  </w:rPr>
+                </w:pPr>
+                <w:r>
+                  <w:rPr>
+                    <w:rFonts w:cstheme="minorHAnsi"/>
+                    <w:iCs/>
+                    <w:color w:val="1F497D" w:themeColor="text2"/>
+                    <w:sz w:val="20"/>
+                  </w:rPr>
+                  <w:t>Recibe un PACS.0</w:t>
+                </w:r>
+                <w:r>
+                  <w:rPr>
+                    <w:rFonts w:cstheme="minorHAnsi"/>
+                    <w:iCs/>
+                    <w:color w:val="1F497D" w:themeColor="text2"/>
+                    <w:sz w:val="20"/>
+                  </w:rPr>
+                  <w:t>28</w:t>
+                </w:r>
+                <w:r>
+                  <w:rPr>
+                    <w:rFonts w:cstheme="minorHAnsi"/>
+                    <w:iCs/>
+                    <w:color w:val="1F497D" w:themeColor="text2"/>
+                    <w:sz w:val="20"/>
+                  </w:rPr>
+                  <w:t xml:space="preserve"> del Banco origen</w:t>
+                </w:r>
+              </w:p>
+              <w:p>
+                <w:pPr>
+                  <w:pStyle w:val="Prrafodelista"/>
+                  <w:numPr>
+                    <w:ilvl w:val="0"/>
+                    <w:numId w:val="17"/>
+                  </w:numPr>
+                  <w:rPr>
+                    <w:rFonts w:cstheme="minorHAnsi"/>
+                    <w:iCs/>
+                    <w:color w:val="1F497D" w:themeColor="text2"/>
+                    <w:sz w:val="20"/>
+                  </w:rPr>
+                </w:pPr>
+                <w:r>
+                  <w:rPr>
+                    <w:rFonts w:cstheme="minorHAnsi"/>
+                    <w:iCs/>
+                    <w:color w:val="1F497D" w:themeColor="text2"/>
+                    <w:sz w:val="20"/>
+                  </w:rPr>
+                  <w:t>Envía él PACS.0</w:t>
+                </w:r>
+                <w:r>
+                  <w:rPr>
+                    <w:rFonts w:cstheme="minorHAnsi"/>
+                    <w:iCs/>
+                    <w:color w:val="1F497D" w:themeColor="text2"/>
+                    <w:sz w:val="20"/>
+                  </w:rPr>
+                  <w:t>28</w:t>
+                </w:r>
+                <w:r>
+                  <w:rPr>
+                    <w:rFonts w:cstheme="minorHAnsi"/>
+                    <w:iCs/>
+                    <w:color w:val="1F497D" w:themeColor="text2"/>
+                    <w:sz w:val="20"/>
+                  </w:rPr>
+                  <w:t xml:space="preserve"> a ACH Xpress</w:t>
+                </w:r>
+              </w:p>
+              <w:p>
+                <w:pPr>
+                  <w:pStyle w:val="Prrafodelista"/>
+                  <w:numPr>
+                    <w:ilvl w:val="0"/>
+                    <w:numId w:val="17"/>
+                  </w:numPr>
+                  <w:rPr>
+                    <w:rFonts w:cstheme="minorHAnsi"/>
+                    <w:iCs/>
+                    <w:color w:val="1F497D" w:themeColor="text2"/>
+                    <w:sz w:val="20"/>
+                  </w:rPr>
+                </w:pPr>
+                <w:r>
+                  <w:rPr>
+                    <w:rFonts w:cstheme="minorHAnsi"/>
+                    <w:iCs/>
+                    <w:color w:val="1F497D" w:themeColor="text2"/>
+                    <w:sz w:val="20"/>
+                  </w:rPr>
+                  <w:t>Recibe de ACH Xpress el PACS.002</w:t>
+                </w:r>
+              </w:p>
+              <w:p>
+                <w:pPr>
+                  <w:pStyle w:val="Prrafodelista"/>
+                  <w:numPr>
+                    <w:ilvl w:val="0"/>
+                    <w:numId w:val="17"/>
+                  </w:numPr>
+                  <w:rPr>
+                    <w:rFonts w:asciiTheme="minorHAnsi" w:hAnsiTheme="minorHAnsi" w:cstheme="minorHAnsi"/>
+                    <w:iCs/>
+                    <w:color w:val="1F497D" w:themeColor="text2"/>
+                    <w:sz w:val="20"/>
+                  </w:rPr>
+                </w:pPr>
+                <w:r>
+                  <w:rPr>
+                    <w:rFonts w:cstheme="minorHAnsi"/>
+                    <w:iCs/>
+                    <w:color w:val="1F497D" w:themeColor="text2"/>
+                    <w:sz w:val="20"/>
+                  </w:rPr>
+                  <w:t xml:space="preserve">Devuelve </w:t>
+                </w:r>
+                <w:r>
+                  <w:rPr>
+                    <w:rFonts w:cstheme="minorHAnsi"/>
+                    <w:iCs/>
+                    <w:color w:val="1F497D" w:themeColor="text2"/>
+                    <w:sz w:val="20"/>
+                  </w:rPr>
+                  <w:t>e</w:t>
+                </w:r>
+                <w:r>
+                  <w:rPr>
+                    <w:rFonts w:cstheme="minorHAnsi"/>
+                    <w:iCs/>
+                    <w:color w:val="1F497D" w:themeColor="text2"/>
+                    <w:sz w:val="20"/>
+                  </w:rPr>
+                  <w:t>l PACS.002 al Banco origen</w:t>
+                </w:r>
+              </w:p>
+              <w:p>
+                <w:pPr>
+                  <w:rPr>
+                    <w:rFonts w:cstheme="minorHAnsi"/>
+                    <w:iCs/>
+                    <w:color w:val="1F497D" w:themeColor="text2"/>
+                    <w:sz w:val="20"/>
+                  </w:rPr>
+                </w:pPr>
+              </w:p>
+              <w:p>
+                <w:pPr>
+                  <w:rPr>
+                    <w:rFonts w:cstheme="minorHAnsi"/>
+                    <w:iCs/>
+                    <w:color w:val="1F497D" w:themeColor="text2"/>
+                    <w:sz w:val="20"/>
+                  </w:rPr>
+                </w:pPr>
+                <w:r>
+                  <w:rPr>
+                    <w:rFonts w:cstheme="minorHAnsi"/>
+                    <w:iCs/>
+                    <w:color w:val="1F497D" w:themeColor="text2"/>
+                    <w:sz w:val="20"/>
+                  </w:rPr>
+                  <w:t>Artefactos:</w:t>
+                </w:r>
+              </w:p>
+              <w:p>
+                <w:pPr>
+                  <w:rPr>
+                    <w:rFonts w:cstheme="minorHAnsi"/>
+                    <w:iCs/>
+                    <w:color w:val="1F497D" w:themeColor="text2"/>
+                    <w:sz w:val="20"/>
+                  </w:rPr>
+                </w:pPr>
+              </w:p>
+              <w:p>
+                <w:pPr>
+                  <w:rPr>
+                    <w:rFonts w:cstheme="minorHAnsi"/>
+                    <w:iCs/>
+                    <w:color w:val="1F497D" w:themeColor="text2"/>
+                    <w:sz w:val="20"/>
+                  </w:rPr>
+                </w:pPr>
                 <w:proofErr w:type="spellStart"/>
                 <w:r>
                   <w:rPr>
@@ -3435,7 +7871,7 @@
                     <w:color w:val="1F497D" w:themeColor="text2"/>
                     <w:sz w:val="20"/>
                   </w:rPr>
-                  <w:t>crétido</w:t>
+                  <w:t>Versionamiento</w:t>
                 </w:r>
                 <w:proofErr w:type="spellEnd"/>
                 <w:r>
@@ -3445,106 +7881,287 @@
                     <w:color w:val="1F497D" w:themeColor="text2"/>
                     <w:sz w:val="20"/>
                   </w:rPr>
-                  <w:t>. PACS.028</w:t>
-                </w:r>
-              </w:p>
-              <w:p>
-                <w:pPr>
-                  <w:rPr>
-                    <w:rFonts w:cstheme="minorHAnsi"/>
-                    <w:iCs/>
-                    <w:color w:val="1F497D" w:themeColor="text2"/>
-                    <w:sz w:val="20"/>
-                  </w:rPr>
-                </w:pPr>
-              </w:p>
-              <w:p>
-                <w:pPr>
-                  <w:rPr>
-                    <w:rFonts w:cstheme="minorHAnsi"/>
-                    <w:iCs/>
-                    <w:color w:val="1F497D" w:themeColor="text2"/>
-                    <w:sz w:val="20"/>
-                  </w:rPr>
-                </w:pPr>
-              </w:p>
-              <w:p>
-                <w:pPr>
-                  <w:rPr>
-                    <w:rFonts w:cstheme="minorHAnsi"/>
-                    <w:iCs/>
-                    <w:color w:val="1F497D" w:themeColor="text2"/>
-                    <w:sz w:val="20"/>
-                  </w:rPr>
-                </w:pPr>
-              </w:p>
-              <w:p>
-                <w:pPr>
-                  <w:rPr>
-                    <w:rFonts w:cstheme="minorHAnsi"/>
-                    <w:iCs/>
-                    <w:color w:val="1F497D" w:themeColor="text2"/>
-                    <w:sz w:val="20"/>
-                  </w:rPr>
-                </w:pPr>
-              </w:p>
-              <w:p>
-                <w:pPr>
-                  <w:rPr>
-                    <w:rFonts w:cstheme="minorHAnsi"/>
-                    <w:iCs/>
-                    <w:color w:val="1F497D" w:themeColor="text2"/>
-                    <w:sz w:val="20"/>
-                  </w:rPr>
-                </w:pPr>
-              </w:p>
-              <w:p>
-                <w:pPr>
-                  <w:rPr>
-                    <w:rFonts w:cstheme="minorHAnsi"/>
-                    <w:iCs/>
-                    <w:color w:val="1F497D" w:themeColor="text2"/>
-                    <w:sz w:val="20"/>
-                  </w:rPr>
-                </w:pPr>
-              </w:p>
-              <w:p>
-                <w:pPr>
-                  <w:rPr>
-                    <w:rFonts w:cstheme="minorHAnsi"/>
-                    <w:iCs/>
-                    <w:color w:val="1F497D" w:themeColor="text2"/>
-                    <w:sz w:val="20"/>
-                  </w:rPr>
-                </w:pPr>
-              </w:p>
-              <w:p>
-                <w:pPr>
-                  <w:rPr>
-                    <w:rFonts w:cstheme="minorHAnsi"/>
-                    <w:iCs/>
-                    <w:color w:val="1F497D" w:themeColor="text2"/>
-                    <w:sz w:val="20"/>
-                  </w:rPr>
-                </w:pPr>
-              </w:p>
-              <w:p>
-                <w:pPr>
-                  <w:rPr>
-                    <w:rFonts w:cstheme="minorHAnsi"/>
-                    <w:iCs/>
-                    <w:color w:val="1F497D" w:themeColor="text2"/>
-                    <w:sz w:val="20"/>
-                  </w:rPr>
-                </w:pPr>
-                <w:r>
-                  <w:rPr>
-                    <w:rFonts w:cstheme="minorHAnsi"/>
-                    <w:iCs/>
-                    <w:color w:val="1F497D" w:themeColor="text2"/>
-                    <w:sz w:val="20"/>
-                  </w:rPr>
-                  <w:lastRenderedPageBreak/>
+                  <w:t>: GitHub</w:t>
+                </w:r>
+              </w:p>
+              <w:p>
+                <w:pPr>
+                  <w:rPr>
+                    <w:rFonts w:cstheme="minorHAnsi"/>
+                    <w:iCs/>
+                    <w:color w:val="1F497D" w:themeColor="text2"/>
+                    <w:sz w:val="20"/>
+                  </w:rPr>
+                </w:pPr>
+                <w:r>
+                  <w:rPr>
+                    <w:rFonts w:cstheme="minorHAnsi"/>
+                    <w:iCs/>
+                    <w:color w:val="1F497D" w:themeColor="text2"/>
+                    <w:sz w:val="20"/>
+                  </w:rPr>
+                  <w:t xml:space="preserve">Organización: </w:t>
+                </w:r>
+                <w:proofErr w:type="spellStart"/>
+                <w:r>
+                  <w:rPr>
+                    <w:rFonts w:cstheme="minorHAnsi"/>
+                    <w:iCs/>
+                    <w:color w:val="1F497D" w:themeColor="text2"/>
+                    <w:sz w:val="20"/>
+                  </w:rPr>
+                  <w:t>Telered</w:t>
+                </w:r>
+                <w:proofErr w:type="spellEnd"/>
+                <w:r>
+                  <w:rPr>
+                    <w:rFonts w:cstheme="minorHAnsi"/>
+                    <w:iCs/>
+                    <w:color w:val="1F497D" w:themeColor="text2"/>
+                    <w:sz w:val="20"/>
+                  </w:rPr>
+                  <w:t>-Autopista</w:t>
+                </w:r>
+              </w:p>
+              <w:p>
+                <w:pPr>
+                  <w:rPr>
+                    <w:rFonts w:cstheme="minorHAnsi"/>
+                    <w:iCs/>
+                    <w:color w:val="1F497D" w:themeColor="text2"/>
+                    <w:sz w:val="20"/>
+                  </w:rPr>
+                </w:pPr>
+                <w:r>
+                  <w:rPr>
+                    <w:rFonts w:cstheme="minorHAnsi"/>
+                    <w:iCs/>
+                    <w:color w:val="1F497D" w:themeColor="text2"/>
+                    <w:sz w:val="20"/>
+                  </w:rPr>
+                  <w:t>Repositorios existentes:</w:t>
+                </w:r>
+              </w:p>
+              <w:p>
+                <w:pPr>
+                  <w:pStyle w:val="Prrafodelista"/>
+                  <w:numPr>
+                    <w:ilvl w:val="0"/>
+                    <w:numId w:val="17"/>
+                  </w:numPr>
+                  <w:rPr>
+                    <w:rFonts w:cstheme="minorHAnsi"/>
+                    <w:iCs/>
+                    <w:color w:val="1F497D" w:themeColor="text2"/>
+                    <w:sz w:val="20"/>
+                  </w:rPr>
+                </w:pPr>
+                <w:proofErr w:type="spellStart"/>
+                <w:r>
+                  <w:rPr>
+                    <w:rFonts w:cstheme="minorHAnsi"/>
+                    <w:iCs/>
+                    <w:color w:val="1F497D" w:themeColor="text2"/>
+                    <w:sz w:val="20"/>
+                  </w:rPr>
+                  <w:t>tld</w:t>
+                </w:r>
+                <w:proofErr w:type="spellEnd"/>
+                <w:r>
+                  <w:rPr>
+                    <w:rFonts w:cstheme="minorHAnsi"/>
+                    <w:iCs/>
+                    <w:color w:val="1F497D" w:themeColor="text2"/>
+                    <w:sz w:val="20"/>
+                  </w:rPr>
+                  <w:t>-matriz</w:t>
+                </w:r>
+              </w:p>
+              <w:p>
+                <w:pPr>
+                  <w:pStyle w:val="Prrafodelista"/>
+                  <w:numPr>
+                    <w:ilvl w:val="0"/>
+                    <w:numId w:val="17"/>
+                  </w:numPr>
+                  <w:rPr>
+                    <w:rFonts w:cstheme="minorHAnsi"/>
+                    <w:iCs/>
+                    <w:color w:val="1F497D" w:themeColor="text2"/>
+                    <w:sz w:val="20"/>
+                  </w:rPr>
+                </w:pPr>
+                <w:proofErr w:type="spellStart"/>
+                <w:r>
+                  <w:rPr>
+                    <w:rFonts w:cstheme="minorHAnsi"/>
+                    <w:iCs/>
+                    <w:color w:val="1F497D" w:themeColor="text2"/>
+                    <w:sz w:val="20"/>
+                  </w:rPr>
+                  <w:t>tld</w:t>
+                </w:r>
+                <w:proofErr w:type="spellEnd"/>
+                <w:r>
+                  <w:rPr>
+                    <w:rFonts w:cstheme="minorHAnsi"/>
+                    <w:iCs/>
+                    <w:color w:val="1F497D" w:themeColor="text2"/>
+                    <w:sz w:val="20"/>
+                  </w:rPr>
+                  <w:t>-validador-api</w:t>
+                </w:r>
+              </w:p>
+              <w:p>
+                <w:pPr>
+                  <w:rPr>
+                    <w:rFonts w:cstheme="minorHAnsi"/>
+                    <w:iCs/>
+                    <w:color w:val="1F497D" w:themeColor="text2"/>
+                    <w:sz w:val="20"/>
+                  </w:rPr>
+                </w:pPr>
+                <w:r>
+                  <w:rPr>
+                    <w:rFonts w:cstheme="minorHAnsi"/>
+                    <w:iCs/>
+                    <w:color w:val="1F497D" w:themeColor="text2"/>
+                    <w:sz w:val="20"/>
+                  </w:rPr>
+                  <w:t>Nuevos:</w:t>
+                </w:r>
+              </w:p>
+              <w:p>
+                <w:pPr>
+                  <w:pStyle w:val="Prrafodelista"/>
+                  <w:numPr>
+                    <w:ilvl w:val="0"/>
+                    <w:numId w:val="17"/>
+                  </w:numPr>
+                  <w:rPr>
+                    <w:rFonts w:cstheme="minorHAnsi"/>
+                    <w:iCs/>
+                    <w:color w:val="1F497D" w:themeColor="text2"/>
+                    <w:sz w:val="20"/>
+                  </w:rPr>
+                </w:pPr>
+                <w:proofErr w:type="spellStart"/>
+                <w:r>
+                  <w:rPr>
+                    <w:rFonts w:cstheme="minorHAnsi"/>
+                    <w:iCs/>
+                    <w:color w:val="1F497D" w:themeColor="text2"/>
+                    <w:sz w:val="20"/>
+                  </w:rPr>
+                  <w:t>tld</w:t>
+                </w:r>
+                <w:proofErr w:type="spellEnd"/>
+                <w:r>
+                  <w:rPr>
+                    <w:rFonts w:cstheme="minorHAnsi"/>
+                    <w:iCs/>
+                    <w:color w:val="1F497D" w:themeColor="text2"/>
+                    <w:sz w:val="20"/>
+                  </w:rPr>
+                  <w:t>-</w:t>
+                </w:r>
+                <w:proofErr w:type="spellStart"/>
+                <w:r>
+                  <w:rPr>
+                    <w:rFonts w:cstheme="minorHAnsi"/>
+                    <w:iCs/>
+                    <w:color w:val="1F497D" w:themeColor="text2"/>
+                    <w:sz w:val="20"/>
+                  </w:rPr>
+                  <w:t>interhub</w:t>
+                </w:r>
+                <w:proofErr w:type="spellEnd"/>
+                <w:r>
+                  <w:rPr>
+                    <w:rFonts w:cstheme="minorHAnsi"/>
+                    <w:iCs/>
+                    <w:color w:val="1F497D" w:themeColor="text2"/>
+                    <w:sz w:val="20"/>
+                  </w:rPr>
+                  <w:t>-api</w:t>
+                </w:r>
+              </w:p>
+              <w:p>
+                <w:pPr>
+                  <w:rPr>
+                    <w:rFonts w:cstheme="minorHAnsi"/>
+                    <w:iCs/>
+                    <w:color w:val="1F497D" w:themeColor="text2"/>
+                    <w:sz w:val="20"/>
+                  </w:rPr>
+                </w:pPr>
+              </w:p>
+              <w:p>
+                <w:pPr>
+                  <w:rPr>
+                    <w:rFonts w:cstheme="minorHAnsi"/>
+                    <w:iCs/>
+                    <w:color w:val="1F497D" w:themeColor="text2"/>
+                    <w:sz w:val="20"/>
+                  </w:rPr>
+                </w:pPr>
+              </w:p>
+              <w:p>
+                <w:pPr>
+                  <w:rPr>
+                    <w:rFonts w:cstheme="minorHAnsi"/>
+                    <w:iCs/>
+                    <w:color w:val="1F497D" w:themeColor="text2"/>
+                    <w:sz w:val="20"/>
+                  </w:rPr>
+                </w:pPr>
+              </w:p>
+              <w:p>
+                <w:pPr>
+                  <w:rPr>
+                    <w:rFonts w:cstheme="minorHAnsi"/>
+                    <w:iCs/>
+                    <w:color w:val="1F497D" w:themeColor="text2"/>
+                    <w:sz w:val="20"/>
+                  </w:rPr>
+                </w:pPr>
+              </w:p>
+              <w:p>
+                <w:pPr>
+                  <w:rPr>
+                    <w:rFonts w:cstheme="minorHAnsi"/>
+                    <w:iCs/>
+                    <w:color w:val="1F497D" w:themeColor="text2"/>
+                    <w:sz w:val="20"/>
+                  </w:rPr>
+                </w:pPr>
+              </w:p>
+              <w:p>
+                <w:pPr>
+                  <w:rPr>
+                    <w:rFonts w:cstheme="minorHAnsi"/>
+                    <w:iCs/>
+                    <w:color w:val="1F497D" w:themeColor="text2"/>
+                    <w:sz w:val="20"/>
+                  </w:rPr>
+                </w:pPr>
+              </w:p>
+              <w:p>
+                <w:pPr>
+                  <w:rPr>
+                    <w:rFonts w:cstheme="minorHAnsi"/>
+                    <w:iCs/>
+                    <w:color w:val="1F497D" w:themeColor="text2"/>
+                    <w:sz w:val="20"/>
+                  </w:rPr>
+                </w:pPr>
+                <w:r>
+                  <w:rPr>
+                    <w:rFonts w:cstheme="minorHAnsi"/>
+                    <w:iCs/>
+                    <w:color w:val="1F497D" w:themeColor="text2"/>
+                    <w:sz w:val="20"/>
+                  </w:rPr>
                   <w:t>INTERHUB</w:t>
                 </w:r>
                 <w:r>
@@ -4731,7 +9348,25 @@
                     <w:color w:val="1F497D" w:themeColor="text2"/>
                     <w:sz w:val="20"/>
                   </w:rPr>
-                  <w:t>Evaluar si PACS.002 de liquidación esta en uno de estos tipos de rechazos: &lt;por definir&gt;</w:t>
+                  <w:t xml:space="preserve">Evaluar si PACS.002 de liquidación </w:t>
+                </w:r>
+                <w:proofErr w:type="spellStart"/>
+                <w:r>
+                  <w:rPr>
+                    <w:iCs/>
+                    <w:color w:val="1F497D" w:themeColor="text2"/>
+                    <w:sz w:val="20"/>
+                  </w:rPr>
+                  <w:t>esta</w:t>
+                </w:r>
+                <w:proofErr w:type="spellEnd"/>
+                <w:r>
+                  <w:rPr>
+                    <w:iCs/>
+                    <w:color w:val="1F497D" w:themeColor="text2"/>
+                    <w:sz w:val="20"/>
+                  </w:rPr>
+                  <w:t xml:space="preserve"> en uno de estos tipos de rechazos: &lt;por definir&gt;</w:t>
                 </w:r>
               </w:p>
               <w:p>
@@ -5061,15 +9696,7 @@
                     <w:color w:val="1F497D" w:themeColor="text2"/>
                     <w:sz w:val="20"/>
                   </w:rPr>
-                  <w:t xml:space="preserve">, puede que el PACS.002 de liquidación indique un rechazo. Es aquí donde debemos de determinar que rechazos a merita </w:t>
-                </w:r>
-                <w:r>
-                  <w:rPr>
-                    <w:iCs/>
-                    <w:color w:val="1F497D" w:themeColor="text2"/>
-                    <w:sz w:val="20"/>
-                  </w:rPr>
-                  <w:t xml:space="preserve">informarlo al destino </w:t>
+                  <w:t xml:space="preserve">, puede que el PACS.002 de liquidación indique un rechazo. Es aquí donde debemos de determinar que rechazos a merita informarlo al destino </w:t>
                 </w:r>
                 <w:r>
                   <w:rPr>
@@ -5125,6 +9752,7 @@
                     <w:sz w:val="20"/>
                     <w:lang w:val="es-ES"/>
                   </w:rPr>
+                  <w:lastRenderedPageBreak/>
                   <w:t>Worker PACS</w:t>
                 </w:r>
                 <w:r>
@@ -5276,21 +9904,154 @@
               </w:p>
               <w:p>
                 <w:pPr>
-                  <w:rPr>
-                    <w:iCs/>
-                    <w:color w:val="1F497D" w:themeColor="text2"/>
-                    <w:sz w:val="20"/>
-                  </w:rPr>
-                </w:pPr>
-              </w:p>
-              <w:p>
-                <w:pPr>
-                  <w:rPr>
-                    <w:iCs/>
-                    <w:color w:val="1F497D" w:themeColor="text2"/>
-                    <w:sz w:val="20"/>
-                  </w:rPr>
-                </w:pPr>
+                  <w:pStyle w:val="Prrafodelista"/>
+                  <w:numPr>
+                    <w:ilvl w:val="0"/>
+                    <w:numId w:val="15"/>
+                  </w:numPr>
+                  <w:rPr>
+                    <w:iCs/>
+                    <w:color w:val="1F497D" w:themeColor="text2"/>
+                    <w:sz w:val="20"/>
+                  </w:rPr>
+                </w:pPr>
+                <w:r>
+                  <w:rPr>
+                    <w:iCs/>
+                    <w:color w:val="1F497D" w:themeColor="text2"/>
+                    <w:sz w:val="20"/>
+                  </w:rPr>
+                  <w:t xml:space="preserve">Investigar </w:t>
+                </w:r>
+                <w:proofErr w:type="spellStart"/>
+                <w:r>
+                  <w:rPr>
+                    <w:iCs/>
+                    <w:color w:val="1F497D" w:themeColor="text2"/>
+                    <w:sz w:val="20"/>
+                  </w:rPr>
+                  <w:t>como</w:t>
+                </w:r>
+                <w:proofErr w:type="spellEnd"/>
+                <w:r>
+                  <w:rPr>
+                    <w:iCs/>
+                    <w:color w:val="1F497D" w:themeColor="text2"/>
+                    <w:sz w:val="20"/>
+                  </w:rPr>
+                  <w:t xml:space="preserve"> se configura el origen de invocación</w:t>
+                </w:r>
+              </w:p>
+              <w:p>
+                <w:pPr>
+                  <w:pStyle w:val="Prrafodelista"/>
+                  <w:numPr>
+                    <w:ilvl w:val="0"/>
+                    <w:numId w:val="15"/>
+                  </w:numPr>
+                  <w:rPr>
+                    <w:iCs/>
+                    <w:color w:val="1F497D" w:themeColor="text2"/>
+                    <w:sz w:val="20"/>
+                  </w:rPr>
+                </w:pPr>
+                <w:r>
+                  <w:rPr>
+                    <w:iCs/>
+                    <w:color w:val="1F497D" w:themeColor="text2"/>
+                    <w:sz w:val="20"/>
+                  </w:rPr>
+                  <w:t xml:space="preserve">Se considera que </w:t>
+                </w:r>
+                <w:proofErr w:type="spellStart"/>
+                <w:r>
+                  <w:rPr>
+                    <w:iCs/>
+                    <w:color w:val="1F497D" w:themeColor="text2"/>
+                    <w:sz w:val="20"/>
+                  </w:rPr>
+                  <w:t>tld</w:t>
+                </w:r>
+                <w:proofErr w:type="spellEnd"/>
+                <w:r>
+                  <w:rPr>
+                    <w:iCs/>
+                    <w:color w:val="1F497D" w:themeColor="text2"/>
+                    <w:sz w:val="20"/>
+                  </w:rPr>
+                  <w:t xml:space="preserve">-validador-proxy se separe el manejo de cifrado y la comunicación con el </w:t>
+                </w:r>
+                <w:proofErr w:type="spellStart"/>
+                <w:r>
+                  <w:rPr>
+                    <w:iCs/>
+                    <w:color w:val="1F497D" w:themeColor="text2"/>
+                    <w:sz w:val="20"/>
+                  </w:rPr>
+                  <w:t>end-point</w:t>
+                </w:r>
+                <w:proofErr w:type="spellEnd"/>
+                <w:r>
+                  <w:rPr>
+                    <w:iCs/>
+                    <w:color w:val="1F497D" w:themeColor="text2"/>
+                    <w:sz w:val="20"/>
+                  </w:rPr>
+                  <w:t xml:space="preserve"> del Canal Validador</w:t>
+                </w:r>
+              </w:p>
+              <w:p>
+                <w:pPr>
+                  <w:rPr>
+                    <w:iCs/>
+                    <w:color w:val="1F497D" w:themeColor="text2"/>
+                    <w:sz w:val="20"/>
+                  </w:rPr>
+                </w:pPr>
+              </w:p>
+              <w:p>
+                <w:pPr>
+                  <w:rPr>
+                    <w:iCs/>
+                    <w:color w:val="1F497D" w:themeColor="text2"/>
+                    <w:sz w:val="20"/>
+                  </w:rPr>
+                </w:pPr>
+              </w:p>
+              <w:p>
+                <w:pPr>
+                  <w:rPr>
+                    <w:iCs/>
+                    <w:color w:val="1F497D" w:themeColor="text2"/>
+                    <w:sz w:val="20"/>
+                  </w:rPr>
+                </w:pPr>
+              </w:p>
+              <w:p>
+                <w:pPr>
+                  <w:rPr>
+                    <w:iCs/>
+                    <w:color w:val="1F497D" w:themeColor="text2"/>
+                    <w:sz w:val="20"/>
+                  </w:rPr>
+                </w:pPr>
+              </w:p>
+              <w:p>
+                <w:pPr>
+                  <w:rPr>
+                    <w:iCs/>
+                    <w:color w:val="1F497D" w:themeColor="text2"/>
+                    <w:sz w:val="20"/>
+                  </w:rPr>
+                </w:pPr>
+                <w:r>
+                  <w:rPr>
+                    <w:iCs/>
+                    <w:color w:val="1F497D" w:themeColor="text2"/>
+                    <w:sz w:val="20"/>
+                  </w:rPr>
+                  <w:t>Dependencias:</w:t>
+                </w:r>
               </w:p>
               <w:p>
                 <w:pPr>
@@ -6029,6 +10790,7 @@
                 <w:bCs/>
                 <w:sz w:val="20"/>
               </w:rPr>
+              <w:lastRenderedPageBreak/>
               <w:t>INDEXACIÓN</w:t>
             </w:r>
           </w:p>
@@ -6756,16 +11518,7 @@
                     <w:sz w:val="16"/>
                     <w:szCs w:val="16"/>
                   </w:rPr>
-                  <w:t xml:space="preserve">Haz clic o pulse aquí </w:t>
-                </w:r>
-                <w:r>
-                  <w:rPr>
-                    <w:rStyle w:val="Textodelmarcadordeposicin"/>
-                    <w:sz w:val="16"/>
-                    <w:szCs w:val="16"/>
-                  </w:rPr>
-                  <w:lastRenderedPageBreak/>
-                  <w:t>para escribir texto.</w:t>
+                  <w:t>Haz clic o pulse aquí para escribir texto.</w:t>
                 </w:r>
               </w:p>
             </w:tc>
@@ -6802,16 +11555,7 @@
                     <w:sz w:val="16"/>
                     <w:szCs w:val="16"/>
                   </w:rPr>
-                  <w:t xml:space="preserve">Haz clic o pulse aquí </w:t>
-                </w:r>
-                <w:r>
-                  <w:rPr>
-                    <w:rStyle w:val="Textodelmarcadordeposicin"/>
-                    <w:sz w:val="16"/>
-                    <w:szCs w:val="16"/>
-                  </w:rPr>
-                  <w:lastRenderedPageBreak/>
-                  <w:t>para escribir texto.</w:t>
+                  <w:t>Haz clic o pulse aquí para escribir texto.</w:t>
                 </w:r>
               </w:p>
             </w:tc>
@@ -8514,6 +13258,7 @@
                 <w:sz w:val="20"/>
                 <w:szCs w:val="22"/>
               </w:rPr>
+              <w:lastRenderedPageBreak/>
               <w:t>ESTRUCTURA DE ARCHIVOS</w:t>
             </w:r>
           </w:p>
@@ -8944,7 +13689,6 @@
                 <w:bCs/>
                 <w:sz w:val="20"/>
               </w:rPr>
-              <w:lastRenderedPageBreak/>
               <w:t>NOMBRE CAMPO</w:t>
             </w:r>
           </w:p>
@@ -10585,6 +15329,101 @@
     </w:lvl>
   </w:abstractNum>
   <w:abstractNum w:abstractNumId="3" w15:restartNumberingAfterBreak="0">
+    <w:nsid w:val="0E6E3FE0"/>
+    <w:multiLevelType w:val="multilevel"/>
+    <w:tmpl w:val="180A0025"/>
+    <w:lvl w:ilvl="0">
+      <w:start w:val="1"/>
+      <w:numFmt w:val="decimal"/>
+      <w:pStyle w:val="Ttulo1"/>
+      <w:lvlText w:val="%1"/>
+      <w:lvlJc w:val="left"/>
+      <w:pPr>
+        <w:ind w:left="432" w:hanging="432"/>
+      </w:pPr>
+    </w:lvl>
+    <w:lvl w:ilvl="1">
+      <w:start w:val="1"/>
+      <w:numFmt w:val="decimal"/>
+      <w:pStyle w:val="Ttulo2"/>
+      <w:lvlText w:val="%1.%2"/>
+      <w:lvlJc w:val="left"/>
+      <w:pPr>
+        <w:ind w:left="576" w:hanging="576"/>
+      </w:pPr>
+    </w:lvl>
+    <w:lvl w:ilvl="2">
+      <w:start w:val="1"/>
+      <w:numFmt w:val="decimal"/>
+      <w:pStyle w:val="Ttulo3"/>
+      <w:lvlText w:val="%1.%2.%3"/>
+      <w:lvlJc w:val="left"/>
+      <w:pPr>
+        <w:ind w:left="720" w:hanging="720"/>
+      </w:pPr>
+    </w:lvl>
+    <w:lvl w:ilvl="3">
+      <w:start w:val="1"/>
+      <w:numFmt w:val="decimal"/>
+      <w:pStyle w:val="Ttulo4"/>
+      <w:lvlText w:val="%1.%2.%3.%4"/>
+      <w:lvlJc w:val="left"/>
+      <w:pPr>
+        <w:ind w:left="864" w:hanging="864"/>
+      </w:pPr>
+    </w:lvl>
+    <w:lvl w:ilvl="4">
+      <w:start w:val="1"/>
+      <w:numFmt w:val="decimal"/>
+      <w:pStyle w:val="Ttulo5"/>
+      <w:lvlText w:val="%1.%2.%3.%4.%5"/>
+      <w:lvlJc w:val="left"/>
+      <w:pPr>
+        <w:ind w:left="1008" w:hanging="1008"/>
+      </w:pPr>
+    </w:lvl>
+    <w:lvl w:ilvl="5">
+      <w:start w:val="1"/>
+      <w:numFmt w:val="decimal"/>
+      <w:pStyle w:val="Ttulo6"/>
+      <w:lvlText w:val="%1.%2.%3.%4.%5.%6"/>
+      <w:lvlJc w:val="left"/>
+      <w:pPr>
+        <w:ind w:left="1152" w:hanging="1152"/>
+      </w:pPr>
+    </w:lvl>
+    <w:lvl w:ilvl="6">
+      <w:start w:val="1"/>
+      <w:numFmt w:val="decimal"/>
+      <w:pStyle w:val="Ttulo7"/>
+      <w:lvlText w:val="%1.%2.%3.%4.%5.%6.%7"/>
+      <w:lvlJc w:val="left"/>
+      <w:pPr>
+        <w:ind w:left="1296" w:hanging="1296"/>
+      </w:pPr>
+    </w:lvl>
+    <w:lvl w:ilvl="7">
+      <w:start w:val="1"/>
+      <w:numFmt w:val="decimal"/>
+      <w:pStyle w:val="Ttulo8"/>
+      <w:lvlText w:val="%1.%2.%3.%4.%5.%6.%7.%8"/>
+      <w:lvlJc w:val="left"/>
+      <w:pPr>
+        <w:ind w:left="1440" w:hanging="1440"/>
+      </w:pPr>
+    </w:lvl>
+    <w:lvl w:ilvl="8">
+      <w:start w:val="1"/>
+      <w:numFmt w:val="decimal"/>
+      <w:pStyle w:val="Ttulo9"/>
+      <w:lvlText w:val="%1.%2.%3.%4.%5.%6.%7.%8.%9"/>
+      <w:lvlJc w:val="left"/>
+      <w:pPr>
+        <w:ind w:left="1584" w:hanging="1584"/>
+      </w:pPr>
+    </w:lvl>
+  </w:abstractNum>
+  <w:abstractNum w:abstractNumId="4" w15:restartNumberingAfterBreak="0">
     <w:nsid w:val="0F851B8A"/>
     <w:multiLevelType w:val="hybridMultilevel"/>
     <w:tmpl w:val="3B188F04"/>
@@ -10674,7 +15513,7 @@
       </w:pPr>
     </w:lvl>
   </w:abstractNum>
-  <w:abstractNum w:abstractNumId="4" w15:restartNumberingAfterBreak="0">
+  <w:abstractNum w:abstractNumId="5" w15:restartNumberingAfterBreak="0">
     <w:nsid w:val="10122AD4"/>
     <w:multiLevelType w:val="hybridMultilevel"/>
     <w:tmpl w:val="A7B07B3C"/>
@@ -10764,7 +15603,7 @@
       </w:pPr>
     </w:lvl>
   </w:abstractNum>
-  <w:abstractNum w:abstractNumId="5" w15:restartNumberingAfterBreak="0">
+  <w:abstractNum w:abstractNumId="6" w15:restartNumberingAfterBreak="0">
     <w:nsid w:val="101A70D4"/>
     <w:multiLevelType w:val="hybridMultilevel"/>
     <w:tmpl w:val="7B02909C"/>
@@ -10854,7 +15693,7 @@
       </w:pPr>
     </w:lvl>
   </w:abstractNum>
-  <w:abstractNum w:abstractNumId="6" w15:restartNumberingAfterBreak="0">
+  <w:abstractNum w:abstractNumId="7" w15:restartNumberingAfterBreak="0">
     <w:nsid w:val="223627DD"/>
     <w:multiLevelType w:val="hybridMultilevel"/>
     <w:tmpl w:val="F716AF4A"/>
@@ -10943,7 +15782,7 @@
       </w:pPr>
     </w:lvl>
   </w:abstractNum>
-  <w:abstractNum w:abstractNumId="7" w15:restartNumberingAfterBreak="0">
+  <w:abstractNum w:abstractNumId="8" w15:restartNumberingAfterBreak="0">
     <w:nsid w:val="27B21FD8"/>
     <w:multiLevelType w:val="hybridMultilevel"/>
     <w:tmpl w:val="A19672C6"/>
@@ -11029,7 +15868,7 @@
       </w:pPr>
     </w:lvl>
   </w:abstractNum>
-  <w:abstractNum w:abstractNumId="8" w15:restartNumberingAfterBreak="0">
+  <w:abstractNum w:abstractNumId="9" w15:restartNumberingAfterBreak="0">
     <w:nsid w:val="29124CCF"/>
     <w:multiLevelType w:val="hybridMultilevel"/>
     <w:tmpl w:val="E42060AA"/>
@@ -11119,7 +15958,7 @@
       </w:pPr>
     </w:lvl>
   </w:abstractNum>
-  <w:abstractNum w:abstractNumId="9" w15:restartNumberingAfterBreak="0">
+  <w:abstractNum w:abstractNumId="10" w15:restartNumberingAfterBreak="0">
     <w:nsid w:val="29DB632C"/>
     <w:multiLevelType w:val="hybridMultilevel"/>
     <w:tmpl w:val="D646F68A"/>
@@ -11211,7 +16050,7 @@
       </w:pPr>
     </w:lvl>
   </w:abstractNum>
-  <w:abstractNum w:abstractNumId="10" w15:restartNumberingAfterBreak="0">
+  <w:abstractNum w:abstractNumId="11" w15:restartNumberingAfterBreak="0">
     <w:nsid w:val="2EE24159"/>
     <w:multiLevelType w:val="hybridMultilevel"/>
     <w:tmpl w:val="FE5E28DC"/>
@@ -11323,7 +16162,7 @@
       </w:rPr>
     </w:lvl>
   </w:abstractNum>
-  <w:abstractNum w:abstractNumId="11" w15:restartNumberingAfterBreak="0">
+  <w:abstractNum w:abstractNumId="12" w15:restartNumberingAfterBreak="0">
     <w:nsid w:val="2F3E0926"/>
     <w:multiLevelType w:val="hybridMultilevel"/>
     <w:tmpl w:val="FF90FD56"/>
@@ -11435,7 +16274,7 @@
       </w:rPr>
     </w:lvl>
   </w:abstractNum>
-  <w:abstractNum w:abstractNumId="12" w15:restartNumberingAfterBreak="0">
+  <w:abstractNum w:abstractNumId="13" w15:restartNumberingAfterBreak="0">
     <w:nsid w:val="3E6F6171"/>
     <w:multiLevelType w:val="hybridMultilevel"/>
     <w:tmpl w:val="14266494"/>
@@ -11525,7 +16364,7 @@
       </w:pPr>
     </w:lvl>
   </w:abstractNum>
-  <w:abstractNum w:abstractNumId="13" w15:restartNumberingAfterBreak="0">
+  <w:abstractNum w:abstractNumId="14" w15:restartNumberingAfterBreak="0">
     <w:nsid w:val="406A602B"/>
     <w:multiLevelType w:val="hybridMultilevel"/>
     <w:tmpl w:val="4D9CD706"/>
@@ -11637,7 +16476,7 @@
       </w:rPr>
     </w:lvl>
   </w:abstractNum>
-  <w:abstractNum w:abstractNumId="14" w15:restartNumberingAfterBreak="0">
+  <w:abstractNum w:abstractNumId="15" w15:restartNumberingAfterBreak="0">
     <w:nsid w:val="4E887BB5"/>
     <w:multiLevelType w:val="hybridMultilevel"/>
     <w:tmpl w:val="448AD682"/>
@@ -11723,7 +16562,7 @@
       </w:pPr>
     </w:lvl>
   </w:abstractNum>
-  <w:abstractNum w:abstractNumId="15" w15:restartNumberingAfterBreak="0">
+  <w:abstractNum w:abstractNumId="16" w15:restartNumberingAfterBreak="0">
     <w:nsid w:val="5B657042"/>
     <w:multiLevelType w:val="hybridMultilevel"/>
     <w:tmpl w:val="A7B07B3C"/>
@@ -11813,7 +16652,7 @@
       </w:pPr>
     </w:lvl>
   </w:abstractNum>
-  <w:abstractNum w:abstractNumId="16" w15:restartNumberingAfterBreak="0">
+  <w:abstractNum w:abstractNumId="17" w15:restartNumberingAfterBreak="0">
     <w:nsid w:val="73B123A1"/>
     <w:multiLevelType w:val="hybridMultilevel"/>
     <w:tmpl w:val="4E3A6BBA"/>
@@ -11902,7 +16741,7 @@
       </w:pPr>
     </w:lvl>
   </w:abstractNum>
-  <w:abstractNum w:abstractNumId="17" w15:restartNumberingAfterBreak="0">
+  <w:abstractNum w:abstractNumId="18" w15:restartNumberingAfterBreak="0">
     <w:nsid w:val="76141D71"/>
     <w:multiLevelType w:val="hybridMultilevel"/>
     <w:tmpl w:val="430ED490"/>
@@ -12014,7 +16853,7 @@
       </w:rPr>
     </w:lvl>
   </w:abstractNum>
-  <w:abstractNum w:abstractNumId="18" w15:restartNumberingAfterBreak="0">
+  <w:abstractNum w:abstractNumId="19" w15:restartNumberingAfterBreak="0">
     <w:nsid w:val="782324D0"/>
     <w:multiLevelType w:val="hybridMultilevel"/>
     <w:tmpl w:val="659A40CE"/>
@@ -12103,7 +16942,7 @@
       </w:pPr>
     </w:lvl>
   </w:abstractNum>
-  <w:abstractNum w:abstractNumId="19" w15:restartNumberingAfterBreak="0">
+  <w:abstractNum w:abstractNumId="20" w15:restartNumberingAfterBreak="0">
     <w:nsid w:val="7E7823C8"/>
     <w:multiLevelType w:val="hybridMultilevel"/>
     <w:tmpl w:val="C21A1636"/>
@@ -12219,61 +17058,64 @@
     <w:abstractNumId w:val="0"/>
   </w:num>
   <w:num w:numId="2" w16cid:durableId="1990160898">
-    <w:abstractNumId w:val="10"/>
+    <w:abstractNumId w:val="11"/>
   </w:num>
   <w:num w:numId="3" w16cid:durableId="1565145812">
-    <w:abstractNumId w:val="18"/>
+    <w:abstractNumId w:val="19"/>
   </w:num>
   <w:num w:numId="4" w16cid:durableId="274605341">
     <w:abstractNumId w:val="2"/>
   </w:num>
   <w:num w:numId="5" w16cid:durableId="1246110005">
-    <w:abstractNumId w:val="3"/>
+    <w:abstractNumId w:val="4"/>
   </w:num>
   <w:num w:numId="6" w16cid:durableId="1595825471">
     <w:abstractNumId w:val="1"/>
   </w:num>
   <w:num w:numId="7" w16cid:durableId="1903978203">
+    <w:abstractNumId w:val="6"/>
+  </w:num>
+  <w:num w:numId="8" w16cid:durableId="1238979279">
+    <w:abstractNumId w:val="7"/>
+  </w:num>
+  <w:num w:numId="9" w16cid:durableId="357970773">
+    <w:abstractNumId w:val="17"/>
+  </w:num>
+  <w:num w:numId="10" w16cid:durableId="1903370043">
+    <w:abstractNumId w:val="10"/>
+  </w:num>
+  <w:num w:numId="11" w16cid:durableId="2111703565">
     <w:abstractNumId w:val="5"/>
   </w:num>
-  <w:num w:numId="8" w16cid:durableId="1238979279">
-    <w:abstractNumId w:val="6"/>
-  </w:num>
-  <w:num w:numId="9" w16cid:durableId="357970773">
+  <w:num w:numId="12" w16cid:durableId="1913075444">
     <w:abstractNumId w:val="16"/>
   </w:num>
-  <w:num w:numId="10" w16cid:durableId="1903370043">
+  <w:num w:numId="13" w16cid:durableId="1192568645">
+    <w:abstractNumId w:val="13"/>
+  </w:num>
+  <w:num w:numId="14" w16cid:durableId="1701281247">
     <w:abstractNumId w:val="9"/>
   </w:num>
-  <w:num w:numId="11" w16cid:durableId="2111703565">
-    <w:abstractNumId w:val="4"/>
+  <w:num w:numId="15" w16cid:durableId="1059939484">
+    <w:abstractNumId w:val="20"/>
   </w:num>
-  <w:num w:numId="12" w16cid:durableId="1913075444">
+  <w:num w:numId="16" w16cid:durableId="1189565793">
+    <w:abstractNumId w:val="14"/>
+  </w:num>
+  <w:num w:numId="17" w16cid:durableId="495804078">
+    <w:abstractNumId w:val="18"/>
+  </w:num>
+  <w:num w:numId="18" w16cid:durableId="1900557329">
+    <w:abstractNumId w:val="8"/>
+  </w:num>
+  <w:num w:numId="19" w16cid:durableId="509416871">
     <w:abstractNumId w:val="15"/>
   </w:num>
-  <w:num w:numId="13" w16cid:durableId="1192568645">
+  <w:num w:numId="20" w16cid:durableId="1352681248">
     <w:abstractNumId w:val="12"/>
   </w:num>
-  <w:num w:numId="14" w16cid:durableId="1701281247">
-    <w:abstractNumId w:val="8"/>
-  </w:num>
-  <w:num w:numId="15" w16cid:durableId="1059939484">
-    <w:abstractNumId w:val="19"/>
-  </w:num>
-  <w:num w:numId="16" w16cid:durableId="1189565793">
-    <w:abstractNumId w:val="13"/>
-  </w:num>
-  <w:num w:numId="17" w16cid:durableId="495804078">
-    <w:abstractNumId w:val="17"/>
-  </w:num>
-  <w:num w:numId="18" w16cid:durableId="1900557329">
-    <w:abstractNumId w:val="7"/>
-  </w:num>
-  <w:num w:numId="19" w16cid:durableId="509416871">
-    <w:abstractNumId w:val="14"/>
-  </w:num>
-  <w:num w:numId="20" w16cid:durableId="1352681248">
-    <w:abstractNumId w:val="11"/>
+  <w:num w:numId="21" w16cid:durableId="651565788">
+    <w:abstractNumId w:val="3"/>
   </w:num>
 </w:numbering>
 </file>
@@ -12677,9 +17519,244 @@
     <w:name w:val="Normal"/>
     <w:qFormat/>
   </w:style>
+  <w:style w:type="paragraph" w:styleId="Ttulo1">
+    <w:name w:val="heading 1"/>
+    <w:basedOn w:val="Normal"/>
+    <w:next w:val="Normal"/>
+    <w:link w:val="Ttulo1Car"/>
+    <w:uiPriority w:val="9"/>
+    <w:qFormat/>
+    <w:rsid w:val="00F1796B"/>
+    <w:pPr>
+      <w:keepNext/>
+      <w:keepLines/>
+      <w:numPr>
+        <w:numId w:val="21"/>
+      </w:numPr>
+      <w:spacing w:before="240" w:after="0"/>
+      <w:outlineLvl w:val="0"/>
+    </w:pPr>
+    <w:rPr>
+      <w:rFonts w:eastAsiaTheme="majorEastAsia" w:cstheme="majorBidi"/>
+      <w:color w:val="365F91" w:themeColor="accent1" w:themeShade="BF"/>
+      <w:sz w:val="24"/>
+      <w:szCs w:val="32"/>
+    </w:rPr>
+  </w:style>
+  <w:style w:type="paragraph" w:styleId="Ttulo2">
+    <w:name w:val="heading 2"/>
+    <w:basedOn w:val="Normal"/>
+    <w:next w:val="Normal"/>
+    <w:link w:val="Ttulo2Car"/>
+    <w:uiPriority w:val="9"/>
+    <w:unhideWhenUsed/>
+    <w:qFormat/>
+    <w:rsid w:val="00F1796B"/>
+    <w:pPr>
+      <w:keepNext/>
+      <w:keepLines/>
+      <w:numPr>
+        <w:ilvl w:val="1"/>
+        <w:numId w:val="21"/>
+      </w:numPr>
+      <w:spacing w:before="40" w:after="0"/>
+      <w:outlineLvl w:val="1"/>
+    </w:pPr>
+    <w:rPr>
+      <w:rFonts w:asciiTheme="majorHAnsi" w:eastAsiaTheme="majorEastAsia" w:hAnsiTheme="majorHAnsi" w:cstheme="majorBidi"/>
+      <w:color w:val="365F91" w:themeColor="accent1" w:themeShade="BF"/>
+      <w:szCs w:val="26"/>
+    </w:rPr>
+  </w:style>
+  <w:style w:type="paragraph" w:styleId="Ttulo3">
+    <w:name w:val="heading 3"/>
+    <w:basedOn w:val="Normal"/>
+    <w:next w:val="Normal"/>
+    <w:link w:val="Ttulo3Car"/>
+    <w:uiPriority w:val="9"/>
+    <w:unhideWhenUsed/>
+    <w:qFormat/>
+    <w:rsid w:val="00F1796B"/>
+    <w:pPr>
+      <w:keepNext/>
+      <w:keepLines/>
+      <w:numPr>
+        <w:ilvl w:val="2"/>
+        <w:numId w:val="21"/>
+      </w:numPr>
+      <w:spacing w:before="40" w:after="0"/>
+      <w:outlineLvl w:val="2"/>
+    </w:pPr>
+    <w:rPr>
+      <w:rFonts w:asciiTheme="majorHAnsi" w:eastAsiaTheme="majorEastAsia" w:hAnsiTheme="majorHAnsi" w:cstheme="majorBidi"/>
+      <w:color w:val="243F60" w:themeColor="accent1" w:themeShade="7F"/>
+      <w:szCs w:val="24"/>
+    </w:rPr>
+  </w:style>
+  <w:style w:type="paragraph" w:styleId="Ttulo4">
+    <w:name w:val="heading 4"/>
+    <w:basedOn w:val="Normal"/>
+    <w:next w:val="Normal"/>
+    <w:link w:val="Ttulo4Car"/>
+    <w:uiPriority w:val="9"/>
+    <w:semiHidden/>
+    <w:unhideWhenUsed/>
+    <w:qFormat/>
+    <w:rsid w:val="00F1796B"/>
+    <w:pPr>
+      <w:keepNext/>
+      <w:keepLines/>
+      <w:numPr>
+        <w:ilvl w:val="3"/>
+        <w:numId w:val="21"/>
+      </w:numPr>
+      <w:spacing w:before="40" w:after="0"/>
+      <w:outlineLvl w:val="3"/>
+    </w:pPr>
+    <w:rPr>
+      <w:rFonts w:asciiTheme="majorHAnsi" w:eastAsiaTheme="majorEastAsia" w:hAnsiTheme="majorHAnsi" w:cstheme="majorBidi"/>
+      <w:i/>
+      <w:iCs/>
+      <w:color w:val="365F91" w:themeColor="accent1" w:themeShade="BF"/>
+    </w:rPr>
+  </w:style>
+  <w:style w:type="paragraph" w:styleId="Ttulo5">
+    <w:name w:val="heading 5"/>
+    <w:basedOn w:val="Normal"/>
+    <w:next w:val="Normal"/>
+    <w:link w:val="Ttulo5Car"/>
+    <w:uiPriority w:val="9"/>
+    <w:semiHidden/>
+    <w:unhideWhenUsed/>
+    <w:qFormat/>
+    <w:rsid w:val="00F1796B"/>
+    <w:pPr>
+      <w:keepNext/>
+      <w:keepLines/>
+      <w:numPr>
+        <w:ilvl w:val="4"/>
+        <w:numId w:val="21"/>
+      </w:numPr>
+      <w:spacing w:before="40" w:after="0"/>
+      <w:outlineLvl w:val="4"/>
+    </w:pPr>
+    <w:rPr>
+      <w:rFonts w:asciiTheme="majorHAnsi" w:eastAsiaTheme="majorEastAsia" w:hAnsiTheme="majorHAnsi" w:cstheme="majorBidi"/>
+      <w:color w:val="365F91" w:themeColor="accent1" w:themeShade="BF"/>
+    </w:rPr>
+  </w:style>
+  <w:style w:type="paragraph" w:styleId="Ttulo6">
+    <w:name w:val="heading 6"/>
+    <w:basedOn w:val="Normal"/>
+    <w:next w:val="Normal"/>
+    <w:link w:val="Ttulo6Car"/>
+    <w:uiPriority w:val="9"/>
+    <w:semiHidden/>
+    <w:unhideWhenUsed/>
+    <w:qFormat/>
+    <w:rsid w:val="00F1796B"/>
+    <w:pPr>
+      <w:keepNext/>
+      <w:keepLines/>
+      <w:numPr>
+        <w:ilvl w:val="5"/>
+        <w:numId w:val="21"/>
+      </w:numPr>
+      <w:spacing w:before="40" w:after="0"/>
+      <w:outlineLvl w:val="5"/>
+    </w:pPr>
+    <w:rPr>
+      <w:rFonts w:asciiTheme="majorHAnsi" w:eastAsiaTheme="majorEastAsia" w:hAnsiTheme="majorHAnsi" w:cstheme="majorBidi"/>
+      <w:color w:val="243F60" w:themeColor="accent1" w:themeShade="7F"/>
+    </w:rPr>
+  </w:style>
+  <w:style w:type="paragraph" w:styleId="Ttulo7">
+    <w:name w:val="heading 7"/>
+    <w:basedOn w:val="Normal"/>
+    <w:next w:val="Normal"/>
+    <w:link w:val="Ttulo7Car"/>
+    <w:uiPriority w:val="9"/>
+    <w:semiHidden/>
+    <w:unhideWhenUsed/>
+    <w:qFormat/>
+    <w:rsid w:val="00F1796B"/>
+    <w:pPr>
+      <w:keepNext/>
+      <w:keepLines/>
+      <w:numPr>
+        <w:ilvl w:val="6"/>
+        <w:numId w:val="21"/>
+      </w:numPr>
+      <w:spacing w:before="40" w:after="0"/>
+      <w:outlineLvl w:val="6"/>
+    </w:pPr>
+    <w:rPr>
+      <w:rFonts w:asciiTheme="majorHAnsi" w:eastAsiaTheme="majorEastAsia" w:hAnsiTheme="majorHAnsi" w:cstheme="majorBidi"/>
+      <w:i/>
+      <w:iCs/>
+      <w:color w:val="243F60" w:themeColor="accent1" w:themeShade="7F"/>
+    </w:rPr>
+  </w:style>
+  <w:style w:type="paragraph" w:styleId="Ttulo8">
+    <w:name w:val="heading 8"/>
+    <w:basedOn w:val="Normal"/>
+    <w:next w:val="Normal"/>
+    <w:link w:val="Ttulo8Car"/>
+    <w:uiPriority w:val="9"/>
+    <w:semiHidden/>
+    <w:unhideWhenUsed/>
+    <w:qFormat/>
+    <w:rsid w:val="00F1796B"/>
+    <w:pPr>
+      <w:keepNext/>
+      <w:keepLines/>
+      <w:numPr>
+        <w:ilvl w:val="7"/>
+        <w:numId w:val="21"/>
+      </w:numPr>
+      <w:spacing w:before="40" w:after="0"/>
+      <w:outlineLvl w:val="7"/>
+    </w:pPr>
+    <w:rPr>
+      <w:rFonts w:asciiTheme="majorHAnsi" w:eastAsiaTheme="majorEastAsia" w:hAnsiTheme="majorHAnsi" w:cstheme="majorBidi"/>
+      <w:color w:val="272727" w:themeColor="text1" w:themeTint="D8"/>
+      <w:sz w:val="21"/>
+      <w:szCs w:val="21"/>
+    </w:rPr>
+  </w:style>
+  <w:style w:type="paragraph" w:styleId="Ttulo9">
+    <w:name w:val="heading 9"/>
+    <w:basedOn w:val="Normal"/>
+    <w:next w:val="Normal"/>
+    <w:link w:val="Ttulo9Car"/>
+    <w:uiPriority w:val="9"/>
+    <w:semiHidden/>
+    <w:unhideWhenUsed/>
+    <w:qFormat/>
+    <w:rsid w:val="00F1796B"/>
+    <w:pPr>
+      <w:keepNext/>
+      <w:keepLines/>
+      <w:numPr>
+        <w:ilvl w:val="8"/>
+        <w:numId w:val="21"/>
+      </w:numPr>
+      <w:spacing w:before="40" w:after="0"/>
+      <w:outlineLvl w:val="8"/>
+    </w:pPr>
+    <w:rPr>
+      <w:rFonts w:asciiTheme="majorHAnsi" w:eastAsiaTheme="majorEastAsia" w:hAnsiTheme="majorHAnsi" w:cstheme="majorBidi"/>
+      <w:i/>
+      <w:iCs/>
+      <w:color w:val="272727" w:themeColor="text1" w:themeTint="D8"/>
+      <w:sz w:val="21"/>
+      <w:szCs w:val="21"/>
+    </w:rPr>
+  </w:style>
   <w:style w:type="character" w:default="1" w:styleId="Fuentedeprrafopredeter">
     <w:name w:val="Default Paragraph Font"/>
     <w:uiPriority w:val="1"/>
+    <w:semiHidden/>
     <w:unhideWhenUsed/>
   </w:style>
   <w:style w:type="table" w:default="1" w:styleId="Tablanormal">
@@ -12998,6 +18075,156 @@
       <w:sz w:val="18"/>
       <w:szCs w:val="18"/>
       <w:lang w:val="es-PA"/>
+    </w:rPr>
+  </w:style>
+  <w:style w:type="character" w:customStyle="1" w:styleId="Ttulo1Car">
+    <w:name w:val="Título 1 Car"/>
+    <w:basedOn w:val="Fuentedeprrafopredeter"/>
+    <w:link w:val="Ttulo1"/>
+    <w:uiPriority w:val="9"/>
+    <w:rsid w:val="00F1796B"/>
+    <w:rPr>
+      <w:rFonts w:eastAsiaTheme="majorEastAsia" w:cstheme="majorBidi"/>
+      <w:color w:val="365F91" w:themeColor="accent1" w:themeShade="BF"/>
+      <w:sz w:val="24"/>
+      <w:szCs w:val="32"/>
+    </w:rPr>
+  </w:style>
+  <w:style w:type="character" w:customStyle="1" w:styleId="Ttulo2Car">
+    <w:name w:val="Título 2 Car"/>
+    <w:basedOn w:val="Fuentedeprrafopredeter"/>
+    <w:link w:val="Ttulo2"/>
+    <w:uiPriority w:val="9"/>
+    <w:rsid w:val="00F1796B"/>
+    <w:rPr>
+      <w:rFonts w:asciiTheme="majorHAnsi" w:eastAsiaTheme="majorEastAsia" w:hAnsiTheme="majorHAnsi" w:cstheme="majorBidi"/>
+      <w:color w:val="365F91" w:themeColor="accent1" w:themeShade="BF"/>
+      <w:szCs w:val="26"/>
+    </w:rPr>
+  </w:style>
+  <w:style w:type="character" w:customStyle="1" w:styleId="Ttulo3Car">
+    <w:name w:val="Título 3 Car"/>
+    <w:basedOn w:val="Fuentedeprrafopredeter"/>
+    <w:link w:val="Ttulo3"/>
+    <w:uiPriority w:val="9"/>
+    <w:rsid w:val="00F1796B"/>
+    <w:rPr>
+      <w:rFonts w:asciiTheme="majorHAnsi" w:eastAsiaTheme="majorEastAsia" w:hAnsiTheme="majorHAnsi" w:cstheme="majorBidi"/>
+      <w:color w:val="243F60" w:themeColor="accent1" w:themeShade="7F"/>
+      <w:szCs w:val="24"/>
+    </w:rPr>
+  </w:style>
+  <w:style w:type="character" w:customStyle="1" w:styleId="Ttulo4Car">
+    <w:name w:val="Título 4 Car"/>
+    <w:basedOn w:val="Fuentedeprrafopredeter"/>
+    <w:link w:val="Ttulo4"/>
+    <w:uiPriority w:val="9"/>
+    <w:semiHidden/>
+    <w:rsid w:val="00F1796B"/>
+    <w:rPr>
+      <w:rFonts w:asciiTheme="majorHAnsi" w:eastAsiaTheme="majorEastAsia" w:hAnsiTheme="majorHAnsi" w:cstheme="majorBidi"/>
+      <w:i/>
+      <w:iCs/>
+      <w:color w:val="365F91" w:themeColor="accent1" w:themeShade="BF"/>
+    </w:rPr>
+  </w:style>
+  <w:style w:type="character" w:customStyle="1" w:styleId="Ttulo5Car">
+    <w:name w:val="Título 5 Car"/>
+    <w:basedOn w:val="Fuentedeprrafopredeter"/>
+    <w:link w:val="Ttulo5"/>
+    <w:uiPriority w:val="9"/>
+    <w:semiHidden/>
+    <w:rsid w:val="00F1796B"/>
+    <w:rPr>
+      <w:rFonts w:asciiTheme="majorHAnsi" w:eastAsiaTheme="majorEastAsia" w:hAnsiTheme="majorHAnsi" w:cstheme="majorBidi"/>
+      <w:color w:val="365F91" w:themeColor="accent1" w:themeShade="BF"/>
+    </w:rPr>
+  </w:style>
+  <w:style w:type="character" w:customStyle="1" w:styleId="Ttulo6Car">
+    <w:name w:val="Título 6 Car"/>
+    <w:basedOn w:val="Fuentedeprrafopredeter"/>
+    <w:link w:val="Ttulo6"/>
+    <w:uiPriority w:val="9"/>
+    <w:semiHidden/>
+    <w:rsid w:val="00F1796B"/>
+    <w:rPr>
+      <w:rFonts w:asciiTheme="majorHAnsi" w:eastAsiaTheme="majorEastAsia" w:hAnsiTheme="majorHAnsi" w:cstheme="majorBidi"/>
+      <w:color w:val="243F60" w:themeColor="accent1" w:themeShade="7F"/>
+    </w:rPr>
+  </w:style>
+  <w:style w:type="character" w:customStyle="1" w:styleId="Ttulo7Car">
+    <w:name w:val="Título 7 Car"/>
+    <w:basedOn w:val="Fuentedeprrafopredeter"/>
+    <w:link w:val="Ttulo7"/>
+    <w:uiPriority w:val="9"/>
+    <w:semiHidden/>
+    <w:rsid w:val="00F1796B"/>
+    <w:rPr>
+      <w:rFonts w:asciiTheme="majorHAnsi" w:eastAsiaTheme="majorEastAsia" w:hAnsiTheme="majorHAnsi" w:cstheme="majorBidi"/>
+      <w:i/>
+      <w:iCs/>
+      <w:color w:val="243F60" w:themeColor="accent1" w:themeShade="7F"/>
+    </w:rPr>
+  </w:style>
+  <w:style w:type="character" w:customStyle="1" w:styleId="Ttulo8Car">
+    <w:name w:val="Título 8 Car"/>
+    <w:basedOn w:val="Fuentedeprrafopredeter"/>
+    <w:link w:val="Ttulo8"/>
+    <w:uiPriority w:val="9"/>
+    <w:semiHidden/>
+    <w:rsid w:val="00F1796B"/>
+    <w:rPr>
+      <w:rFonts w:asciiTheme="majorHAnsi" w:eastAsiaTheme="majorEastAsia" w:hAnsiTheme="majorHAnsi" w:cstheme="majorBidi"/>
+      <w:color w:val="272727" w:themeColor="text1" w:themeTint="D8"/>
+      <w:sz w:val="21"/>
+      <w:szCs w:val="21"/>
+    </w:rPr>
+  </w:style>
+  <w:style w:type="character" w:customStyle="1" w:styleId="Ttulo9Car">
+    <w:name w:val="Título 9 Car"/>
+    <w:basedOn w:val="Fuentedeprrafopredeter"/>
+    <w:link w:val="Ttulo9"/>
+    <w:uiPriority w:val="9"/>
+    <w:semiHidden/>
+    <w:rsid w:val="00F1796B"/>
+    <w:rPr>
+      <w:rFonts w:asciiTheme="majorHAnsi" w:eastAsiaTheme="majorEastAsia" w:hAnsiTheme="majorHAnsi" w:cstheme="majorBidi"/>
+      <w:i/>
+      <w:iCs/>
+      <w:color w:val="272727" w:themeColor="text1" w:themeTint="D8"/>
+      <w:sz w:val="21"/>
+      <w:szCs w:val="21"/>
+    </w:rPr>
+  </w:style>
+  <w:style w:type="paragraph" w:styleId="Cita">
+    <w:name w:val="Quote"/>
+    <w:basedOn w:val="Normal"/>
+    <w:next w:val="Normal"/>
+    <w:link w:val="CitaCar"/>
+    <w:uiPriority w:val="29"/>
+    <w:qFormat/>
+    <w:rsid w:val="005733C0"/>
+    <w:pPr>
+      <w:spacing w:before="200" w:after="160"/>
+      <w:ind w:left="864" w:right="864"/>
+      <w:jc w:val="center"/>
+    </w:pPr>
+    <w:rPr>
+      <w:i/>
+      <w:iCs/>
+      <w:color w:val="404040" w:themeColor="text1" w:themeTint="BF"/>
+    </w:rPr>
+  </w:style>
+  <w:style w:type="character" w:customStyle="1" w:styleId="CitaCar">
+    <w:name w:val="Cita Car"/>
+    <w:basedOn w:val="Fuentedeprrafopredeter"/>
+    <w:link w:val="Cita"/>
+    <w:uiPriority w:val="29"/>
+    <w:rsid w:val="005733C0"/>
+    <w:rPr>
+      <w:i/>
+      <w:iCs/>
+      <w:color w:val="404040" w:themeColor="text1" w:themeTint="BF"/>
     </w:rPr>
   </w:style>
 </w:styles>
@@ -14505,6 +19732,13 @@
     <w:pitch w:val="variable"/>
     <w:sig w:usb0="00000000" w:usb1="10000000" w:usb2="00000000" w:usb3="00000000" w:csb0="80000000" w:csb1="00000000"/>
   </w:font>
+  <w:font w:name="Cambria">
+    <w:panose1 w:val="02040503050406030204"/>
+    <w:charset w:val="00"/>
+    <w:family w:val="roman"/>
+    <w:pitch w:val="variable"/>
+    <w:sig w:usb0="E00006FF" w:usb1="420024FF" w:usb2="02000000" w:usb3="00000000" w:csb0="0000019F" w:csb1="00000000"/>
+  </w:font>
   <w:font w:name="Tahoma">
     <w:panose1 w:val="020B0604030504040204"/>
     <w:charset w:val="00"/>
@@ -14540,13 +19774,6 @@
     <w:family w:val="swiss"/>
     <w:pitch w:val="variable"/>
     <w:sig w:usb0="A00006FF" w:usb1="4000205B" w:usb2="00000010" w:usb3="00000000" w:csb0="0000019F" w:csb1="00000000"/>
-  </w:font>
-  <w:font w:name="Cambria">
-    <w:panose1 w:val="02040503050406030204"/>
-    <w:charset w:val="00"/>
-    <w:family w:val="roman"/>
-    <w:pitch w:val="variable"/>
-    <w:sig w:usb0="E00006FF" w:usb1="420024FF" w:usb2="02000000" w:usb3="00000000" w:csb0="0000019F" w:csb1="00000000"/>
   </w:font>
   <w:font w:name="Aptos">
     <w:charset w:val="00"/>
@@ -14589,6 +19816,8 @@
     <w:rsid w:val="00200B5B"/>
     <w:rsid w:val="00201969"/>
     <w:rsid w:val="00232877"/>
+    <w:rsid w:val="002503C6"/>
+    <w:rsid w:val="0028098A"/>
     <w:rsid w:val="002E1079"/>
     <w:rsid w:val="00306D93"/>
     <w:rsid w:val="00396EAD"/>
@@ -14602,9 +19831,13 @@
     <w:rsid w:val="006A546C"/>
     <w:rsid w:val="006C4EE2"/>
     <w:rsid w:val="006F0070"/>
+    <w:rsid w:val="00781214"/>
+    <w:rsid w:val="00832094"/>
     <w:rsid w:val="008B1640"/>
+    <w:rsid w:val="008C081E"/>
     <w:rsid w:val="008E53FA"/>
     <w:rsid w:val="00950F4B"/>
+    <w:rsid w:val="009730A1"/>
     <w:rsid w:val="00A155A5"/>
     <w:rsid w:val="00A206F9"/>
     <w:rsid w:val="00A73401"/>
@@ -14616,6 +19849,7 @@
     <w:rsid w:val="00CC3156"/>
     <w:rsid w:val="00D879C6"/>
     <w:rsid w:val="00DC5D75"/>
+    <w:rsid w:val="00E050A3"/>
     <w:rsid w:val="00E36EF2"/>
     <w:rsid w:val="00ED0C44"/>
     <w:rsid w:val="00F70C17"/>
@@ -15075,7 +20309,7 @@
     <w:basedOn w:val="Fuentedeprrafopredeter"/>
     <w:uiPriority w:val="99"/>
     <w:semiHidden/>
-    <w:rsid w:val="00A73401"/>
+    <w:rsid w:val="008C081E"/>
     <w:rPr>
       <w:color w:val="808080"/>
     </w:rPr>
@@ -16072,6 +21306,34 @@
       <w14:ligatures w14:val="standardContextual"/>
     </w:rPr>
   </w:style>
+  <w:style w:type="paragraph" w:customStyle="1" w:styleId="063145A9534F4E61AA404EF2A2DDBA44">
+    <w:name w:val="063145A9534F4E61AA404EF2A2DDBA44"/>
+    <w:rsid w:val="008C081E"/>
+    <w:pPr>
+      <w:spacing w:after="160" w:line="278" w:lineRule="auto"/>
+    </w:pPr>
+    <w:rPr>
+      <w:kern w:val="2"/>
+      <w:sz w:val="24"/>
+      <w:szCs w:val="24"/>
+      <w:lang w:val="es-PA" w:eastAsia="es-PA"/>
+      <w14:ligatures w14:val="standardContextual"/>
+    </w:rPr>
+  </w:style>
+  <w:style w:type="paragraph" w:customStyle="1" w:styleId="F5971A50AD0F4C45A78E1F29827C1AF9">
+    <w:name w:val="F5971A50AD0F4C45A78E1F29827C1AF9"/>
+    <w:rsid w:val="008C081E"/>
+    <w:pPr>
+      <w:spacing w:after="160" w:line="278" w:lineRule="auto"/>
+    </w:pPr>
+    <w:rPr>
+      <w:kern w:val="2"/>
+      <w:sz w:val="24"/>
+      <w:szCs w:val="24"/>
+      <w:lang w:val="es-PA" w:eastAsia="es-PA"/>
+      <w14:ligatures w14:val="standardContextual"/>
+    </w:rPr>
+  </w:style>
 </w:styles>
 </file>
 
@@ -16368,26 +21630,6 @@
 </file>
 
 <file path=customXml/item1.xml><?xml version="1.0" encoding="utf-8"?>
-<?mso-contentType ?>
-<FormTemplates xmlns="http://schemas.microsoft.com/sharepoint/v3/contenttype/forms">
-  <Display>DocumentLibraryForm</Display>
-  <Edit>DocumentLibraryForm</Edit>
-  <New>DocumentLibraryForm</New>
-</FormTemplates>
-</file>
-
-<file path=customXml/item2.xml><?xml version="1.0" encoding="utf-8"?>
-<p:properties xmlns:p="http://schemas.microsoft.com/office/2006/metadata/properties" xmlns:xsi="http://www.w3.org/2001/XMLSchema-instance">
-  <documentManagement>
-    <_ip_UnifiedCompliancePolicyUIAction xmlns="http://schemas.microsoft.com/sharepoint/v3" xsi:nil="true"/>
-    <_ip_UnifiedCompliancePolicyProperties xmlns="http://schemas.microsoft.com/sharepoint/v3" xsi:nil="true"/>
-    <FechadeRevision xmlns="9a5c0921-00f4-4cff-9473-46f94f5a73c9">2023-10-26T04:00:00+00:00</FechadeRevision>
-    <PCI xmlns="9a5c0921-00f4-4cff-9473-46f94f5a73c9" xsi:nil="true"/>
-  </documentManagement>
-</p:properties>
-</file>
-
-<file path=customXml/item3.xml><?xml version="1.0" encoding="utf-8"?>
 <ct:contentTypeSchema xmlns:ct="http://schemas.microsoft.com/office/2006/metadata/contentType" xmlns:ma="http://schemas.microsoft.com/office/2006/metadata/properties/metaAttributes" ct:_="" ma:_="" ma:contentTypeName="Document" ma:contentTypeID="0x01010017A5A0C58D040648ABB3968CEEBC19EC" ma:contentTypeVersion="13" ma:contentTypeDescription="Create a new document." ma:contentTypeScope="" ma:versionID="c4648b05f840758295e1db732d961316">
   <xsd:schema xmlns:xsd="http://www.w3.org/2001/XMLSchema" xmlns:xs="http://www.w3.org/2001/XMLSchema" xmlns:p="http://schemas.microsoft.com/office/2006/metadata/properties" xmlns:ns1="http://schemas.microsoft.com/sharepoint/v3" xmlns:ns2="bd2c34bd-0add-4b7f-9cd4-1b08ac89db18" xmlns:ns3="9a5c0921-00f4-4cff-9473-46f94f5a73c9" targetNamespace="http://schemas.microsoft.com/office/2006/metadata/properties" ma:root="true" ma:fieldsID="21020492b1aa24077bb06f5d0e59adce" ns1:_="" ns2:_="" ns3:_="">
     <xsd:import namespace="http://schemas.microsoft.com/sharepoint/v3"/>
@@ -16609,29 +21851,31 @@
 </ct:contentTypeSchema>
 </file>
 
+<file path=customXml/item2.xml><?xml version="1.0" encoding="utf-8"?>
+<p:properties xmlns:p="http://schemas.microsoft.com/office/2006/metadata/properties" xmlns:xsi="http://www.w3.org/2001/XMLSchema-instance">
+  <documentManagement>
+    <_ip_UnifiedCompliancePolicyUIAction xmlns="http://schemas.microsoft.com/sharepoint/v3" xsi:nil="true"/>
+    <_ip_UnifiedCompliancePolicyProperties xmlns="http://schemas.microsoft.com/sharepoint/v3" xsi:nil="true"/>
+    <FechadeRevision xmlns="9a5c0921-00f4-4cff-9473-46f94f5a73c9">2023-10-26T04:00:00+00:00</FechadeRevision>
+    <PCI xmlns="9a5c0921-00f4-4cff-9473-46f94f5a73c9" xsi:nil="true"/>
+  </documentManagement>
+</p:properties>
+</file>
+
+<file path=customXml/item3.xml><?xml version="1.0" encoding="utf-8"?>
+<?mso-contentType ?>
+<FormTemplates xmlns="http://schemas.microsoft.com/sharepoint/v3/contenttype/forms">
+  <Display>DocumentLibraryForm</Display>
+  <Edit>DocumentLibraryForm</Edit>
+  <New>DocumentLibraryForm</New>
+</FormTemplates>
+</file>
+
 <file path=customXml/item4.xml><?xml version="1.0" encoding="utf-8"?>
 <b:Sources xmlns:b="http://schemas.openxmlformats.org/officeDocument/2006/bibliography" xmlns="http://schemas.openxmlformats.org/officeDocument/2006/bibliography" SelectedStyle="\APA.XSL" StyleName="APA"/>
 </file>
 
 <file path=customXml/itemProps1.xml><?xml version="1.0" encoding="utf-8"?>
-<ds:datastoreItem xmlns:ds="http://schemas.openxmlformats.org/officeDocument/2006/customXml" ds:itemID="{81C447E8-208E-4C07-BABE-200FEE0E795F}">
-  <ds:schemaRefs>
-    <ds:schemaRef ds:uri="http://schemas.microsoft.com/sharepoint/v3/contenttype/forms"/>
-  </ds:schemaRefs>
-</ds:datastoreItem>
-</file>
-
-<file path=customXml/itemProps2.xml><?xml version="1.0" encoding="utf-8"?>
-<ds:datastoreItem xmlns:ds="http://schemas.openxmlformats.org/officeDocument/2006/customXml" ds:itemID="{B3328DC1-DE17-4BC2-8D85-B8F608FC52BE}">
-  <ds:schemaRefs>
-    <ds:schemaRef ds:uri="http://schemas.microsoft.com/office/2006/metadata/properties"/>
-    <ds:schemaRef ds:uri="http://schemas.microsoft.com/sharepoint/v3"/>
-    <ds:schemaRef ds:uri="9a5c0921-00f4-4cff-9473-46f94f5a73c9"/>
-  </ds:schemaRefs>
-</ds:datastoreItem>
-</file>
-
-<file path=customXml/itemProps3.xml><?xml version="1.0" encoding="utf-8"?>
 <ds:datastoreItem xmlns:ds="http://schemas.openxmlformats.org/officeDocument/2006/customXml" ds:itemID="{51F20111-D926-416B-B810-FB5C909FA437}">
   <ds:schemaRefs>
     <ds:schemaRef ds:uri="http://schemas.microsoft.com/office/2006/metadata/contentType"/>
@@ -16651,6 +21895,24 @@
 </ds:datastoreItem>
 </file>
 
+<file path=customXml/itemProps2.xml><?xml version="1.0" encoding="utf-8"?>
+<ds:datastoreItem xmlns:ds="http://schemas.openxmlformats.org/officeDocument/2006/customXml" ds:itemID="{B3328DC1-DE17-4BC2-8D85-B8F608FC52BE}">
+  <ds:schemaRefs>
+    <ds:schemaRef ds:uri="http://schemas.microsoft.com/office/2006/metadata/properties"/>
+    <ds:schemaRef ds:uri="http://schemas.microsoft.com/sharepoint/v3"/>
+    <ds:schemaRef ds:uri="9a5c0921-00f4-4cff-9473-46f94f5a73c9"/>
+  </ds:schemaRefs>
+</ds:datastoreItem>
+</file>
+
+<file path=customXml/itemProps3.xml><?xml version="1.0" encoding="utf-8"?>
+<ds:datastoreItem xmlns:ds="http://schemas.openxmlformats.org/officeDocument/2006/customXml" ds:itemID="{81C447E8-208E-4C07-BABE-200FEE0E795F}">
+  <ds:schemaRefs>
+    <ds:schemaRef ds:uri="http://schemas.microsoft.com/sharepoint/v3/contenttype/forms"/>
+  </ds:schemaRefs>
+</ds:datastoreItem>
+</file>
+
 <file path=customXml/itemProps4.xml><?xml version="1.0" encoding="utf-8"?>
 <ds:datastoreItem xmlns:ds="http://schemas.openxmlformats.org/officeDocument/2006/customXml" ds:itemID="{9A461B84-420D-44FC-AD53-862C95DB537E}">
   <ds:schemaRefs>

--- a/conecta/(FMR-DES-002) Documento de Análisis y Diseño - INTERHUB.docx
+++ b/conecta/(FMR-DES-002) Documento de Análisis y Diseño - INTERHUB.docx
@@ -1,6 +1,6 @@
 
 <file path=word/document.xml><?xml version="1.0" encoding="utf-8"?>
-<w:document xmlns:wpc="http://schemas.microsoft.com/office/word/2010/wordprocessingCanvas" xmlns:cx="http://schemas.microsoft.com/office/drawing/2014/chartex" xmlns:cx1="http://schemas.microsoft.com/office/drawing/2015/9/8/chartex" xmlns:cx2="http://schemas.microsoft.com/office/drawing/2015/10/21/chartex" xmlns:cx3="http://schemas.microsoft.com/office/drawing/2016/5/9/chartex" xmlns:cx4="http://schemas.microsoft.com/office/drawing/2016/5/10/chartex" xmlns:cx5="http://schemas.microsoft.com/office/drawing/2016/5/11/chartex" xmlns:cx6="http://schemas.microsoft.com/office/drawing/2016/5/12/chartex" xmlns:cx7="http://schemas.microsoft.com/office/drawing/2016/5/13/chartex" xmlns:cx8="http://schemas.microsoft.com/office/drawing/2016/5/14/chartex" xmlns:mc="http://schemas.openxmlformats.org/markup-compatibility/2006" xmlns:aink="http://schemas.microsoft.com/office/drawing/2016/ink" xmlns:am3d="http://schemas.microsoft.com/office/drawing/2017/model3d" xmlns:o="urn:schemas-microsoft-com:office:office" xmlns:oel="http://schemas.microsoft.com/office/2019/extlst" xmlns:r="http://schemas.openxmlformats.org/officeDocument/2006/relationships" xmlns:m="http://schemas.openxmlformats.org/officeDocument/2006/math" xmlns:v="urn:schemas-microsoft-com:vml" xmlns:wp14="http://schemas.microsoft.com/office/word/2010/wordprocessingDrawing" xmlns:wp="http://schemas.openxmlformats.org/drawingml/2006/wordprocessingDrawing" xmlns:w10="urn:schemas-microsoft-com:office:word" xmlns:w="http://schemas.openxmlformats.org/wordprocessingml/2006/main" xmlns:w14="http://schemas.microsoft.com/office/word/2010/wordml" xmlns:w15="http://schemas.microsoft.com/office/word/2012/wordml" xmlns:w16cei="http://schemas.microsoft.com/office/word/2026/wordml/cei" xmlns:w16cex="http://schemas.microsoft.com/office/word/2018/wordml/cex" xmlns:w16cid="http://schemas.microsoft.com/office/word/2016/wordml/cid" xmlns:w16="http://schemas.microsoft.com/office/word/2018/wordml" xmlns:w16du="http://schemas.microsoft.com/office/word/2023/wordml/word16du" xmlns:w16sdtdh="http://schemas.microsoft.com/office/word/2020/wordml/sdtdatahash" xmlns:w16sdtfl="http://schemas.microsoft.com/office/word/2024/wordml/sdtformatlock" xmlns:w16se="http://schemas.microsoft.com/office/word/2015/wordml/symex" xmlns:wpg="http://schemas.microsoft.com/office/word/2010/wordprocessingGroup" xmlns:wpi="http://schemas.microsoft.com/office/word/2010/wordprocessingInk" xmlns:wne="http://schemas.microsoft.com/office/word/2006/wordml" xmlns:wps="http://schemas.microsoft.com/office/word/2010/wordprocessingShape" mc:Ignorable="w14 w15 w16se w16cid w16 w16cex w16sdtdh w16sdtfl w16du wp14">
+<w:document xmlns:wpc="http://schemas.microsoft.com/office/word/2010/wordprocessingCanvas" xmlns:cx="http://schemas.microsoft.com/office/drawing/2014/chartex" xmlns:cx1="http://schemas.microsoft.com/office/drawing/2015/9/8/chartex" xmlns:cx2="http://schemas.microsoft.com/office/drawing/2015/10/21/chartex" xmlns:cx3="http://schemas.microsoft.com/office/drawing/2016/5/9/chartex" xmlns:cx4="http://schemas.microsoft.com/office/drawing/2016/5/10/chartex" xmlns:cx5="http://schemas.microsoft.com/office/drawing/2016/5/11/chartex" xmlns:cx6="http://schemas.microsoft.com/office/drawing/2016/5/12/chartex" xmlns:cx7="http://schemas.microsoft.com/office/drawing/2016/5/13/chartex" xmlns:cx8="http://schemas.microsoft.com/office/drawing/2016/5/14/chartex" xmlns:mc="http://schemas.openxmlformats.org/markup-compatibility/2006" xmlns:aink="http://schemas.microsoft.com/office/drawing/2016/ink" xmlns:am3d="http://schemas.microsoft.com/office/drawing/2017/model3d" xmlns:o="urn:schemas-microsoft-com:office:office" xmlns:oel="http://schemas.microsoft.com/office/2019/extlst" xmlns:r="http://schemas.openxmlformats.org/officeDocument/2006/relationships" xmlns:m="http://schemas.openxmlformats.org/officeDocument/2006/math" xmlns:v="urn:schemas-microsoft-com:vml" xmlns:wp14="http://schemas.microsoft.com/office/word/2010/wordprocessingDrawing" xmlns:wp="http://schemas.openxmlformats.org/drawingml/2006/wordprocessingDrawing" xmlns:w10="urn:schemas-microsoft-com:office:word" xmlns:w="http://schemas.openxmlformats.org/wordprocessingml/2006/main" xmlns:w14="http://schemas.microsoft.com/office/word/2010/wordml" xmlns:w15="http://schemas.microsoft.com/office/word/2012/wordml" xmlns:w16cex="http://schemas.microsoft.com/office/word/2018/wordml/cex" xmlns:w16cid="http://schemas.microsoft.com/office/word/2016/wordml/cid" xmlns:w16="http://schemas.microsoft.com/office/word/2018/wordml" xmlns:w16du="http://schemas.microsoft.com/office/word/2023/wordml/word16du" xmlns:w16sdtdh="http://schemas.microsoft.com/office/word/2020/wordml/sdtdatahash" xmlns:w16sdtfl="http://schemas.microsoft.com/office/word/2024/wordml/sdtformatlock" xmlns:w16se="http://schemas.microsoft.com/office/word/2015/wordml/symex" xmlns:wpg="http://schemas.microsoft.com/office/word/2010/wordprocessingGroup" xmlns:wpi="http://schemas.microsoft.com/office/word/2010/wordprocessingInk" xmlns:wne="http://schemas.microsoft.com/office/word/2006/wordml" xmlns:wps="http://schemas.microsoft.com/office/word/2010/wordprocessingShape" mc:Ignorable="w14 w15 w16se w16cid w16 w16cex w16sdtdh w16sdtfl w16du wp14">
   <w:body>
     <w:tbl>
       <w:tblPr>
@@ -7537,25 +7537,7 @@
                     <w:color w:val="1F497D" w:themeColor="text2"/>
                     <w:sz w:val="20"/>
                   </w:rPr>
-                  <w:t xml:space="preserve">Para el envío del PACS.008 al </w:t>
-                </w:r>
-                <w:r>
-                  <w:rPr>
-                    <w:rFonts w:cstheme="minorHAnsi"/>
-                    <w:iCs/>
-                    <w:color w:val="1F497D" w:themeColor="text2"/>
-                    <w:sz w:val="20"/>
-                  </w:rPr>
-                  <w:t>ACH Xpress</w:t>
-                </w:r>
-                <w:r>
-                  <w:rPr>
-                    <w:rFonts w:cstheme="minorHAnsi"/>
-                    <w:iCs/>
-                    <w:color w:val="1F497D" w:themeColor="text2"/>
-                    <w:sz w:val="20"/>
-                  </w:rPr>
-                  <w:t>, consumiéremos un HTTP Post XML</w:t>
+                  <w:t>Para el envío del PACS.008 al ACH Xpress, consumiéremos un HTTP Post XML</w:t>
                 </w:r>
               </w:p>
               <w:p>
@@ -10035,23 +10017,6 @@
                     <w:sz w:val="20"/>
                   </w:rPr>
                 </w:pPr>
-              </w:p>
-              <w:p>
-                <w:pPr>
-                  <w:rPr>
-                    <w:iCs/>
-                    <w:color w:val="1F497D" w:themeColor="text2"/>
-                    <w:sz w:val="20"/>
-                  </w:rPr>
-                </w:pPr>
-                <w:r>
-                  <w:rPr>
-                    <w:iCs/>
-                    <w:color w:val="1F497D" w:themeColor="text2"/>
-                    <w:sz w:val="20"/>
-                  </w:rPr>
-                  <w:t>Dependencias:</w:t>
-                </w:r>
               </w:p>
               <w:p>
                 <w:pPr>
@@ -10790,7 +10755,6 @@
                 <w:bCs/>
                 <w:sz w:val="20"/>
               </w:rPr>
-              <w:lastRenderedPageBreak/>
               <w:t>INDEXACIÓN</w:t>
             </w:r>
           </w:p>
@@ -10862,6 +10826,7 @@
                 <w:bCs/>
                 <w:sz w:val="20"/>
               </w:rPr>
+              <w:lastRenderedPageBreak/>
               <w:t>NOTA</w:t>
             </w:r>
           </w:p>
@@ -14312,7 +14277,7 @@
 </file>
 
 <file path=word/endnotes.xml><?xml version="1.0" encoding="utf-8"?>
-<w:endnotes xmlns:wpc="http://schemas.microsoft.com/office/word/2010/wordprocessingCanvas" xmlns:cx="http://schemas.microsoft.com/office/drawing/2014/chartex" xmlns:cx1="http://schemas.microsoft.com/office/drawing/2015/9/8/chartex" xmlns:cx2="http://schemas.microsoft.com/office/drawing/2015/10/21/chartex" xmlns:cx3="http://schemas.microsoft.com/office/drawing/2016/5/9/chartex" xmlns:cx4="http://schemas.microsoft.com/office/drawing/2016/5/10/chartex" xmlns:cx5="http://schemas.microsoft.com/office/drawing/2016/5/11/chartex" xmlns:cx6="http://schemas.microsoft.com/office/drawing/2016/5/12/chartex" xmlns:cx7="http://schemas.microsoft.com/office/drawing/2016/5/13/chartex" xmlns:cx8="http://schemas.microsoft.com/office/drawing/2016/5/14/chartex" xmlns:mc="http://schemas.openxmlformats.org/markup-compatibility/2006" xmlns:aink="http://schemas.microsoft.com/office/drawing/2016/ink" xmlns:am3d="http://schemas.microsoft.com/office/drawing/2017/model3d" xmlns:o="urn:schemas-microsoft-com:office:office" xmlns:oel="http://schemas.microsoft.com/office/2019/extlst" xmlns:r="http://schemas.openxmlformats.org/officeDocument/2006/relationships" xmlns:m="http://schemas.openxmlformats.org/officeDocument/2006/math" xmlns:v="urn:schemas-microsoft-com:vml" xmlns:wp14="http://schemas.microsoft.com/office/word/2010/wordprocessingDrawing" xmlns:wp="http://schemas.openxmlformats.org/drawingml/2006/wordprocessingDrawing" xmlns:w10="urn:schemas-microsoft-com:office:word" xmlns:w="http://schemas.openxmlformats.org/wordprocessingml/2006/main" xmlns:w14="http://schemas.microsoft.com/office/word/2010/wordml" xmlns:w15="http://schemas.microsoft.com/office/word/2012/wordml" xmlns:w16cei="http://schemas.microsoft.com/office/word/2026/wordml/cei" xmlns:w16cex="http://schemas.microsoft.com/office/word/2018/wordml/cex" xmlns:w16cid="http://schemas.microsoft.com/office/word/2016/wordml/cid" xmlns:w16="http://schemas.microsoft.com/office/word/2018/wordml" xmlns:w16du="http://schemas.microsoft.com/office/word/2023/wordml/word16du" xmlns:w16sdtdh="http://schemas.microsoft.com/office/word/2020/wordml/sdtdatahash" xmlns:w16sdtfl="http://schemas.microsoft.com/office/word/2024/wordml/sdtformatlock" xmlns:w16se="http://schemas.microsoft.com/office/word/2015/wordml/symex" xmlns:wpg="http://schemas.microsoft.com/office/word/2010/wordprocessingGroup" xmlns:wpi="http://schemas.microsoft.com/office/word/2010/wordprocessingInk" xmlns:wne="http://schemas.microsoft.com/office/word/2006/wordml" xmlns:wps="http://schemas.microsoft.com/office/word/2010/wordprocessingShape" mc:Ignorable="w14 w15 w16se w16cid w16 w16cex w16sdtdh w16sdtfl w16du wp14">
+<w:endnotes xmlns:wpc="http://schemas.microsoft.com/office/word/2010/wordprocessingCanvas" xmlns:cx="http://schemas.microsoft.com/office/drawing/2014/chartex" xmlns:cx1="http://schemas.microsoft.com/office/drawing/2015/9/8/chartex" xmlns:cx2="http://schemas.microsoft.com/office/drawing/2015/10/21/chartex" xmlns:cx3="http://schemas.microsoft.com/office/drawing/2016/5/9/chartex" xmlns:cx4="http://schemas.microsoft.com/office/drawing/2016/5/10/chartex" xmlns:cx5="http://schemas.microsoft.com/office/drawing/2016/5/11/chartex" xmlns:cx6="http://schemas.microsoft.com/office/drawing/2016/5/12/chartex" xmlns:cx7="http://schemas.microsoft.com/office/drawing/2016/5/13/chartex" xmlns:cx8="http://schemas.microsoft.com/office/drawing/2016/5/14/chartex" xmlns:mc="http://schemas.openxmlformats.org/markup-compatibility/2006" xmlns:aink="http://schemas.microsoft.com/office/drawing/2016/ink" xmlns:am3d="http://schemas.microsoft.com/office/drawing/2017/model3d" xmlns:o="urn:schemas-microsoft-com:office:office" xmlns:oel="http://schemas.microsoft.com/office/2019/extlst" xmlns:r="http://schemas.openxmlformats.org/officeDocument/2006/relationships" xmlns:m="http://schemas.openxmlformats.org/officeDocument/2006/math" xmlns:v="urn:schemas-microsoft-com:vml" xmlns:wp14="http://schemas.microsoft.com/office/word/2010/wordprocessingDrawing" xmlns:wp="http://schemas.openxmlformats.org/drawingml/2006/wordprocessingDrawing" xmlns:w10="urn:schemas-microsoft-com:office:word" xmlns:w="http://schemas.openxmlformats.org/wordprocessingml/2006/main" xmlns:w14="http://schemas.microsoft.com/office/word/2010/wordml" xmlns:w15="http://schemas.microsoft.com/office/word/2012/wordml" xmlns:w16cex="http://schemas.microsoft.com/office/word/2018/wordml/cex" xmlns:w16cid="http://schemas.microsoft.com/office/word/2016/wordml/cid" xmlns:w16="http://schemas.microsoft.com/office/word/2018/wordml" xmlns:w16du="http://schemas.microsoft.com/office/word/2023/wordml/word16du" xmlns:w16sdtdh="http://schemas.microsoft.com/office/word/2020/wordml/sdtdatahash" xmlns:w16sdtfl="http://schemas.microsoft.com/office/word/2024/wordml/sdtformatlock" xmlns:w16se="http://schemas.microsoft.com/office/word/2015/wordml/symex" xmlns:wpg="http://schemas.microsoft.com/office/word/2010/wordprocessingGroup" xmlns:wpi="http://schemas.microsoft.com/office/word/2010/wordprocessingInk" xmlns:wne="http://schemas.microsoft.com/office/word/2006/wordml" xmlns:wps="http://schemas.microsoft.com/office/word/2010/wordprocessingShape" mc:Ignorable="w14 w15 w16se w16cid w16 w16cex w16sdtdh w16sdtfl w16du wp14">
   <w:endnote w:type="separator" w:id="-1">
     <w:p>
       <w:pPr>
@@ -14344,7 +14309,7 @@
 </file>
 
 <file path=word/footer1.xml><?xml version="1.0" encoding="utf-8"?>
-<w:ftr xmlns:wpc="http://schemas.microsoft.com/office/word/2010/wordprocessingCanvas" xmlns:cx="http://schemas.microsoft.com/office/drawing/2014/chartex" xmlns:cx1="http://schemas.microsoft.com/office/drawing/2015/9/8/chartex" xmlns:cx2="http://schemas.microsoft.com/office/drawing/2015/10/21/chartex" xmlns:cx3="http://schemas.microsoft.com/office/drawing/2016/5/9/chartex" xmlns:cx4="http://schemas.microsoft.com/office/drawing/2016/5/10/chartex" xmlns:cx5="http://schemas.microsoft.com/office/drawing/2016/5/11/chartex" xmlns:cx6="http://schemas.microsoft.com/office/drawing/2016/5/12/chartex" xmlns:cx7="http://schemas.microsoft.com/office/drawing/2016/5/13/chartex" xmlns:cx8="http://schemas.microsoft.com/office/drawing/2016/5/14/chartex" xmlns:mc="http://schemas.openxmlformats.org/markup-compatibility/2006" xmlns:aink="http://schemas.microsoft.com/office/drawing/2016/ink" xmlns:am3d="http://schemas.microsoft.com/office/drawing/2017/model3d" xmlns:o="urn:schemas-microsoft-com:office:office" xmlns:oel="http://schemas.microsoft.com/office/2019/extlst" xmlns:r="http://schemas.openxmlformats.org/officeDocument/2006/relationships" xmlns:m="http://schemas.openxmlformats.org/officeDocument/2006/math" xmlns:v="urn:schemas-microsoft-com:vml" xmlns:wp14="http://schemas.microsoft.com/office/word/2010/wordprocessingDrawing" xmlns:wp="http://schemas.openxmlformats.org/drawingml/2006/wordprocessingDrawing" xmlns:w10="urn:schemas-microsoft-com:office:word" xmlns:w="http://schemas.openxmlformats.org/wordprocessingml/2006/main" xmlns:w14="http://schemas.microsoft.com/office/word/2010/wordml" xmlns:w15="http://schemas.microsoft.com/office/word/2012/wordml" xmlns:w16cei="http://schemas.microsoft.com/office/word/2026/wordml/cei" xmlns:w16cex="http://schemas.microsoft.com/office/word/2018/wordml/cex" xmlns:w16cid="http://schemas.microsoft.com/office/word/2016/wordml/cid" xmlns:w16="http://schemas.microsoft.com/office/word/2018/wordml" xmlns:w16du="http://schemas.microsoft.com/office/word/2023/wordml/word16du" xmlns:w16sdtdh="http://schemas.microsoft.com/office/word/2020/wordml/sdtdatahash" xmlns:w16sdtfl="http://schemas.microsoft.com/office/word/2024/wordml/sdtformatlock" xmlns:w16se="http://schemas.microsoft.com/office/word/2015/wordml/symex" xmlns:wpg="http://schemas.microsoft.com/office/word/2010/wordprocessingGroup" xmlns:wpi="http://schemas.microsoft.com/office/word/2010/wordprocessingInk" xmlns:wne="http://schemas.microsoft.com/office/word/2006/wordml" xmlns:wps="http://schemas.microsoft.com/office/word/2010/wordprocessingShape" mc:Ignorable="w14 w15 w16se w16cid w16 w16cex w16sdtdh w16sdtfl w16du wp14">
+<w:ftr xmlns:wpc="http://schemas.microsoft.com/office/word/2010/wordprocessingCanvas" xmlns:cx="http://schemas.microsoft.com/office/drawing/2014/chartex" xmlns:cx1="http://schemas.microsoft.com/office/drawing/2015/9/8/chartex" xmlns:cx2="http://schemas.microsoft.com/office/drawing/2015/10/21/chartex" xmlns:cx3="http://schemas.microsoft.com/office/drawing/2016/5/9/chartex" xmlns:cx4="http://schemas.microsoft.com/office/drawing/2016/5/10/chartex" xmlns:cx5="http://schemas.microsoft.com/office/drawing/2016/5/11/chartex" xmlns:cx6="http://schemas.microsoft.com/office/drawing/2016/5/12/chartex" xmlns:cx7="http://schemas.microsoft.com/office/drawing/2016/5/13/chartex" xmlns:cx8="http://schemas.microsoft.com/office/drawing/2016/5/14/chartex" xmlns:mc="http://schemas.openxmlformats.org/markup-compatibility/2006" xmlns:aink="http://schemas.microsoft.com/office/drawing/2016/ink" xmlns:am3d="http://schemas.microsoft.com/office/drawing/2017/model3d" xmlns:o="urn:schemas-microsoft-com:office:office" xmlns:oel="http://schemas.microsoft.com/office/2019/extlst" xmlns:r="http://schemas.openxmlformats.org/officeDocument/2006/relationships" xmlns:m="http://schemas.openxmlformats.org/officeDocument/2006/math" xmlns:v="urn:schemas-microsoft-com:vml" xmlns:wp14="http://schemas.microsoft.com/office/word/2010/wordprocessingDrawing" xmlns:wp="http://schemas.openxmlformats.org/drawingml/2006/wordprocessingDrawing" xmlns:w10="urn:schemas-microsoft-com:office:word" xmlns:w="http://schemas.openxmlformats.org/wordprocessingml/2006/main" xmlns:w14="http://schemas.microsoft.com/office/word/2010/wordml" xmlns:w15="http://schemas.microsoft.com/office/word/2012/wordml" xmlns:w16cex="http://schemas.microsoft.com/office/word/2018/wordml/cex" xmlns:w16cid="http://schemas.microsoft.com/office/word/2016/wordml/cid" xmlns:w16="http://schemas.microsoft.com/office/word/2018/wordml" xmlns:w16du="http://schemas.microsoft.com/office/word/2023/wordml/word16du" xmlns:w16sdtdh="http://schemas.microsoft.com/office/word/2020/wordml/sdtdatahash" xmlns:w16sdtfl="http://schemas.microsoft.com/office/word/2024/wordml/sdtformatlock" xmlns:w16se="http://schemas.microsoft.com/office/word/2015/wordml/symex" xmlns:wpg="http://schemas.microsoft.com/office/word/2010/wordprocessingGroup" xmlns:wpi="http://schemas.microsoft.com/office/word/2010/wordprocessingInk" xmlns:wne="http://schemas.microsoft.com/office/word/2006/wordml" xmlns:wps="http://schemas.microsoft.com/office/word/2010/wordprocessingShape" mc:Ignorable="w14 w15 w16se w16cid w16 w16cex w16sdtdh w16sdtfl w16du wp14">
   <w:p>
     <w:pPr>
       <w:spacing w:after="0" w:line="240" w:lineRule="auto"/>
@@ -14372,7 +14337,7 @@
 </file>
 
 <file path=word/footnotes.xml><?xml version="1.0" encoding="utf-8"?>
-<w:footnotes xmlns:wpc="http://schemas.microsoft.com/office/word/2010/wordprocessingCanvas" xmlns:cx="http://schemas.microsoft.com/office/drawing/2014/chartex" xmlns:cx1="http://schemas.microsoft.com/office/drawing/2015/9/8/chartex" xmlns:cx2="http://schemas.microsoft.com/office/drawing/2015/10/21/chartex" xmlns:cx3="http://schemas.microsoft.com/office/drawing/2016/5/9/chartex" xmlns:cx4="http://schemas.microsoft.com/office/drawing/2016/5/10/chartex" xmlns:cx5="http://schemas.microsoft.com/office/drawing/2016/5/11/chartex" xmlns:cx6="http://schemas.microsoft.com/office/drawing/2016/5/12/chartex" xmlns:cx7="http://schemas.microsoft.com/office/drawing/2016/5/13/chartex" xmlns:cx8="http://schemas.microsoft.com/office/drawing/2016/5/14/chartex" xmlns:mc="http://schemas.openxmlformats.org/markup-compatibility/2006" xmlns:aink="http://schemas.microsoft.com/office/drawing/2016/ink" xmlns:am3d="http://schemas.microsoft.com/office/drawing/2017/model3d" xmlns:o="urn:schemas-microsoft-com:office:office" xmlns:oel="http://schemas.microsoft.com/office/2019/extlst" xmlns:r="http://schemas.openxmlformats.org/officeDocument/2006/relationships" xmlns:m="http://schemas.openxmlformats.org/officeDocument/2006/math" xmlns:v="urn:schemas-microsoft-com:vml" xmlns:wp14="http://schemas.microsoft.com/office/word/2010/wordprocessingDrawing" xmlns:wp="http://schemas.openxmlformats.org/drawingml/2006/wordprocessingDrawing" xmlns:w10="urn:schemas-microsoft-com:office:word" xmlns:w="http://schemas.openxmlformats.org/wordprocessingml/2006/main" xmlns:w14="http://schemas.microsoft.com/office/word/2010/wordml" xmlns:w15="http://schemas.microsoft.com/office/word/2012/wordml" xmlns:w16cei="http://schemas.microsoft.com/office/word/2026/wordml/cei" xmlns:w16cex="http://schemas.microsoft.com/office/word/2018/wordml/cex" xmlns:w16cid="http://schemas.microsoft.com/office/word/2016/wordml/cid" xmlns:w16="http://schemas.microsoft.com/office/word/2018/wordml" xmlns:w16du="http://schemas.microsoft.com/office/word/2023/wordml/word16du" xmlns:w16sdtdh="http://schemas.microsoft.com/office/word/2020/wordml/sdtdatahash" xmlns:w16sdtfl="http://schemas.microsoft.com/office/word/2024/wordml/sdtformatlock" xmlns:w16se="http://schemas.microsoft.com/office/word/2015/wordml/symex" xmlns:wpg="http://schemas.microsoft.com/office/word/2010/wordprocessingGroup" xmlns:wpi="http://schemas.microsoft.com/office/word/2010/wordprocessingInk" xmlns:wne="http://schemas.microsoft.com/office/word/2006/wordml" xmlns:wps="http://schemas.microsoft.com/office/word/2010/wordprocessingShape" mc:Ignorable="w14 w15 w16se w16cid w16 w16cex w16sdtdh w16sdtfl w16du wp14">
+<w:footnotes xmlns:wpc="http://schemas.microsoft.com/office/word/2010/wordprocessingCanvas" xmlns:cx="http://schemas.microsoft.com/office/drawing/2014/chartex" xmlns:cx1="http://schemas.microsoft.com/office/drawing/2015/9/8/chartex" xmlns:cx2="http://schemas.microsoft.com/office/drawing/2015/10/21/chartex" xmlns:cx3="http://schemas.microsoft.com/office/drawing/2016/5/9/chartex" xmlns:cx4="http://schemas.microsoft.com/office/drawing/2016/5/10/chartex" xmlns:cx5="http://schemas.microsoft.com/office/drawing/2016/5/11/chartex" xmlns:cx6="http://schemas.microsoft.com/office/drawing/2016/5/12/chartex" xmlns:cx7="http://schemas.microsoft.com/office/drawing/2016/5/13/chartex" xmlns:cx8="http://schemas.microsoft.com/office/drawing/2016/5/14/chartex" xmlns:mc="http://schemas.openxmlformats.org/markup-compatibility/2006" xmlns:aink="http://schemas.microsoft.com/office/drawing/2016/ink" xmlns:am3d="http://schemas.microsoft.com/office/drawing/2017/model3d" xmlns:o="urn:schemas-microsoft-com:office:office" xmlns:oel="http://schemas.microsoft.com/office/2019/extlst" xmlns:r="http://schemas.openxmlformats.org/officeDocument/2006/relationships" xmlns:m="http://schemas.openxmlformats.org/officeDocument/2006/math" xmlns:v="urn:schemas-microsoft-com:vml" xmlns:wp14="http://schemas.microsoft.com/office/word/2010/wordprocessingDrawing" xmlns:wp="http://schemas.openxmlformats.org/drawingml/2006/wordprocessingDrawing" xmlns:w10="urn:schemas-microsoft-com:office:word" xmlns:w="http://schemas.openxmlformats.org/wordprocessingml/2006/main" xmlns:w14="http://schemas.microsoft.com/office/word/2010/wordml" xmlns:w15="http://schemas.microsoft.com/office/word/2012/wordml" xmlns:w16cex="http://schemas.microsoft.com/office/word/2018/wordml/cex" xmlns:w16cid="http://schemas.microsoft.com/office/word/2016/wordml/cid" xmlns:w16="http://schemas.microsoft.com/office/word/2018/wordml" xmlns:w16du="http://schemas.microsoft.com/office/word/2023/wordml/word16du" xmlns:w16sdtdh="http://schemas.microsoft.com/office/word/2020/wordml/sdtdatahash" xmlns:w16sdtfl="http://schemas.microsoft.com/office/word/2024/wordml/sdtformatlock" xmlns:w16se="http://schemas.microsoft.com/office/word/2015/wordml/symex" xmlns:wpg="http://schemas.microsoft.com/office/word/2010/wordprocessingGroup" xmlns:wpi="http://schemas.microsoft.com/office/word/2010/wordprocessingInk" xmlns:wne="http://schemas.microsoft.com/office/word/2006/wordml" xmlns:wps="http://schemas.microsoft.com/office/word/2010/wordprocessingShape" mc:Ignorable="w14 w15 w16se w16cid w16 w16cex w16sdtdh w16sdtfl w16du wp14">
   <w:footnote w:type="separator" w:id="-1">
     <w:p>
       <w:pPr>
@@ -14404,7 +14369,7 @@
 </file>
 
 <file path=word/header1.xml><?xml version="1.0" encoding="utf-8"?>
-<w:hdr xmlns:wpc="http://schemas.microsoft.com/office/word/2010/wordprocessingCanvas" xmlns:cx="http://schemas.microsoft.com/office/drawing/2014/chartex" xmlns:cx1="http://schemas.microsoft.com/office/drawing/2015/9/8/chartex" xmlns:cx2="http://schemas.microsoft.com/office/drawing/2015/10/21/chartex" xmlns:cx3="http://schemas.microsoft.com/office/drawing/2016/5/9/chartex" xmlns:cx4="http://schemas.microsoft.com/office/drawing/2016/5/10/chartex" xmlns:cx5="http://schemas.microsoft.com/office/drawing/2016/5/11/chartex" xmlns:cx6="http://schemas.microsoft.com/office/drawing/2016/5/12/chartex" xmlns:cx7="http://schemas.microsoft.com/office/drawing/2016/5/13/chartex" xmlns:cx8="http://schemas.microsoft.com/office/drawing/2016/5/14/chartex" xmlns:mc="http://schemas.openxmlformats.org/markup-compatibility/2006" xmlns:aink="http://schemas.microsoft.com/office/drawing/2016/ink" xmlns:am3d="http://schemas.microsoft.com/office/drawing/2017/model3d" xmlns:o="urn:schemas-microsoft-com:office:office" xmlns:oel="http://schemas.microsoft.com/office/2019/extlst" xmlns:r="http://schemas.openxmlformats.org/officeDocument/2006/relationships" xmlns:m="http://schemas.openxmlformats.org/officeDocument/2006/math" xmlns:v="urn:schemas-microsoft-com:vml" xmlns:wp14="http://schemas.microsoft.com/office/word/2010/wordprocessingDrawing" xmlns:wp="http://schemas.openxmlformats.org/drawingml/2006/wordprocessingDrawing" xmlns:w10="urn:schemas-microsoft-com:office:word" xmlns:w="http://schemas.openxmlformats.org/wordprocessingml/2006/main" xmlns:w14="http://schemas.microsoft.com/office/word/2010/wordml" xmlns:w15="http://schemas.microsoft.com/office/word/2012/wordml" xmlns:w16cei="http://schemas.microsoft.com/office/word/2026/wordml/cei" xmlns:w16cex="http://schemas.microsoft.com/office/word/2018/wordml/cex" xmlns:w16cid="http://schemas.microsoft.com/office/word/2016/wordml/cid" xmlns:w16="http://schemas.microsoft.com/office/word/2018/wordml" xmlns:w16du="http://schemas.microsoft.com/office/word/2023/wordml/word16du" xmlns:w16sdtdh="http://schemas.microsoft.com/office/word/2020/wordml/sdtdatahash" xmlns:w16sdtfl="http://schemas.microsoft.com/office/word/2024/wordml/sdtformatlock" xmlns:w16se="http://schemas.microsoft.com/office/word/2015/wordml/symex" xmlns:wpg="http://schemas.microsoft.com/office/word/2010/wordprocessingGroup" xmlns:wpi="http://schemas.microsoft.com/office/word/2010/wordprocessingInk" xmlns:wne="http://schemas.microsoft.com/office/word/2006/wordml" xmlns:wps="http://schemas.microsoft.com/office/word/2010/wordprocessingShape" mc:Ignorable="w14 w15 w16se w16cid w16 w16cex w16sdtdh w16sdtfl w16du wp14">
+<w:hdr xmlns:wpc="http://schemas.microsoft.com/office/word/2010/wordprocessingCanvas" xmlns:cx="http://schemas.microsoft.com/office/drawing/2014/chartex" xmlns:cx1="http://schemas.microsoft.com/office/drawing/2015/9/8/chartex" xmlns:cx2="http://schemas.microsoft.com/office/drawing/2015/10/21/chartex" xmlns:cx3="http://schemas.microsoft.com/office/drawing/2016/5/9/chartex" xmlns:cx4="http://schemas.microsoft.com/office/drawing/2016/5/10/chartex" xmlns:cx5="http://schemas.microsoft.com/office/drawing/2016/5/11/chartex" xmlns:cx6="http://schemas.microsoft.com/office/drawing/2016/5/12/chartex" xmlns:cx7="http://schemas.microsoft.com/office/drawing/2016/5/13/chartex" xmlns:cx8="http://schemas.microsoft.com/office/drawing/2016/5/14/chartex" xmlns:mc="http://schemas.openxmlformats.org/markup-compatibility/2006" xmlns:aink="http://schemas.microsoft.com/office/drawing/2016/ink" xmlns:am3d="http://schemas.microsoft.com/office/drawing/2017/model3d" xmlns:o="urn:schemas-microsoft-com:office:office" xmlns:oel="http://schemas.microsoft.com/office/2019/extlst" xmlns:r="http://schemas.openxmlformats.org/officeDocument/2006/relationships" xmlns:m="http://schemas.openxmlformats.org/officeDocument/2006/math" xmlns:v="urn:schemas-microsoft-com:vml" xmlns:wp14="http://schemas.microsoft.com/office/word/2010/wordprocessingDrawing" xmlns:wp="http://schemas.openxmlformats.org/drawingml/2006/wordprocessingDrawing" xmlns:w10="urn:schemas-microsoft-com:office:word" xmlns:w="http://schemas.openxmlformats.org/wordprocessingml/2006/main" xmlns:w14="http://schemas.microsoft.com/office/word/2010/wordml" xmlns:w15="http://schemas.microsoft.com/office/word/2012/wordml" xmlns:w16cex="http://schemas.microsoft.com/office/word/2018/wordml/cex" xmlns:w16cid="http://schemas.microsoft.com/office/word/2016/wordml/cid" xmlns:w16="http://schemas.microsoft.com/office/word/2018/wordml" xmlns:w16du="http://schemas.microsoft.com/office/word/2023/wordml/word16du" xmlns:w16sdtdh="http://schemas.microsoft.com/office/word/2020/wordml/sdtdatahash" xmlns:w16sdtfl="http://schemas.microsoft.com/office/word/2024/wordml/sdtformatlock" xmlns:w16se="http://schemas.microsoft.com/office/word/2015/wordml/symex" xmlns:wpg="http://schemas.microsoft.com/office/word/2010/wordprocessingGroup" xmlns:wpi="http://schemas.microsoft.com/office/word/2010/wordprocessingInk" xmlns:wne="http://schemas.microsoft.com/office/word/2006/wordml" xmlns:wps="http://schemas.microsoft.com/office/word/2010/wordprocessingShape" mc:Ignorable="w14 w15 w16se w16cid w16 w16cex w16sdtdh w16sdtfl w16du wp14">
   <w:tbl>
     <w:tblPr>
       <w:tblStyle w:val="Tablaconcuadrcula"/>
@@ -15056,7 +15021,7 @@
 </file>
 
 <file path=word/numbering.xml><?xml version="1.0" encoding="utf-8"?>
-<w:numbering xmlns:wpc="http://schemas.microsoft.com/office/word/2010/wordprocessingCanvas" xmlns:cx="http://schemas.microsoft.com/office/drawing/2014/chartex" xmlns:cx1="http://schemas.microsoft.com/office/drawing/2015/9/8/chartex" xmlns:cx2="http://schemas.microsoft.com/office/drawing/2015/10/21/chartex" xmlns:cx3="http://schemas.microsoft.com/office/drawing/2016/5/9/chartex" xmlns:cx4="http://schemas.microsoft.com/office/drawing/2016/5/10/chartex" xmlns:cx5="http://schemas.microsoft.com/office/drawing/2016/5/11/chartex" xmlns:cx6="http://schemas.microsoft.com/office/drawing/2016/5/12/chartex" xmlns:cx7="http://schemas.microsoft.com/office/drawing/2016/5/13/chartex" xmlns:cx8="http://schemas.microsoft.com/office/drawing/2016/5/14/chartex" xmlns:mc="http://schemas.openxmlformats.org/markup-compatibility/2006" xmlns:aink="http://schemas.microsoft.com/office/drawing/2016/ink" xmlns:am3d="http://schemas.microsoft.com/office/drawing/2017/model3d" xmlns:o="urn:schemas-microsoft-com:office:office" xmlns:oel="http://schemas.microsoft.com/office/2019/extlst" xmlns:r="http://schemas.openxmlformats.org/officeDocument/2006/relationships" xmlns:m="http://schemas.openxmlformats.org/officeDocument/2006/math" xmlns:v="urn:schemas-microsoft-com:vml" xmlns:wp14="http://schemas.microsoft.com/office/word/2010/wordprocessingDrawing" xmlns:wp="http://schemas.openxmlformats.org/drawingml/2006/wordprocessingDrawing" xmlns:w10="urn:schemas-microsoft-com:office:word" xmlns:w="http://schemas.openxmlformats.org/wordprocessingml/2006/main" xmlns:w14="http://schemas.microsoft.com/office/word/2010/wordml" xmlns:w15="http://schemas.microsoft.com/office/word/2012/wordml" xmlns:w16cei="http://schemas.microsoft.com/office/word/2026/wordml/cei" xmlns:w16cex="http://schemas.microsoft.com/office/word/2018/wordml/cex" xmlns:w16cid="http://schemas.microsoft.com/office/word/2016/wordml/cid" xmlns:w16="http://schemas.microsoft.com/office/word/2018/wordml" xmlns:w16du="http://schemas.microsoft.com/office/word/2023/wordml/word16du" xmlns:w16sdtdh="http://schemas.microsoft.com/office/word/2020/wordml/sdtdatahash" xmlns:w16sdtfl="http://schemas.microsoft.com/office/word/2024/wordml/sdtformatlock" xmlns:w16se="http://schemas.microsoft.com/office/word/2015/wordml/symex" xmlns:wpg="http://schemas.microsoft.com/office/word/2010/wordprocessingGroup" xmlns:wpi="http://schemas.microsoft.com/office/word/2010/wordprocessingInk" xmlns:wne="http://schemas.microsoft.com/office/word/2006/wordml" xmlns:wps="http://schemas.microsoft.com/office/word/2010/wordprocessingShape" mc:Ignorable="w14 w15 w16se w16cid w16 w16cex w16sdtdh w16sdtfl w16du wp14">
+<w:numbering xmlns:wpc="http://schemas.microsoft.com/office/word/2010/wordprocessingCanvas" xmlns:cx="http://schemas.microsoft.com/office/drawing/2014/chartex" xmlns:cx1="http://schemas.microsoft.com/office/drawing/2015/9/8/chartex" xmlns:cx2="http://schemas.microsoft.com/office/drawing/2015/10/21/chartex" xmlns:cx3="http://schemas.microsoft.com/office/drawing/2016/5/9/chartex" xmlns:cx4="http://schemas.microsoft.com/office/drawing/2016/5/10/chartex" xmlns:cx5="http://schemas.microsoft.com/office/drawing/2016/5/11/chartex" xmlns:cx6="http://schemas.microsoft.com/office/drawing/2016/5/12/chartex" xmlns:cx7="http://schemas.microsoft.com/office/drawing/2016/5/13/chartex" xmlns:cx8="http://schemas.microsoft.com/office/drawing/2016/5/14/chartex" xmlns:mc="http://schemas.openxmlformats.org/markup-compatibility/2006" xmlns:aink="http://schemas.microsoft.com/office/drawing/2016/ink" xmlns:am3d="http://schemas.microsoft.com/office/drawing/2017/model3d" xmlns:o="urn:schemas-microsoft-com:office:office" xmlns:oel="http://schemas.microsoft.com/office/2019/extlst" xmlns:r="http://schemas.openxmlformats.org/officeDocument/2006/relationships" xmlns:m="http://schemas.openxmlformats.org/officeDocument/2006/math" xmlns:v="urn:schemas-microsoft-com:vml" xmlns:wp14="http://schemas.microsoft.com/office/word/2010/wordprocessingDrawing" xmlns:wp="http://schemas.openxmlformats.org/drawingml/2006/wordprocessingDrawing" xmlns:w10="urn:schemas-microsoft-com:office:word" xmlns:w="http://schemas.openxmlformats.org/wordprocessingml/2006/main" xmlns:w14="http://schemas.microsoft.com/office/word/2010/wordml" xmlns:w15="http://schemas.microsoft.com/office/word/2012/wordml" xmlns:w16cex="http://schemas.microsoft.com/office/word/2018/wordml/cex" xmlns:w16cid="http://schemas.microsoft.com/office/word/2016/wordml/cid" xmlns:w16="http://schemas.microsoft.com/office/word/2018/wordml" xmlns:w16du="http://schemas.microsoft.com/office/word/2023/wordml/word16du" xmlns:w16sdtdh="http://schemas.microsoft.com/office/word/2020/wordml/sdtdatahash" xmlns:w16sdtfl="http://schemas.microsoft.com/office/word/2024/wordml/sdtformatlock" xmlns:w16se="http://schemas.microsoft.com/office/word/2015/wordml/symex" xmlns:wpg="http://schemas.microsoft.com/office/word/2010/wordprocessingGroup" xmlns:wpi="http://schemas.microsoft.com/office/word/2010/wordprocessingInk" xmlns:wne="http://schemas.microsoft.com/office/word/2006/wordml" xmlns:wps="http://schemas.microsoft.com/office/word/2010/wordprocessingShape" mc:Ignorable="w14 w15 w16se w16cid w16 w16cex w16sdtdh w16sdtfl w16du wp14">
   <w:abstractNum w:abstractNumId="0" w15:restartNumberingAfterBreak="0">
     <w:nsid w:val="0123392C"/>
     <w:multiLevelType w:val="hybridMultilevel"/>
@@ -18231,7 +18196,7 @@
 </file>
 
 <file path=word/glossary/document.xml><?xml version="1.0" encoding="utf-8"?>
-<w:glossaryDocument xmlns:wpc="http://schemas.microsoft.com/office/word/2010/wordprocessingCanvas" xmlns:cx="http://schemas.microsoft.com/office/drawing/2014/chartex" xmlns:cx1="http://schemas.microsoft.com/office/drawing/2015/9/8/chartex" xmlns:cx2="http://schemas.microsoft.com/office/drawing/2015/10/21/chartex" xmlns:cx3="http://schemas.microsoft.com/office/drawing/2016/5/9/chartex" xmlns:cx4="http://schemas.microsoft.com/office/drawing/2016/5/10/chartex" xmlns:cx5="http://schemas.microsoft.com/office/drawing/2016/5/11/chartex" xmlns:cx6="http://schemas.microsoft.com/office/drawing/2016/5/12/chartex" xmlns:cx7="http://schemas.microsoft.com/office/drawing/2016/5/13/chartex" xmlns:cx8="http://schemas.microsoft.com/office/drawing/2016/5/14/chartex" xmlns:mc="http://schemas.openxmlformats.org/markup-compatibility/2006" xmlns:aink="http://schemas.microsoft.com/office/drawing/2016/ink" xmlns:am3d="http://schemas.microsoft.com/office/drawing/2017/model3d" xmlns:o="urn:schemas-microsoft-com:office:office" xmlns:oel="http://schemas.microsoft.com/office/2019/extlst" xmlns:r="http://schemas.openxmlformats.org/officeDocument/2006/relationships" xmlns:m="http://schemas.openxmlformats.org/officeDocument/2006/math" xmlns:v="urn:schemas-microsoft-com:vml" xmlns:wp14="http://schemas.microsoft.com/office/word/2010/wordprocessingDrawing" xmlns:wp="http://schemas.openxmlformats.org/drawingml/2006/wordprocessingDrawing" xmlns:w10="urn:schemas-microsoft-com:office:word" xmlns:w="http://schemas.openxmlformats.org/wordprocessingml/2006/main" xmlns:w14="http://schemas.microsoft.com/office/word/2010/wordml" xmlns:w15="http://schemas.microsoft.com/office/word/2012/wordml" xmlns:w16cei="http://schemas.microsoft.com/office/word/2026/wordml/cei" xmlns:w16cex="http://schemas.microsoft.com/office/word/2018/wordml/cex" xmlns:w16cid="http://schemas.microsoft.com/office/word/2016/wordml/cid" xmlns:w16="http://schemas.microsoft.com/office/word/2018/wordml" xmlns:w16du="http://schemas.microsoft.com/office/word/2023/wordml/word16du" xmlns:w16sdtdh="http://schemas.microsoft.com/office/word/2020/wordml/sdtdatahash" xmlns:w16sdtfl="http://schemas.microsoft.com/office/word/2024/wordml/sdtformatlock" xmlns:w16se="http://schemas.microsoft.com/office/word/2015/wordml/symex" xmlns:wpg="http://schemas.microsoft.com/office/word/2010/wordprocessingGroup" xmlns:wpi="http://schemas.microsoft.com/office/word/2010/wordprocessingInk" xmlns:wne="http://schemas.microsoft.com/office/word/2006/wordml" xmlns:wps="http://schemas.microsoft.com/office/word/2010/wordprocessingShape" mc:Ignorable="w14 w15 w16se w16cid w16 w16cex w16sdtdh w16sdtfl w16du wp14">
+<w:glossaryDocument xmlns:wpc="http://schemas.microsoft.com/office/word/2010/wordprocessingCanvas" xmlns:cx="http://schemas.microsoft.com/office/drawing/2014/chartex" xmlns:cx1="http://schemas.microsoft.com/office/drawing/2015/9/8/chartex" xmlns:cx2="http://schemas.microsoft.com/office/drawing/2015/10/21/chartex" xmlns:cx3="http://schemas.microsoft.com/office/drawing/2016/5/9/chartex" xmlns:cx4="http://schemas.microsoft.com/office/drawing/2016/5/10/chartex" xmlns:cx5="http://schemas.microsoft.com/office/drawing/2016/5/11/chartex" xmlns:cx6="http://schemas.microsoft.com/office/drawing/2016/5/12/chartex" xmlns:cx7="http://schemas.microsoft.com/office/drawing/2016/5/13/chartex" xmlns:cx8="http://schemas.microsoft.com/office/drawing/2016/5/14/chartex" xmlns:mc="http://schemas.openxmlformats.org/markup-compatibility/2006" xmlns:aink="http://schemas.microsoft.com/office/drawing/2016/ink" xmlns:am3d="http://schemas.microsoft.com/office/drawing/2017/model3d" xmlns:o="urn:schemas-microsoft-com:office:office" xmlns:oel="http://schemas.microsoft.com/office/2019/extlst" xmlns:r="http://schemas.openxmlformats.org/officeDocument/2006/relationships" xmlns:m="http://schemas.openxmlformats.org/officeDocument/2006/math" xmlns:v="urn:schemas-microsoft-com:vml" xmlns:wp14="http://schemas.microsoft.com/office/word/2010/wordprocessingDrawing" xmlns:wp="http://schemas.openxmlformats.org/drawingml/2006/wordprocessingDrawing" xmlns:w10="urn:schemas-microsoft-com:office:word" xmlns:w="http://schemas.openxmlformats.org/wordprocessingml/2006/main" xmlns:w14="http://schemas.microsoft.com/office/word/2010/wordml" xmlns:w15="http://schemas.microsoft.com/office/word/2012/wordml" xmlns:w16cex="http://schemas.microsoft.com/office/word/2018/wordml/cex" xmlns:w16cid="http://schemas.microsoft.com/office/word/2016/wordml/cid" xmlns:w16="http://schemas.microsoft.com/office/word/2018/wordml" xmlns:w16du="http://schemas.microsoft.com/office/word/2023/wordml/word16du" xmlns:w16sdtdh="http://schemas.microsoft.com/office/word/2020/wordml/sdtdatahash" xmlns:w16sdtfl="http://schemas.microsoft.com/office/word/2024/wordml/sdtformatlock" xmlns:w16se="http://schemas.microsoft.com/office/word/2015/wordml/symex" xmlns:wpg="http://schemas.microsoft.com/office/word/2010/wordprocessingGroup" xmlns:wpi="http://schemas.microsoft.com/office/word/2010/wordprocessingInk" xmlns:wne="http://schemas.microsoft.com/office/word/2006/wordml" xmlns:wps="http://schemas.microsoft.com/office/word/2010/wordprocessingShape" mc:Ignorable="w14 w15 w16se w16cid w16 w16cex w16sdtdh w16sdtfl w16du wp14">
   <w:docParts>
     <w:docPart>
       <w:docPartPr>
@@ -19817,6 +19782,7 @@
     <w:rsid w:val="00201969"/>
     <w:rsid w:val="00232877"/>
     <w:rsid w:val="002503C6"/>
+    <w:rsid w:val="00262694"/>
     <w:rsid w:val="0028098A"/>
     <w:rsid w:val="002E1079"/>
     <w:rsid w:val="00306D93"/>
@@ -19851,6 +19817,7 @@
     <w:rsid w:val="00DC5D75"/>
     <w:rsid w:val="00E050A3"/>
     <w:rsid w:val="00E36EF2"/>
+    <w:rsid w:val="00E5055F"/>
     <w:rsid w:val="00ED0C44"/>
     <w:rsid w:val="00F70C17"/>
     <w:rsid w:val="00F75022"/>
@@ -21630,6 +21597,26 @@
 </file>
 
 <file path=customXml/item1.xml><?xml version="1.0" encoding="utf-8"?>
+<?mso-contentType ?>
+<FormTemplates xmlns="http://schemas.microsoft.com/sharepoint/v3/contenttype/forms">
+  <Display>DocumentLibraryForm</Display>
+  <Edit>DocumentLibraryForm</Edit>
+  <New>DocumentLibraryForm</New>
+</FormTemplates>
+</file>
+
+<file path=customXml/item2.xml><?xml version="1.0" encoding="utf-8"?>
+<p:properties xmlns:p="http://schemas.microsoft.com/office/2006/metadata/properties" xmlns:xsi="http://www.w3.org/2001/XMLSchema-instance">
+  <documentManagement>
+    <_ip_UnifiedCompliancePolicyUIAction xmlns="http://schemas.microsoft.com/sharepoint/v3" xsi:nil="true"/>
+    <_ip_UnifiedCompliancePolicyProperties xmlns="http://schemas.microsoft.com/sharepoint/v3" xsi:nil="true"/>
+    <FechadeRevision xmlns="9a5c0921-00f4-4cff-9473-46f94f5a73c9">2023-10-26T04:00:00+00:00</FechadeRevision>
+    <PCI xmlns="9a5c0921-00f4-4cff-9473-46f94f5a73c9" xsi:nil="true"/>
+  </documentManagement>
+</p:properties>
+</file>
+
+<file path=customXml/item3.xml><?xml version="1.0" encoding="utf-8"?>
 <ct:contentTypeSchema xmlns:ct="http://schemas.microsoft.com/office/2006/metadata/contentType" xmlns:ma="http://schemas.microsoft.com/office/2006/metadata/properties/metaAttributes" ct:_="" ma:_="" ma:contentTypeName="Document" ma:contentTypeID="0x01010017A5A0C58D040648ABB3968CEEBC19EC" ma:contentTypeVersion="13" ma:contentTypeDescription="Create a new document." ma:contentTypeScope="" ma:versionID="c4648b05f840758295e1db732d961316">
   <xsd:schema xmlns:xsd="http://www.w3.org/2001/XMLSchema" xmlns:xs="http://www.w3.org/2001/XMLSchema" xmlns:p="http://schemas.microsoft.com/office/2006/metadata/properties" xmlns:ns1="http://schemas.microsoft.com/sharepoint/v3" xmlns:ns2="bd2c34bd-0add-4b7f-9cd4-1b08ac89db18" xmlns:ns3="9a5c0921-00f4-4cff-9473-46f94f5a73c9" targetNamespace="http://schemas.microsoft.com/office/2006/metadata/properties" ma:root="true" ma:fieldsID="21020492b1aa24077bb06f5d0e59adce" ns1:_="" ns2:_="" ns3:_="">
     <xsd:import namespace="http://schemas.microsoft.com/sharepoint/v3"/>
@@ -21851,31 +21838,29 @@
 </ct:contentTypeSchema>
 </file>
 
-<file path=customXml/item2.xml><?xml version="1.0" encoding="utf-8"?>
-<p:properties xmlns:p="http://schemas.microsoft.com/office/2006/metadata/properties" xmlns:xsi="http://www.w3.org/2001/XMLSchema-instance">
-  <documentManagement>
-    <_ip_UnifiedCompliancePolicyUIAction xmlns="http://schemas.microsoft.com/sharepoint/v3" xsi:nil="true"/>
-    <_ip_UnifiedCompliancePolicyProperties xmlns="http://schemas.microsoft.com/sharepoint/v3" xsi:nil="true"/>
-    <FechadeRevision xmlns="9a5c0921-00f4-4cff-9473-46f94f5a73c9">2023-10-26T04:00:00+00:00</FechadeRevision>
-    <PCI xmlns="9a5c0921-00f4-4cff-9473-46f94f5a73c9" xsi:nil="true"/>
-  </documentManagement>
-</p:properties>
-</file>
-
-<file path=customXml/item3.xml><?xml version="1.0" encoding="utf-8"?>
-<?mso-contentType ?>
-<FormTemplates xmlns="http://schemas.microsoft.com/sharepoint/v3/contenttype/forms">
-  <Display>DocumentLibraryForm</Display>
-  <Edit>DocumentLibraryForm</Edit>
-  <New>DocumentLibraryForm</New>
-</FormTemplates>
-</file>
-
 <file path=customXml/item4.xml><?xml version="1.0" encoding="utf-8"?>
 <b:Sources xmlns:b="http://schemas.openxmlformats.org/officeDocument/2006/bibliography" xmlns="http://schemas.openxmlformats.org/officeDocument/2006/bibliography" SelectedStyle="\APA.XSL" StyleName="APA"/>
 </file>
 
 <file path=customXml/itemProps1.xml><?xml version="1.0" encoding="utf-8"?>
+<ds:datastoreItem xmlns:ds="http://schemas.openxmlformats.org/officeDocument/2006/customXml" ds:itemID="{81C447E8-208E-4C07-BABE-200FEE0E795F}">
+  <ds:schemaRefs>
+    <ds:schemaRef ds:uri="http://schemas.microsoft.com/sharepoint/v3/contenttype/forms"/>
+  </ds:schemaRefs>
+</ds:datastoreItem>
+</file>
+
+<file path=customXml/itemProps2.xml><?xml version="1.0" encoding="utf-8"?>
+<ds:datastoreItem xmlns:ds="http://schemas.openxmlformats.org/officeDocument/2006/customXml" ds:itemID="{B3328DC1-DE17-4BC2-8D85-B8F608FC52BE}">
+  <ds:schemaRefs>
+    <ds:schemaRef ds:uri="http://schemas.microsoft.com/office/2006/metadata/properties"/>
+    <ds:schemaRef ds:uri="http://schemas.microsoft.com/sharepoint/v3"/>
+    <ds:schemaRef ds:uri="9a5c0921-00f4-4cff-9473-46f94f5a73c9"/>
+  </ds:schemaRefs>
+</ds:datastoreItem>
+</file>
+
+<file path=customXml/itemProps3.xml><?xml version="1.0" encoding="utf-8"?>
 <ds:datastoreItem xmlns:ds="http://schemas.openxmlformats.org/officeDocument/2006/customXml" ds:itemID="{51F20111-D926-416B-B810-FB5C909FA437}">
   <ds:schemaRefs>
     <ds:schemaRef ds:uri="http://schemas.microsoft.com/office/2006/metadata/contentType"/>
@@ -21895,24 +21880,6 @@
 </ds:datastoreItem>
 </file>
 
-<file path=customXml/itemProps2.xml><?xml version="1.0" encoding="utf-8"?>
-<ds:datastoreItem xmlns:ds="http://schemas.openxmlformats.org/officeDocument/2006/customXml" ds:itemID="{B3328DC1-DE17-4BC2-8D85-B8F608FC52BE}">
-  <ds:schemaRefs>
-    <ds:schemaRef ds:uri="http://schemas.microsoft.com/office/2006/metadata/properties"/>
-    <ds:schemaRef ds:uri="http://schemas.microsoft.com/sharepoint/v3"/>
-    <ds:schemaRef ds:uri="9a5c0921-00f4-4cff-9473-46f94f5a73c9"/>
-  </ds:schemaRefs>
-</ds:datastoreItem>
-</file>
-
-<file path=customXml/itemProps3.xml><?xml version="1.0" encoding="utf-8"?>
-<ds:datastoreItem xmlns:ds="http://schemas.openxmlformats.org/officeDocument/2006/customXml" ds:itemID="{81C447E8-208E-4C07-BABE-200FEE0E795F}">
-  <ds:schemaRefs>
-    <ds:schemaRef ds:uri="http://schemas.microsoft.com/sharepoint/v3/contenttype/forms"/>
-  </ds:schemaRefs>
-</ds:datastoreItem>
-</file>
-
 <file path=customXml/itemProps4.xml><?xml version="1.0" encoding="utf-8"?>
 <ds:datastoreItem xmlns:ds="http://schemas.openxmlformats.org/officeDocument/2006/customXml" ds:itemID="{9A461B84-420D-44FC-AD53-862C95DB537E}">
   <ds:schemaRefs>
